--- a/Procedure/Procedura_SIMATIC_Logon.docx
+++ b/Procedure/Procedura_SIMATIC_Logon.docx
@@ -325,116 +325,6 @@
             </w:pPr>
             <w:r>
               <w:t>Macchine con gestione utenti conforme 21 CFR Part 11 tramite SIMATIC Logon</w:t>
-            </w:r>
-          </w:p>
-        </w:tc>
-      </w:tr>
-      <w:tr>
-        <w:tc>
-          <w:tcPr>
-            <w:tcW w:type="dxa" w:w="4819"/>
-            <w:tcW w:w="2600" w:type="dxa"/>
-            <w:tcBorders>
-              <w:top w:val="single" w:sz="4" w:space="0" w:color="A6A6A6"/>
-              <w:left w:val="single" w:sz="4" w:space="0" w:color="A6A6A6"/>
-              <w:bottom w:val="single" w:sz="4" w:space="0" w:color="A6A6A6"/>
-              <w:right w:val="single" w:sz="4" w:space="0" w:color="A6A6A6"/>
-            </w:tcBorders>
-            <w:tcMar>
-              <w:top w:w="60" w:type="dxa"/>
-              <w:left w:w="100" w:type="dxa"/>
-              <w:bottom w:w="60" w:type="dxa"/>
-              <w:right w:w="100" w:type="dxa"/>
-            </w:tcMar>
-          </w:tcPr>
-          <w:p>
-            <w:pPr>
-              <w:spacing w:after="0"/>
-            </w:pPr>
-            <w:r>
-              <w:t>Documenti di riferimento</w:t>
-            </w:r>
-          </w:p>
-        </w:tc>
-        <w:tc>
-          <w:tcPr>
-            <w:tcW w:type="dxa" w:w="4819"/>
-            <w:tcW w:w="7038" w:type="dxa"/>
-            <w:tcBorders>
-              <w:top w:val="single" w:sz="4" w:space="0" w:color="A6A6A6"/>
-              <w:left w:val="single" w:sz="4" w:space="0" w:color="A6A6A6"/>
-              <w:bottom w:val="single" w:sz="4" w:space="0" w:color="A6A6A6"/>
-              <w:right w:val="single" w:sz="4" w:space="0" w:color="A6A6A6"/>
-            </w:tcBorders>
-            <w:tcMar>
-              <w:top w:w="60" w:type="dxa"/>
-              <w:left w:w="100" w:type="dxa"/>
-              <w:bottom w:w="60" w:type="dxa"/>
-              <w:right w:w="100" w:type="dxa"/>
-            </w:tcMar>
-          </w:tcPr>
-          <w:p>
-            <w:pPr>
-              <w:spacing w:after="0"/>
-            </w:pPr>
-            <w:r>
-              <w:t>Guida_SIMATIC_Logon.docx; CFR21_20 Guida Utili.pdf; Siemens CFR21 Guida Funzioni 1.1_ITA.pdf</w:t>
-            </w:r>
-          </w:p>
-        </w:tc>
-      </w:tr>
-      <w:tr>
-        <w:tc>
-          <w:tcPr>
-            <w:tcW w:type="dxa" w:w="4819"/>
-            <w:tcW w:w="2600" w:type="dxa"/>
-            <w:tcBorders>
-              <w:top w:val="single" w:sz="4" w:space="0" w:color="A6A6A6"/>
-              <w:left w:val="single" w:sz="4" w:space="0" w:color="A6A6A6"/>
-              <w:bottom w:val="single" w:sz="4" w:space="0" w:color="A6A6A6"/>
-              <w:right w:val="single" w:sz="4" w:space="0" w:color="A6A6A6"/>
-            </w:tcBorders>
-            <w:shd w:val="clear" w:color="auto" w:fill="F2F6FA"/>
-            <w:tcMar>
-              <w:top w:w="60" w:type="dxa"/>
-              <w:left w:w="100" w:type="dxa"/>
-              <w:bottom w:w="60" w:type="dxa"/>
-              <w:right w:w="100" w:type="dxa"/>
-            </w:tcMar>
-          </w:tcPr>
-          <w:p>
-            <w:pPr>
-              <w:spacing w:after="0"/>
-            </w:pPr>
-            <w:r>
-              <w:t>Procedure collegate</w:t>
-            </w:r>
-          </w:p>
-        </w:tc>
-        <w:tc>
-          <w:tcPr>
-            <w:tcW w:type="dxa" w:w="4819"/>
-            <w:tcW w:w="7038" w:type="dxa"/>
-            <w:tcBorders>
-              <w:top w:val="single" w:sz="4" w:space="0" w:color="A6A6A6"/>
-              <w:left w:val="single" w:sz="4" w:space="0" w:color="A6A6A6"/>
-              <w:bottom w:val="single" w:sz="4" w:space="0" w:color="A6A6A6"/>
-              <w:right w:val="single" w:sz="4" w:space="0" w:color="A6A6A6"/>
-            </w:tcBorders>
-            <w:shd w:val="clear" w:color="auto" w:fill="F2F6FA"/>
-            <w:tcMar>
-              <w:top w:w="60" w:type="dxa"/>
-              <w:left w:w="100" w:type="dxa"/>
-              <w:bottom w:w="60" w:type="dxa"/>
-              <w:right w:w="100" w:type="dxa"/>
-            </w:tcMar>
-          </w:tcPr>
-          <w:p>
-            <w:pPr>
-              <w:spacing w:after="0"/>
-            </w:pPr>
-            <w:r>
-              <w:t>Procedura 21 CFR Part 11 – Audit Trail; Procedura sincronizzazione ora NTP</w:t>
             </w:r>
           </w:p>
         </w:tc>

--- a/Procedure/Procedura_SIMATIC_Logon.docx
+++ b/Procedure/Procedura_SIMATIC_Logon.docx
@@ -34,16 +34,18 @@
     <w:p/>
     <w:tbl>
       <w:tblPr>
-        <w:tblW w:type="auto" w:w="0"/>
         <w:jc w:val="center"/>
         <w:tblLook w:firstColumn="1" w:firstRow="1" w:lastColumn="0" w:lastRow="0" w:noHBand="0" w:noVBand="1" w:val="04A0"/>
+        <w:tblW w:w="9638" w:type="dxa"/>
+        <w:tblLayout w:type="fixed"/>
       </w:tblPr>
       <w:tblGrid>
-        <w:gridCol w:w="4819"/>
-        <w:gridCol w:w="4819"/>
+        <w:gridCol w:w="2600"/>
+        <w:gridCol w:w="7038"/>
       </w:tblGrid>
       <w:tr>
         <w:trPr>
+          <w:cantSplit/>
           <w:tblHeader/>
         </w:trPr>
         <w:tc>
@@ -110,6 +112,9 @@
         </w:tc>
       </w:tr>
       <w:tr>
+        <w:trPr>
+          <w:cantSplit/>
+        </w:trPr>
         <w:tc>
           <w:tcPr>
             <w:tcW w:type="dxa" w:w="4819"/>
@@ -164,6 +169,9 @@
         </w:tc>
       </w:tr>
       <w:tr>
+        <w:trPr>
+          <w:cantSplit/>
+        </w:trPr>
         <w:tc>
           <w:tcPr>
             <w:tcW w:type="dxa" w:w="4819"/>
@@ -220,6 +228,9 @@
         </w:tc>
       </w:tr>
       <w:tr>
+        <w:trPr>
+          <w:cantSplit/>
+        </w:trPr>
         <w:tc>
           <w:tcPr>
             <w:tcW w:type="dxa" w:w="4819"/>
@@ -274,6 +285,9 @@
         </w:tc>
       </w:tr>
       <w:tr>
+        <w:trPr>
+          <w:cantSplit/>
+        </w:trPr>
         <w:tc>
           <w:tcPr>
             <w:tcW w:type="dxa" w:w="4819"/>
@@ -459,16 +473,18 @@
     </w:p>
     <w:tbl>
       <w:tblPr>
-        <w:tblW w:type="auto" w:w="0"/>
         <w:jc w:val="center"/>
         <w:tblLook w:firstColumn="1" w:firstRow="1" w:lastColumn="0" w:lastRow="0" w:noHBand="0" w:noVBand="1" w:val="04A0"/>
+        <w:tblW w:w="9638" w:type="dxa"/>
+        <w:tblLayout w:type="fixed"/>
       </w:tblPr>
       <w:tblGrid>
-        <w:gridCol w:w="4819"/>
-        <w:gridCol w:w="4819"/>
+        <w:gridCol w:w="3000"/>
+        <w:gridCol w:w="6638"/>
       </w:tblGrid>
       <w:tr>
         <w:trPr>
+          <w:cantSplit/>
           <w:tblHeader/>
         </w:trPr>
         <w:tc>
@@ -535,6 +551,9 @@
         </w:tc>
       </w:tr>
       <w:tr>
+        <w:trPr>
+          <w:cantSplit/>
+        </w:trPr>
         <w:tc>
           <w:tcPr>
             <w:tcW w:type="dxa" w:w="4819"/>
@@ -589,6 +608,9 @@
         </w:tc>
       </w:tr>
       <w:tr>
+        <w:trPr>
+          <w:cantSplit/>
+        </w:trPr>
         <w:tc>
           <w:tcPr>
             <w:tcW w:type="dxa" w:w="4819"/>
@@ -739,18 +761,20 @@
     </w:p>
     <w:tbl>
       <w:tblPr>
-        <w:tblW w:type="auto" w:w="0"/>
         <w:jc w:val="center"/>
         <w:tblLook w:firstColumn="1" w:firstRow="1" w:lastColumn="0" w:lastRow="0" w:noHBand="0" w:noVBand="1" w:val="04A0"/>
+        <w:tblW w:w="9638" w:type="dxa"/>
+        <w:tblLayout w:type="fixed"/>
       </w:tblPr>
       <w:tblGrid>
-        <w:gridCol w:w="2409"/>
-        <w:gridCol w:w="2409"/>
-        <w:gridCol w:w="2409"/>
-        <w:gridCol w:w="2409"/>
+        <w:gridCol w:w="3900"/>
+        <w:gridCol w:w="2100"/>
+        <w:gridCol w:w="1300"/>
+        <w:gridCol w:w="2338"/>
       </w:tblGrid>
       <w:tr>
         <w:trPr>
+          <w:cantSplit/>
           <w:tblHeader/>
         </w:trPr>
         <w:tc>
@@ -879,6 +903,9 @@
         </w:tc>
       </w:tr>
       <w:tr>
+        <w:trPr>
+          <w:cantSplit/>
+        </w:trPr>
         <w:tc>
           <w:tcPr>
             <w:tcW w:type="dxa" w:w="2409"/>
@@ -985,6 +1012,9 @@
         </w:tc>
       </w:tr>
       <w:tr>
+        <w:trPr>
+          <w:cantSplit/>
+        </w:trPr>
         <w:tc>
           <w:tcPr>
             <w:tcW w:type="dxa" w:w="2409"/>
@@ -1291,17 +1321,19 @@
     </w:p>
     <w:tbl>
       <w:tblPr>
-        <w:tblW w:type="auto" w:w="0"/>
         <w:jc w:val="center"/>
         <w:tblLook w:firstColumn="1" w:firstRow="1" w:lastColumn="0" w:lastRow="0" w:noHBand="0" w:noVBand="1" w:val="04A0"/>
+        <w:tblW w:w="9638" w:type="dxa"/>
+        <w:tblLayout w:type="fixed"/>
       </w:tblPr>
       <w:tblGrid>
-        <w:gridCol w:w="3213"/>
-        <w:gridCol w:w="3213"/>
-        <w:gridCol w:w="3213"/>
+        <w:gridCol w:w="3400"/>
+        <w:gridCol w:w="3800"/>
+        <w:gridCol w:w="2438"/>
       </w:tblGrid>
       <w:tr>
         <w:trPr>
+          <w:cantSplit/>
           <w:tblHeader/>
         </w:trPr>
         <w:tc>
@@ -1399,6 +1431,9 @@
         </w:tc>
       </w:tr>
       <w:tr>
+        <w:trPr>
+          <w:cantSplit/>
+        </w:trPr>
         <w:tc>
           <w:tcPr>
             <w:tcW w:type="dxa" w:w="3213"/>
@@ -1482,6 +1517,9 @@
         </w:tc>
       </w:tr>
       <w:tr>
+        <w:trPr>
+          <w:cantSplit/>
+        </w:trPr>
         <w:tc>
           <w:tcPr>
             <w:tcW w:type="dxa" w:w="3213"/>
@@ -2076,16 +2114,18 @@
     </w:p>
     <w:tbl>
       <w:tblPr>
-        <w:tblW w:type="auto" w:w="0"/>
         <w:jc w:val="center"/>
         <w:tblLook w:firstColumn="1" w:firstRow="1" w:lastColumn="0" w:lastRow="0" w:noHBand="0" w:noVBand="1" w:val="04A0"/>
+        <w:tblW w:w="9638" w:type="dxa"/>
+        <w:tblLayout w:type="fixed"/>
       </w:tblPr>
       <w:tblGrid>
-        <w:gridCol w:w="4819"/>
-        <w:gridCol w:w="4819"/>
+        <w:gridCol w:w="5600"/>
+        <w:gridCol w:w="4038"/>
       </w:tblGrid>
       <w:tr>
         <w:trPr>
+          <w:cantSplit/>
           <w:tblHeader/>
         </w:trPr>
         <w:tc>
@@ -2152,6 +2192,9 @@
         </w:tc>
       </w:tr>
       <w:tr>
+        <w:trPr>
+          <w:cantSplit/>
+        </w:trPr>
         <w:tc>
           <w:tcPr>
             <w:tcW w:type="dxa" w:w="4819"/>
@@ -2209,6 +2252,9 @@
         </w:tc>
       </w:tr>
       <w:tr>
+        <w:trPr>
+          <w:cantSplit/>
+        </w:trPr>
         <w:tc>
           <w:tcPr>
             <w:tcW w:type="dxa" w:w="4819"/>
@@ -2271,6 +2317,9 @@
         </w:tc>
       </w:tr>
       <w:tr>
+        <w:trPr>
+          <w:cantSplit/>
+        </w:trPr>
         <w:tc>
           <w:tcPr>
             <w:tcW w:type="dxa" w:w="4819"/>
@@ -2626,17 +2675,19 @@
     </w:p>
     <w:tbl>
       <w:tblPr>
-        <w:tblW w:type="auto" w:w="0"/>
         <w:jc w:val="center"/>
         <w:tblLook w:firstColumn="1" w:firstRow="1" w:lastColumn="0" w:lastRow="0" w:noHBand="0" w:noVBand="1" w:val="04A0"/>
+        <w:tblW w:w="9638" w:type="dxa"/>
+        <w:tblLayout w:type="fixed"/>
       </w:tblPr>
       <w:tblGrid>
-        <w:gridCol w:w="3213"/>
-        <w:gridCol w:w="3213"/>
-        <w:gridCol w:w="3213"/>
+        <w:gridCol w:w="2000"/>
+        <w:gridCol w:w="3200"/>
+        <w:gridCol w:w="4438"/>
       </w:tblGrid>
       <w:tr>
         <w:trPr>
+          <w:cantSplit/>
           <w:tblHeader/>
         </w:trPr>
         <w:tc>
@@ -2734,6 +2785,9 @@
         </w:tc>
       </w:tr>
       <w:tr>
+        <w:trPr>
+          <w:cantSplit/>
+        </w:trPr>
         <w:tc>
           <w:tcPr>
             <w:tcW w:type="dxa" w:w="3213"/>
@@ -2814,6 +2868,9 @@
         </w:tc>
       </w:tr>
       <w:tr>
+        <w:trPr>
+          <w:cantSplit/>
+        </w:trPr>
         <w:tc>
           <w:tcPr>
             <w:tcW w:type="dxa" w:w="3213"/>
@@ -2897,6 +2954,9 @@
         </w:tc>
       </w:tr>
       <w:tr>
+        <w:trPr>
+          <w:cantSplit/>
+        </w:trPr>
         <w:tc>
           <w:tcPr>
             <w:tcW w:type="dxa" w:w="3213"/>
@@ -2977,6 +3037,9 @@
         </w:tc>
       </w:tr>
       <w:tr>
+        <w:trPr>
+          <w:cantSplit/>
+        </w:trPr>
         <w:tc>
           <w:tcPr>
             <w:tcW w:type="dxa" w:w="3213"/>
@@ -3743,16 +3806,18 @@
     </w:p>
     <w:tbl>
       <w:tblPr>
-        <w:tblW w:type="auto" w:w="0"/>
         <w:jc w:val="center"/>
         <w:tblLook w:firstColumn="1" w:firstRow="1" w:lastColumn="0" w:lastRow="0" w:noHBand="0" w:noVBand="1" w:val="04A0"/>
+        <w:tblW w:w="9638" w:type="dxa"/>
+        <w:tblLayout w:type="fixed"/>
       </w:tblPr>
       <w:tblGrid>
-        <w:gridCol w:w="4819"/>
-        <w:gridCol w:w="4819"/>
+        <w:gridCol w:w="3800"/>
+        <w:gridCol w:w="5838"/>
       </w:tblGrid>
       <w:tr>
         <w:trPr>
+          <w:cantSplit/>
           <w:tblHeader/>
         </w:trPr>
         <w:tc>
@@ -3819,6 +3884,9 @@
         </w:tc>
       </w:tr>
       <w:tr>
+        <w:trPr>
+          <w:cantSplit/>
+        </w:trPr>
         <w:tc>
           <w:tcPr>
             <w:tcW w:type="dxa" w:w="4819"/>
@@ -3876,6 +3944,9 @@
         </w:tc>
       </w:tr>
       <w:tr>
+        <w:trPr>
+          <w:cantSplit/>
+        </w:trPr>
         <w:tc>
           <w:tcPr>
             <w:tcW w:type="dxa" w:w="4819"/>
@@ -3947,6 +4018,9 @@
         </w:tc>
       </w:tr>
       <w:tr>
+        <w:trPr>
+          <w:cantSplit/>
+        </w:trPr>
         <w:tc>
           <w:tcPr>
             <w:tcW w:type="dxa" w:w="4819"/>
@@ -4001,6 +4075,9 @@
         </w:tc>
       </w:tr>
       <w:tr>
+        <w:trPr>
+          <w:cantSplit/>
+        </w:trPr>
         <w:tc>
           <w:tcPr>
             <w:tcW w:type="dxa" w:w="4819"/>
@@ -4063,6 +4140,9 @@
         </w:tc>
       </w:tr>
       <w:tr>
+        <w:trPr>
+          <w:cantSplit/>
+        </w:trPr>
         <w:tc>
           <w:tcPr>
             <w:tcW w:type="dxa" w:w="4819"/>
@@ -4117,6 +4197,9 @@
         </w:tc>
       </w:tr>
       <w:tr>
+        <w:trPr>
+          <w:cantSplit/>
+        </w:trPr>
         <w:tc>
           <w:tcPr>
             <w:tcW w:type="dxa" w:w="4819"/>
@@ -4437,16 +4520,18 @@
     </w:p>
     <w:tbl>
       <w:tblPr>
-        <w:tblW w:type="auto" w:w="0"/>
         <w:jc w:val="center"/>
         <w:tblLook w:firstColumn="1" w:firstRow="1" w:lastColumn="0" w:lastRow="0" w:noHBand="0" w:noVBand="1" w:val="04A0"/>
+        <w:tblW w:w="9638" w:type="dxa"/>
+        <w:tblLayout w:type="fixed"/>
       </w:tblPr>
       <w:tblGrid>
-        <w:gridCol w:w="4819"/>
-        <w:gridCol w:w="4819"/>
+        <w:gridCol w:w="2800"/>
+        <w:gridCol w:w="6838"/>
       </w:tblGrid>
       <w:tr>
         <w:trPr>
+          <w:cantSplit/>
           <w:tblHeader/>
         </w:trPr>
         <w:tc>
@@ -4513,6 +4598,9 @@
         </w:tc>
       </w:tr>
       <w:tr>
+        <w:trPr>
+          <w:cantSplit/>
+        </w:trPr>
         <w:tc>
           <w:tcPr>
             <w:tcW w:type="dxa" w:w="4819"/>
@@ -4576,6 +4664,9 @@
         </w:tc>
       </w:tr>
       <w:tr>
+        <w:trPr>
+          <w:cantSplit/>
+        </w:trPr>
         <w:tc>
           <w:tcPr>
             <w:tcW w:type="dxa" w:w="4819"/>
@@ -4641,6 +4732,9 @@
         </w:tc>
       </w:tr>
       <w:tr>
+        <w:trPr>
+          <w:cantSplit/>
+        </w:trPr>
         <w:tc>
           <w:tcPr>
             <w:tcW w:type="dxa" w:w="4819"/>
@@ -4704,6 +4798,9 @@
         </w:tc>
       </w:tr>
       <w:tr>
+        <w:trPr>
+          <w:cantSplit/>
+        </w:trPr>
         <w:tc>
           <w:tcPr>
             <w:tcW w:type="dxa" w:w="4819"/>
@@ -4771,17 +4868,19 @@
     </w:p>
     <w:tbl>
       <w:tblPr>
-        <w:tblW w:type="auto" w:w="0"/>
         <w:jc w:val="center"/>
         <w:tblLook w:firstColumn="1" w:firstRow="1" w:lastColumn="0" w:lastRow="0" w:noHBand="0" w:noVBand="1" w:val="04A0"/>
+        <w:tblW w:w="9638" w:type="dxa"/>
+        <w:tblLayout w:type="fixed"/>
       </w:tblPr>
       <w:tblGrid>
-        <w:gridCol w:w="3213"/>
-        <w:gridCol w:w="3213"/>
-        <w:gridCol w:w="3213"/>
+        <w:gridCol w:w="2600"/>
+        <w:gridCol w:w="3400"/>
+        <w:gridCol w:w="3638"/>
       </w:tblGrid>
       <w:tr>
         <w:trPr>
+          <w:cantSplit/>
           <w:tblHeader/>
         </w:trPr>
         <w:tc>
@@ -4879,6 +4978,9 @@
         </w:tc>
       </w:tr>
       <w:tr>
+        <w:trPr>
+          <w:cantSplit/>
+        </w:trPr>
         <w:tc>
           <w:tcPr>
             <w:tcW w:type="dxa" w:w="3213"/>
@@ -4959,6 +5061,9 @@
         </w:tc>
       </w:tr>
       <w:tr>
+        <w:trPr>
+          <w:cantSplit/>
+        </w:trPr>
         <w:tc>
           <w:tcPr>
             <w:tcW w:type="dxa" w:w="3213"/>
@@ -5042,6 +5147,9 @@
         </w:tc>
       </w:tr>
       <w:tr>
+        <w:trPr>
+          <w:cantSplit/>
+        </w:trPr>
         <w:tc>
           <w:tcPr>
             <w:tcW w:type="dxa" w:w="3213"/>
@@ -5131,6 +5239,9 @@
         </w:tc>
       </w:tr>
       <w:tr>
+        <w:trPr>
+          <w:cantSplit/>
+        </w:trPr>
         <w:tc>
           <w:tcPr>
             <w:tcW w:type="dxa" w:w="3213"/>
@@ -5214,6 +5325,9 @@
         </w:tc>
       </w:tr>
       <w:tr>
+        <w:trPr>
+          <w:cantSplit/>
+        </w:trPr>
         <w:tc>
           <w:tcPr>
             <w:tcW w:type="dxa" w:w="3213"/>
@@ -5303,6 +5417,9 @@
         </w:tc>
       </w:tr>
       <w:tr>
+        <w:trPr>
+          <w:cantSplit/>
+        </w:trPr>
         <w:tc>
           <w:tcPr>
             <w:tcW w:type="dxa" w:w="3213"/>
@@ -5535,16 +5652,18 @@
     </w:p>
     <w:tbl>
       <w:tblPr>
-        <w:tblW w:type="auto" w:w="0"/>
         <w:jc w:val="center"/>
         <w:tblLook w:firstColumn="1" w:firstRow="1" w:lastColumn="0" w:lastRow="0" w:noHBand="0" w:noVBand="1" w:val="04A0"/>
+        <w:tblW w:w="9638" w:type="dxa"/>
+        <w:tblLayout w:type="fixed"/>
       </w:tblPr>
       <w:tblGrid>
-        <w:gridCol w:w="4819"/>
-        <w:gridCol w:w="4819"/>
+        <w:gridCol w:w="3400"/>
+        <w:gridCol w:w="6238"/>
       </w:tblGrid>
       <w:tr>
         <w:trPr>
+          <w:cantSplit/>
           <w:tblHeader/>
         </w:trPr>
         <w:tc>
@@ -5611,6 +5730,9 @@
         </w:tc>
       </w:tr>
       <w:tr>
+        <w:trPr>
+          <w:cantSplit/>
+        </w:trPr>
         <w:tc>
           <w:tcPr>
             <w:tcW w:type="dxa" w:w="4819"/>
@@ -5665,6 +5787,9 @@
         </w:tc>
       </w:tr>
       <w:tr>
+        <w:trPr>
+          <w:cantSplit/>
+        </w:trPr>
         <w:tc>
           <w:tcPr>
             <w:tcW w:type="dxa" w:w="4819"/>
@@ -5721,6 +5846,9 @@
         </w:tc>
       </w:tr>
       <w:tr>
+        <w:trPr>
+          <w:cantSplit/>
+        </w:trPr>
         <w:tc>
           <w:tcPr>
             <w:tcW w:type="dxa" w:w="4819"/>
@@ -5784,6 +5912,9 @@
         </w:tc>
       </w:tr>
       <w:tr>
+        <w:trPr>
+          <w:cantSplit/>
+        </w:trPr>
         <w:tc>
           <w:tcPr>
             <w:tcW w:type="dxa" w:w="4819"/>
@@ -5840,6 +5971,9 @@
         </w:tc>
       </w:tr>
       <w:tr>
+        <w:trPr>
+          <w:cantSplit/>
+        </w:trPr>
         <w:tc>
           <w:tcPr>
             <w:tcW w:type="dxa" w:w="4819"/>
@@ -5894,6 +6028,9 @@
         </w:tc>
       </w:tr>
       <w:tr>
+        <w:trPr>
+          <w:cantSplit/>
+        </w:trPr>
         <w:tc>
           <w:tcPr>
             <w:tcW w:type="dxa" w:w="4819"/>

--- a/Procedure/Procedura_SIMATIC_Logon.docx
+++ b/Procedure/Procedura_SIMATIC_Logon.docx
@@ -671,6 +671,7 @@
     <w:p>
       <w:pPr>
         <w:keepNext/>
+        <w:spacing w:before="240"/>
         <w:jc w:val="center"/>
       </w:pPr>
       <w:r>
@@ -1610,6 +1611,7 @@
     <w:p>
       <w:pPr>
         <w:keepNext/>
+        <w:spacing w:before="240"/>
         <w:jc w:val="center"/>
       </w:pPr>
       <w:r>
@@ -1823,6 +1825,7 @@
     <w:p>
       <w:pPr>
         <w:keepNext/>
+        <w:spacing w:before="240"/>
         <w:jc w:val="center"/>
       </w:pPr>
       <w:r>
@@ -1877,6 +1880,7 @@
     <w:p>
       <w:pPr>
         <w:keepNext/>
+        <w:spacing w:before="240"/>
         <w:jc w:val="center"/>
       </w:pPr>
       <w:r>
@@ -2061,6 +2065,7 @@
     <w:p>
       <w:pPr>
         <w:keepNext/>
+        <w:spacing w:before="240"/>
         <w:jc w:val="center"/>
       </w:pPr>
       <w:r>
@@ -2378,6 +2383,7 @@
     <w:p>
       <w:pPr>
         <w:keepNext/>
+        <w:spacing w:before="240"/>
         <w:jc w:val="center"/>
       </w:pPr>
       <w:r>
@@ -2508,6 +2514,7 @@
     <w:p>
       <w:pPr>
         <w:keepNext/>
+        <w:spacing w:before="240"/>
         <w:jc w:val="center"/>
       </w:pPr>
       <w:r>
@@ -3127,6 +3134,7 @@
     <w:p>
       <w:pPr>
         <w:keepNext/>
+        <w:spacing w:before="240"/>
         <w:jc w:val="center"/>
       </w:pPr>
       <w:r>
@@ -3303,6 +3311,7 @@
     <w:p>
       <w:pPr>
         <w:keepNext/>
+        <w:spacing w:before="240"/>
         <w:jc w:val="center"/>
       </w:pPr>
       <w:r>
@@ -3357,6 +3366,7 @@
     <w:p>
       <w:pPr>
         <w:keepNext/>
+        <w:spacing w:before="240"/>
         <w:jc w:val="center"/>
       </w:pPr>
       <w:r>
@@ -3556,6 +3566,7 @@
     <w:p>
       <w:pPr>
         <w:keepNext/>
+        <w:spacing w:before="240"/>
         <w:jc w:val="center"/>
       </w:pPr>
       <w:r>
@@ -3610,6 +3621,7 @@
     <w:p>
       <w:pPr>
         <w:keepNext/>
+        <w:spacing w:before="240"/>
         <w:jc w:val="center"/>
       </w:pPr>
       <w:r>
@@ -3686,6 +3698,7 @@
     <w:p>
       <w:pPr>
         <w:keepNext/>
+        <w:spacing w:before="240"/>
         <w:jc w:val="center"/>
       </w:pPr>
       <w:r>
@@ -4260,6 +4273,7 @@
     <w:p>
       <w:pPr>
         <w:keepNext/>
+        <w:spacing w:before="240"/>
         <w:jc w:val="center"/>
       </w:pPr>
       <w:r>
@@ -4345,6 +4359,7 @@
     <w:p>
       <w:pPr>
         <w:keepNext/>
+        <w:spacing w:before="240"/>
         <w:jc w:val="center"/>
       </w:pPr>
       <w:r>
@@ -4430,6 +4445,7 @@
     <w:p>
       <w:pPr>
         <w:keepNext/>
+        <w:spacing w:before="240"/>
         <w:jc w:val="center"/>
       </w:pPr>
       <w:r>

--- a/Procedure/Procedura_SIMATIC_Logon.docx
+++ b/Procedure/Procedura_SIMATIC_Logon.docx
@@ -28,29 +28,43 @@
           <w:color w:val="404040"/>
           <w:sz w:val="26"/>
         </w:rPr>
-        <w:t>Gestione utenti centralizzata per pannelli HMI e Panel PC (WinCC / TIA Portal): configurazione lato PC/server e lato pannello, collaudo e messa in servizio</w:t>
+        <w:t>Gestione utenti centralizzata per pannelli HMI e Panel PC (</w:t>
+      </w:r>
+      <w:proofErr w:type="spellStart"/>
+      <w:r>
+        <w:rPr>
+          <w:color w:val="404040"/>
+          <w:sz w:val="26"/>
+        </w:rPr>
+        <w:t>WinCC</w:t>
+      </w:r>
+      <w:proofErr w:type="spellEnd"/>
+      <w:r>
+        <w:rPr>
+          <w:color w:val="404040"/>
+          <w:sz w:val="26"/>
+        </w:rPr>
+        <w:t xml:space="preserve"> / TIA Portal): configurazione lato PC/server e lato pannello, collaudo e messa in servizio</w:t>
       </w:r>
     </w:p>
     <w:p/>
     <w:tbl>
       <w:tblPr>
+        <w:tblW w:w="0" w:type="auto"/>
         <w:jc w:val="center"/>
-        <w:tblLook w:firstColumn="1" w:firstRow="1" w:lastColumn="0" w:lastRow="0" w:noHBand="0" w:noVBand="1" w:val="04A0"/>
-        <w:tblW w:w="9638" w:type="dxa"/>
-        <w:tblLayout w:type="fixed"/>
+        <w:tblLook w:val="04A0" w:firstRow="1" w:lastRow="0" w:firstColumn="1" w:lastColumn="0" w:noHBand="0" w:noVBand="1"/>
       </w:tblPr>
       <w:tblGrid>
-        <w:gridCol w:w="2600"/>
-        <w:gridCol w:w="7038"/>
+        <w:gridCol w:w="2598"/>
+        <w:gridCol w:w="7030"/>
       </w:tblGrid>
       <w:tr>
         <w:trPr>
-          <w:cantSplit/>
           <w:tblHeader/>
+          <w:jc w:val="center"/>
         </w:trPr>
         <w:tc>
           <w:tcPr>
-            <w:tcW w:type="dxa" w:w="4819"/>
             <w:tcW w:w="2600" w:type="dxa"/>
             <w:tcBorders>
               <w:top w:val="single" w:sz="4" w:space="0" w:color="A6A6A6"/>
@@ -67,9 +81,6 @@
             </w:tcMar>
           </w:tcPr>
           <w:p>
-            <w:pPr>
-              <w:spacing w:after="0"/>
-            </w:pPr>
             <w:r>
               <w:rPr>
                 <w:b/>
@@ -81,7 +92,6 @@
         </w:tc>
         <w:tc>
           <w:tcPr>
-            <w:tcW w:type="dxa" w:w="4819"/>
             <w:tcW w:w="7038" w:type="dxa"/>
             <w:tcBorders>
               <w:top w:val="single" w:sz="4" w:space="0" w:color="A6A6A6"/>
@@ -98,9 +108,6 @@
             </w:tcMar>
           </w:tcPr>
           <w:p>
-            <w:pPr>
-              <w:spacing w:after="0"/>
-            </w:pPr>
             <w:r>
               <w:rPr>
                 <w:b/>
@@ -113,11 +120,10 @@
       </w:tr>
       <w:tr>
         <w:trPr>
-          <w:cantSplit/>
+          <w:jc w:val="center"/>
         </w:trPr>
         <w:tc>
           <w:tcPr>
-            <w:tcW w:type="dxa" w:w="4819"/>
             <w:tcW w:w="2600" w:type="dxa"/>
             <w:tcBorders>
               <w:top w:val="single" w:sz="4" w:space="0" w:color="A6A6A6"/>
@@ -133,9 +139,6 @@
             </w:tcMar>
           </w:tcPr>
           <w:p>
-            <w:pPr>
-              <w:spacing w:after="0"/>
-            </w:pPr>
             <w:r>
               <w:t>Autore</w:t>
             </w:r>
@@ -143,7 +146,6 @@
         </w:tc>
         <w:tc>
           <w:tcPr>
-            <w:tcW w:type="dxa" w:w="4819"/>
             <w:tcW w:w="7038" w:type="dxa"/>
             <w:tcBorders>
               <w:top w:val="single" w:sz="4" w:space="0" w:color="A6A6A6"/>
@@ -159,9 +161,6 @@
             </w:tcMar>
           </w:tcPr>
           <w:p>
-            <w:pPr>
-              <w:spacing w:after="0"/>
-            </w:pPr>
             <w:r>
               <w:t>Mattia Boselli</w:t>
             </w:r>
@@ -170,11 +169,10 @@
       </w:tr>
       <w:tr>
         <w:trPr>
-          <w:cantSplit/>
+          <w:jc w:val="center"/>
         </w:trPr>
         <w:tc>
           <w:tcPr>
-            <w:tcW w:type="dxa" w:w="4819"/>
             <w:tcW w:w="2600" w:type="dxa"/>
             <w:tcBorders>
               <w:top w:val="single" w:sz="4" w:space="0" w:color="A6A6A6"/>
@@ -191,9 +189,6 @@
             </w:tcMar>
           </w:tcPr>
           <w:p>
-            <w:pPr>
-              <w:spacing w:after="0"/>
-            </w:pPr>
             <w:r>
               <w:t>Versione</w:t>
             </w:r>
@@ -201,7 +196,6 @@
         </w:tc>
         <w:tc>
           <w:tcPr>
-            <w:tcW w:type="dxa" w:w="4819"/>
             <w:tcW w:w="7038" w:type="dxa"/>
             <w:tcBorders>
               <w:top w:val="single" w:sz="4" w:space="0" w:color="A6A6A6"/>
@@ -218,9 +212,6 @@
             </w:tcMar>
           </w:tcPr>
           <w:p>
-            <w:pPr>
-              <w:spacing w:after="0"/>
-            </w:pPr>
             <w:r>
               <w:t>1.0</w:t>
             </w:r>
@@ -229,11 +220,10 @@
       </w:tr>
       <w:tr>
         <w:trPr>
-          <w:cantSplit/>
+          <w:jc w:val="center"/>
         </w:trPr>
         <w:tc>
           <w:tcPr>
-            <w:tcW w:type="dxa" w:w="4819"/>
             <w:tcW w:w="2600" w:type="dxa"/>
             <w:tcBorders>
               <w:top w:val="single" w:sz="4" w:space="0" w:color="A6A6A6"/>
@@ -249,9 +239,6 @@
             </w:tcMar>
           </w:tcPr>
           <w:p>
-            <w:pPr>
-              <w:spacing w:after="0"/>
-            </w:pPr>
             <w:r>
               <w:t>Data</w:t>
             </w:r>
@@ -259,7 +246,6 @@
         </w:tc>
         <w:tc>
           <w:tcPr>
-            <w:tcW w:type="dxa" w:w="4819"/>
             <w:tcW w:w="7038" w:type="dxa"/>
             <w:tcBorders>
               <w:top w:val="single" w:sz="4" w:space="0" w:color="A6A6A6"/>
@@ -275,9 +261,6 @@
             </w:tcMar>
           </w:tcPr>
           <w:p>
-            <w:pPr>
-              <w:spacing w:after="0"/>
-            </w:pPr>
             <w:r>
               <w:t>15/10/2026</w:t>
             </w:r>
@@ -286,11 +269,10 @@
       </w:tr>
       <w:tr>
         <w:trPr>
-          <w:cantSplit/>
+          <w:jc w:val="center"/>
         </w:trPr>
         <w:tc>
           <w:tcPr>
-            <w:tcW w:type="dxa" w:w="4819"/>
             <w:tcW w:w="2600" w:type="dxa"/>
             <w:tcBorders>
               <w:top w:val="single" w:sz="4" w:space="0" w:color="A6A6A6"/>
@@ -307,9 +289,6 @@
             </w:tcMar>
           </w:tcPr>
           <w:p>
-            <w:pPr>
-              <w:spacing w:after="0"/>
-            </w:pPr>
             <w:r>
               <w:t>Ambito</w:t>
             </w:r>
@@ -317,7 +296,6 @@
         </w:tc>
         <w:tc>
           <w:tcPr>
-            <w:tcW w:type="dxa" w:w="4819"/>
             <w:tcW w:w="7038" w:type="dxa"/>
             <w:tcBorders>
               <w:top w:val="single" w:sz="4" w:space="0" w:color="A6A6A6"/>
@@ -334,9 +312,6 @@
             </w:tcMar>
           </w:tcPr>
           <w:p>
-            <w:pPr>
-              <w:spacing w:after="0"/>
-            </w:pPr>
             <w:r>
               <w:t>Macchine con gestione utenti conforme 21 CFR Part 11 tramite SIMATIC Logon</w:t>
             </w:r>
@@ -423,7 +398,15 @@
         <w:t>Panel PC</w:t>
       </w:r>
       <w:r>
-        <w:t xml:space="preserve"> (WinCC Runtime Advanced su PC).</w:t>
+        <w:t xml:space="preserve"> (</w:t>
+      </w:r>
+      <w:proofErr w:type="spellStart"/>
+      <w:r>
+        <w:t>WinCC</w:t>
+      </w:r>
+      <w:proofErr w:type="spellEnd"/>
+      <w:r>
+        <w:t xml:space="preserve"> Runtime Advanced su PC).</w:t>
       </w:r>
     </w:p>
     <w:p>
@@ -435,26 +418,34 @@
       </w:r>
     </w:p>
     <w:p>
-      <w:r>
-        <w:t xml:space="preserve">Quando l'operatore effettua il login sul pannello, nome utente e password vengono inviati al server SIMATIC Logon, che li verifica sugli account Windows (locali o di dominio). Il pannello assegna poi i diritti in base al </w:t>
+      <w:pPr>
+        <w:spacing w:after="120"/>
+      </w:pPr>
+      <w:r>
+        <w:t xml:space="preserve">Con SIMATIC Logon attivo, quando un operatore effettua il login sul pannello, nome utente e password vengono verificati dal server SIMATIC Logon, che utilizza gli account Windows locali (o di dominio) del server. Il pannello assegna poi i diritti in base al </w:t>
       </w:r>
       <w:r>
         <w:rPr>
           <w:b/>
+          <w:bCs/>
         </w:rPr>
         <w:t>gruppo Windows</w:t>
       </w:r>
       <w:r>
-        <w:t xml:space="preserve"> di appartenenza dell'utente.</w:t>
-      </w:r>
-    </w:p>
-    <w:p>
-      <w:r>
-        <w:t xml:space="preserve">Il collegamento tra server e pannello avviene quindi </w:t>
+        <w:t xml:space="preserve"> di cui l’utente fa parte.</w:t>
+      </w:r>
+    </w:p>
+    <w:p>
+      <w:pPr>
+        <w:spacing w:after="120"/>
+      </w:pPr>
+      <w:r>
+        <w:t xml:space="preserve">Per questo motivo il collegamento tra server e pannello avviene </w:t>
       </w:r>
       <w:r>
         <w:rPr>
           <w:b/>
+          <w:bCs/>
         </w:rPr>
         <w:t>per nome di gruppo</w:t>
       </w:r>
@@ -464,6 +455,7 @@
       <w:r>
         <w:rPr>
           <w:b/>
+          <w:bCs/>
         </w:rPr>
         <w:t>lo stesso identico nome</w:t>
       </w:r>
@@ -473,23 +465,21 @@
     </w:p>
     <w:tbl>
       <w:tblPr>
+        <w:tblW w:w="0" w:type="auto"/>
         <w:jc w:val="center"/>
-        <w:tblLook w:firstColumn="1" w:firstRow="1" w:lastColumn="0" w:lastRow="0" w:noHBand="0" w:noVBand="1" w:val="04A0"/>
-        <w:tblW w:w="9638" w:type="dxa"/>
-        <w:tblLayout w:type="fixed"/>
+        <w:tblLook w:val="04A0" w:firstRow="1" w:lastRow="0" w:firstColumn="1" w:lastColumn="0" w:noHBand="0" w:noVBand="1"/>
       </w:tblPr>
       <w:tblGrid>
-        <w:gridCol w:w="3000"/>
-        <w:gridCol w:w="6638"/>
+        <w:gridCol w:w="2997"/>
+        <w:gridCol w:w="6631"/>
       </w:tblGrid>
       <w:tr>
         <w:trPr>
-          <w:cantSplit/>
           <w:tblHeader/>
+          <w:jc w:val="center"/>
         </w:trPr>
         <w:tc>
           <w:tcPr>
-            <w:tcW w:type="dxa" w:w="4819"/>
             <w:tcW w:w="3000" w:type="dxa"/>
             <w:tcBorders>
               <w:top w:val="single" w:sz="4" w:space="0" w:color="A6A6A6"/>
@@ -506,9 +496,6 @@
             </w:tcMar>
           </w:tcPr>
           <w:p>
-            <w:pPr>
-              <w:spacing w:after="0"/>
-            </w:pPr>
             <w:r>
               <w:rPr>
                 <w:b/>
@@ -520,7 +507,6 @@
         </w:tc>
         <w:tc>
           <w:tcPr>
-            <w:tcW w:type="dxa" w:w="4819"/>
             <w:tcW w:w="6638" w:type="dxa"/>
             <w:tcBorders>
               <w:top w:val="single" w:sz="4" w:space="0" w:color="A6A6A6"/>
@@ -537,9 +523,6 @@
             </w:tcMar>
           </w:tcPr>
           <w:p>
-            <w:pPr>
-              <w:spacing w:after="0"/>
-            </w:pPr>
             <w:r>
               <w:rPr>
                 <w:b/>
@@ -552,11 +535,10 @@
       </w:tr>
       <w:tr>
         <w:trPr>
-          <w:cantSplit/>
+          <w:jc w:val="center"/>
         </w:trPr>
         <w:tc>
           <w:tcPr>
-            <w:tcW w:type="dxa" w:w="4819"/>
             <w:tcW w:w="3000" w:type="dxa"/>
             <w:tcBorders>
               <w:top w:val="single" w:sz="4" w:space="0" w:color="A6A6A6"/>
@@ -572,9 +554,6 @@
             </w:tcMar>
           </w:tcPr>
           <w:p>
-            <w:pPr>
-              <w:spacing w:after="0"/>
-            </w:pPr>
             <w:r>
               <w:t>PC / Server (Windows)</w:t>
             </w:r>
@@ -582,7 +561,6 @@
         </w:tc>
         <w:tc>
           <w:tcPr>
-            <w:tcW w:type="dxa" w:w="4819"/>
             <w:tcW w:w="6638" w:type="dxa"/>
             <w:tcBorders>
               <w:top w:val="single" w:sz="4" w:space="0" w:color="A6A6A6"/>
@@ -598,9 +576,6 @@
             </w:tcMar>
           </w:tcPr>
           <w:p>
-            <w:pPr>
-              <w:spacing w:after="0"/>
-            </w:pPr>
             <w:r>
               <w:t>Software SIMATIC Logon, licenze, criteri password e blocco account, gruppi e utenti Windows, disconnessione automatica.</w:t>
             </w:r>
@@ -609,11 +584,10 @@
       </w:tr>
       <w:tr>
         <w:trPr>
-          <w:cantSplit/>
+          <w:jc w:val="center"/>
         </w:trPr>
         <w:tc>
           <w:tcPr>
-            <w:tcW w:type="dxa" w:w="4819"/>
             <w:tcW w:w="3000" w:type="dxa"/>
             <w:tcBorders>
               <w:top w:val="single" w:sz="4" w:space="0" w:color="A6A6A6"/>
@@ -630,9 +604,6 @@
             </w:tcMar>
           </w:tcPr>
           <w:p>
-            <w:pPr>
-              <w:spacing w:after="0"/>
-            </w:pPr>
             <w:r>
               <w:t>Pannello / Panel PC (progetto HMI)</w:t>
             </w:r>
@@ -640,7 +611,6 @@
         </w:tc>
         <w:tc>
           <w:tcPr>
-            <w:tcW w:type="dxa" w:w="4819"/>
             <w:tcW w:w="6638" w:type="dxa"/>
             <w:tcBorders>
               <w:top w:val="single" w:sz="4" w:space="0" w:color="A6A6A6"/>
@@ -657,9 +627,6 @@
             </w:tcMar>
           </w:tcPr>
           <w:p>
-            <w:pPr>
-              <w:spacing w:after="0"/>
-            </w:pPr>
             <w:r>
               <w:t>Attivazione SIMATIC Logon, indirizzo del server, gruppi con autorizzazioni, tempo di scollegamento dell'utente locale n. 1.</w:t>
             </w:r>
@@ -671,1176 +638,26 @@
     <w:p>
       <w:pPr>
         <w:keepNext/>
-        <w:spacing w:before="240"/>
         <w:jc w:val="center"/>
       </w:pPr>
       <w:r>
+        <w:rPr>
+          <w:noProof/>
+        </w:rPr>
+        <w:lastRenderedPageBreak/>
         <w:drawing>
-          <wp:inline xmlns:a="http://schemas.openxmlformats.org/drawingml/2006/main" xmlns:pic="http://schemas.openxmlformats.org/drawingml/2006/picture">
+          <wp:inline distT="0" distB="0" distL="0" distR="0" wp14:anchorId="02A3B4D7" wp14:editId="5D5D423E">
             <wp:extent cx="5580000" cy="3959406"/>
+            <wp:effectExtent l="0" t="0" r="0" b="0"/>
             <wp:docPr id="1" name="Picture 1"/>
             <wp:cNvGraphicFramePr>
-              <a:graphicFrameLocks noChangeAspect="1"/>
+              <a:graphicFrameLocks xmlns:a="http://schemas.openxmlformats.org/drawingml/2006/main" noChangeAspect="1"/>
             </wp:cNvGraphicFramePr>
-            <a:graphic>
+            <a:graphic xmlns:a="http://schemas.openxmlformats.org/drawingml/2006/main">
               <a:graphicData uri="http://schemas.openxmlformats.org/drawingml/2006/picture">
-                <pic:pic>
+                <pic:pic xmlns:pic="http://schemas.openxmlformats.org/drawingml/2006/picture">
                   <pic:nvPicPr>
                     <pic:cNvPr id="0" name="u-050-143.png"/>
-                    <pic:cNvPicPr/>
-                  </pic:nvPicPr>
-                  <pic:blipFill>
-                    <a:blip r:embed="rId22"/>
-                    <a:stretch>
-                      <a:fillRect/>
-                    </a:stretch>
-                  </pic:blipFill>
-                  <pic:spPr>
-                    <a:xfrm>
-                      <a:off x="0" y="0"/>
-                      <a:ext cx="5580000" cy="3959406"/>
-                    </a:xfrm>
-                    <a:prstGeom prst="rect"/>
-                  </pic:spPr>
-                </pic:pic>
-              </a:graphicData>
-            </a:graphic>
-          </wp:inline>
-        </w:drawing>
-      </w:r>
-    </w:p>
-    <w:p>
-      <w:pPr>
-        <w:spacing w:after="200"/>
-        <w:jc w:val="center"/>
-      </w:pPr>
-      <w:r>
-        <w:rPr>
-          <w:i/>
-          <w:color w:val="595959"/>
-          <w:sz w:val="18"/>
-        </w:rPr>
-        <w:t>Figura 1 – Architettura di rete: server SIMATIC Logon / Audit Trail sulla rete del cliente</w:t>
-      </w:r>
-    </w:p>
-    <w:p>
-      <w:pPr>
-        <w:pBdr>
-          <w:left w:val="single" w:sz="24" w:space="8" w:color="1F4E79"/>
-        </w:pBdr>
-        <w:shd w:val="clear" w:color="auto" w:fill="EAF1F8"/>
-        <w:spacing w:before="120" w:after="200"/>
-        <w:ind w:left="200" w:right="200"/>
-      </w:pPr>
-      <w:r>
-        <w:rPr>
-          <w:b/>
-          <w:color w:val="1F4E79"/>
-        </w:rPr>
-        <w:t xml:space="preserve">NOTA  </w:t>
-      </w:r>
-      <w:r>
-        <w:t xml:space="preserve">La gestione centralizzata richiede </w:t>
-      </w:r>
-      <w:r>
-        <w:rPr>
-          <w:b/>
-        </w:rPr>
-        <w:t>obbligatoriamente</w:t>
-      </w:r>
-      <w:r>
-        <w:t xml:space="preserve"> che l'HMI sia collegato alla rete aziendale. Lo stesso collegamento viene usato anche per prelevare i file di Audit Trail.</w:t>
-      </w:r>
-    </w:p>
-    <w:p>
-      <w:pPr>
-        <w:pStyle w:val="Titolo1"/>
-      </w:pPr>
-      <w:r>
-        <w:t>3. Licenze e software</w:t>
-      </w:r>
-    </w:p>
-    <w:tbl>
-      <w:tblPr>
-        <w:jc w:val="center"/>
-        <w:tblLook w:firstColumn="1" w:firstRow="1" w:lastColumn="0" w:lastRow="0" w:noHBand="0" w:noVBand="1" w:val="04A0"/>
-        <w:tblW w:w="9638" w:type="dxa"/>
-        <w:tblLayout w:type="fixed"/>
-      </w:tblPr>
-      <w:tblGrid>
-        <w:gridCol w:w="3900"/>
-        <w:gridCol w:w="2100"/>
-        <w:gridCol w:w="1300"/>
-        <w:gridCol w:w="2338"/>
-      </w:tblGrid>
-      <w:tr>
-        <w:trPr>
-          <w:cantSplit/>
-          <w:tblHeader/>
-        </w:trPr>
-        <w:tc>
-          <w:tcPr>
-            <w:tcW w:type="dxa" w:w="2409"/>
-            <w:tcW w:w="3900" w:type="dxa"/>
-            <w:tcBorders>
-              <w:top w:val="single" w:sz="4" w:space="0" w:color="A6A6A6"/>
-              <w:left w:val="single" w:sz="4" w:space="0" w:color="A6A6A6"/>
-              <w:bottom w:val="single" w:sz="4" w:space="0" w:color="A6A6A6"/>
-              <w:right w:val="single" w:sz="4" w:space="0" w:color="A6A6A6"/>
-            </w:tcBorders>
-            <w:shd w:val="clear" w:color="auto" w:fill="1F4E79"/>
-            <w:tcMar>
-              <w:top w:w="60" w:type="dxa"/>
-              <w:left w:w="100" w:type="dxa"/>
-              <w:bottom w:w="60" w:type="dxa"/>
-              <w:right w:w="100" w:type="dxa"/>
-            </w:tcMar>
-          </w:tcPr>
-          <w:p>
-            <w:pPr>
-              <w:spacing w:after="0"/>
-            </w:pPr>
-            <w:r>
-              <w:rPr>
-                <w:b/>
-                <w:color w:val="FFFFFF"/>
-              </w:rPr>
-              <w:t>Descrizione</w:t>
-            </w:r>
-          </w:p>
-        </w:tc>
-        <w:tc>
-          <w:tcPr>
-            <w:tcW w:type="dxa" w:w="2409"/>
-            <w:tcW w:w="2100" w:type="dxa"/>
-            <w:tcBorders>
-              <w:top w:val="single" w:sz="4" w:space="0" w:color="A6A6A6"/>
-              <w:left w:val="single" w:sz="4" w:space="0" w:color="A6A6A6"/>
-              <w:bottom w:val="single" w:sz="4" w:space="0" w:color="A6A6A6"/>
-              <w:right w:val="single" w:sz="4" w:space="0" w:color="A6A6A6"/>
-            </w:tcBorders>
-            <w:shd w:val="clear" w:color="auto" w:fill="1F4E79"/>
-            <w:tcMar>
-              <w:top w:w="60" w:type="dxa"/>
-              <w:left w:w="100" w:type="dxa"/>
-              <w:bottom w:w="60" w:type="dxa"/>
-              <w:right w:w="100" w:type="dxa"/>
-            </w:tcMar>
-          </w:tcPr>
-          <w:p>
-            <w:pPr>
-              <w:spacing w:after="0"/>
-            </w:pPr>
-            <w:r>
-              <w:rPr>
-                <w:b/>
-                <w:color w:val="FFFFFF"/>
-              </w:rPr>
-              <w:t>Codice Siemens</w:t>
-            </w:r>
-          </w:p>
-        </w:tc>
-        <w:tc>
-          <w:tcPr>
-            <w:tcW w:type="dxa" w:w="2409"/>
-            <w:tcW w:w="1300" w:type="dxa"/>
-            <w:tcBorders>
-              <w:top w:val="single" w:sz="4" w:space="0" w:color="A6A6A6"/>
-              <w:left w:val="single" w:sz="4" w:space="0" w:color="A6A6A6"/>
-              <w:bottom w:val="single" w:sz="4" w:space="0" w:color="A6A6A6"/>
-              <w:right w:val="single" w:sz="4" w:space="0" w:color="A6A6A6"/>
-            </w:tcBorders>
-            <w:shd w:val="clear" w:color="auto" w:fill="1F4E79"/>
-            <w:tcMar>
-              <w:top w:w="60" w:type="dxa"/>
-              <w:left w:w="100" w:type="dxa"/>
-              <w:bottom w:w="60" w:type="dxa"/>
-              <w:right w:w="100" w:type="dxa"/>
-            </w:tcMar>
-          </w:tcPr>
-          <w:p>
-            <w:pPr>
-              <w:spacing w:after="0"/>
-            </w:pPr>
-            <w:r>
-              <w:rPr>
-                <w:b/>
-                <w:color w:val="FFFFFF"/>
-              </w:rPr>
-              <w:t>Codice IMA</w:t>
-            </w:r>
-          </w:p>
-        </w:tc>
-        <w:tc>
-          <w:tcPr>
-            <w:tcW w:type="dxa" w:w="2409"/>
-            <w:tcW w:w="2338" w:type="dxa"/>
-            <w:tcBorders>
-              <w:top w:val="single" w:sz="4" w:space="0" w:color="A6A6A6"/>
-              <w:left w:val="single" w:sz="4" w:space="0" w:color="A6A6A6"/>
-              <w:bottom w:val="single" w:sz="4" w:space="0" w:color="A6A6A6"/>
-              <w:right w:val="single" w:sz="4" w:space="0" w:color="A6A6A6"/>
-            </w:tcBorders>
-            <w:shd w:val="clear" w:color="auto" w:fill="1F4E79"/>
-            <w:tcMar>
-              <w:top w:w="60" w:type="dxa"/>
-              <w:left w:w="100" w:type="dxa"/>
-              <w:bottom w:w="60" w:type="dxa"/>
-              <w:right w:w="100" w:type="dxa"/>
-            </w:tcMar>
-          </w:tcPr>
-          <w:p>
-            <w:pPr>
-              <w:spacing w:after="0"/>
-            </w:pPr>
-            <w:r>
-              <w:rPr>
-                <w:b/>
-                <w:color w:val="FFFFFF"/>
-              </w:rPr>
-              <w:t>Dove si installa</w:t>
-            </w:r>
-          </w:p>
-        </w:tc>
-      </w:tr>
-      <w:tr>
-        <w:trPr>
-          <w:cantSplit/>
-        </w:trPr>
-        <w:tc>
-          <w:tcPr>
-            <w:tcW w:type="dxa" w:w="2409"/>
-            <w:tcW w:w="3900" w:type="dxa"/>
-            <w:tcBorders>
-              <w:top w:val="single" w:sz="4" w:space="0" w:color="A6A6A6"/>
-              <w:left w:val="single" w:sz="4" w:space="0" w:color="A6A6A6"/>
-              <w:bottom w:val="single" w:sz="4" w:space="0" w:color="A6A6A6"/>
-              <w:right w:val="single" w:sz="4" w:space="0" w:color="A6A6A6"/>
-            </w:tcBorders>
-            <w:tcMar>
-              <w:top w:w="60" w:type="dxa"/>
-              <w:left w:w="100" w:type="dxa"/>
-              <w:bottom w:w="60" w:type="dxa"/>
-              <w:right w:w="100" w:type="dxa"/>
-            </w:tcMar>
-          </w:tcPr>
-          <w:p>
-            <w:pPr>
-              <w:spacing w:after="0"/>
-            </w:pPr>
-            <w:r>
-              <w:t>SIMATIC Logon V1.5 (licenza server, copre qualunque numero di pannelli)</w:t>
-            </w:r>
-          </w:p>
-        </w:tc>
-        <w:tc>
-          <w:tcPr>
-            <w:tcW w:type="dxa" w:w="2409"/>
-            <w:tcW w:w="2100" w:type="dxa"/>
-            <w:tcBorders>
-              <w:top w:val="single" w:sz="4" w:space="0" w:color="A6A6A6"/>
-              <w:left w:val="single" w:sz="4" w:space="0" w:color="A6A6A6"/>
-              <w:bottom w:val="single" w:sz="4" w:space="0" w:color="A6A6A6"/>
-              <w:right w:val="single" w:sz="4" w:space="0" w:color="A6A6A6"/>
-            </w:tcBorders>
-            <w:tcMar>
-              <w:top w:w="60" w:type="dxa"/>
-              <w:left w:w="100" w:type="dxa"/>
-              <w:bottom w:w="60" w:type="dxa"/>
-              <w:right w:w="100" w:type="dxa"/>
-            </w:tcMar>
-          </w:tcPr>
-          <w:p>
-            <w:pPr>
-              <w:spacing w:after="0"/>
-            </w:pPr>
-            <w:r>
-              <w:t>6ES7658-7BX51-0YA0</w:t>
-            </w:r>
-          </w:p>
-        </w:tc>
-        <w:tc>
-          <w:tcPr>
-            <w:tcW w:type="dxa" w:w="2409"/>
-            <w:tcW w:w="1300" w:type="dxa"/>
-            <w:tcBorders>
-              <w:top w:val="single" w:sz="4" w:space="0" w:color="A6A6A6"/>
-              <w:left w:val="single" w:sz="4" w:space="0" w:color="A6A6A6"/>
-              <w:bottom w:val="single" w:sz="4" w:space="0" w:color="A6A6A6"/>
-              <w:right w:val="single" w:sz="4" w:space="0" w:color="A6A6A6"/>
-            </w:tcBorders>
-            <w:tcMar>
-              <w:top w:w="60" w:type="dxa"/>
-              <w:left w:w="100" w:type="dxa"/>
-              <w:bottom w:w="60" w:type="dxa"/>
-              <w:right w:w="100" w:type="dxa"/>
-            </w:tcMar>
-          </w:tcPr>
-          <w:p>
-            <w:pPr>
-              <w:spacing w:after="0"/>
-            </w:pPr>
-            <w:r>
-              <w:t>6823376</w:t>
-            </w:r>
-          </w:p>
-        </w:tc>
-        <w:tc>
-          <w:tcPr>
-            <w:tcW w:type="dxa" w:w="2409"/>
-            <w:tcW w:w="2338" w:type="dxa"/>
-            <w:tcBorders>
-              <w:top w:val="single" w:sz="4" w:space="0" w:color="A6A6A6"/>
-              <w:left w:val="single" w:sz="4" w:space="0" w:color="A6A6A6"/>
-              <w:bottom w:val="single" w:sz="4" w:space="0" w:color="A6A6A6"/>
-              <w:right w:val="single" w:sz="4" w:space="0" w:color="A6A6A6"/>
-            </w:tcBorders>
-            <w:tcMar>
-              <w:top w:w="60" w:type="dxa"/>
-              <w:left w:w="100" w:type="dxa"/>
-              <w:bottom w:w="60" w:type="dxa"/>
-              <w:right w:w="100" w:type="dxa"/>
-            </w:tcMar>
-          </w:tcPr>
-          <w:p>
-            <w:pPr>
-              <w:spacing w:after="0"/>
-            </w:pPr>
-            <w:r>
-              <w:t>PC / Server</w:t>
-            </w:r>
-          </w:p>
-        </w:tc>
-      </w:tr>
-      <w:tr>
-        <w:trPr>
-          <w:cantSplit/>
-        </w:trPr>
-        <w:tc>
-          <w:tcPr>
-            <w:tcW w:type="dxa" w:w="2409"/>
-            <w:tcW w:w="3900" w:type="dxa"/>
-            <w:tcBorders>
-              <w:top w:val="single" w:sz="4" w:space="0" w:color="A6A6A6"/>
-              <w:left w:val="single" w:sz="4" w:space="0" w:color="A6A6A6"/>
-              <w:bottom w:val="single" w:sz="4" w:space="0" w:color="A6A6A6"/>
-              <w:right w:val="single" w:sz="4" w:space="0" w:color="A6A6A6"/>
-            </w:tcBorders>
-            <w:shd w:val="clear" w:color="auto" w:fill="F2F6FA"/>
-            <w:tcMar>
-              <w:top w:w="60" w:type="dxa"/>
-              <w:left w:w="100" w:type="dxa"/>
-              <w:bottom w:w="60" w:type="dxa"/>
-              <w:right w:w="100" w:type="dxa"/>
-            </w:tcMar>
-          </w:tcPr>
-          <w:p>
-            <w:pPr>
-              <w:spacing w:after="0"/>
-            </w:pPr>
-            <w:r>
-              <w:t>SIMATIC Logon Remote Access (3 client)</w:t>
-            </w:r>
-          </w:p>
-        </w:tc>
-        <w:tc>
-          <w:tcPr>
-            <w:tcW w:type="dxa" w:w="2409"/>
-            <w:tcW w:w="2100" w:type="dxa"/>
-            <w:tcBorders>
-              <w:top w:val="single" w:sz="4" w:space="0" w:color="A6A6A6"/>
-              <w:left w:val="single" w:sz="4" w:space="0" w:color="A6A6A6"/>
-              <w:bottom w:val="single" w:sz="4" w:space="0" w:color="A6A6A6"/>
-              <w:right w:val="single" w:sz="4" w:space="0" w:color="A6A6A6"/>
-            </w:tcBorders>
-            <w:shd w:val="clear" w:color="auto" w:fill="F2F6FA"/>
-            <w:tcMar>
-              <w:top w:w="60" w:type="dxa"/>
-              <w:left w:w="100" w:type="dxa"/>
-              <w:bottom w:w="60" w:type="dxa"/>
-              <w:right w:w="100" w:type="dxa"/>
-            </w:tcMar>
-          </w:tcPr>
-          <w:p>
-            <w:pPr>
-              <w:spacing w:after="0"/>
-            </w:pPr>
-            <w:r>
-              <w:t>6ES7658-7BA00-2YB0</w:t>
-            </w:r>
-          </w:p>
-        </w:tc>
-        <w:tc>
-          <w:tcPr>
-            <w:tcW w:type="dxa" w:w="2409"/>
-            <w:tcW w:w="1300" w:type="dxa"/>
-            <w:tcBorders>
-              <w:top w:val="single" w:sz="4" w:space="0" w:color="A6A6A6"/>
-              <w:left w:val="single" w:sz="4" w:space="0" w:color="A6A6A6"/>
-              <w:bottom w:val="single" w:sz="4" w:space="0" w:color="A6A6A6"/>
-              <w:right w:val="single" w:sz="4" w:space="0" w:color="A6A6A6"/>
-            </w:tcBorders>
-            <w:shd w:val="clear" w:color="auto" w:fill="F2F6FA"/>
-            <w:tcMar>
-              <w:top w:w="60" w:type="dxa"/>
-              <w:left w:w="100" w:type="dxa"/>
-              <w:bottom w:w="60" w:type="dxa"/>
-              <w:right w:w="100" w:type="dxa"/>
-            </w:tcMar>
-          </w:tcPr>
-          <w:p>
-            <w:pPr>
-              <w:spacing w:after="0"/>
-            </w:pPr>
-            <w:r>
-              <w:t>6823129</w:t>
-            </w:r>
-          </w:p>
-        </w:tc>
-        <w:tc>
-          <w:tcPr>
-            <w:tcW w:type="dxa" w:w="2409"/>
-            <w:tcW w:w="2338" w:type="dxa"/>
-            <w:tcBorders>
-              <w:top w:val="single" w:sz="4" w:space="0" w:color="A6A6A6"/>
-              <w:left w:val="single" w:sz="4" w:space="0" w:color="A6A6A6"/>
-              <w:bottom w:val="single" w:sz="4" w:space="0" w:color="A6A6A6"/>
-              <w:right w:val="single" w:sz="4" w:space="0" w:color="A6A6A6"/>
-            </w:tcBorders>
-            <w:shd w:val="clear" w:color="auto" w:fill="F2F6FA"/>
-            <w:tcMar>
-              <w:top w:w="60" w:type="dxa"/>
-              <w:left w:w="100" w:type="dxa"/>
-              <w:bottom w:w="60" w:type="dxa"/>
-              <w:right w:w="100" w:type="dxa"/>
-            </w:tcMar>
-          </w:tcPr>
-          <w:p>
-            <w:pPr>
-              <w:spacing w:after="0"/>
-            </w:pPr>
-            <w:r>
-              <w:t>PC / Server</w:t>
-            </w:r>
-          </w:p>
-        </w:tc>
-      </w:tr>
-    </w:tbl>
-    <w:p/>
-    <w:p>
-      <w:pPr>
-        <w:pStyle w:val="Paragrafoelenco"/>
-        <w:numPr>
-          <w:ilvl w:val="0"/>
-          <w:numId w:val="2"/>
-        </w:numPr>
-      </w:pPr>
-      <w:r>
-        <w:t xml:space="preserve">Ogni licenza </w:t>
-      </w:r>
-      <w:r>
-        <w:rPr>
-          <w:b/>
-        </w:rPr>
-        <w:t>Remote Access copre 3 HMI</w:t>
-      </w:r>
-      <w:r>
-        <w:t>: con più di 3 pannelli acquistare un'ulteriore licenza Remote Access ogni 3 HMI.</w:t>
-      </w:r>
-    </w:p>
-    <w:p>
-      <w:pPr>
-        <w:pStyle w:val="Paragrafoelenco"/>
-        <w:numPr>
-          <w:ilvl w:val="0"/>
-          <w:numId w:val="2"/>
-        </w:numPr>
-      </w:pPr>
-      <w:r>
-        <w:t xml:space="preserve">Software di installazione: </w:t>
-      </w:r>
-      <w:r>
-        <w:rPr>
-          <w:b/>
-        </w:rPr>
-        <w:t>CD SIMATIC Logon V1.5 SP3</w:t>
-      </w:r>
-      <w:r>
-        <w:t>.</w:t>
-      </w:r>
-    </w:p>
-    <w:p>
-      <w:pPr>
-        <w:pBdr>
-          <w:left w:val="single" w:sz="24" w:space="8" w:color="1F4E79"/>
-        </w:pBdr>
-        <w:shd w:val="clear" w:color="auto" w:fill="EAF1F8"/>
-        <w:spacing w:before="120" w:after="200"/>
-        <w:ind w:left="200" w:right="200"/>
-      </w:pPr>
-      <w:r>
-        <w:rPr>
-          <w:b/>
-          <w:color w:val="1F4E79"/>
-        </w:rPr>
-        <w:t xml:space="preserve">NOTA  </w:t>
-      </w:r>
-      <w:r>
-        <w:t xml:space="preserve">Sul pannello </w:t>
-      </w:r>
-      <w:r>
-        <w:rPr>
-          <w:b/>
-        </w:rPr>
-        <w:t>non</w:t>
-      </w:r>
-      <w:r>
-        <w:t xml:space="preserve"> va installata alcuna licenza SIMATIC Logon (a differenza della licenza SIMATIC WinCC Audit, che va invece sul pannello / Panel PC).</w:t>
-      </w:r>
-    </w:p>
-    <w:p>
-      <w:r>
-        <w:br w:type="page"/>
-      </w:r>
-    </w:p>
-    <w:p>
-      <w:pPr>
-        <w:pStyle w:val="Titolo1"/>
-      </w:pPr>
-      <w:r>
-        <w:t>4. Parte A – Lato PC / Server</w:t>
-      </w:r>
-    </w:p>
-    <w:p>
-      <w:r>
-        <w:t xml:space="preserve">Le operazioni seguenti si eseguono sul PC che farà da server SIMATIC Logon: il server del cliente oppure, per il collaudo in ufficio, la macchina virtuale </w:t>
-      </w:r>
-      <w:r>
-        <w:rPr>
-          <w:b/>
-        </w:rPr>
-        <w:t>Win764_SimaticLogOn</w:t>
-      </w:r>
-      <w:r>
-        <w:t xml:space="preserve"> (vedi 4.8).</w:t>
-      </w:r>
-    </w:p>
-    <w:p>
-      <w:pPr>
-        <w:pStyle w:val="Titolo2"/>
-      </w:pPr>
-      <w:r>
-        <w:t>4.1 Installazione di SIMATIC Logon su PC nuovo</w:t>
-      </w:r>
-    </w:p>
-    <w:p>
-      <w:pPr>
-        <w:pStyle w:val="Paragrafoelenco"/>
-        <w:numPr>
-          <w:ilvl w:val="0"/>
-          <w:numId w:val="9"/>
-        </w:numPr>
-      </w:pPr>
-      <w:r>
-        <w:t xml:space="preserve">Dal CD </w:t>
-      </w:r>
-      <w:r>
-        <w:rPr>
-          <w:b/>
-        </w:rPr>
-        <w:t>SIMATIC Logon V1.5 SP3</w:t>
-      </w:r>
-      <w:r>
-        <w:t xml:space="preserve"> installare SIMATIC Logon sul PC server.</w:t>
-      </w:r>
-    </w:p>
-    <w:p>
-      <w:pPr>
-        <w:pStyle w:val="Paragrafoelenco"/>
-        <w:numPr>
-          <w:ilvl w:val="0"/>
-          <w:numId w:val="9"/>
-        </w:numPr>
-      </w:pPr>
-      <w:r>
-        <w:t>Riavviare il PC al termine dell'installazione.</w:t>
-      </w:r>
-    </w:p>
-    <w:p>
-      <w:pPr>
-        <w:pStyle w:val="Paragrafoelenco"/>
-        <w:numPr>
-          <w:ilvl w:val="0"/>
-          <w:numId w:val="9"/>
-        </w:numPr>
-      </w:pPr>
-      <w:r>
-        <w:t>Proseguire con i criteri di sicurezza (4.2) e con l'utente amministratore (4.3).</w:t>
-      </w:r>
-    </w:p>
-    <w:p>
-      <w:pPr>
-        <w:pBdr>
-          <w:left w:val="single" w:sz="24" w:space="8" w:color="1F4E79"/>
-        </w:pBdr>
-        <w:shd w:val="clear" w:color="auto" w:fill="EAF1F8"/>
-        <w:spacing w:before="120" w:after="200"/>
-        <w:ind w:left="200" w:right="200"/>
-      </w:pPr>
-      <w:r>
-        <w:rPr>
-          <w:b/>
-          <w:color w:val="1F4E79"/>
-        </w:rPr>
-        <w:t xml:space="preserve">NOTA  </w:t>
-      </w:r>
-      <w:r>
-        <w:t>Sulla macchina virtuale Win764_SimaticLogOn il software è già installato e configurato: in quel caso passare direttamente al punto 4.5.</w:t>
-      </w:r>
-    </w:p>
-    <w:p>
-      <w:pPr>
-        <w:pStyle w:val="Titolo2"/>
-      </w:pPr>
-      <w:r>
-        <w:t>4.2 Criteri di sicurezza locali</w:t>
-      </w:r>
-    </w:p>
-    <w:p>
-      <w:r>
-        <w:t xml:space="preserve">Aprire </w:t>
-      </w:r>
-      <w:r>
-        <w:rPr>
-          <w:b/>
-        </w:rPr>
-        <w:t>Pannello di controllo → Strumenti di amministrazione → Criteri di sicurezza locali → Criteri account</w:t>
-      </w:r>
-      <w:r>
-        <w:t xml:space="preserve"> e impostare:</w:t>
-      </w:r>
-    </w:p>
-    <w:tbl>
-      <w:tblPr>
-        <w:jc w:val="center"/>
-        <w:tblLook w:firstColumn="1" w:firstRow="1" w:lastColumn="0" w:lastRow="0" w:noHBand="0" w:noVBand="1" w:val="04A0"/>
-        <w:tblW w:w="9638" w:type="dxa"/>
-        <w:tblLayout w:type="fixed"/>
-      </w:tblPr>
-      <w:tblGrid>
-        <w:gridCol w:w="3400"/>
-        <w:gridCol w:w="3800"/>
-        <w:gridCol w:w="2438"/>
-      </w:tblGrid>
-      <w:tr>
-        <w:trPr>
-          <w:cantSplit/>
-          <w:tblHeader/>
-        </w:trPr>
-        <w:tc>
-          <w:tcPr>
-            <w:tcW w:type="dxa" w:w="3213"/>
-            <w:tcW w:w="3400" w:type="dxa"/>
-            <w:tcBorders>
-              <w:top w:val="single" w:sz="4" w:space="0" w:color="A6A6A6"/>
-              <w:left w:val="single" w:sz="4" w:space="0" w:color="A6A6A6"/>
-              <w:bottom w:val="single" w:sz="4" w:space="0" w:color="A6A6A6"/>
-              <w:right w:val="single" w:sz="4" w:space="0" w:color="A6A6A6"/>
-            </w:tcBorders>
-            <w:shd w:val="clear" w:color="auto" w:fill="1F4E79"/>
-            <w:tcMar>
-              <w:top w:w="60" w:type="dxa"/>
-              <w:left w:w="100" w:type="dxa"/>
-              <w:bottom w:w="60" w:type="dxa"/>
-              <w:right w:w="100" w:type="dxa"/>
-            </w:tcMar>
-          </w:tcPr>
-          <w:p>
-            <w:pPr>
-              <w:spacing w:after="0"/>
-            </w:pPr>
-            <w:r>
-              <w:rPr>
-                <w:b/>
-                <w:color w:val="FFFFFF"/>
-              </w:rPr>
-              <w:t>Percorso</w:t>
-            </w:r>
-          </w:p>
-        </w:tc>
-        <w:tc>
-          <w:tcPr>
-            <w:tcW w:type="dxa" w:w="3213"/>
-            <w:tcW w:w="3800" w:type="dxa"/>
-            <w:tcBorders>
-              <w:top w:val="single" w:sz="4" w:space="0" w:color="A6A6A6"/>
-              <w:left w:val="single" w:sz="4" w:space="0" w:color="A6A6A6"/>
-              <w:bottom w:val="single" w:sz="4" w:space="0" w:color="A6A6A6"/>
-              <w:right w:val="single" w:sz="4" w:space="0" w:color="A6A6A6"/>
-            </w:tcBorders>
-            <w:shd w:val="clear" w:color="auto" w:fill="1F4E79"/>
-            <w:tcMar>
-              <w:top w:w="60" w:type="dxa"/>
-              <w:left w:w="100" w:type="dxa"/>
-              <w:bottom w:w="60" w:type="dxa"/>
-              <w:right w:w="100" w:type="dxa"/>
-            </w:tcMar>
-          </w:tcPr>
-          <w:p>
-            <w:pPr>
-              <w:spacing w:after="0"/>
-            </w:pPr>
-            <w:r>
-              <w:rPr>
-                <w:b/>
-                <w:color w:val="FFFFFF"/>
-              </w:rPr>
-              <w:t>Criterio</w:t>
-            </w:r>
-          </w:p>
-        </w:tc>
-        <w:tc>
-          <w:tcPr>
-            <w:tcW w:type="dxa" w:w="3213"/>
-            <w:tcW w:w="2438" w:type="dxa"/>
-            <w:tcBorders>
-              <w:top w:val="single" w:sz="4" w:space="0" w:color="A6A6A6"/>
-              <w:left w:val="single" w:sz="4" w:space="0" w:color="A6A6A6"/>
-              <w:bottom w:val="single" w:sz="4" w:space="0" w:color="A6A6A6"/>
-              <w:right w:val="single" w:sz="4" w:space="0" w:color="A6A6A6"/>
-            </w:tcBorders>
-            <w:shd w:val="clear" w:color="auto" w:fill="1F4E79"/>
-            <w:tcMar>
-              <w:top w:w="60" w:type="dxa"/>
-              <w:left w:w="100" w:type="dxa"/>
-              <w:bottom w:w="60" w:type="dxa"/>
-              <w:right w:w="100" w:type="dxa"/>
-            </w:tcMar>
-          </w:tcPr>
-          <w:p>
-            <w:pPr>
-              <w:spacing w:after="0"/>
-            </w:pPr>
-            <w:r>
-              <w:rPr>
-                <w:b/>
-                <w:color w:val="FFFFFF"/>
-              </w:rPr>
-              <w:t>Valore</w:t>
-            </w:r>
-          </w:p>
-        </w:tc>
-      </w:tr>
-      <w:tr>
-        <w:trPr>
-          <w:cantSplit/>
-        </w:trPr>
-        <w:tc>
-          <w:tcPr>
-            <w:tcW w:type="dxa" w:w="3213"/>
-            <w:tcW w:w="3400" w:type="dxa"/>
-            <w:tcBorders>
-              <w:top w:val="single" w:sz="4" w:space="0" w:color="A6A6A6"/>
-              <w:left w:val="single" w:sz="4" w:space="0" w:color="A6A6A6"/>
-              <w:bottom w:val="single" w:sz="4" w:space="0" w:color="A6A6A6"/>
-              <w:right w:val="single" w:sz="4" w:space="0" w:color="A6A6A6"/>
-            </w:tcBorders>
-            <w:tcMar>
-              <w:top w:w="60" w:type="dxa"/>
-              <w:left w:w="100" w:type="dxa"/>
-              <w:bottom w:w="60" w:type="dxa"/>
-              <w:right w:w="100" w:type="dxa"/>
-            </w:tcMar>
-          </w:tcPr>
-          <w:p>
-            <w:pPr>
-              <w:spacing w:after="0"/>
-            </w:pPr>
-            <w:r>
-              <w:t>Criteri password</w:t>
-            </w:r>
-          </w:p>
-        </w:tc>
-        <w:tc>
-          <w:tcPr>
-            <w:tcW w:type="dxa" w:w="3213"/>
-            <w:tcW w:w="3800" w:type="dxa"/>
-            <w:tcBorders>
-              <w:top w:val="single" w:sz="4" w:space="0" w:color="A6A6A6"/>
-              <w:left w:val="single" w:sz="4" w:space="0" w:color="A6A6A6"/>
-              <w:bottom w:val="single" w:sz="4" w:space="0" w:color="A6A6A6"/>
-              <w:right w:val="single" w:sz="4" w:space="0" w:color="A6A6A6"/>
-            </w:tcBorders>
-            <w:tcMar>
-              <w:top w:w="60" w:type="dxa"/>
-              <w:left w:w="100" w:type="dxa"/>
-              <w:bottom w:w="60" w:type="dxa"/>
-              <w:right w:w="100" w:type="dxa"/>
-            </w:tcMar>
-          </w:tcPr>
-          <w:p>
-            <w:pPr>
-              <w:spacing w:after="0"/>
-            </w:pPr>
-            <w:r>
-              <w:t>Lunghezza minima password</w:t>
-            </w:r>
-          </w:p>
-        </w:tc>
-        <w:tc>
-          <w:tcPr>
-            <w:tcW w:type="dxa" w:w="3213"/>
-            <w:tcW w:w="2438" w:type="dxa"/>
-            <w:tcBorders>
-              <w:top w:val="single" w:sz="4" w:space="0" w:color="A6A6A6"/>
-              <w:left w:val="single" w:sz="4" w:space="0" w:color="A6A6A6"/>
-              <w:bottom w:val="single" w:sz="4" w:space="0" w:color="A6A6A6"/>
-              <w:right w:val="single" w:sz="4" w:space="0" w:color="A6A6A6"/>
-            </w:tcBorders>
-            <w:tcMar>
-              <w:top w:w="60" w:type="dxa"/>
-              <w:left w:w="100" w:type="dxa"/>
-              <w:bottom w:w="60" w:type="dxa"/>
-              <w:right w:w="100" w:type="dxa"/>
-            </w:tcMar>
-          </w:tcPr>
-          <w:p>
-            <w:pPr>
-              <w:spacing w:after="0"/>
-            </w:pPr>
-            <w:r>
-              <w:rPr>
-                <w:b/>
-              </w:rPr>
-              <w:t>8 caratteri</w:t>
-            </w:r>
-          </w:p>
-        </w:tc>
-      </w:tr>
-      <w:tr>
-        <w:trPr>
-          <w:cantSplit/>
-        </w:trPr>
-        <w:tc>
-          <w:tcPr>
-            <w:tcW w:type="dxa" w:w="3213"/>
-            <w:tcW w:w="3400" w:type="dxa"/>
-            <w:tcBorders>
-              <w:top w:val="single" w:sz="4" w:space="0" w:color="A6A6A6"/>
-              <w:left w:val="single" w:sz="4" w:space="0" w:color="A6A6A6"/>
-              <w:bottom w:val="single" w:sz="4" w:space="0" w:color="A6A6A6"/>
-              <w:right w:val="single" w:sz="4" w:space="0" w:color="A6A6A6"/>
-            </w:tcBorders>
-            <w:shd w:val="clear" w:color="auto" w:fill="F2F6FA"/>
-            <w:tcMar>
-              <w:top w:w="60" w:type="dxa"/>
-              <w:left w:w="100" w:type="dxa"/>
-              <w:bottom w:w="60" w:type="dxa"/>
-              <w:right w:w="100" w:type="dxa"/>
-            </w:tcMar>
-          </w:tcPr>
-          <w:p>
-            <w:pPr>
-              <w:spacing w:after="0"/>
-            </w:pPr>
-            <w:r>
-              <w:t>Criteri di blocco account</w:t>
-            </w:r>
-          </w:p>
-        </w:tc>
-        <w:tc>
-          <w:tcPr>
-            <w:tcW w:type="dxa" w:w="3213"/>
-            <w:tcW w:w="3800" w:type="dxa"/>
-            <w:tcBorders>
-              <w:top w:val="single" w:sz="4" w:space="0" w:color="A6A6A6"/>
-              <w:left w:val="single" w:sz="4" w:space="0" w:color="A6A6A6"/>
-              <w:bottom w:val="single" w:sz="4" w:space="0" w:color="A6A6A6"/>
-              <w:right w:val="single" w:sz="4" w:space="0" w:color="A6A6A6"/>
-            </w:tcBorders>
-            <w:shd w:val="clear" w:color="auto" w:fill="F2F6FA"/>
-            <w:tcMar>
-              <w:top w:w="60" w:type="dxa"/>
-              <w:left w:w="100" w:type="dxa"/>
-              <w:bottom w:w="60" w:type="dxa"/>
-              <w:right w:w="100" w:type="dxa"/>
-            </w:tcMar>
-          </w:tcPr>
-          <w:p>
-            <w:pPr>
-              <w:spacing w:after="0"/>
-            </w:pPr>
-            <w:r>
-              <w:t>Soglia di blocco account</w:t>
-            </w:r>
-          </w:p>
-        </w:tc>
-        <w:tc>
-          <w:tcPr>
-            <w:tcW w:type="dxa" w:w="3213"/>
-            <w:tcW w:w="2438" w:type="dxa"/>
-            <w:tcBorders>
-              <w:top w:val="single" w:sz="4" w:space="0" w:color="A6A6A6"/>
-              <w:left w:val="single" w:sz="4" w:space="0" w:color="A6A6A6"/>
-              <w:bottom w:val="single" w:sz="4" w:space="0" w:color="A6A6A6"/>
-              <w:right w:val="single" w:sz="4" w:space="0" w:color="A6A6A6"/>
-            </w:tcBorders>
-            <w:shd w:val="clear" w:color="auto" w:fill="F2F6FA"/>
-            <w:tcMar>
-              <w:top w:w="60" w:type="dxa"/>
-              <w:left w:w="100" w:type="dxa"/>
-              <w:bottom w:w="60" w:type="dxa"/>
-              <w:right w:w="100" w:type="dxa"/>
-            </w:tcMar>
-          </w:tcPr>
-          <w:p>
-            <w:pPr>
-              <w:spacing w:after="0"/>
-            </w:pPr>
-            <w:r>
-              <w:rPr>
-                <w:b/>
-              </w:rPr>
-              <w:t>3 tentativi</w:t>
-            </w:r>
-          </w:p>
-        </w:tc>
-      </w:tr>
-    </w:tbl>
-    <w:p/>
-    <w:p>
-      <w:pPr>
-        <w:keepNext/>
-        <w:spacing w:before="240"/>
-        <w:jc w:val="center"/>
-      </w:pPr>
-      <w:r>
-        <w:drawing>
-          <wp:inline xmlns:a="http://schemas.openxmlformats.org/drawingml/2006/main" xmlns:pic="http://schemas.openxmlformats.org/drawingml/2006/picture">
-            <wp:extent cx="5580000" cy="3501586"/>
-            <wp:docPr id="2" name="Picture 2"/>
-            <wp:cNvGraphicFramePr>
-              <a:graphicFrameLocks noChangeAspect="1"/>
-            </wp:cNvGraphicFramePr>
-            <a:graphic>
-              <a:graphicData uri="http://schemas.openxmlformats.org/drawingml/2006/picture">
-                <pic:pic>
-                  <pic:nvPicPr>
-                    <pic:cNvPr id="0" name="u-029-073.png"/>
-                    <pic:cNvPicPr/>
-                  </pic:nvPicPr>
-                  <pic:blipFill>
-                    <a:blip r:embed="rId23"/>
-                    <a:stretch>
-                      <a:fillRect/>
-                    </a:stretch>
-                  </pic:blipFill>
-                  <pic:spPr>
-                    <a:xfrm>
-                      <a:off x="0" y="0"/>
-                      <a:ext cx="5580000" cy="3501586"/>
-                    </a:xfrm>
-                    <a:prstGeom prst="rect"/>
-                  </pic:spPr>
-                </pic:pic>
-              </a:graphicData>
-            </a:graphic>
-          </wp:inline>
-        </w:drawing>
-      </w:r>
-    </w:p>
-    <w:p>
-      <w:pPr>
-        <w:spacing w:after="200"/>
-        <w:jc w:val="center"/>
-      </w:pPr>
-      <w:r>
-        <w:rPr>
-          <w:i/>
-          <w:color w:val="595959"/>
-          <w:sz w:val="18"/>
-        </w:rPr>
-        <w:t>Figura 2 – Criteri di protezione locali: lunghezza minima password</w:t>
-      </w:r>
-    </w:p>
-    <w:p>
-      <w:pPr>
-        <w:pBdr>
-          <w:left w:val="single" w:sz="24" w:space="8" w:color="1F4E79"/>
-        </w:pBdr>
-        <w:shd w:val="clear" w:color="auto" w:fill="EAF1F8"/>
-        <w:spacing w:before="120" w:after="200"/>
-        <w:ind w:left="200" w:right="200"/>
-      </w:pPr>
-      <w:r>
-        <w:rPr>
-          <w:b/>
-          <w:color w:val="1F4E79"/>
-        </w:rPr>
-        <w:t xml:space="preserve">NOTA  </w:t>
-      </w:r>
-      <w:r>
-        <w:t>Sul server reale questi criteri sono normalmente gestiti dall'IT del cliente (policy di dominio): verificare che corrispondano a quanto richiesto in validazione.</w:t>
-      </w:r>
-    </w:p>
-    <w:p>
-      <w:pPr>
-        <w:pStyle w:val="Titolo2"/>
-      </w:pPr>
-      <w:r>
-        <w:t>4.3 Utente amministratore di SIMATIC Logon</w:t>
-      </w:r>
-    </w:p>
-    <w:p>
-      <w:r>
-        <w:t xml:space="preserve">Serve un utente che possa aprire la configurazione di SIMATIC Logon. Aprire </w:t>
-      </w:r>
-      <w:r>
-        <w:rPr>
-          <w:b/>
-        </w:rPr>
-        <w:t>tasto destro su Computer → Gestione → Utenti e gruppi locali</w:t>
-      </w:r>
-      <w:r>
-        <w:t>.</w:t>
-      </w:r>
-    </w:p>
-    <w:p>
-      <w:pPr>
-        <w:pStyle w:val="Paragrafoelenco"/>
-        <w:numPr>
-          <w:ilvl w:val="0"/>
-          <w:numId w:val="10"/>
-        </w:numPr>
-      </w:pPr>
-      <w:r>
-        <w:t xml:space="preserve">In </w:t>
-      </w:r>
-      <w:r>
-        <w:rPr>
-          <w:b/>
-        </w:rPr>
-        <w:t>Utenti</w:t>
-      </w:r>
-      <w:r>
-        <w:t xml:space="preserve"> creare un nuovo utente di servizio (es. nome </w:t>
-      </w:r>
-      <w:r>
-        <w:rPr>
-          <w:b/>
-        </w:rPr>
-        <w:t>testuser</w:t>
-      </w:r>
-      <w:r>
-        <w:t xml:space="preserve">, password </w:t>
-      </w:r>
-      <w:r>
-        <w:rPr>
-          <w:b/>
-        </w:rPr>
-        <w:t>testuser</w:t>
-      </w:r>
-      <w:r>
-        <w:t>).</w:t>
-      </w:r>
-    </w:p>
-    <w:p>
-      <w:pPr>
-        <w:pStyle w:val="Paragrafoelenco"/>
-        <w:numPr>
-          <w:ilvl w:val="0"/>
-          <w:numId w:val="10"/>
-        </w:numPr>
-      </w:pPr>
-      <w:r>
-        <w:t xml:space="preserve">Nelle proprietà, scheda </w:t>
-      </w:r>
-      <w:r>
-        <w:rPr>
-          <w:b/>
-        </w:rPr>
-        <w:t>Generale</w:t>
-      </w:r>
-      <w:r>
-        <w:t xml:space="preserve">, spuntare </w:t>
-      </w:r>
-      <w:r>
-        <w:rPr>
-          <w:b/>
-        </w:rPr>
-        <w:t>Nessuna scadenza password</w:t>
-      </w:r>
-      <w:r>
-        <w:t>.</w:t>
-      </w:r>
-    </w:p>
-    <w:p>
-      <w:pPr>
-        <w:pStyle w:val="Paragrafoelenco"/>
-        <w:numPr>
-          <w:ilvl w:val="0"/>
-          <w:numId w:val="10"/>
-        </w:numPr>
-      </w:pPr>
-      <w:r>
-        <w:t xml:space="preserve">Nella scheda </w:t>
-      </w:r>
-      <w:r>
-        <w:rPr>
-          <w:b/>
-        </w:rPr>
-        <w:t>Membro di</w:t>
-      </w:r>
-      <w:r>
-        <w:t xml:space="preserve"> premere </w:t>
-      </w:r>
-      <w:r>
-        <w:rPr>
-          <w:b/>
-        </w:rPr>
-        <w:t>Aggiungi…</w:t>
-      </w:r>
-      <w:r>
-        <w:t xml:space="preserve"> e inserire i gruppi </w:t>
-      </w:r>
-      <w:r>
-        <w:rPr>
-          <w:b/>
-        </w:rPr>
-        <w:t>Administrators</w:t>
-      </w:r>
-      <w:r>
-        <w:t xml:space="preserve"> (Windows) e </w:t>
-      </w:r>
-      <w:r>
-        <w:rPr>
-          <w:b/>
-        </w:rPr>
-        <w:t>Logon_Administrator</w:t>
-      </w:r>
-      <w:r>
-        <w:t xml:space="preserve"> (Siemens), più il gruppo HMI che deve avere (es. Operator).</w:t>
-      </w:r>
-    </w:p>
-    <w:p>
-      <w:pPr>
-        <w:keepNext/>
-        <w:spacing w:before="240"/>
-        <w:jc w:val="center"/>
-      </w:pPr>
-      <w:r>
-        <w:drawing>
-          <wp:inline xmlns:a="http://schemas.openxmlformats.org/drawingml/2006/main" xmlns:pic="http://schemas.openxmlformats.org/drawingml/2006/picture">
-            <wp:extent cx="3060000" cy="3442500"/>
-            <wp:docPr id="3" name="Picture 3"/>
-            <wp:cNvGraphicFramePr>
-              <a:graphicFrameLocks noChangeAspect="1"/>
-            </wp:cNvGraphicFramePr>
-            <a:graphic>
-              <a:graphicData uri="http://schemas.openxmlformats.org/drawingml/2006/picture">
-                <pic:pic>
-                  <pic:nvPicPr>
-                    <pic:cNvPr id="0" name="image.png"/>
                     <pic:cNvPicPr/>
                   </pic:nvPicPr>
                   <pic:blipFill>
@@ -1852,9 +669,11 @@
                   <pic:spPr>
                     <a:xfrm>
                       <a:off x="0" y="0"/>
-                      <a:ext cx="3060000" cy="3442500"/>
+                      <a:ext cx="5580000" cy="3959406"/>
                     </a:xfrm>
-                    <a:prstGeom prst="rect"/>
+                    <a:prstGeom prst="rect">
+                      <a:avLst/>
+                    </a:prstGeom>
                   </pic:spPr>
                 </pic:pic>
               </a:graphicData>
@@ -1874,28 +693,871 @@
           <w:color w:val="595959"/>
           <w:sz w:val="18"/>
         </w:rPr>
-        <w:t>Figura 3 – Creazione dell'utente di servizio con password senza scadenza</w:t>
-      </w:r>
-    </w:p>
+        <w:t>Figura 1 – Architettura di rete: server SIMATIC Logon / Audit Trail sulla rete del cliente</w:t>
+      </w:r>
+    </w:p>
+    <w:p>
+      <w:pPr>
+        <w:pBdr>
+          <w:left w:val="single" w:sz="24" w:space="8" w:color="1F4E79"/>
+        </w:pBdr>
+        <w:shd w:val="clear" w:color="auto" w:fill="EAF1F8"/>
+        <w:spacing w:before="120" w:after="200"/>
+        <w:ind w:left="200" w:right="200"/>
+      </w:pPr>
+      <w:proofErr w:type="gramStart"/>
+      <w:r>
+        <w:rPr>
+          <w:b/>
+          <w:color w:val="1F4E79"/>
+        </w:rPr>
+        <w:t xml:space="preserve">NOTA  </w:t>
+      </w:r>
+      <w:r>
+        <w:t>La</w:t>
+      </w:r>
+      <w:proofErr w:type="gramEnd"/>
+      <w:r>
+        <w:t xml:space="preserve"> gestione centralizzata richiede </w:t>
+      </w:r>
+      <w:r>
+        <w:rPr>
+          <w:b/>
+        </w:rPr>
+        <w:t>obbligatoriamente</w:t>
+      </w:r>
+      <w:r>
+        <w:t xml:space="preserve"> che l'HMI sia collegato alla rete aziendale. Lo stesso collegamento viene usato anche per prelevare i file di Audit Trail.</w:t>
+      </w:r>
+    </w:p>
+    <w:p>
+      <w:pPr>
+        <w:pStyle w:val="Titolo1"/>
+      </w:pPr>
+      <w:r>
+        <w:t>3. Licenze e software</w:t>
+      </w:r>
+    </w:p>
+    <w:tbl>
+      <w:tblPr>
+        <w:tblW w:w="0" w:type="auto"/>
+        <w:jc w:val="center"/>
+        <w:tblLook w:val="04A0" w:firstRow="1" w:lastRow="0" w:firstColumn="1" w:lastColumn="0" w:noHBand="0" w:noVBand="1"/>
+      </w:tblPr>
+      <w:tblGrid>
+        <w:gridCol w:w="3896"/>
+        <w:gridCol w:w="2098"/>
+        <w:gridCol w:w="1299"/>
+        <w:gridCol w:w="2335"/>
+      </w:tblGrid>
+      <w:tr>
+        <w:trPr>
+          <w:tblHeader/>
+          <w:jc w:val="center"/>
+        </w:trPr>
+        <w:tc>
+          <w:tcPr>
+            <w:tcW w:w="3900" w:type="dxa"/>
+            <w:tcBorders>
+              <w:top w:val="single" w:sz="4" w:space="0" w:color="A6A6A6"/>
+              <w:left w:val="single" w:sz="4" w:space="0" w:color="A6A6A6"/>
+              <w:bottom w:val="single" w:sz="4" w:space="0" w:color="A6A6A6"/>
+              <w:right w:val="single" w:sz="4" w:space="0" w:color="A6A6A6"/>
+            </w:tcBorders>
+            <w:shd w:val="clear" w:color="auto" w:fill="1F4E79"/>
+            <w:tcMar>
+              <w:top w:w="60" w:type="dxa"/>
+              <w:left w:w="100" w:type="dxa"/>
+              <w:bottom w:w="60" w:type="dxa"/>
+              <w:right w:w="100" w:type="dxa"/>
+            </w:tcMar>
+          </w:tcPr>
+          <w:p>
+            <w:r>
+              <w:rPr>
+                <w:b/>
+                <w:color w:val="FFFFFF"/>
+              </w:rPr>
+              <w:t>Descrizione</w:t>
+            </w:r>
+          </w:p>
+        </w:tc>
+        <w:tc>
+          <w:tcPr>
+            <w:tcW w:w="2100" w:type="dxa"/>
+            <w:tcBorders>
+              <w:top w:val="single" w:sz="4" w:space="0" w:color="A6A6A6"/>
+              <w:left w:val="single" w:sz="4" w:space="0" w:color="A6A6A6"/>
+              <w:bottom w:val="single" w:sz="4" w:space="0" w:color="A6A6A6"/>
+              <w:right w:val="single" w:sz="4" w:space="0" w:color="A6A6A6"/>
+            </w:tcBorders>
+            <w:shd w:val="clear" w:color="auto" w:fill="1F4E79"/>
+            <w:tcMar>
+              <w:top w:w="60" w:type="dxa"/>
+              <w:left w:w="100" w:type="dxa"/>
+              <w:bottom w:w="60" w:type="dxa"/>
+              <w:right w:w="100" w:type="dxa"/>
+            </w:tcMar>
+          </w:tcPr>
+          <w:p>
+            <w:r>
+              <w:rPr>
+                <w:b/>
+                <w:color w:val="FFFFFF"/>
+              </w:rPr>
+              <w:t>Codice Siemens</w:t>
+            </w:r>
+          </w:p>
+        </w:tc>
+        <w:tc>
+          <w:tcPr>
+            <w:tcW w:w="1300" w:type="dxa"/>
+            <w:tcBorders>
+              <w:top w:val="single" w:sz="4" w:space="0" w:color="A6A6A6"/>
+              <w:left w:val="single" w:sz="4" w:space="0" w:color="A6A6A6"/>
+              <w:bottom w:val="single" w:sz="4" w:space="0" w:color="A6A6A6"/>
+              <w:right w:val="single" w:sz="4" w:space="0" w:color="A6A6A6"/>
+            </w:tcBorders>
+            <w:shd w:val="clear" w:color="auto" w:fill="1F4E79"/>
+            <w:tcMar>
+              <w:top w:w="60" w:type="dxa"/>
+              <w:left w:w="100" w:type="dxa"/>
+              <w:bottom w:w="60" w:type="dxa"/>
+              <w:right w:w="100" w:type="dxa"/>
+            </w:tcMar>
+          </w:tcPr>
+          <w:p>
+            <w:r>
+              <w:rPr>
+                <w:b/>
+                <w:color w:val="FFFFFF"/>
+              </w:rPr>
+              <w:t>Codice IMA</w:t>
+            </w:r>
+          </w:p>
+        </w:tc>
+        <w:tc>
+          <w:tcPr>
+            <w:tcW w:w="2338" w:type="dxa"/>
+            <w:tcBorders>
+              <w:top w:val="single" w:sz="4" w:space="0" w:color="A6A6A6"/>
+              <w:left w:val="single" w:sz="4" w:space="0" w:color="A6A6A6"/>
+              <w:bottom w:val="single" w:sz="4" w:space="0" w:color="A6A6A6"/>
+              <w:right w:val="single" w:sz="4" w:space="0" w:color="A6A6A6"/>
+            </w:tcBorders>
+            <w:shd w:val="clear" w:color="auto" w:fill="1F4E79"/>
+            <w:tcMar>
+              <w:top w:w="60" w:type="dxa"/>
+              <w:left w:w="100" w:type="dxa"/>
+              <w:bottom w:w="60" w:type="dxa"/>
+              <w:right w:w="100" w:type="dxa"/>
+            </w:tcMar>
+          </w:tcPr>
+          <w:p>
+            <w:r>
+              <w:rPr>
+                <w:b/>
+                <w:color w:val="FFFFFF"/>
+              </w:rPr>
+              <w:t>Dove si installa</w:t>
+            </w:r>
+          </w:p>
+        </w:tc>
+      </w:tr>
+      <w:tr>
+        <w:trPr>
+          <w:jc w:val="center"/>
+        </w:trPr>
+        <w:tc>
+          <w:tcPr>
+            <w:tcW w:w="3900" w:type="dxa"/>
+            <w:tcBorders>
+              <w:top w:val="single" w:sz="4" w:space="0" w:color="A6A6A6"/>
+              <w:left w:val="single" w:sz="4" w:space="0" w:color="A6A6A6"/>
+              <w:bottom w:val="single" w:sz="4" w:space="0" w:color="A6A6A6"/>
+              <w:right w:val="single" w:sz="4" w:space="0" w:color="A6A6A6"/>
+            </w:tcBorders>
+            <w:tcMar>
+              <w:top w:w="60" w:type="dxa"/>
+              <w:left w:w="100" w:type="dxa"/>
+              <w:bottom w:w="60" w:type="dxa"/>
+              <w:right w:w="100" w:type="dxa"/>
+            </w:tcMar>
+          </w:tcPr>
+          <w:p>
+            <w:r>
+              <w:t>SIMATIC Logon V1.5 (licenza server, copre qualunque numero di pannelli)</w:t>
+            </w:r>
+          </w:p>
+        </w:tc>
+        <w:tc>
+          <w:tcPr>
+            <w:tcW w:w="2100" w:type="dxa"/>
+            <w:tcBorders>
+              <w:top w:val="single" w:sz="4" w:space="0" w:color="A6A6A6"/>
+              <w:left w:val="single" w:sz="4" w:space="0" w:color="A6A6A6"/>
+              <w:bottom w:val="single" w:sz="4" w:space="0" w:color="A6A6A6"/>
+              <w:right w:val="single" w:sz="4" w:space="0" w:color="A6A6A6"/>
+            </w:tcBorders>
+            <w:tcMar>
+              <w:top w:w="60" w:type="dxa"/>
+              <w:left w:w="100" w:type="dxa"/>
+              <w:bottom w:w="60" w:type="dxa"/>
+              <w:right w:w="100" w:type="dxa"/>
+            </w:tcMar>
+          </w:tcPr>
+          <w:p>
+            <w:r>
+              <w:t>6ES7658-7BX51-0YA0</w:t>
+            </w:r>
+          </w:p>
+        </w:tc>
+        <w:tc>
+          <w:tcPr>
+            <w:tcW w:w="1300" w:type="dxa"/>
+            <w:tcBorders>
+              <w:top w:val="single" w:sz="4" w:space="0" w:color="A6A6A6"/>
+              <w:left w:val="single" w:sz="4" w:space="0" w:color="A6A6A6"/>
+              <w:bottom w:val="single" w:sz="4" w:space="0" w:color="A6A6A6"/>
+              <w:right w:val="single" w:sz="4" w:space="0" w:color="A6A6A6"/>
+            </w:tcBorders>
+            <w:tcMar>
+              <w:top w:w="60" w:type="dxa"/>
+              <w:left w:w="100" w:type="dxa"/>
+              <w:bottom w:w="60" w:type="dxa"/>
+              <w:right w:w="100" w:type="dxa"/>
+            </w:tcMar>
+          </w:tcPr>
+          <w:p>
+            <w:r>
+              <w:t>6823376</w:t>
+            </w:r>
+          </w:p>
+        </w:tc>
+        <w:tc>
+          <w:tcPr>
+            <w:tcW w:w="2338" w:type="dxa"/>
+            <w:tcBorders>
+              <w:top w:val="single" w:sz="4" w:space="0" w:color="A6A6A6"/>
+              <w:left w:val="single" w:sz="4" w:space="0" w:color="A6A6A6"/>
+              <w:bottom w:val="single" w:sz="4" w:space="0" w:color="A6A6A6"/>
+              <w:right w:val="single" w:sz="4" w:space="0" w:color="A6A6A6"/>
+            </w:tcBorders>
+            <w:tcMar>
+              <w:top w:w="60" w:type="dxa"/>
+              <w:left w:w="100" w:type="dxa"/>
+              <w:bottom w:w="60" w:type="dxa"/>
+              <w:right w:w="100" w:type="dxa"/>
+            </w:tcMar>
+          </w:tcPr>
+          <w:p>
+            <w:r>
+              <w:t>PC / Server</w:t>
+            </w:r>
+          </w:p>
+        </w:tc>
+      </w:tr>
+      <w:tr>
+        <w:trPr>
+          <w:jc w:val="center"/>
+        </w:trPr>
+        <w:tc>
+          <w:tcPr>
+            <w:tcW w:w="3900" w:type="dxa"/>
+            <w:tcBorders>
+              <w:top w:val="single" w:sz="4" w:space="0" w:color="A6A6A6"/>
+              <w:left w:val="single" w:sz="4" w:space="0" w:color="A6A6A6"/>
+              <w:bottom w:val="single" w:sz="4" w:space="0" w:color="A6A6A6"/>
+              <w:right w:val="single" w:sz="4" w:space="0" w:color="A6A6A6"/>
+            </w:tcBorders>
+            <w:shd w:val="clear" w:color="auto" w:fill="F2F6FA"/>
+            <w:tcMar>
+              <w:top w:w="60" w:type="dxa"/>
+              <w:left w:w="100" w:type="dxa"/>
+              <w:bottom w:w="60" w:type="dxa"/>
+              <w:right w:w="100" w:type="dxa"/>
+            </w:tcMar>
+          </w:tcPr>
+          <w:p>
+            <w:r>
+              <w:t>SIMATIC Logon Remote Access (3 client)</w:t>
+            </w:r>
+          </w:p>
+        </w:tc>
+        <w:tc>
+          <w:tcPr>
+            <w:tcW w:w="2100" w:type="dxa"/>
+            <w:tcBorders>
+              <w:top w:val="single" w:sz="4" w:space="0" w:color="A6A6A6"/>
+              <w:left w:val="single" w:sz="4" w:space="0" w:color="A6A6A6"/>
+              <w:bottom w:val="single" w:sz="4" w:space="0" w:color="A6A6A6"/>
+              <w:right w:val="single" w:sz="4" w:space="0" w:color="A6A6A6"/>
+            </w:tcBorders>
+            <w:shd w:val="clear" w:color="auto" w:fill="F2F6FA"/>
+            <w:tcMar>
+              <w:top w:w="60" w:type="dxa"/>
+              <w:left w:w="100" w:type="dxa"/>
+              <w:bottom w:w="60" w:type="dxa"/>
+              <w:right w:w="100" w:type="dxa"/>
+            </w:tcMar>
+          </w:tcPr>
+          <w:p>
+            <w:r>
+              <w:t>6ES7658-7BA00-2YB0</w:t>
+            </w:r>
+          </w:p>
+        </w:tc>
+        <w:tc>
+          <w:tcPr>
+            <w:tcW w:w="1300" w:type="dxa"/>
+            <w:tcBorders>
+              <w:top w:val="single" w:sz="4" w:space="0" w:color="A6A6A6"/>
+              <w:left w:val="single" w:sz="4" w:space="0" w:color="A6A6A6"/>
+              <w:bottom w:val="single" w:sz="4" w:space="0" w:color="A6A6A6"/>
+              <w:right w:val="single" w:sz="4" w:space="0" w:color="A6A6A6"/>
+            </w:tcBorders>
+            <w:shd w:val="clear" w:color="auto" w:fill="F2F6FA"/>
+            <w:tcMar>
+              <w:top w:w="60" w:type="dxa"/>
+              <w:left w:w="100" w:type="dxa"/>
+              <w:bottom w:w="60" w:type="dxa"/>
+              <w:right w:w="100" w:type="dxa"/>
+            </w:tcMar>
+          </w:tcPr>
+          <w:p>
+            <w:r>
+              <w:t>6823129</w:t>
+            </w:r>
+          </w:p>
+        </w:tc>
+        <w:tc>
+          <w:tcPr>
+            <w:tcW w:w="2338" w:type="dxa"/>
+            <w:tcBorders>
+              <w:top w:val="single" w:sz="4" w:space="0" w:color="A6A6A6"/>
+              <w:left w:val="single" w:sz="4" w:space="0" w:color="A6A6A6"/>
+              <w:bottom w:val="single" w:sz="4" w:space="0" w:color="A6A6A6"/>
+              <w:right w:val="single" w:sz="4" w:space="0" w:color="A6A6A6"/>
+            </w:tcBorders>
+            <w:shd w:val="clear" w:color="auto" w:fill="F2F6FA"/>
+            <w:tcMar>
+              <w:top w:w="60" w:type="dxa"/>
+              <w:left w:w="100" w:type="dxa"/>
+              <w:bottom w:w="60" w:type="dxa"/>
+              <w:right w:w="100" w:type="dxa"/>
+            </w:tcMar>
+          </w:tcPr>
+          <w:p>
+            <w:r>
+              <w:t>PC / Server</w:t>
+            </w:r>
+          </w:p>
+        </w:tc>
+      </w:tr>
+    </w:tbl>
+    <w:p/>
+    <w:p>
+      <w:pPr>
+        <w:pStyle w:val="Paragrafoelenco"/>
+        <w:numPr>
+          <w:ilvl w:val="0"/>
+          <w:numId w:val="2"/>
+        </w:numPr>
+      </w:pPr>
+      <w:r>
+        <w:t xml:space="preserve">Ogni licenza </w:t>
+      </w:r>
+      <w:r>
+        <w:rPr>
+          <w:b/>
+        </w:rPr>
+        <w:t>Remote Access copre 3 HMI</w:t>
+      </w:r>
+      <w:r>
+        <w:t>: con più di 3 pannelli acquistare un'ulteriore licenza Remote Access ogni 3 HMI.</w:t>
+      </w:r>
+    </w:p>
+    <w:p>
+      <w:pPr>
+        <w:pStyle w:val="Paragrafoelenco"/>
+        <w:numPr>
+          <w:ilvl w:val="0"/>
+          <w:numId w:val="2"/>
+        </w:numPr>
+      </w:pPr>
+      <w:r>
+        <w:t xml:space="preserve">Software di installazione: </w:t>
+      </w:r>
+      <w:r>
+        <w:rPr>
+          <w:b/>
+        </w:rPr>
+        <w:t>CD SIMATIC Logon V1.5 SP3</w:t>
+      </w:r>
+      <w:r>
+        <w:t>.</w:t>
+      </w:r>
+    </w:p>
+    <w:p>
+      <w:pPr>
+        <w:pBdr>
+          <w:left w:val="single" w:sz="24" w:space="8" w:color="1F4E79"/>
+        </w:pBdr>
+        <w:shd w:val="clear" w:color="auto" w:fill="EAF1F8"/>
+        <w:spacing w:before="120" w:after="200"/>
+        <w:ind w:left="200" w:right="200"/>
+      </w:pPr>
+      <w:proofErr w:type="gramStart"/>
+      <w:r>
+        <w:rPr>
+          <w:b/>
+          <w:color w:val="1F4E79"/>
+        </w:rPr>
+        <w:t xml:space="preserve">NOTA  </w:t>
+      </w:r>
+      <w:r>
+        <w:t>Sul</w:t>
+      </w:r>
+      <w:proofErr w:type="gramEnd"/>
+      <w:r>
+        <w:t xml:space="preserve"> pannello </w:t>
+      </w:r>
+      <w:r>
+        <w:rPr>
+          <w:b/>
+        </w:rPr>
+        <w:t>non</w:t>
+      </w:r>
+      <w:r>
+        <w:t xml:space="preserve"> va installata alcuna licenza SIMATIC Logon (a differenza della licenza SIMATIC </w:t>
+      </w:r>
+      <w:proofErr w:type="spellStart"/>
+      <w:r>
+        <w:t>WinCC</w:t>
+      </w:r>
+      <w:proofErr w:type="spellEnd"/>
+      <w:r>
+        <w:t xml:space="preserve"> Audit, che va invece sul pannello / Panel PC).</w:t>
+      </w:r>
+    </w:p>
+    <w:p>
+      <w:r>
+        <w:br w:type="page"/>
+      </w:r>
+    </w:p>
+    <w:p>
+      <w:pPr>
+        <w:pStyle w:val="Titolo1"/>
+      </w:pPr>
+      <w:r>
+        <w:lastRenderedPageBreak/>
+        <w:t>4. Parte A – Lato PC / Server</w:t>
+      </w:r>
+    </w:p>
+    <w:p>
+      <w:r>
+        <w:t xml:space="preserve">Le operazioni seguenti si eseguono sul PC che farà da server SIMATIC Logon: il server del cliente oppure, per il collaudo in ufficio, la macchina virtuale </w:t>
+      </w:r>
+      <w:r>
+        <w:rPr>
+          <w:b/>
+        </w:rPr>
+        <w:t>Win764_SimaticLogOn</w:t>
+      </w:r>
+      <w:r>
+        <w:t xml:space="preserve"> (vedi 4.8).</w:t>
+      </w:r>
+    </w:p>
+    <w:p>
+      <w:pPr>
+        <w:pStyle w:val="Titolo2"/>
+      </w:pPr>
+      <w:r>
+        <w:t>4.1 Installazione di SIMATIC Logon su PC nuovo</w:t>
+      </w:r>
+    </w:p>
+    <w:p>
+      <w:pPr>
+        <w:pStyle w:val="Paragrafoelenco"/>
+        <w:numPr>
+          <w:ilvl w:val="0"/>
+          <w:numId w:val="9"/>
+        </w:numPr>
+      </w:pPr>
+      <w:r>
+        <w:t xml:space="preserve">Dal CD </w:t>
+      </w:r>
+      <w:r>
+        <w:rPr>
+          <w:b/>
+        </w:rPr>
+        <w:t>SIMATIC Logon V1.5 SP3</w:t>
+      </w:r>
+      <w:r>
+        <w:t xml:space="preserve"> installare SIMATIC Logon sul PC server.</w:t>
+      </w:r>
+    </w:p>
+    <w:p>
+      <w:pPr>
+        <w:pStyle w:val="Paragrafoelenco"/>
+        <w:numPr>
+          <w:ilvl w:val="0"/>
+          <w:numId w:val="9"/>
+        </w:numPr>
+      </w:pPr>
+      <w:r>
+        <w:t>Riavviare il PC al termine dell'installazione.</w:t>
+      </w:r>
+    </w:p>
+    <w:p>
+      <w:pPr>
+        <w:pStyle w:val="Paragrafoelenco"/>
+        <w:numPr>
+          <w:ilvl w:val="0"/>
+          <w:numId w:val="9"/>
+        </w:numPr>
+      </w:pPr>
+      <w:r>
+        <w:t>Proseguire con i criteri di sicurezza (4.2) e con l'utente amministratore (4.3).</w:t>
+      </w:r>
+    </w:p>
+    <w:p>
+      <w:pPr>
+        <w:pBdr>
+          <w:left w:val="single" w:sz="24" w:space="8" w:color="1F4E79"/>
+        </w:pBdr>
+        <w:shd w:val="clear" w:color="auto" w:fill="EAF1F8"/>
+        <w:spacing w:before="120" w:after="200"/>
+        <w:ind w:left="200" w:right="200"/>
+      </w:pPr>
+      <w:proofErr w:type="gramStart"/>
+      <w:r>
+        <w:rPr>
+          <w:b/>
+          <w:color w:val="1F4E79"/>
+        </w:rPr>
+        <w:t xml:space="preserve">NOTA  </w:t>
+      </w:r>
+      <w:r>
+        <w:t>Sulla</w:t>
+      </w:r>
+      <w:proofErr w:type="gramEnd"/>
+      <w:r>
+        <w:t xml:space="preserve"> macchina virtuale Win764_SimaticLogOn il software è già installato e configurato: in quel caso passare direttamente al punto 4.5.</w:t>
+      </w:r>
+    </w:p>
+    <w:p>
+      <w:pPr>
+        <w:pStyle w:val="Titolo2"/>
+      </w:pPr>
+      <w:r>
+        <w:t>4.2 Criteri di sicurezza locali</w:t>
+      </w:r>
+    </w:p>
+    <w:p>
+      <w:r>
+        <w:t xml:space="preserve">Aprire </w:t>
+      </w:r>
+      <w:r>
+        <w:rPr>
+          <w:b/>
+        </w:rPr>
+        <w:t>Pannello di controllo → Strumenti di amministrazione → Criteri di sicurezza locali → Criteri account</w:t>
+      </w:r>
+      <w:r>
+        <w:t xml:space="preserve"> e impostare:</w:t>
+      </w:r>
+    </w:p>
+    <w:p/>
+    <w:tbl>
+      <w:tblPr>
+        <w:tblW w:w="0" w:type="auto"/>
+        <w:jc w:val="center"/>
+        <w:tblLook w:val="04A0" w:firstRow="1" w:lastRow="0" w:firstColumn="1" w:lastColumn="0" w:noHBand="0" w:noVBand="1"/>
+      </w:tblPr>
+      <w:tblGrid>
+        <w:gridCol w:w="3396"/>
+        <w:gridCol w:w="3796"/>
+        <w:gridCol w:w="2436"/>
+      </w:tblGrid>
+      <w:tr>
+        <w:trPr>
+          <w:tblHeader/>
+          <w:jc w:val="center"/>
+        </w:trPr>
+        <w:tc>
+          <w:tcPr>
+            <w:tcW w:w="3400" w:type="dxa"/>
+            <w:tcBorders>
+              <w:top w:val="single" w:sz="4" w:space="0" w:color="A6A6A6"/>
+              <w:left w:val="single" w:sz="4" w:space="0" w:color="A6A6A6"/>
+              <w:bottom w:val="single" w:sz="4" w:space="0" w:color="A6A6A6"/>
+              <w:right w:val="single" w:sz="4" w:space="0" w:color="A6A6A6"/>
+            </w:tcBorders>
+            <w:shd w:val="clear" w:color="auto" w:fill="1F4E79"/>
+            <w:tcMar>
+              <w:top w:w="60" w:type="dxa"/>
+              <w:left w:w="100" w:type="dxa"/>
+              <w:bottom w:w="60" w:type="dxa"/>
+              <w:right w:w="100" w:type="dxa"/>
+            </w:tcMar>
+          </w:tcPr>
+          <w:p>
+            <w:r>
+              <w:rPr>
+                <w:b/>
+                <w:color w:val="FFFFFF"/>
+              </w:rPr>
+              <w:t>Percorso</w:t>
+            </w:r>
+          </w:p>
+        </w:tc>
+        <w:tc>
+          <w:tcPr>
+            <w:tcW w:w="3800" w:type="dxa"/>
+            <w:tcBorders>
+              <w:top w:val="single" w:sz="4" w:space="0" w:color="A6A6A6"/>
+              <w:left w:val="single" w:sz="4" w:space="0" w:color="A6A6A6"/>
+              <w:bottom w:val="single" w:sz="4" w:space="0" w:color="A6A6A6"/>
+              <w:right w:val="single" w:sz="4" w:space="0" w:color="A6A6A6"/>
+            </w:tcBorders>
+            <w:shd w:val="clear" w:color="auto" w:fill="1F4E79"/>
+            <w:tcMar>
+              <w:top w:w="60" w:type="dxa"/>
+              <w:left w:w="100" w:type="dxa"/>
+              <w:bottom w:w="60" w:type="dxa"/>
+              <w:right w:w="100" w:type="dxa"/>
+            </w:tcMar>
+          </w:tcPr>
+          <w:p>
+            <w:r>
+              <w:rPr>
+                <w:b/>
+                <w:color w:val="FFFFFF"/>
+              </w:rPr>
+              <w:t>Criterio</w:t>
+            </w:r>
+          </w:p>
+        </w:tc>
+        <w:tc>
+          <w:tcPr>
+            <w:tcW w:w="2438" w:type="dxa"/>
+            <w:tcBorders>
+              <w:top w:val="single" w:sz="4" w:space="0" w:color="A6A6A6"/>
+              <w:left w:val="single" w:sz="4" w:space="0" w:color="A6A6A6"/>
+              <w:bottom w:val="single" w:sz="4" w:space="0" w:color="A6A6A6"/>
+              <w:right w:val="single" w:sz="4" w:space="0" w:color="A6A6A6"/>
+            </w:tcBorders>
+            <w:shd w:val="clear" w:color="auto" w:fill="1F4E79"/>
+            <w:tcMar>
+              <w:top w:w="60" w:type="dxa"/>
+              <w:left w:w="100" w:type="dxa"/>
+              <w:bottom w:w="60" w:type="dxa"/>
+              <w:right w:w="100" w:type="dxa"/>
+            </w:tcMar>
+          </w:tcPr>
+          <w:p>
+            <w:r>
+              <w:rPr>
+                <w:b/>
+                <w:color w:val="FFFFFF"/>
+              </w:rPr>
+              <w:t>Valore</w:t>
+            </w:r>
+          </w:p>
+        </w:tc>
+      </w:tr>
+      <w:tr>
+        <w:trPr>
+          <w:jc w:val="center"/>
+        </w:trPr>
+        <w:tc>
+          <w:tcPr>
+            <w:tcW w:w="3400" w:type="dxa"/>
+            <w:tcBorders>
+              <w:top w:val="single" w:sz="4" w:space="0" w:color="A6A6A6"/>
+              <w:left w:val="single" w:sz="4" w:space="0" w:color="A6A6A6"/>
+              <w:bottom w:val="single" w:sz="4" w:space="0" w:color="A6A6A6"/>
+              <w:right w:val="single" w:sz="4" w:space="0" w:color="A6A6A6"/>
+            </w:tcBorders>
+            <w:tcMar>
+              <w:top w:w="60" w:type="dxa"/>
+              <w:left w:w="100" w:type="dxa"/>
+              <w:bottom w:w="60" w:type="dxa"/>
+              <w:right w:w="100" w:type="dxa"/>
+            </w:tcMar>
+          </w:tcPr>
+          <w:p>
+            <w:r>
+              <w:t>Criteri password</w:t>
+            </w:r>
+          </w:p>
+        </w:tc>
+        <w:tc>
+          <w:tcPr>
+            <w:tcW w:w="3800" w:type="dxa"/>
+            <w:tcBorders>
+              <w:top w:val="single" w:sz="4" w:space="0" w:color="A6A6A6"/>
+              <w:left w:val="single" w:sz="4" w:space="0" w:color="A6A6A6"/>
+              <w:bottom w:val="single" w:sz="4" w:space="0" w:color="A6A6A6"/>
+              <w:right w:val="single" w:sz="4" w:space="0" w:color="A6A6A6"/>
+            </w:tcBorders>
+            <w:tcMar>
+              <w:top w:w="60" w:type="dxa"/>
+              <w:left w:w="100" w:type="dxa"/>
+              <w:bottom w:w="60" w:type="dxa"/>
+              <w:right w:w="100" w:type="dxa"/>
+            </w:tcMar>
+          </w:tcPr>
+          <w:p>
+            <w:r>
+              <w:t>Lunghezza minima password</w:t>
+            </w:r>
+          </w:p>
+        </w:tc>
+        <w:tc>
+          <w:tcPr>
+            <w:tcW w:w="2438" w:type="dxa"/>
+            <w:tcBorders>
+              <w:top w:val="single" w:sz="4" w:space="0" w:color="A6A6A6"/>
+              <w:left w:val="single" w:sz="4" w:space="0" w:color="A6A6A6"/>
+              <w:bottom w:val="single" w:sz="4" w:space="0" w:color="A6A6A6"/>
+              <w:right w:val="single" w:sz="4" w:space="0" w:color="A6A6A6"/>
+            </w:tcBorders>
+            <w:tcMar>
+              <w:top w:w="60" w:type="dxa"/>
+              <w:left w:w="100" w:type="dxa"/>
+              <w:bottom w:w="60" w:type="dxa"/>
+              <w:right w:w="100" w:type="dxa"/>
+            </w:tcMar>
+          </w:tcPr>
+          <w:p>
+            <w:proofErr w:type="gramStart"/>
+            <w:r>
+              <w:rPr>
+                <w:b/>
+              </w:rPr>
+              <w:t>8</w:t>
+            </w:r>
+            <w:proofErr w:type="gramEnd"/>
+            <w:r>
+              <w:rPr>
+                <w:b/>
+              </w:rPr>
+              <w:t xml:space="preserve"> caratteri</w:t>
+            </w:r>
+          </w:p>
+        </w:tc>
+      </w:tr>
+      <w:tr>
+        <w:trPr>
+          <w:jc w:val="center"/>
+        </w:trPr>
+        <w:tc>
+          <w:tcPr>
+            <w:tcW w:w="3400" w:type="dxa"/>
+            <w:tcBorders>
+              <w:top w:val="single" w:sz="4" w:space="0" w:color="A6A6A6"/>
+              <w:left w:val="single" w:sz="4" w:space="0" w:color="A6A6A6"/>
+              <w:bottom w:val="single" w:sz="4" w:space="0" w:color="A6A6A6"/>
+              <w:right w:val="single" w:sz="4" w:space="0" w:color="A6A6A6"/>
+            </w:tcBorders>
+            <w:shd w:val="clear" w:color="auto" w:fill="F2F6FA"/>
+            <w:tcMar>
+              <w:top w:w="60" w:type="dxa"/>
+              <w:left w:w="100" w:type="dxa"/>
+              <w:bottom w:w="60" w:type="dxa"/>
+              <w:right w:w="100" w:type="dxa"/>
+            </w:tcMar>
+          </w:tcPr>
+          <w:p>
+            <w:r>
+              <w:t>Criteri di blocco account</w:t>
+            </w:r>
+          </w:p>
+        </w:tc>
+        <w:tc>
+          <w:tcPr>
+            <w:tcW w:w="3800" w:type="dxa"/>
+            <w:tcBorders>
+              <w:top w:val="single" w:sz="4" w:space="0" w:color="A6A6A6"/>
+              <w:left w:val="single" w:sz="4" w:space="0" w:color="A6A6A6"/>
+              <w:bottom w:val="single" w:sz="4" w:space="0" w:color="A6A6A6"/>
+              <w:right w:val="single" w:sz="4" w:space="0" w:color="A6A6A6"/>
+            </w:tcBorders>
+            <w:shd w:val="clear" w:color="auto" w:fill="F2F6FA"/>
+            <w:tcMar>
+              <w:top w:w="60" w:type="dxa"/>
+              <w:left w:w="100" w:type="dxa"/>
+              <w:bottom w:w="60" w:type="dxa"/>
+              <w:right w:w="100" w:type="dxa"/>
+            </w:tcMar>
+          </w:tcPr>
+          <w:p>
+            <w:r>
+              <w:t>Soglia di blocco account</w:t>
+            </w:r>
+          </w:p>
+        </w:tc>
+        <w:tc>
+          <w:tcPr>
+            <w:tcW w:w="2438" w:type="dxa"/>
+            <w:tcBorders>
+              <w:top w:val="single" w:sz="4" w:space="0" w:color="A6A6A6"/>
+              <w:left w:val="single" w:sz="4" w:space="0" w:color="A6A6A6"/>
+              <w:bottom w:val="single" w:sz="4" w:space="0" w:color="A6A6A6"/>
+              <w:right w:val="single" w:sz="4" w:space="0" w:color="A6A6A6"/>
+            </w:tcBorders>
+            <w:shd w:val="clear" w:color="auto" w:fill="F2F6FA"/>
+            <w:tcMar>
+              <w:top w:w="60" w:type="dxa"/>
+              <w:left w:w="100" w:type="dxa"/>
+              <w:bottom w:w="60" w:type="dxa"/>
+              <w:right w:w="100" w:type="dxa"/>
+            </w:tcMar>
+          </w:tcPr>
+          <w:p>
+            <w:proofErr w:type="gramStart"/>
+            <w:r>
+              <w:rPr>
+                <w:b/>
+              </w:rPr>
+              <w:t>3</w:t>
+            </w:r>
+            <w:proofErr w:type="gramEnd"/>
+            <w:r>
+              <w:rPr>
+                <w:b/>
+              </w:rPr>
+              <w:t xml:space="preserve"> tentativi</w:t>
+            </w:r>
+          </w:p>
+        </w:tc>
+      </w:tr>
+    </w:tbl>
+    <w:p/>
     <w:p>
       <w:pPr>
         <w:keepNext/>
-        <w:spacing w:before="240"/>
         <w:jc w:val="center"/>
       </w:pPr>
       <w:r>
+        <w:rPr>
+          <w:noProof/>
+        </w:rPr>
         <w:drawing>
-          <wp:inline xmlns:a="http://schemas.openxmlformats.org/drawingml/2006/main" xmlns:pic="http://schemas.openxmlformats.org/drawingml/2006/picture">
-            <wp:extent cx="3060000" cy="3679359"/>
-            <wp:docPr id="4" name="Picture 4"/>
+          <wp:inline distT="0" distB="0" distL="0" distR="0" wp14:anchorId="1E5CA111" wp14:editId="4200542B">
+            <wp:extent cx="6120130" cy="3244215"/>
+            <wp:effectExtent l="0" t="0" r="0" b="0"/>
+            <wp:docPr id="1058110143" name="Immagine 1"/>
             <wp:cNvGraphicFramePr>
-              <a:graphicFrameLocks noChangeAspect="1"/>
+              <a:graphicFrameLocks xmlns:a="http://schemas.openxmlformats.org/drawingml/2006/main" noChangeAspect="1"/>
             </wp:cNvGraphicFramePr>
-            <a:graphic>
+            <a:graphic xmlns:a="http://schemas.openxmlformats.org/drawingml/2006/main">
               <a:graphicData uri="http://schemas.openxmlformats.org/drawingml/2006/picture">
-                <pic:pic>
+                <pic:pic xmlns:pic="http://schemas.openxmlformats.org/drawingml/2006/picture">
                   <pic:nvPicPr>
-                    <pic:cNvPr id="0" name="image.png"/>
+                    <pic:cNvPr id="1058110143" name=""/>
                     <pic:cNvPicPr/>
                   </pic:nvPicPr>
                   <pic:blipFill>
@@ -1907,9 +1569,11 @@
                   <pic:spPr>
                     <a:xfrm>
                       <a:off x="0" y="0"/>
-                      <a:ext cx="3060000" cy="3679359"/>
+                      <a:ext cx="6120130" cy="3244215"/>
                     </a:xfrm>
-                    <a:prstGeom prst="rect"/>
+                    <a:prstGeom prst="rect">
+                      <a:avLst/>
+                    </a:prstGeom>
                   </pic:spPr>
                 </pic:pic>
               </a:graphicData>
@@ -1929,44 +1593,54 @@
           <w:color w:val="595959"/>
           <w:sz w:val="18"/>
         </w:rPr>
-        <w:t>Figura 4 – Appartenenza ai gruppi Administrators e Logon_Administrator</w:t>
+        <w:t>Figura 2 – Criteri di protezione locali: lunghezza minima password</w:t>
       </w:r>
     </w:p>
     <w:p>
       <w:pPr>
         <w:pBdr>
-          <w:left w:val="single" w:sz="24" w:space="8" w:color="C00000"/>
+          <w:left w:val="single" w:sz="24" w:space="8" w:color="1F4E79"/>
         </w:pBdr>
-        <w:shd w:val="clear" w:color="auto" w:fill="FBEAEA"/>
+        <w:shd w:val="clear" w:color="auto" w:fill="EAF1F8"/>
         <w:spacing w:before="120" w:after="200"/>
         <w:ind w:left="200" w:right="200"/>
       </w:pPr>
+      <w:proofErr w:type="gramStart"/>
       <w:r>
         <w:rPr>
           <w:b/>
-          <w:color w:val="C00000"/>
-        </w:rPr>
-        <w:t xml:space="preserve">ATTENZIONE  </w:t>
-      </w:r>
-      <w:r>
-        <w:t xml:space="preserve">Un utente che non appartiene a </w:t>
+          <w:color w:val="1F4E79"/>
+        </w:rPr>
+        <w:t xml:space="preserve">NOTA  </w:t>
+      </w:r>
+      <w:r>
+        <w:t>Sul</w:t>
+      </w:r>
+      <w:proofErr w:type="gramEnd"/>
+      <w:r>
+        <w:t xml:space="preserve"> server reale questi criteri sono normalmente gestiti dall'IT del cliente (policy di dominio): verificare che corrispondano a quanto richiesto in validazione.</w:t>
+      </w:r>
+    </w:p>
+    <w:p>
+      <w:pPr>
+        <w:pStyle w:val="Titolo2"/>
+      </w:pPr>
+      <w:r>
+        <w:t>4.3 Utente amministratore di SIMATIC Logon</w:t>
+      </w:r>
+    </w:p>
+    <w:p>
+      <w:r>
+        <w:t xml:space="preserve">Serve un utente che possa aprire la configurazione di SIMATIC Logon. Aprire </w:t>
       </w:r>
       <w:r>
         <w:rPr>
           <w:b/>
         </w:rPr>
-        <w:t>Logon_Administrator</w:t>
-      </w:r>
-      <w:r>
-        <w:t xml:space="preserve"> non può aprire la configurazione di SIMATIC Logon e non viene visto da SIMATIC Logon.</w:t>
-      </w:r>
-    </w:p>
-    <w:p>
-      <w:pPr>
-        <w:pStyle w:val="Titolo2"/>
-      </w:pPr>
-      <w:r>
-        <w:t>4.4 Configurazione di SIMATIC Logon</w:t>
+        <w:t>tasto destro su Computer → Gestione → Utenti e gruppi locali</w:t>
+      </w:r>
+      <w:r>
+        <w:t>.</w:t>
       </w:r>
     </w:p>
     <w:p>
@@ -1974,20 +1648,42 @@
         <w:pStyle w:val="Paragrafoelenco"/>
         <w:numPr>
           <w:ilvl w:val="0"/>
-          <w:numId w:val="11"/>
+          <w:numId w:val="10"/>
         </w:numPr>
       </w:pPr>
       <w:r>
-        <w:t xml:space="preserve">Aprire </w:t>
+        <w:t xml:space="preserve">In </w:t>
       </w:r>
       <w:r>
         <w:rPr>
           <w:b/>
         </w:rPr>
-        <w:t>Start → Siemens Automation → SIMATIC → SIMATIC Logon → Configura SIMATIC Logon</w:t>
-      </w:r>
-      <w:r>
-        <w:t>.</w:t>
+        <w:t>Utenti</w:t>
+      </w:r>
+      <w:r>
+        <w:t xml:space="preserve"> creare un nuovo utente di servizio (es. nome </w:t>
+      </w:r>
+      <w:proofErr w:type="spellStart"/>
+      <w:r>
+        <w:rPr>
+          <w:b/>
+        </w:rPr>
+        <w:t>testuser</w:t>
+      </w:r>
+      <w:proofErr w:type="spellEnd"/>
+      <w:r>
+        <w:t xml:space="preserve">, password </w:t>
+      </w:r>
+      <w:proofErr w:type="spellStart"/>
+      <w:r>
+        <w:rPr>
+          <w:b/>
+        </w:rPr>
+        <w:t>testuser</w:t>
+      </w:r>
+      <w:proofErr w:type="spellEnd"/>
+      <w:r>
+        <w:t>).</w:t>
       </w:r>
     </w:p>
     <w:p>
@@ -1995,11 +1691,29 @@
         <w:pStyle w:val="Paragrafoelenco"/>
         <w:numPr>
           <w:ilvl w:val="0"/>
-          <w:numId w:val="11"/>
+          <w:numId w:val="10"/>
         </w:numPr>
       </w:pPr>
       <w:r>
-        <w:t>Accedere con l'utente creato al punto 4.3.</w:t>
+        <w:t xml:space="preserve">Nelle proprietà, scheda </w:t>
+      </w:r>
+      <w:r>
+        <w:rPr>
+          <w:b/>
+        </w:rPr>
+        <w:t>Generale</w:t>
+      </w:r>
+      <w:r>
+        <w:t xml:space="preserve">, spuntare </w:t>
+      </w:r>
+      <w:r>
+        <w:rPr>
+          <w:b/>
+        </w:rPr>
+        <w:t>Nessuna scadenza password</w:t>
+      </w:r>
+      <w:r>
+        <w:t>.</w:t>
       </w:r>
     </w:p>
     <w:p>
@@ -2007,396 +1721,80 @@
         <w:pStyle w:val="Paragrafoelenco"/>
         <w:numPr>
           <w:ilvl w:val="0"/>
-          <w:numId w:val="11"/>
+          <w:numId w:val="10"/>
         </w:numPr>
       </w:pPr>
       <w:r>
+        <w:lastRenderedPageBreak/>
         <w:t xml:space="preserve">Nella scheda </w:t>
       </w:r>
       <w:r>
         <w:rPr>
           <w:b/>
         </w:rPr>
-        <w:t>Certificato</w:t>
-      </w:r>
-      <w:r>
-        <w:t xml:space="preserve"> spuntare </w:t>
+        <w:t>Membro di</w:t>
+      </w:r>
+      <w:r>
+        <w:t xml:space="preserve"> premere </w:t>
       </w:r>
       <w:r>
         <w:rPr>
           <w:b/>
         </w:rPr>
-        <w:t>Collegamento non protetto</w:t>
-      </w:r>
-      <w:r>
-        <w:t xml:space="preserve">, confermare e </w:t>
-      </w:r>
+        <w:t>Aggiungi…</w:t>
+      </w:r>
+      <w:r>
+        <w:t xml:space="preserve"> e inserire i gruppi </w:t>
+      </w:r>
+      <w:proofErr w:type="spellStart"/>
       <w:r>
         <w:rPr>
           <w:b/>
         </w:rPr>
-        <w:t>riavviare il PC</w:t>
-      </w:r>
-      <w:r>
-        <w:t>.</w:t>
+        <w:t>Administrators</w:t>
+      </w:r>
+      <w:proofErr w:type="spellEnd"/>
+      <w:r>
+        <w:t xml:space="preserve"> (Windows) e </w:t>
+      </w:r>
+      <w:proofErr w:type="spellStart"/>
+      <w:r>
+        <w:rPr>
+          <w:b/>
+        </w:rPr>
+        <w:t>Logon_Administrator</w:t>
+      </w:r>
+      <w:proofErr w:type="spellEnd"/>
+      <w:r>
+        <w:t xml:space="preserve"> (Siemens), più il gruppo HMI che deve avere (es. Operator).</w:t>
       </w:r>
     </w:p>
     <w:p>
       <w:pPr>
         <w:pStyle w:val="Paragrafoelenco"/>
-        <w:numPr>
-          <w:ilvl w:val="0"/>
-          <w:numId w:val="11"/>
-        </w:numPr>
-      </w:pPr>
-      <w:r>
-        <w:t xml:space="preserve">Riaprire la configurazione e nella scheda </w:t>
-      </w:r>
-      <w:r>
-        <w:rPr>
-          <w:b/>
-        </w:rPr>
-        <w:t>Disconnessione automatica</w:t>
-      </w:r>
-      <w:r>
-        <w:t xml:space="preserve"> impostare i valori della tabella seguente.</w:t>
-      </w:r>
+        <w:ind w:left="540"/>
+      </w:pPr>
     </w:p>
     <w:p>
       <w:pPr>
         <w:keepNext/>
-        <w:spacing w:before="240"/>
         <w:jc w:val="center"/>
       </w:pPr>
       <w:r>
+        <w:rPr>
+          <w:noProof/>
+        </w:rPr>
         <w:drawing>
-          <wp:inline xmlns:a="http://schemas.openxmlformats.org/drawingml/2006/main" xmlns:pic="http://schemas.openxmlformats.org/drawingml/2006/picture">
-            <wp:extent cx="5580000" cy="3132632"/>
-            <wp:docPr id="5" name="Picture 5"/>
+          <wp:inline distT="0" distB="0" distL="0" distR="0" wp14:anchorId="5B5DE5B7" wp14:editId="3C427718">
+            <wp:extent cx="3060000" cy="3442500"/>
+            <wp:effectExtent l="0" t="0" r="0" b="0"/>
+            <wp:docPr id="3" name="Picture 3"/>
             <wp:cNvGraphicFramePr>
-              <a:graphicFrameLocks noChangeAspect="1"/>
+              <a:graphicFrameLocks xmlns:a="http://schemas.openxmlformats.org/drawingml/2006/main" noChangeAspect="1"/>
             </wp:cNvGraphicFramePr>
-            <a:graphic>
+            <a:graphic xmlns:a="http://schemas.openxmlformats.org/drawingml/2006/main">
               <a:graphicData uri="http://schemas.openxmlformats.org/drawingml/2006/picture">
-                <pic:pic>
-                  <pic:nvPicPr>
-                    <pic:cNvPr id="0" name="u-007-014.png"/>
-                    <pic:cNvPicPr/>
-                  </pic:nvPicPr>
-                  <pic:blipFill>
-                    <a:blip r:embed="rId24"/>
-                    <a:stretch>
-                      <a:fillRect/>
-                    </a:stretch>
-                  </pic:blipFill>
-                  <pic:spPr>
-                    <a:xfrm>
-                      <a:off x="0" y="0"/>
-                      <a:ext cx="5580000" cy="3132632"/>
-                    </a:xfrm>
-                    <a:prstGeom prst="rect"/>
-                  </pic:spPr>
-                </pic:pic>
-              </a:graphicData>
-            </a:graphic>
-          </wp:inline>
-        </w:drawing>
-      </w:r>
-    </w:p>
-    <w:p>
-      <w:pPr>
-        <w:spacing w:after="200"/>
-        <w:jc w:val="center"/>
-      </w:pPr>
-      <w:r>
-        <w:rPr>
-          <w:i/>
-          <w:color w:val="595959"/>
-          <w:sz w:val="18"/>
-        </w:rPr>
-        <w:t>Figura 5 – SIMATIC Logon: scheda Certificato – collegamento non protetto</w:t>
-      </w:r>
-    </w:p>
-    <w:tbl>
-      <w:tblPr>
-        <w:jc w:val="center"/>
-        <w:tblLook w:firstColumn="1" w:firstRow="1" w:lastColumn="0" w:lastRow="0" w:noHBand="0" w:noVBand="1" w:val="04A0"/>
-        <w:tblW w:w="9638" w:type="dxa"/>
-        <w:tblLayout w:type="fixed"/>
-      </w:tblPr>
-      <w:tblGrid>
-        <w:gridCol w:w="5600"/>
-        <w:gridCol w:w="4038"/>
-      </w:tblGrid>
-      <w:tr>
-        <w:trPr>
-          <w:cantSplit/>
-          <w:tblHeader/>
-        </w:trPr>
-        <w:tc>
-          <w:tcPr>
-            <w:tcW w:type="dxa" w:w="4819"/>
-            <w:tcW w:w="5600" w:type="dxa"/>
-            <w:tcBorders>
-              <w:top w:val="single" w:sz="4" w:space="0" w:color="A6A6A6"/>
-              <w:left w:val="single" w:sz="4" w:space="0" w:color="A6A6A6"/>
-              <w:bottom w:val="single" w:sz="4" w:space="0" w:color="A6A6A6"/>
-              <w:right w:val="single" w:sz="4" w:space="0" w:color="A6A6A6"/>
-            </w:tcBorders>
-            <w:shd w:val="clear" w:color="auto" w:fill="1F4E79"/>
-            <w:tcMar>
-              <w:top w:w="60" w:type="dxa"/>
-              <w:left w:w="100" w:type="dxa"/>
-              <w:bottom w:w="60" w:type="dxa"/>
-              <w:right w:w="100" w:type="dxa"/>
-            </w:tcMar>
-          </w:tcPr>
-          <w:p>
-            <w:pPr>
-              <w:spacing w:after="0"/>
-            </w:pPr>
-            <w:r>
-              <w:rPr>
-                <w:b/>
-                <w:color w:val="FFFFFF"/>
-              </w:rPr>
-              <w:t>Parametro</w:t>
-            </w:r>
-          </w:p>
-        </w:tc>
-        <w:tc>
-          <w:tcPr>
-            <w:tcW w:type="dxa" w:w="4819"/>
-            <w:tcW w:w="4038" w:type="dxa"/>
-            <w:tcBorders>
-              <w:top w:val="single" w:sz="4" w:space="0" w:color="A6A6A6"/>
-              <w:left w:val="single" w:sz="4" w:space="0" w:color="A6A6A6"/>
-              <w:bottom w:val="single" w:sz="4" w:space="0" w:color="A6A6A6"/>
-              <w:right w:val="single" w:sz="4" w:space="0" w:color="A6A6A6"/>
-            </w:tcBorders>
-            <w:shd w:val="clear" w:color="auto" w:fill="1F4E79"/>
-            <w:tcMar>
-              <w:top w:w="60" w:type="dxa"/>
-              <w:left w:w="100" w:type="dxa"/>
-              <w:bottom w:w="60" w:type="dxa"/>
-              <w:right w:w="100" w:type="dxa"/>
-            </w:tcMar>
-          </w:tcPr>
-          <w:p>
-            <w:pPr>
-              <w:spacing w:after="0"/>
-            </w:pPr>
-            <w:r>
-              <w:rPr>
-                <w:b/>
-                <w:color w:val="FFFFFF"/>
-              </w:rPr>
-              <w:t>Valore</w:t>
-            </w:r>
-          </w:p>
-        </w:tc>
-      </w:tr>
-      <w:tr>
-        <w:trPr>
-          <w:cantSplit/>
-        </w:trPr>
-        <w:tc>
-          <w:tcPr>
-            <w:tcW w:type="dxa" w:w="4819"/>
-            <w:tcW w:w="5600" w:type="dxa"/>
-            <w:tcBorders>
-              <w:top w:val="single" w:sz="4" w:space="0" w:color="A6A6A6"/>
-              <w:left w:val="single" w:sz="4" w:space="0" w:color="A6A6A6"/>
-              <w:bottom w:val="single" w:sz="4" w:space="0" w:color="A6A6A6"/>
-              <w:right w:val="single" w:sz="4" w:space="0" w:color="A6A6A6"/>
-            </w:tcBorders>
-            <w:tcMar>
-              <w:top w:w="60" w:type="dxa"/>
-              <w:left w:w="100" w:type="dxa"/>
-              <w:bottom w:w="60" w:type="dxa"/>
-              <w:right w:w="100" w:type="dxa"/>
-            </w:tcMar>
-          </w:tcPr>
-          <w:p>
-            <w:pPr>
-              <w:spacing w:after="0"/>
-            </w:pPr>
-            <w:r>
-              <w:t>Utilizza disconnessione automatica di SIMATIC Logon</w:t>
-            </w:r>
-          </w:p>
-        </w:tc>
-        <w:tc>
-          <w:tcPr>
-            <w:tcW w:type="dxa" w:w="4819"/>
-            <w:tcW w:w="4038" w:type="dxa"/>
-            <w:tcBorders>
-              <w:top w:val="single" w:sz="4" w:space="0" w:color="A6A6A6"/>
-              <w:left w:val="single" w:sz="4" w:space="0" w:color="A6A6A6"/>
-              <w:bottom w:val="single" w:sz="4" w:space="0" w:color="A6A6A6"/>
-              <w:right w:val="single" w:sz="4" w:space="0" w:color="A6A6A6"/>
-            </w:tcBorders>
-            <w:tcMar>
-              <w:top w:w="60" w:type="dxa"/>
-              <w:left w:w="100" w:type="dxa"/>
-              <w:bottom w:w="60" w:type="dxa"/>
-              <w:right w:w="100" w:type="dxa"/>
-            </w:tcMar>
-          </w:tcPr>
-          <w:p>
-            <w:pPr>
-              <w:spacing w:after="0"/>
-            </w:pPr>
-            <w:r>
-              <w:rPr>
-                <w:b/>
-              </w:rPr>
-              <w:t>Attivo</w:t>
-            </w:r>
-          </w:p>
-        </w:tc>
-      </w:tr>
-      <w:tr>
-        <w:trPr>
-          <w:cantSplit/>
-        </w:trPr>
-        <w:tc>
-          <w:tcPr>
-            <w:tcW w:type="dxa" w:w="4819"/>
-            <w:tcW w:w="5600" w:type="dxa"/>
-            <w:tcBorders>
-              <w:top w:val="single" w:sz="4" w:space="0" w:color="A6A6A6"/>
-              <w:left w:val="single" w:sz="4" w:space="0" w:color="A6A6A6"/>
-              <w:bottom w:val="single" w:sz="4" w:space="0" w:color="A6A6A6"/>
-              <w:right w:val="single" w:sz="4" w:space="0" w:color="A6A6A6"/>
-            </w:tcBorders>
-            <w:shd w:val="clear" w:color="auto" w:fill="F2F6FA"/>
-            <w:tcMar>
-              <w:top w:w="60" w:type="dxa"/>
-              <w:left w:w="100" w:type="dxa"/>
-              <w:bottom w:w="60" w:type="dxa"/>
-              <w:right w:w="100" w:type="dxa"/>
-            </w:tcMar>
-          </w:tcPr>
-          <w:p>
-            <w:pPr>
-              <w:spacing w:after="0"/>
-            </w:pPr>
-            <w:r>
-              <w:t>Tempo di attesa</w:t>
-            </w:r>
-          </w:p>
-        </w:tc>
-        <w:tc>
-          <w:tcPr>
-            <w:tcW w:type="dxa" w:w="4819"/>
-            <w:tcW w:w="4038" w:type="dxa"/>
-            <w:tcBorders>
-              <w:top w:val="single" w:sz="4" w:space="0" w:color="A6A6A6"/>
-              <w:left w:val="single" w:sz="4" w:space="0" w:color="A6A6A6"/>
-              <w:bottom w:val="single" w:sz="4" w:space="0" w:color="A6A6A6"/>
-              <w:right w:val="single" w:sz="4" w:space="0" w:color="A6A6A6"/>
-            </w:tcBorders>
-            <w:shd w:val="clear" w:color="auto" w:fill="F2F6FA"/>
-            <w:tcMar>
-              <w:top w:w="60" w:type="dxa"/>
-              <w:left w:w="100" w:type="dxa"/>
-              <w:bottom w:w="60" w:type="dxa"/>
-              <w:right w:w="100" w:type="dxa"/>
-            </w:tcMar>
-          </w:tcPr>
-          <w:p>
-            <w:pPr>
-              <w:spacing w:after="0"/>
-            </w:pPr>
-            <w:r>
-              <w:rPr>
-                <w:b/>
-              </w:rPr>
-              <w:t>5 minuti</w:t>
-            </w:r>
-            <w:r>
-              <w:t xml:space="preserve"> (requisito di validazione)</w:t>
-            </w:r>
-          </w:p>
-        </w:tc>
-      </w:tr>
-      <w:tr>
-        <w:trPr>
-          <w:cantSplit/>
-        </w:trPr>
-        <w:tc>
-          <w:tcPr>
-            <w:tcW w:type="dxa" w:w="4819"/>
-            <w:tcW w:w="5600" w:type="dxa"/>
-            <w:tcBorders>
-              <w:top w:val="single" w:sz="4" w:space="0" w:color="A6A6A6"/>
-              <w:left w:val="single" w:sz="4" w:space="0" w:color="A6A6A6"/>
-              <w:bottom w:val="single" w:sz="4" w:space="0" w:color="A6A6A6"/>
-              <w:right w:val="single" w:sz="4" w:space="0" w:color="A6A6A6"/>
-            </w:tcBorders>
-            <w:tcMar>
-              <w:top w:w="60" w:type="dxa"/>
-              <w:left w:w="100" w:type="dxa"/>
-              <w:bottom w:w="60" w:type="dxa"/>
-              <w:right w:w="100" w:type="dxa"/>
-            </w:tcMar>
-          </w:tcPr>
-          <w:p>
-            <w:pPr>
-              <w:spacing w:after="0"/>
-            </w:pPr>
-            <w:r>
-              <w:t>Tempo a disposizione per la disconnessione automatica</w:t>
-            </w:r>
-          </w:p>
-        </w:tc>
-        <w:tc>
-          <w:tcPr>
-            <w:tcW w:type="dxa" w:w="4819"/>
-            <w:tcW w:w="4038" w:type="dxa"/>
-            <w:tcBorders>
-              <w:top w:val="single" w:sz="4" w:space="0" w:color="A6A6A6"/>
-              <w:left w:val="single" w:sz="4" w:space="0" w:color="A6A6A6"/>
-              <w:bottom w:val="single" w:sz="4" w:space="0" w:color="A6A6A6"/>
-              <w:right w:val="single" w:sz="4" w:space="0" w:color="A6A6A6"/>
-            </w:tcBorders>
-            <w:tcMar>
-              <w:top w:w="60" w:type="dxa"/>
-              <w:left w:w="100" w:type="dxa"/>
-              <w:bottom w:w="60" w:type="dxa"/>
-              <w:right w:w="100" w:type="dxa"/>
-            </w:tcMar>
-          </w:tcPr>
-          <w:p>
-            <w:pPr>
-              <w:spacing w:after="0"/>
-            </w:pPr>
-            <w:r>
-              <w:t>0 secondi</w:t>
-            </w:r>
-          </w:p>
-        </w:tc>
-      </w:tr>
-    </w:tbl>
-    <w:p/>
-    <w:p>
-      <w:pPr>
-        <w:keepNext/>
-        <w:spacing w:before="240"/>
-        <w:jc w:val="center"/>
-      </w:pPr>
-      <w:r>
-        <w:drawing>
-          <wp:inline xmlns:a="http://schemas.openxmlformats.org/drawingml/2006/main" xmlns:pic="http://schemas.openxmlformats.org/drawingml/2006/picture">
-            <wp:extent cx="3600000" cy="2712727"/>
-            <wp:docPr id="6" name="Picture 6"/>
-            <wp:cNvGraphicFramePr>
-              <a:graphicFrameLocks noChangeAspect="1"/>
-            </wp:cNvGraphicFramePr>
-            <a:graphic>
-              <a:graphicData uri="http://schemas.openxmlformats.org/drawingml/2006/picture">
-                <pic:pic>
+                <pic:pic xmlns:pic="http://schemas.openxmlformats.org/drawingml/2006/picture">
                   <pic:nvPicPr>
                     <pic:cNvPr id="0" name="image.png"/>
                     <pic:cNvPicPr/>
@@ -2410,9 +1808,11 @@
                   <pic:spPr>
                     <a:xfrm>
                       <a:off x="0" y="0"/>
-                      <a:ext cx="3600000" cy="2712727"/>
+                      <a:ext cx="3060000" cy="3442500"/>
                     </a:xfrm>
-                    <a:prstGeom prst="rect"/>
+                    <a:prstGeom prst="rect">
+                      <a:avLst/>
+                    </a:prstGeom>
                   </pic:spPr>
                 </pic:pic>
               </a:graphicData>
@@ -2425,111 +1825,49 @@
       <w:pPr>
         <w:spacing w:after="200"/>
         <w:jc w:val="center"/>
-      </w:pPr>
-      <w:r>
         <w:rPr>
           <w:i/>
           <w:color w:val="595959"/>
           <w:sz w:val="18"/>
         </w:rPr>
-        <w:t>Figura 6 – SIMATIC Logon: scheda Disconnessione automatica</w:t>
-      </w:r>
-    </w:p>
-    <w:p>
-      <w:pPr>
-        <w:pStyle w:val="Titolo2"/>
-      </w:pPr>
-      <w:r>
-        <w:t>4.5 Creazione dei gruppi</w:t>
-      </w:r>
-    </w:p>
-    <w:p>
-      <w:r>
-        <w:t>Sul server vanno creati gli stessi gruppi definiti nel progetto HMI (vedi 5.2).</w:t>
-      </w:r>
-    </w:p>
-    <w:p>
-      <w:pPr>
-        <w:pStyle w:val="Paragrafoelenco"/>
-        <w:numPr>
-          <w:ilvl w:val="0"/>
-          <w:numId w:val="12"/>
-        </w:numPr>
-      </w:pPr>
-      <w:r>
-        <w:t>Nel progetto HMI annotare i nomi dei gruppi (es. Operator, Supervisor, PasswordChange, TecnicoIMA).</w:t>
-      </w:r>
-    </w:p>
-    <w:p>
-      <w:pPr>
-        <w:pStyle w:val="Paragrafoelenco"/>
-        <w:numPr>
-          <w:ilvl w:val="0"/>
-          <w:numId w:val="12"/>
-        </w:numPr>
-      </w:pPr>
-      <w:r>
-        <w:t xml:space="preserve">Sul server aprire </w:t>
-      </w:r>
-      <w:r>
-        <w:rPr>
-          <w:b/>
-        </w:rPr>
-        <w:t>Gestione computer → Utenti e gruppi locali → Gruppi</w:t>
-      </w:r>
-      <w:r>
-        <w:t>.</w:t>
-      </w:r>
-    </w:p>
-    <w:p>
-      <w:pPr>
-        <w:pStyle w:val="Paragrafoelenco"/>
-        <w:numPr>
-          <w:ilvl w:val="0"/>
-          <w:numId w:val="12"/>
-        </w:numPr>
-      </w:pPr>
-      <w:r>
-        <w:t xml:space="preserve">Con </w:t>
-      </w:r>
-      <w:r>
-        <w:rPr>
-          <w:b/>
-        </w:rPr>
-        <w:t>tasto destro → Nuovo gruppo</w:t>
-      </w:r>
-      <w:r>
-        <w:t xml:space="preserve"> creare un gruppo per ciascun gruppo del progetto, con </w:t>
-      </w:r>
-      <w:r>
-        <w:rPr>
-          <w:b/>
-        </w:rPr>
-        <w:t>nome identico</w:t>
-      </w:r>
-      <w:r>
-        <w:t xml:space="preserve"> (maiuscole/minuscole comprese).</w:t>
-      </w:r>
+      </w:pPr>
+      <w:r>
+        <w:rPr>
+          <w:i/>
+          <w:color w:val="595959"/>
+          <w:sz w:val="18"/>
+        </w:rPr>
+        <w:t>Figura 3 – Creazione dell'utente di servizio con password senza scadenza</w:t>
+      </w:r>
+    </w:p>
+    <w:p>
+      <w:pPr>
+        <w:spacing w:after="200"/>
+        <w:jc w:val="center"/>
+      </w:pPr>
     </w:p>
     <w:p>
       <w:pPr>
         <w:keepNext/>
-        <w:spacing w:before="240"/>
         <w:jc w:val="center"/>
       </w:pPr>
       <w:r>
+        <w:rPr>
+          <w:noProof/>
+        </w:rPr>
         <w:drawing>
-          <wp:inline xmlns:a="http://schemas.openxmlformats.org/drawingml/2006/main" xmlns:pic="http://schemas.openxmlformats.org/drawingml/2006/picture">
-            <wp:extent cx="3960000" cy="2591368"/>
-            <wp:docPr id="7" name="Picture 7"/>
+          <wp:inline distT="0" distB="0" distL="0" distR="0" wp14:anchorId="5CDFB6D9" wp14:editId="0D768897">
+            <wp:extent cx="3060000" cy="3679359"/>
+            <wp:effectExtent l="0" t="0" r="0" b="0"/>
+            <wp:docPr id="4" name="Picture 4"/>
             <wp:cNvGraphicFramePr>
-              <a:graphicFrameLocks noChangeAspect="1"/>
+              <a:graphicFrameLocks xmlns:a="http://schemas.openxmlformats.org/drawingml/2006/main" noChangeAspect="1"/>
             </wp:cNvGraphicFramePr>
-            <a:graphic>
+            <a:graphic xmlns:a="http://schemas.openxmlformats.org/drawingml/2006/main">
               <a:graphicData uri="http://schemas.openxmlformats.org/drawingml/2006/picture">
-                <pic:pic>
+                <pic:pic xmlns:pic="http://schemas.openxmlformats.org/drawingml/2006/picture">
                   <pic:nvPicPr>
-                    <pic:cNvPr id="0" name="image.jpg"/>
+                    <pic:cNvPr id="0" name="image.png"/>
                     <pic:cNvPicPr/>
                   </pic:nvPicPr>
                   <pic:blipFill>
@@ -2541,9 +1879,11 @@
                   <pic:spPr>
                     <a:xfrm>
                       <a:off x="0" y="0"/>
-                      <a:ext cx="3960000" cy="2591368"/>
+                      <a:ext cx="3060000" cy="3679359"/>
                     </a:xfrm>
-                    <a:prstGeom prst="rect"/>
+                    <a:prstGeom prst="rect">
+                      <a:avLst/>
+                    </a:prstGeom>
                   </pic:spPr>
                 </pic:pic>
               </a:graphicData>
@@ -2563,8 +1903,36 @@
           <w:color w:val="595959"/>
           <w:sz w:val="18"/>
         </w:rPr>
-        <w:t>Figura 7 – Gruppi del progetto HMI da replicare sul server</w:t>
-      </w:r>
+        <w:t xml:space="preserve">Figura 4 – Appartenenza ai gruppi </w:t>
+      </w:r>
+      <w:proofErr w:type="spellStart"/>
+      <w:r>
+        <w:rPr>
+          <w:i/>
+          <w:color w:val="595959"/>
+          <w:sz w:val="18"/>
+        </w:rPr>
+        <w:t>Administrators</w:t>
+      </w:r>
+      <w:proofErr w:type="spellEnd"/>
+      <w:r>
+        <w:rPr>
+          <w:i/>
+          <w:color w:val="595959"/>
+          <w:sz w:val="18"/>
+        </w:rPr>
+        <w:t xml:space="preserve"> e </w:t>
+      </w:r>
+      <w:proofErr w:type="spellStart"/>
+      <w:r>
+        <w:rPr>
+          <w:i/>
+          <w:color w:val="595959"/>
+          <w:sz w:val="18"/>
+        </w:rPr>
+        <w:t>Logon_Administrator</w:t>
+      </w:r>
+      <w:proofErr w:type="spellEnd"/>
     </w:p>
     <w:p>
       <w:pPr>
@@ -2575,6 +1943,7 @@
         <w:spacing w:before="120" w:after="200"/>
         <w:ind w:left="200" w:right="200"/>
       </w:pPr>
+      <w:proofErr w:type="gramStart"/>
       <w:r>
         <w:rPr>
           <w:b/>
@@ -2583,16 +1952,22 @@
         <w:t xml:space="preserve">ATTENZIONE  </w:t>
       </w:r>
       <w:r>
-        <w:t xml:space="preserve">Se il nome del gruppo sul server non coincide esattamente con quello del progetto HMI, l'utente si autentica ma </w:t>
-      </w:r>
+        <w:t>Un</w:t>
+      </w:r>
+      <w:proofErr w:type="gramEnd"/>
+      <w:r>
+        <w:t xml:space="preserve"> utente che non appartiene a </w:t>
+      </w:r>
+      <w:proofErr w:type="spellStart"/>
       <w:r>
         <w:rPr>
           <w:b/>
         </w:rPr>
-        <w:t>non ottiene le autorizzazioni</w:t>
-      </w:r>
-      <w:r>
-        <w:t xml:space="preserve"> attese.</w:t>
+        <w:t>Logon_Administrator</w:t>
+      </w:r>
+      <w:proofErr w:type="spellEnd"/>
+      <w:r>
+        <w:t xml:space="preserve"> non può aprire la configurazione di SIMATIC Logon e non viene visto da SIMATIC Logon.</w:t>
       </w:r>
     </w:p>
     <w:p>
@@ -2600,7 +1975,8 @@
         <w:pStyle w:val="Titolo2"/>
       </w:pPr>
       <w:r>
-        <w:t>4.6 Creazione degli utenti</w:t>
+        <w:lastRenderedPageBreak/>
+        <w:t>4.4 Configurazione di SIMATIC Logon</w:t>
       </w:r>
     </w:p>
     <w:p>
@@ -2608,20 +1984,20 @@
         <w:pStyle w:val="Paragrafoelenco"/>
         <w:numPr>
           <w:ilvl w:val="0"/>
-          <w:numId w:val="13"/>
+          <w:numId w:val="11"/>
         </w:numPr>
       </w:pPr>
       <w:r>
-        <w:t xml:space="preserve">In </w:t>
+        <w:t xml:space="preserve">Aprire </w:t>
       </w:r>
       <w:r>
         <w:rPr>
           <w:b/>
         </w:rPr>
-        <w:t>Utenti</w:t>
-      </w:r>
-      <w:r>
-        <w:t xml:space="preserve"> creare l'utente con la relativa password (minimo 8 caratteri).</w:t>
+        <w:t>Start → Siemens Automation → SIMATIC → SIMATIC Logon → Configura SIMATIC Logon</w:t>
+      </w:r>
+      <w:r>
+        <w:t>.</w:t>
       </w:r>
     </w:p>
     <w:p>
@@ -2629,20 +2005,11 @@
         <w:pStyle w:val="Paragrafoelenco"/>
         <w:numPr>
           <w:ilvl w:val="0"/>
-          <w:numId w:val="13"/>
+          <w:numId w:val="11"/>
         </w:numPr>
       </w:pPr>
       <w:r>
-        <w:t xml:space="preserve">Spuntare </w:t>
-      </w:r>
-      <w:r>
-        <w:rPr>
-          <w:b/>
-        </w:rPr>
-        <w:t>Nessuna scadenza password</w:t>
-      </w:r>
-      <w:r>
-        <w:t xml:space="preserve"> (solo per gli utenti di prova; sul server del cliente vale la sua policy).</w:t>
+        <w:t>Accedere con l'utente creato al punto 4.3.</w:t>
       </w:r>
     </w:p>
     <w:p>
@@ -2650,510 +2017,93 @@
         <w:pStyle w:val="Paragrafoelenco"/>
         <w:numPr>
           <w:ilvl w:val="0"/>
-          <w:numId w:val="13"/>
+          <w:numId w:val="11"/>
         </w:numPr>
       </w:pPr>
       <w:r>
-        <w:t xml:space="preserve">Scheda </w:t>
+        <w:t xml:space="preserve">Nella scheda </w:t>
       </w:r>
       <w:r>
         <w:rPr>
           <w:b/>
         </w:rPr>
-        <w:t>Membro di</w:t>
-      </w:r>
-      <w:r>
-        <w:t xml:space="preserve">: associare l'utente a </w:t>
+        <w:t>Certificato</w:t>
+      </w:r>
+      <w:r>
+        <w:t xml:space="preserve"> spuntare </w:t>
       </w:r>
       <w:r>
         <w:rPr>
           <w:b/>
         </w:rPr>
-        <w:t>un solo</w:t>
-      </w:r>
-      <w:r>
-        <w:t xml:space="preserve"> gruppo HMI.</w:t>
-      </w:r>
-    </w:p>
-    <w:p>
-      <w:r>
-        <w:t>Utenti di prova consigliati, uno per livello:</w:t>
-      </w:r>
-    </w:p>
-    <w:tbl>
-      <w:tblPr>
+        <w:t>Collegamento non protetto</w:t>
+      </w:r>
+      <w:r>
+        <w:t xml:space="preserve">, confermare e </w:t>
+      </w:r>
+      <w:r>
+        <w:rPr>
+          <w:b/>
+        </w:rPr>
+        <w:t>riavviare il PC</w:t>
+      </w:r>
+      <w:r>
+        <w:t>.</w:t>
+      </w:r>
+    </w:p>
+    <w:p>
+      <w:pPr>
+        <w:pStyle w:val="Paragrafoelenco"/>
+        <w:numPr>
+          <w:ilvl w:val="0"/>
+          <w:numId w:val="11"/>
+        </w:numPr>
+      </w:pPr>
+      <w:r>
+        <w:t xml:space="preserve">Riaprire la configurazione e nella scheda </w:t>
+      </w:r>
+      <w:r>
+        <w:rPr>
+          <w:b/>
+        </w:rPr>
+        <w:t>Disconnessione automatica</w:t>
+      </w:r>
+      <w:r>
+        <w:t xml:space="preserve"> impostare i valori della tabella seguente.</w:t>
+      </w:r>
+    </w:p>
+    <w:p>
+      <w:pPr>
+        <w:pStyle w:val="Paragrafoelenco"/>
+        <w:ind w:left="540"/>
+      </w:pPr>
+    </w:p>
+    <w:p>
+      <w:pPr>
+        <w:keepNext/>
         <w:jc w:val="center"/>
-        <w:tblLook w:firstColumn="1" w:firstRow="1" w:lastColumn="0" w:lastRow="0" w:noHBand="0" w:noVBand="1" w:val="04A0"/>
-        <w:tblW w:w="9638" w:type="dxa"/>
-        <w:tblLayout w:type="fixed"/>
-      </w:tblPr>
-      <w:tblGrid>
-        <w:gridCol w:w="2000"/>
-        <w:gridCol w:w="3200"/>
-        <w:gridCol w:w="4438"/>
-      </w:tblGrid>
-      <w:tr>
-        <w:trPr>
-          <w:cantSplit/>
-          <w:tblHeader/>
-        </w:trPr>
-        <w:tc>
-          <w:tcPr>
-            <w:tcW w:type="dxa" w:w="3213"/>
-            <w:tcW w:w="2000" w:type="dxa"/>
-            <w:tcBorders>
-              <w:top w:val="single" w:sz="4" w:space="0" w:color="A6A6A6"/>
-              <w:left w:val="single" w:sz="4" w:space="0" w:color="A6A6A6"/>
-              <w:bottom w:val="single" w:sz="4" w:space="0" w:color="A6A6A6"/>
-              <w:right w:val="single" w:sz="4" w:space="0" w:color="A6A6A6"/>
-            </w:tcBorders>
-            <w:shd w:val="clear" w:color="auto" w:fill="1F4E79"/>
-            <w:tcMar>
-              <w:top w:w="60" w:type="dxa"/>
-              <w:left w:w="100" w:type="dxa"/>
-              <w:bottom w:w="60" w:type="dxa"/>
-              <w:right w:w="100" w:type="dxa"/>
-            </w:tcMar>
-          </w:tcPr>
-          <w:p>
-            <w:pPr>
-              <w:spacing w:after="0"/>
-            </w:pPr>
-            <w:r>
-              <w:rPr>
-                <w:b/>
-                <w:color w:val="FFFFFF"/>
-              </w:rPr>
-              <w:t>Utente</w:t>
-            </w:r>
-          </w:p>
-        </w:tc>
-        <w:tc>
-          <w:tcPr>
-            <w:tcW w:type="dxa" w:w="3213"/>
-            <w:tcW w:w="3200" w:type="dxa"/>
-            <w:tcBorders>
-              <w:top w:val="single" w:sz="4" w:space="0" w:color="A6A6A6"/>
-              <w:left w:val="single" w:sz="4" w:space="0" w:color="A6A6A6"/>
-              <w:bottom w:val="single" w:sz="4" w:space="0" w:color="A6A6A6"/>
-              <w:right w:val="single" w:sz="4" w:space="0" w:color="A6A6A6"/>
-            </w:tcBorders>
-            <w:shd w:val="clear" w:color="auto" w:fill="1F4E79"/>
-            <w:tcMar>
-              <w:top w:w="60" w:type="dxa"/>
-              <w:left w:w="100" w:type="dxa"/>
-              <w:bottom w:w="60" w:type="dxa"/>
-              <w:right w:w="100" w:type="dxa"/>
-            </w:tcMar>
-          </w:tcPr>
-          <w:p>
-            <w:pPr>
-              <w:spacing w:after="0"/>
-            </w:pPr>
-            <w:r>
-              <w:rPr>
-                <w:b/>
-                <w:color w:val="FFFFFF"/>
-              </w:rPr>
-              <w:t>Gruppo</w:t>
-            </w:r>
-          </w:p>
-        </w:tc>
-        <w:tc>
-          <w:tcPr>
-            <w:tcW w:type="dxa" w:w="3213"/>
-            <w:tcW w:w="4438" w:type="dxa"/>
-            <w:tcBorders>
-              <w:top w:val="single" w:sz="4" w:space="0" w:color="A6A6A6"/>
-              <w:left w:val="single" w:sz="4" w:space="0" w:color="A6A6A6"/>
-              <w:bottom w:val="single" w:sz="4" w:space="0" w:color="A6A6A6"/>
-              <w:right w:val="single" w:sz="4" w:space="0" w:color="A6A6A6"/>
-            </w:tcBorders>
-            <w:shd w:val="clear" w:color="auto" w:fill="1F4E79"/>
-            <w:tcMar>
-              <w:top w:w="60" w:type="dxa"/>
-              <w:left w:w="100" w:type="dxa"/>
-              <w:bottom w:w="60" w:type="dxa"/>
-              <w:right w:w="100" w:type="dxa"/>
-            </w:tcMar>
-          </w:tcPr>
-          <w:p>
-            <w:pPr>
-              <w:spacing w:after="0"/>
-            </w:pPr>
-            <w:r>
-              <w:rPr>
-                <w:b/>
-                <w:color w:val="FFFFFF"/>
-              </w:rPr>
-              <w:t>Livello locale equivalente sull'HMI</w:t>
-            </w:r>
-          </w:p>
-        </w:tc>
-      </w:tr>
-      <w:tr>
-        <w:trPr>
-          <w:cantSplit/>
-        </w:trPr>
-        <w:tc>
-          <w:tcPr>
-            <w:tcW w:type="dxa" w:w="3213"/>
-            <w:tcW w:w="2000" w:type="dxa"/>
-            <w:tcBorders>
-              <w:top w:val="single" w:sz="4" w:space="0" w:color="A6A6A6"/>
-              <w:left w:val="single" w:sz="4" w:space="0" w:color="A6A6A6"/>
-              <w:bottom w:val="single" w:sz="4" w:space="0" w:color="A6A6A6"/>
-              <w:right w:val="single" w:sz="4" w:space="0" w:color="A6A6A6"/>
-            </w:tcBorders>
-            <w:tcMar>
-              <w:top w:w="60" w:type="dxa"/>
-              <w:left w:w="100" w:type="dxa"/>
-              <w:bottom w:w="60" w:type="dxa"/>
-              <w:right w:w="100" w:type="dxa"/>
-            </w:tcMar>
-          </w:tcPr>
-          <w:p>
-            <w:pPr>
-              <w:spacing w:after="0"/>
-            </w:pPr>
-            <w:r>
-              <w:t>aaa</w:t>
-            </w:r>
-          </w:p>
-        </w:tc>
-        <w:tc>
-          <w:tcPr>
-            <w:tcW w:type="dxa" w:w="3213"/>
-            <w:tcW w:w="3200" w:type="dxa"/>
-            <w:tcBorders>
-              <w:top w:val="single" w:sz="4" w:space="0" w:color="A6A6A6"/>
-              <w:left w:val="single" w:sz="4" w:space="0" w:color="A6A6A6"/>
-              <w:bottom w:val="single" w:sz="4" w:space="0" w:color="A6A6A6"/>
-              <w:right w:val="single" w:sz="4" w:space="0" w:color="A6A6A6"/>
-            </w:tcBorders>
-            <w:tcMar>
-              <w:top w:w="60" w:type="dxa"/>
-              <w:left w:w="100" w:type="dxa"/>
-              <w:bottom w:w="60" w:type="dxa"/>
-              <w:right w:w="100" w:type="dxa"/>
-            </w:tcMar>
-          </w:tcPr>
-          <w:p>
-            <w:pPr>
-              <w:spacing w:after="0"/>
-            </w:pPr>
-            <w:r>
-              <w:t>Operator</w:t>
-            </w:r>
-          </w:p>
-        </w:tc>
-        <w:tc>
-          <w:tcPr>
-            <w:tcW w:type="dxa" w:w="3213"/>
-            <w:tcW w:w="4438" w:type="dxa"/>
-            <w:tcBorders>
-              <w:top w:val="single" w:sz="4" w:space="0" w:color="A6A6A6"/>
-              <w:left w:val="single" w:sz="4" w:space="0" w:color="A6A6A6"/>
-              <w:bottom w:val="single" w:sz="4" w:space="0" w:color="A6A6A6"/>
-              <w:right w:val="single" w:sz="4" w:space="0" w:color="A6A6A6"/>
-            </w:tcBorders>
-            <w:tcMar>
-              <w:top w:w="60" w:type="dxa"/>
-              <w:left w:w="100" w:type="dxa"/>
-              <w:bottom w:w="60" w:type="dxa"/>
-              <w:right w:w="100" w:type="dxa"/>
-            </w:tcMar>
-          </w:tcPr>
-          <w:p>
-            <w:pPr>
-              <w:spacing w:after="0"/>
-            </w:pPr>
-            <w:r>
-              <w:t>L1 – password 1234</w:t>
-            </w:r>
-          </w:p>
-        </w:tc>
-      </w:tr>
-      <w:tr>
-        <w:trPr>
-          <w:cantSplit/>
-        </w:trPr>
-        <w:tc>
-          <w:tcPr>
-            <w:tcW w:type="dxa" w:w="3213"/>
-            <w:tcW w:w="2000" w:type="dxa"/>
-            <w:tcBorders>
-              <w:top w:val="single" w:sz="4" w:space="0" w:color="A6A6A6"/>
-              <w:left w:val="single" w:sz="4" w:space="0" w:color="A6A6A6"/>
-              <w:bottom w:val="single" w:sz="4" w:space="0" w:color="A6A6A6"/>
-              <w:right w:val="single" w:sz="4" w:space="0" w:color="A6A6A6"/>
-            </w:tcBorders>
-            <w:shd w:val="clear" w:color="auto" w:fill="F2F6FA"/>
-            <w:tcMar>
-              <w:top w:w="60" w:type="dxa"/>
-              <w:left w:w="100" w:type="dxa"/>
-              <w:bottom w:w="60" w:type="dxa"/>
-              <w:right w:w="100" w:type="dxa"/>
-            </w:tcMar>
-          </w:tcPr>
-          <w:p>
-            <w:pPr>
-              <w:spacing w:after="0"/>
-            </w:pPr>
-            <w:r>
-              <w:t>ccc</w:t>
-            </w:r>
-          </w:p>
-        </w:tc>
-        <w:tc>
-          <w:tcPr>
-            <w:tcW w:type="dxa" w:w="3213"/>
-            <w:tcW w:w="3200" w:type="dxa"/>
-            <w:tcBorders>
-              <w:top w:val="single" w:sz="4" w:space="0" w:color="A6A6A6"/>
-              <w:left w:val="single" w:sz="4" w:space="0" w:color="A6A6A6"/>
-              <w:bottom w:val="single" w:sz="4" w:space="0" w:color="A6A6A6"/>
-              <w:right w:val="single" w:sz="4" w:space="0" w:color="A6A6A6"/>
-            </w:tcBorders>
-            <w:shd w:val="clear" w:color="auto" w:fill="F2F6FA"/>
-            <w:tcMar>
-              <w:top w:w="60" w:type="dxa"/>
-              <w:left w:w="100" w:type="dxa"/>
-              <w:bottom w:w="60" w:type="dxa"/>
-              <w:right w:w="100" w:type="dxa"/>
-            </w:tcMar>
-          </w:tcPr>
-          <w:p>
-            <w:pPr>
-              <w:spacing w:after="0"/>
-            </w:pPr>
-            <w:r>
-              <w:t>Tecnico / Supervisor</w:t>
-            </w:r>
-          </w:p>
-        </w:tc>
-        <w:tc>
-          <w:tcPr>
-            <w:tcW w:type="dxa" w:w="3213"/>
-            <w:tcW w:w="4438" w:type="dxa"/>
-            <w:tcBorders>
-              <w:top w:val="single" w:sz="4" w:space="0" w:color="A6A6A6"/>
-              <w:left w:val="single" w:sz="4" w:space="0" w:color="A6A6A6"/>
-              <w:bottom w:val="single" w:sz="4" w:space="0" w:color="A6A6A6"/>
-              <w:right w:val="single" w:sz="4" w:space="0" w:color="A6A6A6"/>
-            </w:tcBorders>
-            <w:shd w:val="clear" w:color="auto" w:fill="F2F6FA"/>
-            <w:tcMar>
-              <w:top w:w="60" w:type="dxa"/>
-              <w:left w:w="100" w:type="dxa"/>
-              <w:bottom w:w="60" w:type="dxa"/>
-              <w:right w:w="100" w:type="dxa"/>
-            </w:tcMar>
-          </w:tcPr>
-          <w:p>
-            <w:pPr>
-              <w:spacing w:after="0"/>
-            </w:pPr>
-            <w:r>
-              <w:t>L2 – password 3700</w:t>
-            </w:r>
-          </w:p>
-        </w:tc>
-      </w:tr>
-      <w:tr>
-        <w:trPr>
-          <w:cantSplit/>
-        </w:trPr>
-        <w:tc>
-          <w:tcPr>
-            <w:tcW w:type="dxa" w:w="3213"/>
-            <w:tcW w:w="2000" w:type="dxa"/>
-            <w:tcBorders>
-              <w:top w:val="single" w:sz="4" w:space="0" w:color="A6A6A6"/>
-              <w:left w:val="single" w:sz="4" w:space="0" w:color="A6A6A6"/>
-              <w:bottom w:val="single" w:sz="4" w:space="0" w:color="A6A6A6"/>
-              <w:right w:val="single" w:sz="4" w:space="0" w:color="A6A6A6"/>
-            </w:tcBorders>
-            <w:tcMar>
-              <w:top w:w="60" w:type="dxa"/>
-              <w:left w:w="100" w:type="dxa"/>
-              <w:bottom w:w="60" w:type="dxa"/>
-              <w:right w:w="100" w:type="dxa"/>
-            </w:tcMar>
-          </w:tcPr>
-          <w:p>
-            <w:pPr>
-              <w:spacing w:after="0"/>
-            </w:pPr>
-            <w:r>
-              <w:t>ddd</w:t>
-            </w:r>
-          </w:p>
-        </w:tc>
-        <w:tc>
-          <w:tcPr>
-            <w:tcW w:type="dxa" w:w="3213"/>
-            <w:tcW w:w="3200" w:type="dxa"/>
-            <w:tcBorders>
-              <w:top w:val="single" w:sz="4" w:space="0" w:color="A6A6A6"/>
-              <w:left w:val="single" w:sz="4" w:space="0" w:color="A6A6A6"/>
-              <w:bottom w:val="single" w:sz="4" w:space="0" w:color="A6A6A6"/>
-              <w:right w:val="single" w:sz="4" w:space="0" w:color="A6A6A6"/>
-            </w:tcBorders>
-            <w:tcMar>
-              <w:top w:w="60" w:type="dxa"/>
-              <w:left w:w="100" w:type="dxa"/>
-              <w:bottom w:w="60" w:type="dxa"/>
-              <w:right w:w="100" w:type="dxa"/>
-            </w:tcMar>
-          </w:tcPr>
-          <w:p>
-            <w:pPr>
-              <w:spacing w:after="0"/>
-            </w:pPr>
-            <w:r>
-              <w:t>PasswordChange</w:t>
-            </w:r>
-          </w:p>
-        </w:tc>
-        <w:tc>
-          <w:tcPr>
-            <w:tcW w:type="dxa" w:w="3213"/>
-            <w:tcW w:w="4438" w:type="dxa"/>
-            <w:tcBorders>
-              <w:top w:val="single" w:sz="4" w:space="0" w:color="A6A6A6"/>
-              <w:left w:val="single" w:sz="4" w:space="0" w:color="A6A6A6"/>
-              <w:bottom w:val="single" w:sz="4" w:space="0" w:color="A6A6A6"/>
-              <w:right w:val="single" w:sz="4" w:space="0" w:color="A6A6A6"/>
-            </w:tcBorders>
-            <w:tcMar>
-              <w:top w:w="60" w:type="dxa"/>
-              <w:left w:w="100" w:type="dxa"/>
-              <w:bottom w:w="60" w:type="dxa"/>
-              <w:right w:w="100" w:type="dxa"/>
-            </w:tcMar>
-          </w:tcPr>
-          <w:p>
-            <w:pPr>
-              <w:spacing w:after="0"/>
-            </w:pPr>
-            <w:r>
-              <w:t>L5 – password 7777</w:t>
-            </w:r>
-          </w:p>
-        </w:tc>
-      </w:tr>
-      <w:tr>
-        <w:trPr>
-          <w:cantSplit/>
-        </w:trPr>
-        <w:tc>
-          <w:tcPr>
-            <w:tcW w:type="dxa" w:w="3213"/>
-            <w:tcW w:w="2000" w:type="dxa"/>
-            <w:tcBorders>
-              <w:top w:val="single" w:sz="4" w:space="0" w:color="A6A6A6"/>
-              <w:left w:val="single" w:sz="4" w:space="0" w:color="A6A6A6"/>
-              <w:bottom w:val="single" w:sz="4" w:space="0" w:color="A6A6A6"/>
-              <w:right w:val="single" w:sz="4" w:space="0" w:color="A6A6A6"/>
-            </w:tcBorders>
-            <w:shd w:val="clear" w:color="auto" w:fill="F2F6FA"/>
-            <w:tcMar>
-              <w:top w:w="60" w:type="dxa"/>
-              <w:left w:w="100" w:type="dxa"/>
-              <w:bottom w:w="60" w:type="dxa"/>
-              <w:right w:w="100" w:type="dxa"/>
-            </w:tcMar>
-          </w:tcPr>
-          <w:p>
-            <w:pPr>
-              <w:spacing w:after="0"/>
-            </w:pPr>
-            <w:r>
-              <w:t>zzz</w:t>
-            </w:r>
-          </w:p>
-        </w:tc>
-        <w:tc>
-          <w:tcPr>
-            <w:tcW w:type="dxa" w:w="3213"/>
-            <w:tcW w:w="3200" w:type="dxa"/>
-            <w:tcBorders>
-              <w:top w:val="single" w:sz="4" w:space="0" w:color="A6A6A6"/>
-              <w:left w:val="single" w:sz="4" w:space="0" w:color="A6A6A6"/>
-              <w:bottom w:val="single" w:sz="4" w:space="0" w:color="A6A6A6"/>
-              <w:right w:val="single" w:sz="4" w:space="0" w:color="A6A6A6"/>
-            </w:tcBorders>
-            <w:shd w:val="clear" w:color="auto" w:fill="F2F6FA"/>
-            <w:tcMar>
-              <w:top w:w="60" w:type="dxa"/>
-              <w:left w:w="100" w:type="dxa"/>
-              <w:bottom w:w="60" w:type="dxa"/>
-              <w:right w:w="100" w:type="dxa"/>
-            </w:tcMar>
-          </w:tcPr>
-          <w:p>
-            <w:pPr>
-              <w:spacing w:after="0"/>
-            </w:pPr>
-            <w:r>
-              <w:t>TecnicoIMA</w:t>
-            </w:r>
-          </w:p>
-        </w:tc>
-        <w:tc>
-          <w:tcPr>
-            <w:tcW w:type="dxa" w:w="3213"/>
-            <w:tcW w:w="4438" w:type="dxa"/>
-            <w:tcBorders>
-              <w:top w:val="single" w:sz="4" w:space="0" w:color="A6A6A6"/>
-              <w:left w:val="single" w:sz="4" w:space="0" w:color="A6A6A6"/>
-              <w:bottom w:val="single" w:sz="4" w:space="0" w:color="A6A6A6"/>
-              <w:right w:val="single" w:sz="4" w:space="0" w:color="A6A6A6"/>
-            </w:tcBorders>
-            <w:shd w:val="clear" w:color="auto" w:fill="F2F6FA"/>
-            <w:tcMar>
-              <w:top w:w="60" w:type="dxa"/>
-              <w:left w:w="100" w:type="dxa"/>
-              <w:bottom w:w="60" w:type="dxa"/>
-              <w:right w:w="100" w:type="dxa"/>
-            </w:tcMar>
-          </w:tcPr>
-          <w:p>
-            <w:pPr>
-              <w:spacing w:after="0"/>
-            </w:pPr>
-            <w:r>
-              <w:t>L9 – password 6642</w:t>
-            </w:r>
-          </w:p>
-        </w:tc>
-      </w:tr>
-    </w:tbl>
-    <w:p/>
-    <w:p>
-      <w:pPr>
-        <w:keepNext/>
-        <w:spacing w:before="240"/>
-        <w:jc w:val="center"/>
-      </w:pPr>
-      <w:r>
+      </w:pPr>
+      <w:r>
+        <w:rPr>
+          <w:noProof/>
+        </w:rPr>
         <w:drawing>
-          <wp:inline xmlns:a="http://schemas.openxmlformats.org/drawingml/2006/main" xmlns:pic="http://schemas.openxmlformats.org/drawingml/2006/picture">
-            <wp:extent cx="5580000" cy="3137223"/>
-            <wp:docPr id="8" name="Picture 8"/>
+          <wp:inline distT="0" distB="0" distL="0" distR="0" wp14:anchorId="1762AF99" wp14:editId="3FF73089">
+            <wp:extent cx="5580000" cy="3132632"/>
+            <wp:effectExtent l="0" t="0" r="0" b="0"/>
+            <wp:docPr id="5" name="Picture 5"/>
             <wp:cNvGraphicFramePr>
-              <a:graphicFrameLocks noChangeAspect="1"/>
+              <a:graphicFrameLocks xmlns:a="http://schemas.openxmlformats.org/drawingml/2006/main" noChangeAspect="1"/>
             </wp:cNvGraphicFramePr>
-            <a:graphic>
+            <a:graphic xmlns:a="http://schemas.openxmlformats.org/drawingml/2006/main">
               <a:graphicData uri="http://schemas.openxmlformats.org/drawingml/2006/picture">
-                <pic:pic>
+                <pic:pic xmlns:pic="http://schemas.openxmlformats.org/drawingml/2006/picture">
                   <pic:nvPicPr>
-                    <pic:cNvPr id="0" name="u-007-013.png"/>
+                    <pic:cNvPr id="0" name="u-007-014.png"/>
                     <pic:cNvPicPr/>
                   </pic:nvPicPr>
                   <pic:blipFill>
-                    <a:blip r:embed="rId25"/>
+                    <a:blip r:embed="rId11"/>
                     <a:stretch>
                       <a:fillRect/>
                     </a:stretch>
@@ -3161,9 +2111,11 @@
                   <pic:spPr>
                     <a:xfrm>
                       <a:off x="0" y="0"/>
-                      <a:ext cx="5580000" cy="3137223"/>
+                      <a:ext cx="5580000" cy="3132632"/>
                     </a:xfrm>
-                    <a:prstGeom prst="rect"/>
+                    <a:prstGeom prst="rect">
+                      <a:avLst/>
+                    </a:prstGeom>
                   </pic:spPr>
                 </pic:pic>
               </a:graphicData>
@@ -3183,660 +2135,27 @@
           <w:color w:val="595959"/>
           <w:sz w:val="18"/>
         </w:rPr>
-        <w:t>Figura 8 – Proprietà dell'utente di prova (gruppo Operatore)</w:t>
-      </w:r>
-    </w:p>
-    <w:p>
-      <w:pPr>
-        <w:pStyle w:val="Titolo2"/>
-      </w:pPr>
-      <w:r>
-        <w:t>4.7 Trasferimento delle licenze</w:t>
-      </w:r>
-    </w:p>
-    <w:p>
-      <w:pPr>
-        <w:pStyle w:val="Paragrafoelenco"/>
-        <w:numPr>
-          <w:ilvl w:val="0"/>
-          <w:numId w:val="14"/>
-        </w:numPr>
-      </w:pPr>
-      <w:r>
-        <w:t xml:space="preserve">Aprire </w:t>
-      </w:r>
-      <w:r>
-        <w:rPr>
-          <w:b/>
-        </w:rPr>
-        <w:t>Automation License Manager</w:t>
-      </w:r>
-      <w:r>
-        <w:t xml:space="preserve"> sul PC server.</w:t>
-      </w:r>
-    </w:p>
-    <w:p>
-      <w:pPr>
-        <w:pStyle w:val="Paragrafoelenco"/>
-        <w:numPr>
-          <w:ilvl w:val="0"/>
-          <w:numId w:val="14"/>
-        </w:numPr>
-      </w:pPr>
-      <w:r>
-        <w:t xml:space="preserve">Inserire la chiavetta USB con la license key </w:t>
-      </w:r>
-      <w:r>
-        <w:rPr>
-          <w:b/>
-        </w:rPr>
-        <w:t>SIMATIC Logon V1.5 SP3</w:t>
-      </w:r>
-      <w:r>
-        <w:t>.</w:t>
-      </w:r>
-    </w:p>
-    <w:p>
-      <w:pPr>
-        <w:pStyle w:val="Paragrafoelenco"/>
-        <w:numPr>
-          <w:ilvl w:val="0"/>
-          <w:numId w:val="14"/>
-        </w:numPr>
-      </w:pPr>
-      <w:r>
-        <w:t xml:space="preserve">Selezionare la licenza, </w:t>
-      </w:r>
-      <w:r>
-        <w:rPr>
-          <w:b/>
-        </w:rPr>
-        <w:t>tasto destro → Trasferisci</w:t>
-      </w:r>
-      <w:r>
-        <w:t xml:space="preserve"> e scegliere il </w:t>
-      </w:r>
-      <w:r>
-        <w:rPr>
-          <w:b/>
-        </w:rPr>
-        <w:t>Disco locale (C:)</w:t>
-      </w:r>
-      <w:r>
-        <w:t xml:space="preserve"> del server.</w:t>
-      </w:r>
-    </w:p>
-    <w:p>
-      <w:pPr>
-        <w:pStyle w:val="Paragrafoelenco"/>
-        <w:numPr>
-          <w:ilvl w:val="0"/>
-          <w:numId w:val="14"/>
-        </w:numPr>
-      </w:pPr>
-      <w:r>
-        <w:t xml:space="preserve">Ripetere con la chiavetta </w:t>
-      </w:r>
-      <w:r>
-        <w:rPr>
-          <w:b/>
-        </w:rPr>
-        <w:t>SIMATIC Logon Remote Access</w:t>
-      </w:r>
-      <w:r>
-        <w:t>.</w:t>
-      </w:r>
-    </w:p>
-    <w:p>
-      <w:pPr>
-        <w:pStyle w:val="Paragrafoelenco"/>
-        <w:numPr>
-          <w:ilvl w:val="0"/>
-          <w:numId w:val="14"/>
-        </w:numPr>
-      </w:pPr>
-      <w:r>
-        <w:t xml:space="preserve">Verificare in </w:t>
-      </w:r>
-      <w:r>
-        <w:rPr>
-          <w:b/>
-        </w:rPr>
-        <w:t>Disco locale (C:)</w:t>
-      </w:r>
-      <w:r>
-        <w:t xml:space="preserve"> la presenza di entrambe le licenze (Logon Service e Logon Remote Access).</w:t>
-      </w:r>
-    </w:p>
-    <w:p>
-      <w:pPr>
-        <w:keepNext/>
-        <w:spacing w:before="240"/>
-        <w:jc w:val="center"/>
-      </w:pPr>
-      <w:r>
-        <w:drawing>
-          <wp:inline xmlns:a="http://schemas.openxmlformats.org/drawingml/2006/main" xmlns:pic="http://schemas.openxmlformats.org/drawingml/2006/picture">
-            <wp:extent cx="5580000" cy="3128711"/>
-            <wp:docPr id="9" name="Picture 9"/>
-            <wp:cNvGraphicFramePr>
-              <a:graphicFrameLocks noChangeAspect="1"/>
-            </wp:cNvGraphicFramePr>
-            <a:graphic>
-              <a:graphicData uri="http://schemas.openxmlformats.org/drawingml/2006/picture">
-                <pic:pic>
-                  <pic:nvPicPr>
-                    <pic:cNvPr id="0" name="u-009-020.png"/>
-                    <pic:cNvPicPr/>
-                  </pic:nvPicPr>
-                  <pic:blipFill>
-                    <a:blip r:embed="rId26"/>
-                    <a:stretch>
-                      <a:fillRect/>
-                    </a:stretch>
-                  </pic:blipFill>
-                  <pic:spPr>
-                    <a:xfrm>
-                      <a:off x="0" y="0"/>
-                      <a:ext cx="5580000" cy="3128711"/>
-                    </a:xfrm>
-                    <a:prstGeom prst="rect"/>
-                  </pic:spPr>
-                </pic:pic>
-              </a:graphicData>
-            </a:graphic>
-          </wp:inline>
-        </w:drawing>
-      </w:r>
-    </w:p>
-    <w:p>
-      <w:pPr>
-        <w:spacing w:after="200"/>
-        <w:jc w:val="center"/>
-      </w:pPr>
-      <w:r>
-        <w:rPr>
-          <w:i/>
-          <w:color w:val="595959"/>
-          <w:sz w:val="18"/>
-        </w:rPr>
-        <w:t>Figura 9 – Trasferimento della licenza SIMATIC Logon dal supporto USB al disco C:</w:t>
-      </w:r>
-    </w:p>
-    <w:p>
-      <w:pPr>
-        <w:keepNext/>
-        <w:spacing w:before="240"/>
-        <w:jc w:val="center"/>
-      </w:pPr>
-      <w:r>
-        <w:drawing>
-          <wp:inline xmlns:a="http://schemas.openxmlformats.org/drawingml/2006/main" xmlns:pic="http://schemas.openxmlformats.org/drawingml/2006/picture">
-            <wp:extent cx="5580000" cy="3137223"/>
-            <wp:docPr id="10" name="Picture 10"/>
-            <wp:cNvGraphicFramePr>
-              <a:graphicFrameLocks noChangeAspect="1"/>
-            </wp:cNvGraphicFramePr>
-            <a:graphic>
-              <a:graphicData uri="http://schemas.openxmlformats.org/drawingml/2006/picture">
-                <pic:pic>
-                  <pic:nvPicPr>
-                    <pic:cNvPr id="0" name="u-010-023.png"/>
-                    <pic:cNvPicPr/>
-                  </pic:nvPicPr>
-                  <pic:blipFill>
-                    <a:blip r:embed="rId27"/>
-                    <a:stretch>
-                      <a:fillRect/>
-                    </a:stretch>
-                  </pic:blipFill>
-                  <pic:spPr>
-                    <a:xfrm>
-                      <a:off x="0" y="0"/>
-                      <a:ext cx="5580000" cy="3137223"/>
-                    </a:xfrm>
-                    <a:prstGeom prst="rect"/>
-                  </pic:spPr>
-                </pic:pic>
-              </a:graphicData>
-            </a:graphic>
-          </wp:inline>
-        </w:drawing>
-      </w:r>
-    </w:p>
-    <w:p>
-      <w:pPr>
-        <w:spacing w:after="200"/>
-        <w:jc w:val="center"/>
-      </w:pPr>
-      <w:r>
-        <w:rPr>
-          <w:i/>
-          <w:color w:val="595959"/>
-          <w:sz w:val="18"/>
-        </w:rPr>
-        <w:t>Figura 10 – Licenze SIMATIC Logon presenti sul disco locale C:</w:t>
-      </w:r>
-    </w:p>
-    <w:p>
-      <w:pPr>
-        <w:pStyle w:val="Titolo2"/>
-      </w:pPr>
-      <w:r>
-        <w:t>4.8 Server di prova su macchina virtuale</w:t>
-      </w:r>
-    </w:p>
-    <w:p>
-      <w:r>
-        <w:t xml:space="preserve">Per il collaudo in ufficio si usa la VM </w:t>
-      </w:r>
-      <w:r>
-        <w:rPr>
-          <w:b/>
-        </w:rPr>
-        <w:t>Win764_SimaticLogOn</w:t>
-      </w:r>
-      <w:r>
-        <w:t xml:space="preserve"> (hard disk esterno piccolo) che riproduce il server del cliente.</w:t>
-      </w:r>
-    </w:p>
-    <w:p>
-      <w:pPr>
-        <w:pStyle w:val="Paragrafoelenco"/>
-        <w:numPr>
-          <w:ilvl w:val="0"/>
-          <w:numId w:val="15"/>
-        </w:numPr>
-      </w:pPr>
-      <w:r>
-        <w:t xml:space="preserve">Copiare la VM e importarla in </w:t>
-      </w:r>
-      <w:r>
-        <w:rPr>
-          <w:b/>
-        </w:rPr>
-        <w:t>Oracle VirtualBox</w:t>
-      </w:r>
-      <w:r>
-        <w:t>.</w:t>
-      </w:r>
-    </w:p>
-    <w:p>
-      <w:pPr>
-        <w:pStyle w:val="Paragrafoelenco"/>
-        <w:numPr>
-          <w:ilvl w:val="0"/>
-          <w:numId w:val="15"/>
-        </w:numPr>
-      </w:pPr>
-      <w:r>
-        <w:t xml:space="preserve">Impostare la scheda di rete della VM in </w:t>
-      </w:r>
-      <w:r>
-        <w:rPr>
-          <w:b/>
-        </w:rPr>
-        <w:t>Scheda con bridge</w:t>
-      </w:r>
-      <w:r>
-        <w:t xml:space="preserve">, sulla scheda Ethernet effettivamente collegata al pannello, con </w:t>
-      </w:r>
-      <w:r>
-        <w:rPr>
-          <w:b/>
-        </w:rPr>
-        <w:t>Modalità promiscua: Permetti tutto</w:t>
-      </w:r>
-      <w:r>
-        <w:t xml:space="preserve"> e </w:t>
-      </w:r>
-      <w:r>
-        <w:rPr>
-          <w:b/>
-        </w:rPr>
-        <w:t>Cavo connesso</w:t>
-      </w:r>
-      <w:r>
-        <w:t>.</w:t>
-      </w:r>
-    </w:p>
-    <w:p>
-      <w:pPr>
-        <w:pStyle w:val="Paragrafoelenco"/>
-        <w:numPr>
-          <w:ilvl w:val="0"/>
-          <w:numId w:val="15"/>
-        </w:numPr>
-      </w:pPr>
-      <w:r>
-        <w:t xml:space="preserve">Dare alla VM un </w:t>
-      </w:r>
-      <w:r>
-        <w:rPr>
-          <w:b/>
-        </w:rPr>
-        <w:t>IP statico</w:t>
-      </w:r>
-      <w:r>
-        <w:t xml:space="preserve"> nella stessa sottorete del pannello (sarà il "Nome server" del progetto HMI). Il PC reale può restare in DHCP.</w:t>
-      </w:r>
-    </w:p>
-    <w:p>
-      <w:pPr>
-        <w:pStyle w:val="Paragrafoelenco"/>
-        <w:numPr>
-          <w:ilvl w:val="0"/>
-          <w:numId w:val="15"/>
-        </w:numPr>
-      </w:pPr>
-      <w:r>
-        <w:t xml:space="preserve">Avviare la VM, accedere con </w:t>
-      </w:r>
-      <w:r>
-        <w:rPr>
-          <w:b/>
-        </w:rPr>
-        <w:t>admin</w:t>
-      </w:r>
-      <w:r>
-        <w:t xml:space="preserve"> (senza password).</w:t>
-      </w:r>
-    </w:p>
-    <w:p>
-      <w:pPr>
-        <w:pStyle w:val="Paragrafoelenco"/>
-        <w:numPr>
-          <w:ilvl w:val="0"/>
-          <w:numId w:val="15"/>
-        </w:numPr>
-      </w:pPr>
-      <w:r>
-        <w:t xml:space="preserve">Da dentro la VM eseguire </w:t>
-      </w:r>
-      <w:r>
-        <w:rPr>
-          <w:b/>
-        </w:rPr>
-        <w:t>ping &lt;IP pannello&gt;</w:t>
-      </w:r>
-      <w:r>
-        <w:t>: se risponde, la VM può gestire gli utenti del pannello.</w:t>
-      </w:r>
-    </w:p>
-    <w:p>
-      <w:pPr>
-        <w:keepNext/>
-        <w:spacing w:before="240"/>
-        <w:jc w:val="center"/>
-      </w:pPr>
-      <w:r>
-        <w:drawing>
-          <wp:inline xmlns:a="http://schemas.openxmlformats.org/drawingml/2006/main" xmlns:pic="http://schemas.openxmlformats.org/drawingml/2006/picture">
-            <wp:extent cx="5580000" cy="2369136"/>
-            <wp:docPr id="11" name="Picture 11"/>
-            <wp:cNvGraphicFramePr>
-              <a:graphicFrameLocks noChangeAspect="1"/>
-            </wp:cNvGraphicFramePr>
-            <a:graphic>
-              <a:graphicData uri="http://schemas.openxmlformats.org/drawingml/2006/picture">
-                <pic:pic>
-                  <pic:nvPicPr>
-                    <pic:cNvPr id="0" name="u-014-034.png"/>
-                    <pic:cNvPicPr/>
-                  </pic:nvPicPr>
-                  <pic:blipFill>
-                    <a:blip r:embed="rId28"/>
-                    <a:stretch>
-                      <a:fillRect/>
-                    </a:stretch>
-                  </pic:blipFill>
-                  <pic:spPr>
-                    <a:xfrm>
-                      <a:off x="0" y="0"/>
-                      <a:ext cx="5580000" cy="2369136"/>
-                    </a:xfrm>
-                    <a:prstGeom prst="rect"/>
-                  </pic:spPr>
-                </pic:pic>
-              </a:graphicData>
-            </a:graphic>
-          </wp:inline>
-        </w:drawing>
-      </w:r>
-    </w:p>
-    <w:p>
-      <w:pPr>
-        <w:spacing w:after="200"/>
-        <w:jc w:val="center"/>
-      </w:pPr>
-      <w:r>
-        <w:rPr>
-          <w:i/>
-          <w:color w:val="595959"/>
-          <w:sz w:val="18"/>
-        </w:rPr>
-        <w:t>Figura 11 – VirtualBox: scheda di rete con bridge e modalità promiscua</w:t>
-      </w:r>
-    </w:p>
-    <w:p>
-      <w:pPr>
-        <w:keepNext/>
-        <w:spacing w:before="240"/>
-        <w:jc w:val="center"/>
-      </w:pPr>
-      <w:r>
-        <w:drawing>
-          <wp:inline xmlns:a="http://schemas.openxmlformats.org/drawingml/2006/main" xmlns:pic="http://schemas.openxmlformats.org/drawingml/2006/picture">
-            <wp:extent cx="3600000" cy="2601527"/>
-            <wp:docPr id="12" name="Picture 12"/>
-            <wp:cNvGraphicFramePr>
-              <a:graphicFrameLocks noChangeAspect="1"/>
-            </wp:cNvGraphicFramePr>
-            <a:graphic>
-              <a:graphicData uri="http://schemas.openxmlformats.org/drawingml/2006/picture">
-                <pic:pic>
-                  <pic:nvPicPr>
-                    <pic:cNvPr id="0" name="u-014-033.png"/>
-                    <pic:cNvPicPr/>
-                  </pic:nvPicPr>
-                  <pic:blipFill>
-                    <a:blip r:embed="rId29"/>
-                    <a:stretch>
-                      <a:fillRect/>
-                    </a:stretch>
-                  </pic:blipFill>
-                  <pic:spPr>
-                    <a:xfrm>
-                      <a:off x="0" y="0"/>
-                      <a:ext cx="3600000" cy="2601527"/>
-                    </a:xfrm>
-                    <a:prstGeom prst="rect"/>
-                  </pic:spPr>
-                </pic:pic>
-              </a:graphicData>
-            </a:graphic>
-          </wp:inline>
-        </w:drawing>
-      </w:r>
-    </w:p>
-    <w:p>
-      <w:pPr>
-        <w:spacing w:after="200"/>
-        <w:jc w:val="center"/>
-      </w:pPr>
-      <w:r>
-        <w:rPr>
-          <w:i/>
-          <w:color w:val="595959"/>
-          <w:sz w:val="18"/>
-        </w:rPr>
-        <w:t>Figura 12 – IP statico della macchina virtuale</w:t>
-      </w:r>
-    </w:p>
-    <w:p>
-      <w:pPr>
-        <w:pStyle w:val="Titolo2"/>
-      </w:pPr>
-      <w:r>
-        <w:t>4.9 Monitoraggio degli accessi</w:t>
-      </w:r>
-    </w:p>
-    <w:p>
-      <w:r>
-        <w:t xml:space="preserve">Con </w:t>
-      </w:r>
-      <w:r>
-        <w:rPr>
-          <w:b/>
-        </w:rPr>
-        <w:t>SIMATIC Logon Eventlog Viewer</w:t>
-      </w:r>
-      <w:r>
-        <w:t xml:space="preserve"> (Start → SIMATIC → SIMATIC Logon) si possono consultare login, logout e tentativi falliti degli utenti: utile in collaudo per dimostrare il funzionamento.</w:t>
-      </w:r>
-    </w:p>
-    <w:p>
-      <w:pPr>
-        <w:keepNext/>
-        <w:spacing w:before="240"/>
-        <w:jc w:val="center"/>
-      </w:pPr>
-      <w:r>
-        <w:drawing>
-          <wp:inline xmlns:a="http://schemas.openxmlformats.org/drawingml/2006/main" xmlns:pic="http://schemas.openxmlformats.org/drawingml/2006/picture">
-            <wp:extent cx="5580000" cy="3126754"/>
-            <wp:docPr id="13" name="Picture 13"/>
-            <wp:cNvGraphicFramePr>
-              <a:graphicFrameLocks noChangeAspect="1"/>
-            </wp:cNvGraphicFramePr>
-            <a:graphic>
-              <a:graphicData uri="http://schemas.openxmlformats.org/drawingml/2006/picture">
-                <pic:pic>
-                  <pic:nvPicPr>
-                    <pic:cNvPr id="0" name="u-011-026.png"/>
-                    <pic:cNvPicPr/>
-                  </pic:nvPicPr>
-                  <pic:blipFill>
-                    <a:blip r:embed="rId30"/>
-                    <a:stretch>
-                      <a:fillRect/>
-                    </a:stretch>
-                  </pic:blipFill>
-                  <pic:spPr>
-                    <a:xfrm>
-                      <a:off x="0" y="0"/>
-                      <a:ext cx="5580000" cy="3126754"/>
-                    </a:xfrm>
-                    <a:prstGeom prst="rect"/>
-                  </pic:spPr>
-                </pic:pic>
-              </a:graphicData>
-            </a:graphic>
-          </wp:inline>
-        </w:drawing>
-      </w:r>
-    </w:p>
-    <w:p>
-      <w:pPr>
-        <w:spacing w:after="200"/>
-        <w:jc w:val="center"/>
-      </w:pPr>
-      <w:r>
-        <w:rPr>
-          <w:i/>
-          <w:color w:val="595959"/>
-          <w:sz w:val="18"/>
-        </w:rPr>
-        <w:t>Figura 13 – SIMATIC Logon Eventlog Viewer</w:t>
-      </w:r>
-    </w:p>
-    <w:p>
-      <w:r>
-        <w:br w:type="page"/>
-      </w:r>
-    </w:p>
-    <w:p>
-      <w:pPr>
-        <w:pStyle w:val="Titolo1"/>
-      </w:pPr>
-      <w:r>
-        <w:t>5. Parte B – Lato Pannello (progetto HMI)</w:t>
-      </w:r>
-    </w:p>
-    <w:p>
-      <w:r>
-        <w:t xml:space="preserve">Le impostazioni di questo capitolo si fanno nel progetto TIA Portal e valgono sia per il </w:t>
-      </w:r>
-      <w:r>
-        <w:rPr>
-          <w:b/>
-        </w:rPr>
-        <w:t>pannello</w:t>
-      </w:r>
-      <w:r>
-        <w:t xml:space="preserve"> sia per il </w:t>
-      </w:r>
-      <w:r>
-        <w:rPr>
-          <w:b/>
-        </w:rPr>
-        <w:t>Panel PC</w:t>
-      </w:r>
-      <w:r>
-        <w:t>; le differenze sono riassunte al punto 5.5.</w:t>
-      </w:r>
-    </w:p>
-    <w:p>
-      <w:pPr>
-        <w:pStyle w:val="Titolo2"/>
-      </w:pPr>
-      <w:r>
-        <w:t>5.1 Attivazione di SIMATIC Logon</w:t>
-      </w:r>
-    </w:p>
-    <w:p>
-      <w:r>
-        <w:t xml:space="preserve">Aprire </w:t>
-      </w:r>
-      <w:r>
-        <w:rPr>
-          <w:b/>
-        </w:rPr>
-        <w:t>[Pannello] → Impostazioni Runtime → Gestione utenti</w:t>
-      </w:r>
-      <w:r>
-        <w:t xml:space="preserve"> e compilare la sezione </w:t>
-      </w:r>
-      <w:r>
-        <w:rPr>
-          <w:b/>
-        </w:rPr>
-        <w:t>SIMATIC Logon</w:t>
-      </w:r>
-      <w:r>
-        <w:t>:</w:t>
+        <w:t>Figura 5 – SIMATIC Logon: scheda Certificato – collegamento non protetto</w:t>
       </w:r>
     </w:p>
     <w:tbl>
       <w:tblPr>
+        <w:tblW w:w="0" w:type="auto"/>
         <w:jc w:val="center"/>
-        <w:tblLook w:firstColumn="1" w:firstRow="1" w:lastColumn="0" w:lastRow="0" w:noHBand="0" w:noVBand="1" w:val="04A0"/>
-        <w:tblW w:w="9638" w:type="dxa"/>
-        <w:tblLayout w:type="fixed"/>
+        <w:tblLook w:val="04A0" w:firstRow="1" w:lastRow="0" w:firstColumn="1" w:lastColumn="0" w:noHBand="0" w:noVBand="1"/>
       </w:tblPr>
       <w:tblGrid>
-        <w:gridCol w:w="3800"/>
-        <w:gridCol w:w="5838"/>
+        <w:gridCol w:w="5594"/>
+        <w:gridCol w:w="4034"/>
       </w:tblGrid>
       <w:tr>
         <w:trPr>
-          <w:cantSplit/>
           <w:tblHeader/>
+          <w:jc w:val="center"/>
         </w:trPr>
         <w:tc>
           <w:tcPr>
-            <w:tcW w:type="dxa" w:w="4819"/>
-            <w:tcW w:w="3800" w:type="dxa"/>
+            <w:tcW w:w="5600" w:type="dxa"/>
             <w:tcBorders>
               <w:top w:val="single" w:sz="4" w:space="0" w:color="A6A6A6"/>
               <w:left w:val="single" w:sz="4" w:space="0" w:color="A6A6A6"/>
@@ -3852,22 +2171,18 @@
             </w:tcMar>
           </w:tcPr>
           <w:p>
-            <w:pPr>
-              <w:spacing w:after="0"/>
-            </w:pPr>
             <w:r>
               <w:rPr>
                 <w:b/>
                 <w:color w:val="FFFFFF"/>
               </w:rPr>
-              <w:t>Campo</w:t>
-            </w:r>
-          </w:p>
-        </w:tc>
-        <w:tc>
-          <w:tcPr>
-            <w:tcW w:type="dxa" w:w="4819"/>
-            <w:tcW w:w="5838" w:type="dxa"/>
+              <w:t>Parametro</w:t>
+            </w:r>
+          </w:p>
+        </w:tc>
+        <w:tc>
+          <w:tcPr>
+            <w:tcW w:w="4038" w:type="dxa"/>
             <w:tcBorders>
               <w:top w:val="single" w:sz="4" w:space="0" w:color="A6A6A6"/>
               <w:left w:val="single" w:sz="4" w:space="0" w:color="A6A6A6"/>
@@ -3883,87 +2198,75 @@
             </w:tcMar>
           </w:tcPr>
           <w:p>
-            <w:pPr>
-              <w:spacing w:after="0"/>
-            </w:pPr>
             <w:r>
               <w:rPr>
                 <w:b/>
                 <w:color w:val="FFFFFF"/>
               </w:rPr>
-              <w:t>Impostazione</w:t>
+              <w:t>Valore</w:t>
             </w:r>
           </w:p>
         </w:tc>
       </w:tr>
       <w:tr>
         <w:trPr>
-          <w:cantSplit/>
+          <w:jc w:val="center"/>
         </w:trPr>
         <w:tc>
           <w:tcPr>
-            <w:tcW w:type="dxa" w:w="4819"/>
-            <w:tcW w:w="3800" w:type="dxa"/>
-            <w:tcBorders>
-              <w:top w:val="single" w:sz="4" w:space="0" w:color="A6A6A6"/>
-              <w:left w:val="single" w:sz="4" w:space="0" w:color="A6A6A6"/>
-              <w:bottom w:val="single" w:sz="4" w:space="0" w:color="A6A6A6"/>
-              <w:right w:val="single" w:sz="4" w:space="0" w:color="A6A6A6"/>
-            </w:tcBorders>
-            <w:tcMar>
-              <w:top w:w="60" w:type="dxa"/>
-              <w:left w:w="100" w:type="dxa"/>
-              <w:bottom w:w="60" w:type="dxa"/>
-              <w:right w:w="100" w:type="dxa"/>
-            </w:tcMar>
-          </w:tcPr>
-          <w:p>
-            <w:pPr>
-              <w:spacing w:after="0"/>
-            </w:pPr>
-            <w:r>
-              <w:t>Attiva SIMATIC Logon</w:t>
-            </w:r>
-          </w:p>
-        </w:tc>
-        <w:tc>
-          <w:tcPr>
-            <w:tcW w:type="dxa" w:w="4819"/>
-            <w:tcW w:w="5838" w:type="dxa"/>
-            <w:tcBorders>
-              <w:top w:val="single" w:sz="4" w:space="0" w:color="A6A6A6"/>
-              <w:left w:val="single" w:sz="4" w:space="0" w:color="A6A6A6"/>
-              <w:bottom w:val="single" w:sz="4" w:space="0" w:color="A6A6A6"/>
-              <w:right w:val="single" w:sz="4" w:space="0" w:color="A6A6A6"/>
-            </w:tcBorders>
-            <w:tcMar>
-              <w:top w:w="60" w:type="dxa"/>
-              <w:left w:w="100" w:type="dxa"/>
-              <w:bottom w:w="60" w:type="dxa"/>
-              <w:right w:w="100" w:type="dxa"/>
-            </w:tcMar>
-          </w:tcPr>
-          <w:p>
-            <w:pPr>
-              <w:spacing w:after="0"/>
-            </w:pPr>
+            <w:tcW w:w="5600" w:type="dxa"/>
+            <w:tcBorders>
+              <w:top w:val="single" w:sz="4" w:space="0" w:color="A6A6A6"/>
+              <w:left w:val="single" w:sz="4" w:space="0" w:color="A6A6A6"/>
+              <w:bottom w:val="single" w:sz="4" w:space="0" w:color="A6A6A6"/>
+              <w:right w:val="single" w:sz="4" w:space="0" w:color="A6A6A6"/>
+            </w:tcBorders>
+            <w:tcMar>
+              <w:top w:w="60" w:type="dxa"/>
+              <w:left w:w="100" w:type="dxa"/>
+              <w:bottom w:w="60" w:type="dxa"/>
+              <w:right w:w="100" w:type="dxa"/>
+            </w:tcMar>
+          </w:tcPr>
+          <w:p>
+            <w:r>
+              <w:t>Utilizza disconnessione automatica di SIMATIC Logon</w:t>
+            </w:r>
+          </w:p>
+        </w:tc>
+        <w:tc>
+          <w:tcPr>
+            <w:tcW w:w="4038" w:type="dxa"/>
+            <w:tcBorders>
+              <w:top w:val="single" w:sz="4" w:space="0" w:color="A6A6A6"/>
+              <w:left w:val="single" w:sz="4" w:space="0" w:color="A6A6A6"/>
+              <w:bottom w:val="single" w:sz="4" w:space="0" w:color="A6A6A6"/>
+              <w:right w:val="single" w:sz="4" w:space="0" w:color="A6A6A6"/>
+            </w:tcBorders>
+            <w:tcMar>
+              <w:top w:w="60" w:type="dxa"/>
+              <w:left w:w="100" w:type="dxa"/>
+              <w:bottom w:w="60" w:type="dxa"/>
+              <w:right w:w="100" w:type="dxa"/>
+            </w:tcMar>
+          </w:tcPr>
+          <w:p>
             <w:r>
               <w:rPr>
                 <w:b/>
               </w:rPr>
-              <w:t>Spuntato</w:t>
+              <w:t>Attivo</w:t>
             </w:r>
           </w:p>
         </w:tc>
       </w:tr>
       <w:tr>
         <w:trPr>
-          <w:cantSplit/>
+          <w:jc w:val="center"/>
         </w:trPr>
         <w:tc>
           <w:tcPr>
-            <w:tcW w:type="dxa" w:w="4819"/>
-            <w:tcW w:w="3800" w:type="dxa"/>
+            <w:tcW w:w="5600" w:type="dxa"/>
             <w:tcBorders>
               <w:top w:val="single" w:sz="4" w:space="0" w:color="A6A6A6"/>
               <w:left w:val="single" w:sz="4" w:space="0" w:color="A6A6A6"/>
@@ -3979,18 +2282,14 @@
             </w:tcMar>
           </w:tcPr>
           <w:p>
-            <w:pPr>
-              <w:spacing w:after="0"/>
-            </w:pPr>
-            <w:r>
-              <w:t>Utilizza gestione utenti di</w:t>
-            </w:r>
-          </w:p>
-        </w:tc>
-        <w:tc>
-          <w:tcPr>
-            <w:tcW w:type="dxa" w:w="4819"/>
-            <w:tcW w:w="5838" w:type="dxa"/>
+            <w:r>
+              <w:t>Tempo di attesa</w:t>
+            </w:r>
+          </w:p>
+        </w:tc>
+        <w:tc>
+          <w:tcPr>
+            <w:tcW w:w="4038" w:type="dxa"/>
             <w:tcBorders>
               <w:top w:val="single" w:sz="4" w:space="0" w:color="A6A6A6"/>
               <w:left w:val="single" w:sz="4" w:space="0" w:color="A6A6A6"/>
@@ -4006,264 +2305,71 @@
             </w:tcMar>
           </w:tcPr>
           <w:p>
-            <w:pPr>
-              <w:spacing w:after="0"/>
-            </w:pPr>
+            <w:proofErr w:type="gramStart"/>
             <w:r>
               <w:rPr>
                 <w:b/>
               </w:rPr>
-              <w:t>Windows Computer</w:t>
-            </w:r>
-            <w:r>
-              <w:t xml:space="preserve">; </w:t>
-            </w:r>
+              <w:t>5</w:t>
+            </w:r>
+            <w:proofErr w:type="gramEnd"/>
             <w:r>
               <w:rPr>
                 <w:b/>
               </w:rPr>
-              <w:t>Windows Dominio</w:t>
-            </w:r>
-            <w:r>
-              <w:t xml:space="preserve"> solo se il cliente fornisce un dominio</w:t>
+              <w:t xml:space="preserve"> minuti</w:t>
+            </w:r>
+            <w:r>
+              <w:t xml:space="preserve"> (requisito di validazione)</w:t>
             </w:r>
           </w:p>
         </w:tc>
       </w:tr>
       <w:tr>
         <w:trPr>
-          <w:cantSplit/>
+          <w:jc w:val="center"/>
         </w:trPr>
         <w:tc>
           <w:tcPr>
-            <w:tcW w:type="dxa" w:w="4819"/>
-            <w:tcW w:w="3800" w:type="dxa"/>
-            <w:tcBorders>
-              <w:top w:val="single" w:sz="4" w:space="0" w:color="A6A6A6"/>
-              <w:left w:val="single" w:sz="4" w:space="0" w:color="A6A6A6"/>
-              <w:bottom w:val="single" w:sz="4" w:space="0" w:color="A6A6A6"/>
-              <w:right w:val="single" w:sz="4" w:space="0" w:color="A6A6A6"/>
-            </w:tcBorders>
-            <w:tcMar>
-              <w:top w:w="60" w:type="dxa"/>
-              <w:left w:w="100" w:type="dxa"/>
-              <w:bottom w:w="60" w:type="dxa"/>
-              <w:right w:w="100" w:type="dxa"/>
-            </w:tcMar>
-          </w:tcPr>
-          <w:p>
-            <w:pPr>
-              <w:spacing w:after="0"/>
-            </w:pPr>
-            <w:r>
-              <w:t>Nome server</w:t>
-            </w:r>
-          </w:p>
-        </w:tc>
-        <w:tc>
-          <w:tcPr>
-            <w:tcW w:type="dxa" w:w="4819"/>
-            <w:tcW w:w="5838" w:type="dxa"/>
-            <w:tcBorders>
-              <w:top w:val="single" w:sz="4" w:space="0" w:color="A6A6A6"/>
-              <w:left w:val="single" w:sz="4" w:space="0" w:color="A6A6A6"/>
-              <w:bottom w:val="single" w:sz="4" w:space="0" w:color="A6A6A6"/>
-              <w:right w:val="single" w:sz="4" w:space="0" w:color="A6A6A6"/>
-            </w:tcBorders>
-            <w:tcMar>
-              <w:top w:w="60" w:type="dxa"/>
-              <w:left w:w="100" w:type="dxa"/>
-              <w:bottom w:w="60" w:type="dxa"/>
-              <w:right w:w="100" w:type="dxa"/>
-            </w:tcMar>
-          </w:tcPr>
-          <w:p>
-            <w:pPr>
-              <w:spacing w:after="0"/>
-            </w:pPr>
-            <w:r>
-              <w:t>IP del server SIMATIC Logon (in prova: IP statico della VM)</w:t>
-            </w:r>
-          </w:p>
-        </w:tc>
-      </w:tr>
-      <w:tr>
-        <w:trPr>
-          <w:cantSplit/>
-        </w:trPr>
-        <w:tc>
-          <w:tcPr>
-            <w:tcW w:type="dxa" w:w="4819"/>
-            <w:tcW w:w="3800" w:type="dxa"/>
-            <w:tcBorders>
-              <w:top w:val="single" w:sz="4" w:space="0" w:color="A6A6A6"/>
-              <w:left w:val="single" w:sz="4" w:space="0" w:color="A6A6A6"/>
-              <w:bottom w:val="single" w:sz="4" w:space="0" w:color="A6A6A6"/>
-              <w:right w:val="single" w:sz="4" w:space="0" w:color="A6A6A6"/>
-            </w:tcBorders>
-            <w:shd w:val="clear" w:color="auto" w:fill="F2F6FA"/>
-            <w:tcMar>
-              <w:top w:w="60" w:type="dxa"/>
-              <w:left w:w="100" w:type="dxa"/>
-              <w:bottom w:w="60" w:type="dxa"/>
-              <w:right w:w="100" w:type="dxa"/>
-            </w:tcMar>
-          </w:tcPr>
-          <w:p>
-            <w:pPr>
-              <w:spacing w:after="0"/>
-            </w:pPr>
-            <w:r>
-              <w:t>Numero porta</w:t>
-            </w:r>
-          </w:p>
-        </w:tc>
-        <w:tc>
-          <w:tcPr>
-            <w:tcW w:type="dxa" w:w="4819"/>
-            <w:tcW w:w="5838" w:type="dxa"/>
-            <w:tcBorders>
-              <w:top w:val="single" w:sz="4" w:space="0" w:color="A6A6A6"/>
-              <w:left w:val="single" w:sz="4" w:space="0" w:color="A6A6A6"/>
-              <w:bottom w:val="single" w:sz="4" w:space="0" w:color="A6A6A6"/>
-              <w:right w:val="single" w:sz="4" w:space="0" w:color="A6A6A6"/>
-            </w:tcBorders>
-            <w:shd w:val="clear" w:color="auto" w:fill="F2F6FA"/>
-            <w:tcMar>
-              <w:top w:w="60" w:type="dxa"/>
-              <w:left w:w="100" w:type="dxa"/>
-              <w:bottom w:w="60" w:type="dxa"/>
-              <w:right w:w="100" w:type="dxa"/>
-            </w:tcMar>
-          </w:tcPr>
-          <w:p>
-            <w:pPr>
-              <w:spacing w:after="0"/>
-            </w:pPr>
-            <w:r>
-              <w:rPr>
-                <w:b/>
-              </w:rPr>
-              <w:t>16389</w:t>
-            </w:r>
-            <w:r>
-              <w:t xml:space="preserve"> (predefinito)</w:t>
-            </w:r>
-          </w:p>
-        </w:tc>
-      </w:tr>
-      <w:tr>
-        <w:trPr>
-          <w:cantSplit/>
-        </w:trPr>
-        <w:tc>
-          <w:tcPr>
-            <w:tcW w:type="dxa" w:w="4819"/>
-            <w:tcW w:w="3800" w:type="dxa"/>
-            <w:tcBorders>
-              <w:top w:val="single" w:sz="4" w:space="0" w:color="A6A6A6"/>
-              <w:left w:val="single" w:sz="4" w:space="0" w:color="A6A6A6"/>
-              <w:bottom w:val="single" w:sz="4" w:space="0" w:color="A6A6A6"/>
-              <w:right w:val="single" w:sz="4" w:space="0" w:color="A6A6A6"/>
-            </w:tcBorders>
-            <w:tcMar>
-              <w:top w:w="60" w:type="dxa"/>
-              <w:left w:w="100" w:type="dxa"/>
-              <w:bottom w:w="60" w:type="dxa"/>
-              <w:right w:w="100" w:type="dxa"/>
-            </w:tcMar>
-          </w:tcPr>
-          <w:p>
-            <w:pPr>
-              <w:spacing w:after="0"/>
-            </w:pPr>
-            <w:r>
-              <w:t>Dominio Windows</w:t>
-            </w:r>
-          </w:p>
-        </w:tc>
-        <w:tc>
-          <w:tcPr>
-            <w:tcW w:type="dxa" w:w="4819"/>
-            <w:tcW w:w="5838" w:type="dxa"/>
-            <w:tcBorders>
-              <w:top w:val="single" w:sz="4" w:space="0" w:color="A6A6A6"/>
-              <w:left w:val="single" w:sz="4" w:space="0" w:color="A6A6A6"/>
-              <w:bottom w:val="single" w:sz="4" w:space="0" w:color="A6A6A6"/>
-              <w:right w:val="single" w:sz="4" w:space="0" w:color="A6A6A6"/>
-            </w:tcBorders>
-            <w:tcMar>
-              <w:top w:w="60" w:type="dxa"/>
-              <w:left w:w="100" w:type="dxa"/>
-              <w:bottom w:w="60" w:type="dxa"/>
-              <w:right w:w="100" w:type="dxa"/>
-            </w:tcMar>
-          </w:tcPr>
-          <w:p>
-            <w:pPr>
-              <w:spacing w:after="0"/>
-            </w:pPr>
-            <w:r>
-              <w:t>Solo con "Windows Dominio": nome del dominio del cliente</w:t>
-            </w:r>
-          </w:p>
-        </w:tc>
-      </w:tr>
-      <w:tr>
-        <w:trPr>
-          <w:cantSplit/>
-        </w:trPr>
-        <w:tc>
-          <w:tcPr>
-            <w:tcW w:type="dxa" w:w="4819"/>
-            <w:tcW w:w="3800" w:type="dxa"/>
-            <w:tcBorders>
-              <w:top w:val="single" w:sz="4" w:space="0" w:color="A6A6A6"/>
-              <w:left w:val="single" w:sz="4" w:space="0" w:color="A6A6A6"/>
-              <w:bottom w:val="single" w:sz="4" w:space="0" w:color="A6A6A6"/>
-              <w:right w:val="single" w:sz="4" w:space="0" w:color="A6A6A6"/>
-            </w:tcBorders>
-            <w:shd w:val="clear" w:color="auto" w:fill="F2F6FA"/>
-            <w:tcMar>
-              <w:top w:w="60" w:type="dxa"/>
-              <w:left w:w="100" w:type="dxa"/>
-              <w:bottom w:w="60" w:type="dxa"/>
-              <w:right w:w="100" w:type="dxa"/>
-            </w:tcMar>
-          </w:tcPr>
-          <w:p>
-            <w:pPr>
-              <w:spacing w:after="0"/>
-            </w:pPr>
-            <w:r>
-              <w:t>Diritti specifici per i gruppi della gestione utenti</w:t>
-            </w:r>
-          </w:p>
-        </w:tc>
-        <w:tc>
-          <w:tcPr>
-            <w:tcW w:type="dxa" w:w="4819"/>
-            <w:tcW w:w="5838" w:type="dxa"/>
-            <w:tcBorders>
-              <w:top w:val="single" w:sz="4" w:space="0" w:color="A6A6A6"/>
-              <w:left w:val="single" w:sz="4" w:space="0" w:color="A6A6A6"/>
-              <w:bottom w:val="single" w:sz="4" w:space="0" w:color="A6A6A6"/>
-              <w:right w:val="single" w:sz="4" w:space="0" w:color="A6A6A6"/>
-            </w:tcBorders>
-            <w:shd w:val="clear" w:color="auto" w:fill="F2F6FA"/>
-            <w:tcMar>
-              <w:top w:w="60" w:type="dxa"/>
-              <w:left w:w="100" w:type="dxa"/>
-              <w:bottom w:w="60" w:type="dxa"/>
-              <w:right w:w="100" w:type="dxa"/>
-            </w:tcMar>
-          </w:tcPr>
-          <w:p>
-            <w:pPr>
-              <w:spacing w:after="0"/>
-            </w:pPr>
-            <w:r>
-              <w:t>Spuntato</w:t>
+            <w:tcW w:w="5600" w:type="dxa"/>
+            <w:tcBorders>
+              <w:top w:val="single" w:sz="4" w:space="0" w:color="A6A6A6"/>
+              <w:left w:val="single" w:sz="4" w:space="0" w:color="A6A6A6"/>
+              <w:bottom w:val="single" w:sz="4" w:space="0" w:color="A6A6A6"/>
+              <w:right w:val="single" w:sz="4" w:space="0" w:color="A6A6A6"/>
+            </w:tcBorders>
+            <w:tcMar>
+              <w:top w:w="60" w:type="dxa"/>
+              <w:left w:w="100" w:type="dxa"/>
+              <w:bottom w:w="60" w:type="dxa"/>
+              <w:right w:w="100" w:type="dxa"/>
+            </w:tcMar>
+          </w:tcPr>
+          <w:p>
+            <w:r>
+              <w:t>Tempo a disposizione per la disconnessione automatica</w:t>
+            </w:r>
+          </w:p>
+        </w:tc>
+        <w:tc>
+          <w:tcPr>
+            <w:tcW w:w="4038" w:type="dxa"/>
+            <w:tcBorders>
+              <w:top w:val="single" w:sz="4" w:space="0" w:color="A6A6A6"/>
+              <w:left w:val="single" w:sz="4" w:space="0" w:color="A6A6A6"/>
+              <w:bottom w:val="single" w:sz="4" w:space="0" w:color="A6A6A6"/>
+              <w:right w:val="single" w:sz="4" w:space="0" w:color="A6A6A6"/>
+            </w:tcBorders>
+            <w:tcMar>
+              <w:top w:w="60" w:type="dxa"/>
+              <w:left w:w="100" w:type="dxa"/>
+              <w:bottom w:w="60" w:type="dxa"/>
+              <w:right w:w="100" w:type="dxa"/>
+            </w:tcMar>
+          </w:tcPr>
+          <w:p>
+            <w:r>
+              <w:t>0 secondi</w:t>
             </w:r>
           </w:p>
         </w:tc>
@@ -4273,106 +2379,23 @@
     <w:p>
       <w:pPr>
         <w:keepNext/>
-        <w:spacing w:before="240"/>
         <w:jc w:val="center"/>
       </w:pPr>
       <w:r>
+        <w:rPr>
+          <w:noProof/>
+        </w:rPr>
         <w:drawing>
-          <wp:inline xmlns:a="http://schemas.openxmlformats.org/drawingml/2006/main" xmlns:pic="http://schemas.openxmlformats.org/drawingml/2006/picture">
-            <wp:extent cx="5580000" cy="3354065"/>
-            <wp:docPr id="14" name="Picture 14"/>
+          <wp:inline distT="0" distB="0" distL="0" distR="0" wp14:anchorId="090DDB34" wp14:editId="739F0ECA">
+            <wp:extent cx="3600000" cy="2712727"/>
+            <wp:effectExtent l="0" t="0" r="0" b="0"/>
+            <wp:docPr id="6" name="Picture 6"/>
             <wp:cNvGraphicFramePr>
-              <a:graphicFrameLocks noChangeAspect="1"/>
+              <a:graphicFrameLocks xmlns:a="http://schemas.openxmlformats.org/drawingml/2006/main" noChangeAspect="1"/>
             </wp:cNvGraphicFramePr>
-            <a:graphic>
+            <a:graphic xmlns:a="http://schemas.openxmlformats.org/drawingml/2006/main">
               <a:graphicData uri="http://schemas.openxmlformats.org/drawingml/2006/picture">
-                <pic:pic>
-                  <pic:nvPicPr>
-                    <pic:cNvPr id="0" name="u-013-031.png"/>
-                    <pic:cNvPicPr/>
-                  </pic:nvPicPr>
-                  <pic:blipFill>
-                    <a:blip r:embed="rId31"/>
-                    <a:stretch>
-                      <a:fillRect/>
-                    </a:stretch>
-                  </pic:blipFill>
-                  <pic:spPr>
-                    <a:xfrm>
-                      <a:off x="0" y="0"/>
-                      <a:ext cx="5580000" cy="3354065"/>
-                    </a:xfrm>
-                    <a:prstGeom prst="rect"/>
-                  </pic:spPr>
-                </pic:pic>
-              </a:graphicData>
-            </a:graphic>
-          </wp:inline>
-        </w:drawing>
-      </w:r>
-    </w:p>
-    <w:p>
-      <w:pPr>
-        <w:spacing w:after="200"/>
-        <w:jc w:val="center"/>
-      </w:pPr>
-      <w:r>
-        <w:rPr>
-          <w:i/>
-          <w:color w:val="595959"/>
-          <w:sz w:val="18"/>
-        </w:rPr>
-        <w:t>Figura 14 – Impostazioni di runtime → Gestione utenti → SIMATIC Logon</w:t>
-      </w:r>
-    </w:p>
-    <w:p>
-      <w:pPr>
-        <w:pStyle w:val="Titolo2"/>
-      </w:pPr>
-      <w:r>
-        <w:t>5.2 Gruppi e autorizzazioni</w:t>
-      </w:r>
-    </w:p>
-    <w:p>
-      <w:r>
-        <w:t xml:space="preserve">In </w:t>
-      </w:r>
-      <w:r>
-        <w:rPr>
-          <w:b/>
-        </w:rPr>
-        <w:t>Gestione utenti → Gruppi</w:t>
-      </w:r>
-      <w:r>
-        <w:t xml:space="preserve"> creare i gruppi richiesti; per ogni gruppo spuntare nella tabella </w:t>
-      </w:r>
-      <w:r>
-        <w:rPr>
-          <w:b/>
-        </w:rPr>
-        <w:t>Autorizzazioni</w:t>
-      </w:r>
-      <w:r>
-        <w:t xml:space="preserve"> i diritti che i suoi membri devono avere. Tutti gli utenti del server associati a un gruppo ricevono automaticamente quelle autorizzazioni.</w:t>
-      </w:r>
-    </w:p>
-    <w:p>
-      <w:pPr>
-        <w:keepNext/>
-        <w:spacing w:before="240"/>
-        <w:jc w:val="center"/>
-      </w:pPr>
-      <w:r>
-        <w:drawing>
-          <wp:inline xmlns:a="http://schemas.openxmlformats.org/drawingml/2006/main" xmlns:pic="http://schemas.openxmlformats.org/drawingml/2006/picture">
-            <wp:extent cx="5580000" cy="3062978"/>
-            <wp:docPr id="15" name="Picture 15"/>
-            <wp:cNvGraphicFramePr>
-              <a:graphicFrameLocks noChangeAspect="1"/>
-            </wp:cNvGraphicFramePr>
-            <a:graphic>
-              <a:graphicData uri="http://schemas.openxmlformats.org/drawingml/2006/picture">
-                <pic:pic>
+                <pic:pic xmlns:pic="http://schemas.openxmlformats.org/drawingml/2006/picture">
                   <pic:nvPicPr>
                     <pic:cNvPr id="0" name="image.png"/>
                     <pic:cNvPicPr/>
@@ -4386,9 +2409,11 @@
                   <pic:spPr>
                     <a:xfrm>
                       <a:off x="0" y="0"/>
-                      <a:ext cx="5580000" cy="3062978"/>
+                      <a:ext cx="3600000" cy="2712727"/>
                     </a:xfrm>
-                    <a:prstGeom prst="rect"/>
+                    <a:prstGeom prst="rect">
+                      <a:avLst/>
+                    </a:prstGeom>
                   </pic:spPr>
                 </pic:pic>
               </a:graphicData>
@@ -4408,7 +2433,7 @@
           <w:color w:val="595959"/>
           <w:sz w:val="18"/>
         </w:rPr>
-        <w:t>Figura 15 – Esempio: gruppo TecnicoIMA e relative autorizzazioni</w:t>
+        <w:t>Figura 6 – SIMATIC Logon: scheda Disconnessione automatica</w:t>
       </w:r>
     </w:p>
     <w:p>
@@ -4416,27 +2441,92 @@
         <w:pStyle w:val="Titolo2"/>
       </w:pPr>
       <w:r>
-        <w:t>5.3 Tempo di disconnessione automatica</w:t>
-      </w:r>
-    </w:p>
-    <w:p>
-      <w:r>
-        <w:t>Per gli utenti di SIMATIC Logon il tempo di disconnessione è quello impostato sull'</w:t>
+        <w:lastRenderedPageBreak/>
+        <w:t>4.5 Creazione dei gruppi</w:t>
+      </w:r>
+    </w:p>
+    <w:p>
+      <w:r>
+        <w:t>Sul server vanno creati gli stessi gruppi definiti nel progetto HMI (vedi 5.2).</w:t>
+      </w:r>
+    </w:p>
+    <w:p>
+      <w:pPr>
+        <w:pStyle w:val="Paragrafoelenco"/>
+        <w:numPr>
+          <w:ilvl w:val="0"/>
+          <w:numId w:val="12"/>
+        </w:numPr>
+      </w:pPr>
+      <w:r>
+        <w:t xml:space="preserve">Nel progetto HMI annotare i nomi dei gruppi (es. Operator, Supervisor, </w:t>
+      </w:r>
+      <w:proofErr w:type="spellStart"/>
+      <w:r>
+        <w:t>PasswordChange</w:t>
+      </w:r>
+      <w:proofErr w:type="spellEnd"/>
+      <w:r>
+        <w:t xml:space="preserve">, </w:t>
+      </w:r>
+      <w:proofErr w:type="spellStart"/>
+      <w:r>
+        <w:t>TecnicoIMA</w:t>
+      </w:r>
+      <w:proofErr w:type="spellEnd"/>
+      <w:r>
+        <w:t>).</w:t>
+      </w:r>
+    </w:p>
+    <w:p>
+      <w:pPr>
+        <w:pStyle w:val="Paragrafoelenco"/>
+        <w:numPr>
+          <w:ilvl w:val="0"/>
+          <w:numId w:val="12"/>
+        </w:numPr>
+      </w:pPr>
+      <w:r>
+        <w:t xml:space="preserve">Sul server aprire </w:t>
       </w:r>
       <w:r>
         <w:rPr>
           <w:b/>
         </w:rPr>
-        <w:t>utente locale con Numero 1</w:t>
-      </w:r>
-      <w:r>
-        <w:t xml:space="preserve"> in </w:t>
+        <w:t>Gestione computer → Utenti e gruppi locali → Gruppi</w:t>
+      </w:r>
+      <w:r>
+        <w:t>.</w:t>
+      </w:r>
+    </w:p>
+    <w:p>
+      <w:pPr>
+        <w:pStyle w:val="Paragrafoelenco"/>
+        <w:numPr>
+          <w:ilvl w:val="0"/>
+          <w:numId w:val="12"/>
+        </w:numPr>
+      </w:pPr>
+      <w:r>
+        <w:t xml:space="preserve">Con </w:t>
       </w:r>
       <w:r>
         <w:rPr>
           <w:b/>
         </w:rPr>
-        <w:t>Gestione utenti → Utenti → Tempo di scollegamento</w:t>
+        <w:t>tasto destro → Nuovo gruppo</w:t>
+      </w:r>
+      <w:r>
+        <w:t xml:space="preserve"> creare un gruppo per ciascun gruppo del progetto, con </w:t>
+      </w:r>
+      <w:r>
+        <w:rPr>
+          <w:b/>
+        </w:rPr>
+        <w:t>nome identico</w:t>
+      </w:r>
+      <w:r>
+        <w:t xml:space="preserve"> (maiuscole/minuscole comprese)</w:t>
       </w:r>
       <w:r>
         <w:t>.</w:t>
@@ -4444,23 +2534,32 @@
     </w:p>
     <w:p>
       <w:pPr>
+        <w:pStyle w:val="Paragrafoelenco"/>
+        <w:ind w:left="540"/>
+      </w:pPr>
+    </w:p>
+    <w:p>
+      <w:pPr>
         <w:keepNext/>
-        <w:spacing w:before="240"/>
         <w:jc w:val="center"/>
       </w:pPr>
       <w:r>
+        <w:rPr>
+          <w:noProof/>
+        </w:rPr>
         <w:drawing>
-          <wp:inline xmlns:a="http://schemas.openxmlformats.org/drawingml/2006/main" xmlns:pic="http://schemas.openxmlformats.org/drawingml/2006/picture">
-            <wp:extent cx="4320000" cy="1564959"/>
-            <wp:docPr id="16" name="Picture 16"/>
+          <wp:inline distT="0" distB="0" distL="0" distR="0" wp14:anchorId="38073E5D" wp14:editId="08F04DAE">
+            <wp:extent cx="3960000" cy="2591368"/>
+            <wp:effectExtent l="0" t="0" r="0" b="0"/>
+            <wp:docPr id="7" name="Picture 7"/>
             <wp:cNvGraphicFramePr>
-              <a:graphicFrameLocks noChangeAspect="1"/>
+              <a:graphicFrameLocks xmlns:a="http://schemas.openxmlformats.org/drawingml/2006/main" noChangeAspect="1"/>
             </wp:cNvGraphicFramePr>
-            <a:graphic>
+            <a:graphic xmlns:a="http://schemas.openxmlformats.org/drawingml/2006/main">
               <a:graphicData uri="http://schemas.openxmlformats.org/drawingml/2006/picture">
-                <pic:pic>
+                <pic:pic xmlns:pic="http://schemas.openxmlformats.org/drawingml/2006/picture">
                   <pic:nvPicPr>
-                    <pic:cNvPr id="0" name="image.png"/>
+                    <pic:cNvPr id="0" name="image.jpg"/>
                     <pic:cNvPicPr/>
                   </pic:nvPicPr>
                   <pic:blipFill>
@@ -4472,9 +2571,11 @@
                   <pic:spPr>
                     <a:xfrm>
                       <a:off x="0" y="0"/>
-                      <a:ext cx="4320000" cy="1564959"/>
+                      <a:ext cx="3960000" cy="2591368"/>
                     </a:xfrm>
-                    <a:prstGeom prst="rect"/>
+                    <a:prstGeom prst="rect">
+                      <a:avLst/>
+                    </a:prstGeom>
                   </pic:spPr>
                 </pic:pic>
               </a:graphicData>
@@ -4494,6 +2595,2026 @@
           <w:color w:val="595959"/>
           <w:sz w:val="18"/>
         </w:rPr>
+        <w:t>Figura 7 – Gruppi del progetto HMI da replicare sul server</w:t>
+      </w:r>
+    </w:p>
+    <w:p>
+      <w:pPr>
+        <w:pBdr>
+          <w:left w:val="single" w:sz="24" w:space="8" w:color="C00000"/>
+        </w:pBdr>
+        <w:shd w:val="clear" w:color="auto" w:fill="FBEAEA"/>
+        <w:spacing w:before="120" w:after="200"/>
+        <w:ind w:left="200" w:right="200"/>
+      </w:pPr>
+      <w:proofErr w:type="gramStart"/>
+      <w:r>
+        <w:rPr>
+          <w:b/>
+          <w:color w:val="C00000"/>
+        </w:rPr>
+        <w:t xml:space="preserve">ATTENZIONE  </w:t>
+      </w:r>
+      <w:r>
+        <w:t>Se</w:t>
+      </w:r>
+      <w:proofErr w:type="gramEnd"/>
+      <w:r>
+        <w:t xml:space="preserve"> il nome del gruppo sul server non coincide esattamente con quello del progetto HMI, l'utente si autentica ma </w:t>
+      </w:r>
+      <w:r>
+        <w:rPr>
+          <w:b/>
+        </w:rPr>
+        <w:t>non ottiene le autorizzazioni</w:t>
+      </w:r>
+      <w:r>
+        <w:t xml:space="preserve"> attese.</w:t>
+      </w:r>
+    </w:p>
+    <w:p>
+      <w:pPr>
+        <w:pStyle w:val="Titolo2"/>
+      </w:pPr>
+      <w:r>
+        <w:t>4.6 Creazione degli utenti</w:t>
+      </w:r>
+    </w:p>
+    <w:p>
+      <w:pPr>
+        <w:pStyle w:val="Paragrafoelenco"/>
+        <w:numPr>
+          <w:ilvl w:val="0"/>
+          <w:numId w:val="13"/>
+        </w:numPr>
+      </w:pPr>
+      <w:r>
+        <w:t xml:space="preserve">In </w:t>
+      </w:r>
+      <w:r>
+        <w:rPr>
+          <w:b/>
+        </w:rPr>
+        <w:t>Utenti</w:t>
+      </w:r>
+      <w:r>
+        <w:t xml:space="preserve"> creare l'utente con la relativa password (minimo </w:t>
+      </w:r>
+      <w:proofErr w:type="gramStart"/>
+      <w:r>
+        <w:t>8</w:t>
+      </w:r>
+      <w:proofErr w:type="gramEnd"/>
+      <w:r>
+        <w:t xml:space="preserve"> caratteri).</w:t>
+      </w:r>
+    </w:p>
+    <w:p>
+      <w:pPr>
+        <w:pStyle w:val="Paragrafoelenco"/>
+        <w:numPr>
+          <w:ilvl w:val="0"/>
+          <w:numId w:val="13"/>
+        </w:numPr>
+      </w:pPr>
+      <w:r>
+        <w:t xml:space="preserve">Spuntare </w:t>
+      </w:r>
+      <w:r>
+        <w:rPr>
+          <w:b/>
+        </w:rPr>
+        <w:t>Nessuna scadenza password</w:t>
+      </w:r>
+      <w:r>
+        <w:t xml:space="preserve"> (solo per gli utenti di prova; sul server del cliente vale la sua policy).</w:t>
+      </w:r>
+    </w:p>
+    <w:p>
+      <w:pPr>
+        <w:pStyle w:val="Paragrafoelenco"/>
+        <w:numPr>
+          <w:ilvl w:val="0"/>
+          <w:numId w:val="13"/>
+        </w:numPr>
+      </w:pPr>
+      <w:r>
+        <w:t xml:space="preserve">Scheda </w:t>
+      </w:r>
+      <w:r>
+        <w:rPr>
+          <w:b/>
+        </w:rPr>
+        <w:t>Membro di</w:t>
+      </w:r>
+      <w:r>
+        <w:t xml:space="preserve">: associare l'utente a </w:t>
+      </w:r>
+      <w:r>
+        <w:rPr>
+          <w:b/>
+        </w:rPr>
+        <w:t>un solo</w:t>
+      </w:r>
+      <w:r>
+        <w:t xml:space="preserve"> gruppo HMI.</w:t>
+      </w:r>
+    </w:p>
+    <w:p>
+      <w:r>
+        <w:t>Utenti di prova consigliati, uno per livello:</w:t>
+      </w:r>
+    </w:p>
+    <w:p/>
+    <w:tbl>
+      <w:tblPr>
+        <w:tblW w:w="0" w:type="auto"/>
+        <w:jc w:val="center"/>
+        <w:tblLook w:val="04A0" w:firstRow="1" w:lastRow="0" w:firstColumn="1" w:lastColumn="0" w:noHBand="0" w:noVBand="1"/>
+      </w:tblPr>
+      <w:tblGrid>
+        <w:gridCol w:w="1998"/>
+        <w:gridCol w:w="3197"/>
+        <w:gridCol w:w="4433"/>
+      </w:tblGrid>
+      <w:tr>
+        <w:trPr>
+          <w:tblHeader/>
+          <w:jc w:val="center"/>
+        </w:trPr>
+        <w:tc>
+          <w:tcPr>
+            <w:tcW w:w="2000" w:type="dxa"/>
+            <w:tcBorders>
+              <w:top w:val="single" w:sz="4" w:space="0" w:color="A6A6A6"/>
+              <w:left w:val="single" w:sz="4" w:space="0" w:color="A6A6A6"/>
+              <w:bottom w:val="single" w:sz="4" w:space="0" w:color="A6A6A6"/>
+              <w:right w:val="single" w:sz="4" w:space="0" w:color="A6A6A6"/>
+            </w:tcBorders>
+            <w:shd w:val="clear" w:color="auto" w:fill="1F4E79"/>
+            <w:tcMar>
+              <w:top w:w="60" w:type="dxa"/>
+              <w:left w:w="100" w:type="dxa"/>
+              <w:bottom w:w="60" w:type="dxa"/>
+              <w:right w:w="100" w:type="dxa"/>
+            </w:tcMar>
+          </w:tcPr>
+          <w:p>
+            <w:r>
+              <w:rPr>
+                <w:b/>
+                <w:color w:val="FFFFFF"/>
+              </w:rPr>
+              <w:t>Utente</w:t>
+            </w:r>
+          </w:p>
+        </w:tc>
+        <w:tc>
+          <w:tcPr>
+            <w:tcW w:w="3200" w:type="dxa"/>
+            <w:tcBorders>
+              <w:top w:val="single" w:sz="4" w:space="0" w:color="A6A6A6"/>
+              <w:left w:val="single" w:sz="4" w:space="0" w:color="A6A6A6"/>
+              <w:bottom w:val="single" w:sz="4" w:space="0" w:color="A6A6A6"/>
+              <w:right w:val="single" w:sz="4" w:space="0" w:color="A6A6A6"/>
+            </w:tcBorders>
+            <w:shd w:val="clear" w:color="auto" w:fill="1F4E79"/>
+            <w:tcMar>
+              <w:top w:w="60" w:type="dxa"/>
+              <w:left w:w="100" w:type="dxa"/>
+              <w:bottom w:w="60" w:type="dxa"/>
+              <w:right w:w="100" w:type="dxa"/>
+            </w:tcMar>
+          </w:tcPr>
+          <w:p>
+            <w:r>
+              <w:rPr>
+                <w:b/>
+                <w:color w:val="FFFFFF"/>
+              </w:rPr>
+              <w:t>Gruppo</w:t>
+            </w:r>
+          </w:p>
+        </w:tc>
+        <w:tc>
+          <w:tcPr>
+            <w:tcW w:w="4438" w:type="dxa"/>
+            <w:tcBorders>
+              <w:top w:val="single" w:sz="4" w:space="0" w:color="A6A6A6"/>
+              <w:left w:val="single" w:sz="4" w:space="0" w:color="A6A6A6"/>
+              <w:bottom w:val="single" w:sz="4" w:space="0" w:color="A6A6A6"/>
+              <w:right w:val="single" w:sz="4" w:space="0" w:color="A6A6A6"/>
+            </w:tcBorders>
+            <w:shd w:val="clear" w:color="auto" w:fill="1F4E79"/>
+            <w:tcMar>
+              <w:top w:w="60" w:type="dxa"/>
+              <w:left w:w="100" w:type="dxa"/>
+              <w:bottom w:w="60" w:type="dxa"/>
+              <w:right w:w="100" w:type="dxa"/>
+            </w:tcMar>
+          </w:tcPr>
+          <w:p>
+            <w:r>
+              <w:rPr>
+                <w:b/>
+                <w:color w:val="FFFFFF"/>
+              </w:rPr>
+              <w:t>Livello locale equivalente sull'HMI</w:t>
+            </w:r>
+          </w:p>
+        </w:tc>
+      </w:tr>
+      <w:tr>
+        <w:trPr>
+          <w:jc w:val="center"/>
+        </w:trPr>
+        <w:tc>
+          <w:tcPr>
+            <w:tcW w:w="2000" w:type="dxa"/>
+            <w:tcBorders>
+              <w:top w:val="single" w:sz="4" w:space="0" w:color="A6A6A6"/>
+              <w:left w:val="single" w:sz="4" w:space="0" w:color="A6A6A6"/>
+              <w:bottom w:val="single" w:sz="4" w:space="0" w:color="A6A6A6"/>
+              <w:right w:val="single" w:sz="4" w:space="0" w:color="A6A6A6"/>
+            </w:tcBorders>
+            <w:tcMar>
+              <w:top w:w="60" w:type="dxa"/>
+              <w:left w:w="100" w:type="dxa"/>
+              <w:bottom w:w="60" w:type="dxa"/>
+              <w:right w:w="100" w:type="dxa"/>
+            </w:tcMar>
+          </w:tcPr>
+          <w:p>
+            <w:proofErr w:type="spellStart"/>
+            <w:r>
+              <w:t>aaa</w:t>
+            </w:r>
+            <w:proofErr w:type="spellEnd"/>
+          </w:p>
+        </w:tc>
+        <w:tc>
+          <w:tcPr>
+            <w:tcW w:w="3200" w:type="dxa"/>
+            <w:tcBorders>
+              <w:top w:val="single" w:sz="4" w:space="0" w:color="A6A6A6"/>
+              <w:left w:val="single" w:sz="4" w:space="0" w:color="A6A6A6"/>
+              <w:bottom w:val="single" w:sz="4" w:space="0" w:color="A6A6A6"/>
+              <w:right w:val="single" w:sz="4" w:space="0" w:color="A6A6A6"/>
+            </w:tcBorders>
+            <w:tcMar>
+              <w:top w:w="60" w:type="dxa"/>
+              <w:left w:w="100" w:type="dxa"/>
+              <w:bottom w:w="60" w:type="dxa"/>
+              <w:right w:w="100" w:type="dxa"/>
+            </w:tcMar>
+          </w:tcPr>
+          <w:p>
+            <w:r>
+              <w:t>Operator</w:t>
+            </w:r>
+          </w:p>
+        </w:tc>
+        <w:tc>
+          <w:tcPr>
+            <w:tcW w:w="4438" w:type="dxa"/>
+            <w:tcBorders>
+              <w:top w:val="single" w:sz="4" w:space="0" w:color="A6A6A6"/>
+              <w:left w:val="single" w:sz="4" w:space="0" w:color="A6A6A6"/>
+              <w:bottom w:val="single" w:sz="4" w:space="0" w:color="A6A6A6"/>
+              <w:right w:val="single" w:sz="4" w:space="0" w:color="A6A6A6"/>
+            </w:tcBorders>
+            <w:tcMar>
+              <w:top w:w="60" w:type="dxa"/>
+              <w:left w:w="100" w:type="dxa"/>
+              <w:bottom w:w="60" w:type="dxa"/>
+              <w:right w:w="100" w:type="dxa"/>
+            </w:tcMar>
+          </w:tcPr>
+          <w:p>
+            <w:r>
+              <w:t>L1 – password 1234</w:t>
+            </w:r>
+          </w:p>
+        </w:tc>
+      </w:tr>
+      <w:tr>
+        <w:trPr>
+          <w:jc w:val="center"/>
+        </w:trPr>
+        <w:tc>
+          <w:tcPr>
+            <w:tcW w:w="2000" w:type="dxa"/>
+            <w:tcBorders>
+              <w:top w:val="single" w:sz="4" w:space="0" w:color="A6A6A6"/>
+              <w:left w:val="single" w:sz="4" w:space="0" w:color="A6A6A6"/>
+              <w:bottom w:val="single" w:sz="4" w:space="0" w:color="A6A6A6"/>
+              <w:right w:val="single" w:sz="4" w:space="0" w:color="A6A6A6"/>
+            </w:tcBorders>
+            <w:shd w:val="clear" w:color="auto" w:fill="F2F6FA"/>
+            <w:tcMar>
+              <w:top w:w="60" w:type="dxa"/>
+              <w:left w:w="100" w:type="dxa"/>
+              <w:bottom w:w="60" w:type="dxa"/>
+              <w:right w:w="100" w:type="dxa"/>
+            </w:tcMar>
+          </w:tcPr>
+          <w:p>
+            <w:r>
+              <w:t>ccc</w:t>
+            </w:r>
+          </w:p>
+        </w:tc>
+        <w:tc>
+          <w:tcPr>
+            <w:tcW w:w="3200" w:type="dxa"/>
+            <w:tcBorders>
+              <w:top w:val="single" w:sz="4" w:space="0" w:color="A6A6A6"/>
+              <w:left w:val="single" w:sz="4" w:space="0" w:color="A6A6A6"/>
+              <w:bottom w:val="single" w:sz="4" w:space="0" w:color="A6A6A6"/>
+              <w:right w:val="single" w:sz="4" w:space="0" w:color="A6A6A6"/>
+            </w:tcBorders>
+            <w:shd w:val="clear" w:color="auto" w:fill="F2F6FA"/>
+            <w:tcMar>
+              <w:top w:w="60" w:type="dxa"/>
+              <w:left w:w="100" w:type="dxa"/>
+              <w:bottom w:w="60" w:type="dxa"/>
+              <w:right w:w="100" w:type="dxa"/>
+            </w:tcMar>
+          </w:tcPr>
+          <w:p>
+            <w:r>
+              <w:t>Tecnico / Supervisor</w:t>
+            </w:r>
+          </w:p>
+        </w:tc>
+        <w:tc>
+          <w:tcPr>
+            <w:tcW w:w="4438" w:type="dxa"/>
+            <w:tcBorders>
+              <w:top w:val="single" w:sz="4" w:space="0" w:color="A6A6A6"/>
+              <w:left w:val="single" w:sz="4" w:space="0" w:color="A6A6A6"/>
+              <w:bottom w:val="single" w:sz="4" w:space="0" w:color="A6A6A6"/>
+              <w:right w:val="single" w:sz="4" w:space="0" w:color="A6A6A6"/>
+            </w:tcBorders>
+            <w:shd w:val="clear" w:color="auto" w:fill="F2F6FA"/>
+            <w:tcMar>
+              <w:top w:w="60" w:type="dxa"/>
+              <w:left w:w="100" w:type="dxa"/>
+              <w:bottom w:w="60" w:type="dxa"/>
+              <w:right w:w="100" w:type="dxa"/>
+            </w:tcMar>
+          </w:tcPr>
+          <w:p>
+            <w:r>
+              <w:t>L2 – password 3700</w:t>
+            </w:r>
+          </w:p>
+        </w:tc>
+      </w:tr>
+      <w:tr>
+        <w:trPr>
+          <w:jc w:val="center"/>
+        </w:trPr>
+        <w:tc>
+          <w:tcPr>
+            <w:tcW w:w="2000" w:type="dxa"/>
+            <w:tcBorders>
+              <w:top w:val="single" w:sz="4" w:space="0" w:color="A6A6A6"/>
+              <w:left w:val="single" w:sz="4" w:space="0" w:color="A6A6A6"/>
+              <w:bottom w:val="single" w:sz="4" w:space="0" w:color="A6A6A6"/>
+              <w:right w:val="single" w:sz="4" w:space="0" w:color="A6A6A6"/>
+            </w:tcBorders>
+            <w:tcMar>
+              <w:top w:w="60" w:type="dxa"/>
+              <w:left w:w="100" w:type="dxa"/>
+              <w:bottom w:w="60" w:type="dxa"/>
+              <w:right w:w="100" w:type="dxa"/>
+            </w:tcMar>
+          </w:tcPr>
+          <w:p>
+            <w:proofErr w:type="spellStart"/>
+            <w:r>
+              <w:t>ddd</w:t>
+            </w:r>
+            <w:proofErr w:type="spellEnd"/>
+          </w:p>
+        </w:tc>
+        <w:tc>
+          <w:tcPr>
+            <w:tcW w:w="3200" w:type="dxa"/>
+            <w:tcBorders>
+              <w:top w:val="single" w:sz="4" w:space="0" w:color="A6A6A6"/>
+              <w:left w:val="single" w:sz="4" w:space="0" w:color="A6A6A6"/>
+              <w:bottom w:val="single" w:sz="4" w:space="0" w:color="A6A6A6"/>
+              <w:right w:val="single" w:sz="4" w:space="0" w:color="A6A6A6"/>
+            </w:tcBorders>
+            <w:tcMar>
+              <w:top w:w="60" w:type="dxa"/>
+              <w:left w:w="100" w:type="dxa"/>
+              <w:bottom w:w="60" w:type="dxa"/>
+              <w:right w:w="100" w:type="dxa"/>
+            </w:tcMar>
+          </w:tcPr>
+          <w:p>
+            <w:proofErr w:type="spellStart"/>
+            <w:r>
+              <w:t>PasswordChange</w:t>
+            </w:r>
+            <w:proofErr w:type="spellEnd"/>
+          </w:p>
+        </w:tc>
+        <w:tc>
+          <w:tcPr>
+            <w:tcW w:w="4438" w:type="dxa"/>
+            <w:tcBorders>
+              <w:top w:val="single" w:sz="4" w:space="0" w:color="A6A6A6"/>
+              <w:left w:val="single" w:sz="4" w:space="0" w:color="A6A6A6"/>
+              <w:bottom w:val="single" w:sz="4" w:space="0" w:color="A6A6A6"/>
+              <w:right w:val="single" w:sz="4" w:space="0" w:color="A6A6A6"/>
+            </w:tcBorders>
+            <w:tcMar>
+              <w:top w:w="60" w:type="dxa"/>
+              <w:left w:w="100" w:type="dxa"/>
+              <w:bottom w:w="60" w:type="dxa"/>
+              <w:right w:w="100" w:type="dxa"/>
+            </w:tcMar>
+          </w:tcPr>
+          <w:p>
+            <w:r>
+              <w:t>L5 – password 7777</w:t>
+            </w:r>
+          </w:p>
+        </w:tc>
+      </w:tr>
+      <w:tr>
+        <w:trPr>
+          <w:jc w:val="center"/>
+        </w:trPr>
+        <w:tc>
+          <w:tcPr>
+            <w:tcW w:w="2000" w:type="dxa"/>
+            <w:tcBorders>
+              <w:top w:val="single" w:sz="4" w:space="0" w:color="A6A6A6"/>
+              <w:left w:val="single" w:sz="4" w:space="0" w:color="A6A6A6"/>
+              <w:bottom w:val="single" w:sz="4" w:space="0" w:color="A6A6A6"/>
+              <w:right w:val="single" w:sz="4" w:space="0" w:color="A6A6A6"/>
+            </w:tcBorders>
+            <w:shd w:val="clear" w:color="auto" w:fill="F2F6FA"/>
+            <w:tcMar>
+              <w:top w:w="60" w:type="dxa"/>
+              <w:left w:w="100" w:type="dxa"/>
+              <w:bottom w:w="60" w:type="dxa"/>
+              <w:right w:w="100" w:type="dxa"/>
+            </w:tcMar>
+          </w:tcPr>
+          <w:p>
+            <w:r>
+              <w:t>zzz</w:t>
+            </w:r>
+          </w:p>
+        </w:tc>
+        <w:tc>
+          <w:tcPr>
+            <w:tcW w:w="3200" w:type="dxa"/>
+            <w:tcBorders>
+              <w:top w:val="single" w:sz="4" w:space="0" w:color="A6A6A6"/>
+              <w:left w:val="single" w:sz="4" w:space="0" w:color="A6A6A6"/>
+              <w:bottom w:val="single" w:sz="4" w:space="0" w:color="A6A6A6"/>
+              <w:right w:val="single" w:sz="4" w:space="0" w:color="A6A6A6"/>
+            </w:tcBorders>
+            <w:shd w:val="clear" w:color="auto" w:fill="F2F6FA"/>
+            <w:tcMar>
+              <w:top w:w="60" w:type="dxa"/>
+              <w:left w:w="100" w:type="dxa"/>
+              <w:bottom w:w="60" w:type="dxa"/>
+              <w:right w:w="100" w:type="dxa"/>
+            </w:tcMar>
+          </w:tcPr>
+          <w:p>
+            <w:proofErr w:type="spellStart"/>
+            <w:r>
+              <w:t>TecnicoIMA</w:t>
+            </w:r>
+            <w:proofErr w:type="spellEnd"/>
+          </w:p>
+        </w:tc>
+        <w:tc>
+          <w:tcPr>
+            <w:tcW w:w="4438" w:type="dxa"/>
+            <w:tcBorders>
+              <w:top w:val="single" w:sz="4" w:space="0" w:color="A6A6A6"/>
+              <w:left w:val="single" w:sz="4" w:space="0" w:color="A6A6A6"/>
+              <w:bottom w:val="single" w:sz="4" w:space="0" w:color="A6A6A6"/>
+              <w:right w:val="single" w:sz="4" w:space="0" w:color="A6A6A6"/>
+            </w:tcBorders>
+            <w:shd w:val="clear" w:color="auto" w:fill="F2F6FA"/>
+            <w:tcMar>
+              <w:top w:w="60" w:type="dxa"/>
+              <w:left w:w="100" w:type="dxa"/>
+              <w:bottom w:w="60" w:type="dxa"/>
+              <w:right w:w="100" w:type="dxa"/>
+            </w:tcMar>
+          </w:tcPr>
+          <w:p>
+            <w:r>
+              <w:t>L9 – password 6642</w:t>
+            </w:r>
+          </w:p>
+        </w:tc>
+      </w:tr>
+    </w:tbl>
+    <w:p/>
+    <w:p>
+      <w:pPr>
+        <w:keepNext/>
+        <w:jc w:val="center"/>
+      </w:pPr>
+      <w:r>
+        <w:rPr>
+          <w:noProof/>
+        </w:rPr>
+        <w:lastRenderedPageBreak/>
+        <w:drawing>
+          <wp:inline distT="0" distB="0" distL="0" distR="0" wp14:anchorId="05E0C22A" wp14:editId="1A857058">
+            <wp:extent cx="5580000" cy="3137223"/>
+            <wp:effectExtent l="0" t="0" r="0" b="0"/>
+            <wp:docPr id="8" name="Picture 8"/>
+            <wp:cNvGraphicFramePr>
+              <a:graphicFrameLocks xmlns:a="http://schemas.openxmlformats.org/drawingml/2006/main" noChangeAspect="1"/>
+            </wp:cNvGraphicFramePr>
+            <a:graphic xmlns:a="http://schemas.openxmlformats.org/drawingml/2006/main">
+              <a:graphicData uri="http://schemas.openxmlformats.org/drawingml/2006/picture">
+                <pic:pic xmlns:pic="http://schemas.openxmlformats.org/drawingml/2006/picture">
+                  <pic:nvPicPr>
+                    <pic:cNvPr id="0" name="u-007-013.png"/>
+                    <pic:cNvPicPr/>
+                  </pic:nvPicPr>
+                  <pic:blipFill>
+                    <a:blip r:embed="rId14"/>
+                    <a:stretch>
+                      <a:fillRect/>
+                    </a:stretch>
+                  </pic:blipFill>
+                  <pic:spPr>
+                    <a:xfrm>
+                      <a:off x="0" y="0"/>
+                      <a:ext cx="5580000" cy="3137223"/>
+                    </a:xfrm>
+                    <a:prstGeom prst="rect">
+                      <a:avLst/>
+                    </a:prstGeom>
+                  </pic:spPr>
+                </pic:pic>
+              </a:graphicData>
+            </a:graphic>
+          </wp:inline>
+        </w:drawing>
+      </w:r>
+    </w:p>
+    <w:p>
+      <w:pPr>
+        <w:spacing w:after="200"/>
+        <w:jc w:val="center"/>
+      </w:pPr>
+      <w:r>
+        <w:rPr>
+          <w:i/>
+          <w:color w:val="595959"/>
+          <w:sz w:val="18"/>
+        </w:rPr>
+        <w:t>Figura 8 – Proprietà dell'utente di prova (gruppo Operatore)</w:t>
+      </w:r>
+    </w:p>
+    <w:p>
+      <w:pPr>
+        <w:pStyle w:val="Titolo2"/>
+      </w:pPr>
+      <w:r>
+        <w:t>4.7 Trasferimento delle licenze</w:t>
+      </w:r>
+    </w:p>
+    <w:p>
+      <w:pPr>
+        <w:pStyle w:val="Paragrafoelenco"/>
+        <w:numPr>
+          <w:ilvl w:val="0"/>
+          <w:numId w:val="14"/>
+        </w:numPr>
+      </w:pPr>
+      <w:r>
+        <w:t xml:space="preserve">Aprire </w:t>
+      </w:r>
+      <w:r>
+        <w:rPr>
+          <w:b/>
+        </w:rPr>
+        <w:t>Automation License Manager</w:t>
+      </w:r>
+      <w:r>
+        <w:t xml:space="preserve"> sul PC server.</w:t>
+      </w:r>
+    </w:p>
+    <w:p>
+      <w:pPr>
+        <w:pStyle w:val="Paragrafoelenco"/>
+        <w:numPr>
+          <w:ilvl w:val="0"/>
+          <w:numId w:val="14"/>
+        </w:numPr>
+      </w:pPr>
+      <w:r>
+        <w:t xml:space="preserve">Inserire la chiavetta USB con la </w:t>
+      </w:r>
+      <w:proofErr w:type="spellStart"/>
+      <w:r>
+        <w:t>license</w:t>
+      </w:r>
+      <w:proofErr w:type="spellEnd"/>
+      <w:r>
+        <w:t xml:space="preserve"> key </w:t>
+      </w:r>
+      <w:r>
+        <w:rPr>
+          <w:b/>
+        </w:rPr>
+        <w:t>SIMATIC Logon V1.5 SP3</w:t>
+      </w:r>
+      <w:r>
+        <w:t>.</w:t>
+      </w:r>
+    </w:p>
+    <w:p>
+      <w:pPr>
+        <w:pStyle w:val="Paragrafoelenco"/>
+        <w:numPr>
+          <w:ilvl w:val="0"/>
+          <w:numId w:val="14"/>
+        </w:numPr>
+      </w:pPr>
+      <w:r>
+        <w:t xml:space="preserve">Selezionare la licenza, </w:t>
+      </w:r>
+      <w:r>
+        <w:rPr>
+          <w:b/>
+        </w:rPr>
+        <w:t>tasto destro → Trasferisci</w:t>
+      </w:r>
+      <w:r>
+        <w:t xml:space="preserve"> e scegliere il </w:t>
+      </w:r>
+      <w:r>
+        <w:rPr>
+          <w:b/>
+        </w:rPr>
+        <w:t>Disco locale (C:)</w:t>
+      </w:r>
+      <w:r>
+        <w:t xml:space="preserve"> del server.</w:t>
+      </w:r>
+    </w:p>
+    <w:p>
+      <w:pPr>
+        <w:pStyle w:val="Paragrafoelenco"/>
+        <w:numPr>
+          <w:ilvl w:val="0"/>
+          <w:numId w:val="14"/>
+        </w:numPr>
+      </w:pPr>
+      <w:r>
+        <w:t xml:space="preserve">Ripetere con la chiavetta </w:t>
+      </w:r>
+      <w:r>
+        <w:rPr>
+          <w:b/>
+        </w:rPr>
+        <w:t>SIMATIC Logon Remote Access</w:t>
+      </w:r>
+      <w:r>
+        <w:t>.</w:t>
+      </w:r>
+    </w:p>
+    <w:p>
+      <w:pPr>
+        <w:pStyle w:val="Paragrafoelenco"/>
+        <w:numPr>
+          <w:ilvl w:val="0"/>
+          <w:numId w:val="14"/>
+        </w:numPr>
+      </w:pPr>
+      <w:r>
+        <w:t xml:space="preserve">Verificare in </w:t>
+      </w:r>
+      <w:r>
+        <w:rPr>
+          <w:b/>
+        </w:rPr>
+        <w:t>Disco locale (C:)</w:t>
+      </w:r>
+      <w:r>
+        <w:t xml:space="preserve"> la presenza di entrambe le licenze (Logon Service e Logon Remote Access).</w:t>
+      </w:r>
+    </w:p>
+    <w:p>
+      <w:pPr>
+        <w:pStyle w:val="Paragrafoelenco"/>
+        <w:ind w:left="540"/>
+      </w:pPr>
+    </w:p>
+    <w:p>
+      <w:pPr>
+        <w:keepNext/>
+        <w:jc w:val="center"/>
+      </w:pPr>
+      <w:r>
+        <w:rPr>
+          <w:noProof/>
+        </w:rPr>
+        <w:drawing>
+          <wp:inline distT="0" distB="0" distL="0" distR="0" wp14:anchorId="0C33A475" wp14:editId="3438D0BB">
+            <wp:extent cx="5580000" cy="3128711"/>
+            <wp:effectExtent l="0" t="0" r="0" b="0"/>
+            <wp:docPr id="9" name="Picture 9"/>
+            <wp:cNvGraphicFramePr>
+              <a:graphicFrameLocks xmlns:a="http://schemas.openxmlformats.org/drawingml/2006/main" noChangeAspect="1"/>
+            </wp:cNvGraphicFramePr>
+            <a:graphic xmlns:a="http://schemas.openxmlformats.org/drawingml/2006/main">
+              <a:graphicData uri="http://schemas.openxmlformats.org/drawingml/2006/picture">
+                <pic:pic xmlns:pic="http://schemas.openxmlformats.org/drawingml/2006/picture">
+                  <pic:nvPicPr>
+                    <pic:cNvPr id="0" name="u-009-020.png"/>
+                    <pic:cNvPicPr/>
+                  </pic:nvPicPr>
+                  <pic:blipFill>
+                    <a:blip r:embed="rId15"/>
+                    <a:stretch>
+                      <a:fillRect/>
+                    </a:stretch>
+                  </pic:blipFill>
+                  <pic:spPr>
+                    <a:xfrm>
+                      <a:off x="0" y="0"/>
+                      <a:ext cx="5580000" cy="3128711"/>
+                    </a:xfrm>
+                    <a:prstGeom prst="rect">
+                      <a:avLst/>
+                    </a:prstGeom>
+                  </pic:spPr>
+                </pic:pic>
+              </a:graphicData>
+            </a:graphic>
+          </wp:inline>
+        </w:drawing>
+      </w:r>
+    </w:p>
+    <w:p>
+      <w:pPr>
+        <w:spacing w:after="200"/>
+        <w:jc w:val="center"/>
+      </w:pPr>
+      <w:r>
+        <w:rPr>
+          <w:i/>
+          <w:color w:val="595959"/>
+          <w:sz w:val="18"/>
+        </w:rPr>
+        <w:t>Figura 9 – Trasferimento della licenza SIMATIC Logon dal supporto USB al disco C:</w:t>
+      </w:r>
+    </w:p>
+    <w:p>
+      <w:pPr>
+        <w:keepNext/>
+        <w:jc w:val="center"/>
+      </w:pPr>
+      <w:r>
+        <w:rPr>
+          <w:noProof/>
+        </w:rPr>
+        <w:lastRenderedPageBreak/>
+        <w:drawing>
+          <wp:inline distT="0" distB="0" distL="0" distR="0" wp14:anchorId="02AC6091" wp14:editId="2A014ADB">
+            <wp:extent cx="5580000" cy="3137223"/>
+            <wp:effectExtent l="0" t="0" r="0" b="0"/>
+            <wp:docPr id="10" name="Picture 10"/>
+            <wp:cNvGraphicFramePr>
+              <a:graphicFrameLocks xmlns:a="http://schemas.openxmlformats.org/drawingml/2006/main" noChangeAspect="1"/>
+            </wp:cNvGraphicFramePr>
+            <a:graphic xmlns:a="http://schemas.openxmlformats.org/drawingml/2006/main">
+              <a:graphicData uri="http://schemas.openxmlformats.org/drawingml/2006/picture">
+                <pic:pic xmlns:pic="http://schemas.openxmlformats.org/drawingml/2006/picture">
+                  <pic:nvPicPr>
+                    <pic:cNvPr id="0" name="u-010-023.png"/>
+                    <pic:cNvPicPr/>
+                  </pic:nvPicPr>
+                  <pic:blipFill>
+                    <a:blip r:embed="rId16"/>
+                    <a:stretch>
+                      <a:fillRect/>
+                    </a:stretch>
+                  </pic:blipFill>
+                  <pic:spPr>
+                    <a:xfrm>
+                      <a:off x="0" y="0"/>
+                      <a:ext cx="5580000" cy="3137223"/>
+                    </a:xfrm>
+                    <a:prstGeom prst="rect">
+                      <a:avLst/>
+                    </a:prstGeom>
+                  </pic:spPr>
+                </pic:pic>
+              </a:graphicData>
+            </a:graphic>
+          </wp:inline>
+        </w:drawing>
+      </w:r>
+    </w:p>
+    <w:p>
+      <w:pPr>
+        <w:spacing w:after="200"/>
+        <w:jc w:val="center"/>
+      </w:pPr>
+      <w:r>
+        <w:rPr>
+          <w:i/>
+          <w:color w:val="595959"/>
+          <w:sz w:val="18"/>
+        </w:rPr>
+        <w:t>Figura 10 – Licenze SIMATIC Logon presenti sul disco locale C:</w:t>
+      </w:r>
+    </w:p>
+    <w:p>
+      <w:pPr>
+        <w:pStyle w:val="Titolo2"/>
+      </w:pPr>
+      <w:r>
+        <w:t>4.8 Server di prova su macchina virtuale</w:t>
+      </w:r>
+    </w:p>
+    <w:p>
+      <w:r>
+        <w:t xml:space="preserve">Per il collaudo in ufficio si usa la VM </w:t>
+      </w:r>
+      <w:r>
+        <w:rPr>
+          <w:b/>
+        </w:rPr>
+        <w:t>Win764_SimaticLogOn</w:t>
+      </w:r>
+      <w:r>
+        <w:t xml:space="preserve"> (hard disk esterno piccolo) che riproduce il server del cliente.</w:t>
+      </w:r>
+    </w:p>
+    <w:p>
+      <w:pPr>
+        <w:pStyle w:val="Paragrafoelenco"/>
+        <w:numPr>
+          <w:ilvl w:val="0"/>
+          <w:numId w:val="15"/>
+        </w:numPr>
+      </w:pPr>
+      <w:r>
+        <w:t xml:space="preserve">Copiare la VM e importarla in </w:t>
+      </w:r>
+      <w:r>
+        <w:rPr>
+          <w:b/>
+        </w:rPr>
+        <w:t xml:space="preserve">Oracle </w:t>
+      </w:r>
+      <w:proofErr w:type="spellStart"/>
+      <w:r>
+        <w:rPr>
+          <w:b/>
+        </w:rPr>
+        <w:t>VirtualBox</w:t>
+      </w:r>
+      <w:proofErr w:type="spellEnd"/>
+      <w:r>
+        <w:rPr>
+          <w:b/>
+        </w:rPr>
+        <w:t xml:space="preserve"> o VMware</w:t>
+      </w:r>
+      <w:r>
+        <w:t>.</w:t>
+      </w:r>
+    </w:p>
+    <w:p>
+      <w:pPr>
+        <w:pStyle w:val="Paragrafoelenco"/>
+        <w:numPr>
+          <w:ilvl w:val="0"/>
+          <w:numId w:val="15"/>
+        </w:numPr>
+      </w:pPr>
+      <w:r>
+        <w:t xml:space="preserve">Impostare la scheda di rete della VM in </w:t>
+      </w:r>
+      <w:r>
+        <w:rPr>
+          <w:b/>
+        </w:rPr>
+        <w:t>Scheda con bridge</w:t>
+      </w:r>
+      <w:r>
+        <w:t xml:space="preserve">, sulla scheda Ethernet effettivamente collegata al pannello, con </w:t>
+      </w:r>
+      <w:r>
+        <w:rPr>
+          <w:b/>
+        </w:rPr>
+        <w:t>Modalità promiscua: Permetti tutto</w:t>
+      </w:r>
+      <w:r>
+        <w:t xml:space="preserve"> e </w:t>
+      </w:r>
+      <w:r>
+        <w:rPr>
+          <w:b/>
+        </w:rPr>
+        <w:t>Cavo connesso</w:t>
+      </w:r>
+      <w:r>
+        <w:t>.</w:t>
+      </w:r>
+    </w:p>
+    <w:p>
+      <w:pPr>
+        <w:pStyle w:val="Paragrafoelenco"/>
+        <w:numPr>
+          <w:ilvl w:val="0"/>
+          <w:numId w:val="15"/>
+        </w:numPr>
+      </w:pPr>
+      <w:r>
+        <w:t xml:space="preserve">Dare alla VM un </w:t>
+      </w:r>
+      <w:r>
+        <w:rPr>
+          <w:b/>
+        </w:rPr>
+        <w:t>IP statico</w:t>
+      </w:r>
+      <w:r>
+        <w:t xml:space="preserve"> nella stessa sottorete del pannello (sarà il "Nome server" del progetto HMI). Il PC reale può restare in DHCP.</w:t>
+      </w:r>
+    </w:p>
+    <w:p>
+      <w:pPr>
+        <w:pStyle w:val="Paragrafoelenco"/>
+        <w:numPr>
+          <w:ilvl w:val="0"/>
+          <w:numId w:val="15"/>
+        </w:numPr>
+      </w:pPr>
+      <w:r>
+        <w:t xml:space="preserve">Avviare la VM, accedere con </w:t>
+      </w:r>
+      <w:r>
+        <w:rPr>
+          <w:b/>
+        </w:rPr>
+        <w:t>admin</w:t>
+      </w:r>
+      <w:r>
+        <w:t xml:space="preserve"> (senza password).</w:t>
+      </w:r>
+    </w:p>
+    <w:p>
+      <w:pPr>
+        <w:pStyle w:val="Paragrafoelenco"/>
+        <w:numPr>
+          <w:ilvl w:val="0"/>
+          <w:numId w:val="15"/>
+        </w:numPr>
+      </w:pPr>
+      <w:r>
+        <w:t xml:space="preserve">Da dentro la VM eseguire </w:t>
+      </w:r>
+      <w:proofErr w:type="spellStart"/>
+      <w:r>
+        <w:rPr>
+          <w:b/>
+        </w:rPr>
+        <w:t>ping</w:t>
+      </w:r>
+      <w:proofErr w:type="spellEnd"/>
+      <w:r>
+        <w:rPr>
+          <w:b/>
+        </w:rPr>
+        <w:t xml:space="preserve"> &lt;IP pannello&gt;</w:t>
+      </w:r>
+      <w:r>
+        <w:t>: se risponde, la VM può gestire gli utenti del pannello.</w:t>
+      </w:r>
+    </w:p>
+    <w:p>
+      <w:pPr>
+        <w:pStyle w:val="Paragrafoelenco"/>
+        <w:ind w:left="540"/>
+      </w:pPr>
+    </w:p>
+    <w:p>
+      <w:pPr>
+        <w:keepNext/>
+        <w:jc w:val="center"/>
+      </w:pPr>
+      <w:r>
+        <w:rPr>
+          <w:noProof/>
+        </w:rPr>
+        <w:drawing>
+          <wp:inline distT="0" distB="0" distL="0" distR="0" wp14:anchorId="0EA18589" wp14:editId="658C984F">
+            <wp:extent cx="5580000" cy="2369136"/>
+            <wp:effectExtent l="0" t="0" r="0" b="0"/>
+            <wp:docPr id="11" name="Picture 11"/>
+            <wp:cNvGraphicFramePr>
+              <a:graphicFrameLocks xmlns:a="http://schemas.openxmlformats.org/drawingml/2006/main" noChangeAspect="1"/>
+            </wp:cNvGraphicFramePr>
+            <a:graphic xmlns:a="http://schemas.openxmlformats.org/drawingml/2006/main">
+              <a:graphicData uri="http://schemas.openxmlformats.org/drawingml/2006/picture">
+                <pic:pic xmlns:pic="http://schemas.openxmlformats.org/drawingml/2006/picture">
+                  <pic:nvPicPr>
+                    <pic:cNvPr id="0" name="u-014-034.png"/>
+                    <pic:cNvPicPr/>
+                  </pic:nvPicPr>
+                  <pic:blipFill>
+                    <a:blip r:embed="rId17"/>
+                    <a:stretch>
+                      <a:fillRect/>
+                    </a:stretch>
+                  </pic:blipFill>
+                  <pic:spPr>
+                    <a:xfrm>
+                      <a:off x="0" y="0"/>
+                      <a:ext cx="5580000" cy="2369136"/>
+                    </a:xfrm>
+                    <a:prstGeom prst="rect">
+                      <a:avLst/>
+                    </a:prstGeom>
+                  </pic:spPr>
+                </pic:pic>
+              </a:graphicData>
+            </a:graphic>
+          </wp:inline>
+        </w:drawing>
+      </w:r>
+    </w:p>
+    <w:p>
+      <w:pPr>
+        <w:spacing w:after="200"/>
+        <w:jc w:val="center"/>
+      </w:pPr>
+      <w:r>
+        <w:rPr>
+          <w:i/>
+          <w:color w:val="595959"/>
+          <w:sz w:val="18"/>
+        </w:rPr>
+        <w:t xml:space="preserve">Figura 11 – </w:t>
+      </w:r>
+      <w:proofErr w:type="spellStart"/>
+      <w:r>
+        <w:rPr>
+          <w:i/>
+          <w:color w:val="595959"/>
+          <w:sz w:val="18"/>
+        </w:rPr>
+        <w:t>VirtualBox</w:t>
+      </w:r>
+      <w:proofErr w:type="spellEnd"/>
+      <w:r>
+        <w:rPr>
+          <w:i/>
+          <w:color w:val="595959"/>
+          <w:sz w:val="18"/>
+        </w:rPr>
+        <w:t>: scheda di rete con bridge e modalità promiscua</w:t>
+      </w:r>
+    </w:p>
+    <w:p>
+      <w:pPr>
+        <w:keepNext/>
+        <w:jc w:val="center"/>
+      </w:pPr>
+      <w:r>
+        <w:rPr>
+          <w:noProof/>
+        </w:rPr>
+        <w:lastRenderedPageBreak/>
+        <w:drawing>
+          <wp:inline distT="0" distB="0" distL="0" distR="0" wp14:anchorId="5DBBE9BC" wp14:editId="0D02C5BD">
+            <wp:extent cx="3600000" cy="2601527"/>
+            <wp:effectExtent l="0" t="0" r="0" b="0"/>
+            <wp:docPr id="12" name="Picture 12"/>
+            <wp:cNvGraphicFramePr>
+              <a:graphicFrameLocks xmlns:a="http://schemas.openxmlformats.org/drawingml/2006/main" noChangeAspect="1"/>
+            </wp:cNvGraphicFramePr>
+            <a:graphic xmlns:a="http://schemas.openxmlformats.org/drawingml/2006/main">
+              <a:graphicData uri="http://schemas.openxmlformats.org/drawingml/2006/picture">
+                <pic:pic xmlns:pic="http://schemas.openxmlformats.org/drawingml/2006/picture">
+                  <pic:nvPicPr>
+                    <pic:cNvPr id="0" name="u-014-033.png"/>
+                    <pic:cNvPicPr/>
+                  </pic:nvPicPr>
+                  <pic:blipFill>
+                    <a:blip r:embed="rId18"/>
+                    <a:stretch>
+                      <a:fillRect/>
+                    </a:stretch>
+                  </pic:blipFill>
+                  <pic:spPr>
+                    <a:xfrm>
+                      <a:off x="0" y="0"/>
+                      <a:ext cx="3600000" cy="2601527"/>
+                    </a:xfrm>
+                    <a:prstGeom prst="rect">
+                      <a:avLst/>
+                    </a:prstGeom>
+                  </pic:spPr>
+                </pic:pic>
+              </a:graphicData>
+            </a:graphic>
+          </wp:inline>
+        </w:drawing>
+      </w:r>
+    </w:p>
+    <w:p>
+      <w:pPr>
+        <w:spacing w:after="200"/>
+        <w:jc w:val="center"/>
+      </w:pPr>
+      <w:r>
+        <w:rPr>
+          <w:i/>
+          <w:color w:val="595959"/>
+          <w:sz w:val="18"/>
+        </w:rPr>
+        <w:t>Figura 12 – IP statico della macchina virtuale</w:t>
+      </w:r>
+    </w:p>
+    <w:p>
+      <w:pPr>
+        <w:pStyle w:val="Titolo2"/>
+      </w:pPr>
+      <w:r>
+        <w:t>4.9 Monitoraggio degli accessi</w:t>
+      </w:r>
+    </w:p>
+    <w:p>
+      <w:r>
+        <w:t xml:space="preserve">Con </w:t>
+      </w:r>
+      <w:r>
+        <w:rPr>
+          <w:b/>
+        </w:rPr>
+        <w:t xml:space="preserve">SIMATIC Logon </w:t>
+      </w:r>
+      <w:proofErr w:type="spellStart"/>
+      <w:r>
+        <w:rPr>
+          <w:b/>
+        </w:rPr>
+        <w:t>Eventlog</w:t>
+      </w:r>
+      <w:proofErr w:type="spellEnd"/>
+      <w:r>
+        <w:rPr>
+          <w:b/>
+        </w:rPr>
+        <w:t xml:space="preserve"> Viewer</w:t>
+      </w:r>
+      <w:r>
+        <w:t xml:space="preserve"> (Start → SIMATIC → SIMATIC Logon) si possono consultare login, logout e tentativi falliti degli utenti: utile in collaudo per dimostrare il funzionamento.</w:t>
+      </w:r>
+    </w:p>
+    <w:p/>
+    <w:p>
+      <w:pPr>
+        <w:keepNext/>
+        <w:jc w:val="center"/>
+      </w:pPr>
+      <w:r>
+        <w:rPr>
+          <w:noProof/>
+        </w:rPr>
+        <w:drawing>
+          <wp:inline distT="0" distB="0" distL="0" distR="0" wp14:anchorId="3E68A17A" wp14:editId="4F07998A">
+            <wp:extent cx="5580000" cy="3126754"/>
+            <wp:effectExtent l="0" t="0" r="0" b="0"/>
+            <wp:docPr id="13" name="Picture 13"/>
+            <wp:cNvGraphicFramePr>
+              <a:graphicFrameLocks xmlns:a="http://schemas.openxmlformats.org/drawingml/2006/main" noChangeAspect="1"/>
+            </wp:cNvGraphicFramePr>
+            <a:graphic xmlns:a="http://schemas.openxmlformats.org/drawingml/2006/main">
+              <a:graphicData uri="http://schemas.openxmlformats.org/drawingml/2006/picture">
+                <pic:pic xmlns:pic="http://schemas.openxmlformats.org/drawingml/2006/picture">
+                  <pic:nvPicPr>
+                    <pic:cNvPr id="0" name="u-011-026.png"/>
+                    <pic:cNvPicPr/>
+                  </pic:nvPicPr>
+                  <pic:blipFill>
+                    <a:blip r:embed="rId19"/>
+                    <a:stretch>
+                      <a:fillRect/>
+                    </a:stretch>
+                  </pic:blipFill>
+                  <pic:spPr>
+                    <a:xfrm>
+                      <a:off x="0" y="0"/>
+                      <a:ext cx="5580000" cy="3126754"/>
+                    </a:xfrm>
+                    <a:prstGeom prst="rect">
+                      <a:avLst/>
+                    </a:prstGeom>
+                  </pic:spPr>
+                </pic:pic>
+              </a:graphicData>
+            </a:graphic>
+          </wp:inline>
+        </w:drawing>
+      </w:r>
+    </w:p>
+    <w:p>
+      <w:pPr>
+        <w:spacing w:after="200"/>
+        <w:jc w:val="center"/>
+      </w:pPr>
+      <w:r>
+        <w:rPr>
+          <w:i/>
+          <w:color w:val="595959"/>
+          <w:sz w:val="18"/>
+        </w:rPr>
+        <w:t xml:space="preserve">Figura 13 – SIMATIC Logon </w:t>
+      </w:r>
+      <w:proofErr w:type="spellStart"/>
+      <w:r>
+        <w:rPr>
+          <w:i/>
+          <w:color w:val="595959"/>
+          <w:sz w:val="18"/>
+        </w:rPr>
+        <w:t>Eventlog</w:t>
+      </w:r>
+      <w:proofErr w:type="spellEnd"/>
+      <w:r>
+        <w:rPr>
+          <w:i/>
+          <w:color w:val="595959"/>
+          <w:sz w:val="18"/>
+        </w:rPr>
+        <w:t xml:space="preserve"> Viewer</w:t>
+      </w:r>
+    </w:p>
+    <w:p>
+      <w:r>
+        <w:br w:type="page"/>
+      </w:r>
+    </w:p>
+    <w:p>
+      <w:pPr>
+        <w:pStyle w:val="Titolo1"/>
+      </w:pPr>
+      <w:r>
+        <w:lastRenderedPageBreak/>
+        <w:t>5. Parte B – Lato Pannello (progetto HMI)</w:t>
+      </w:r>
+    </w:p>
+    <w:p>
+      <w:r>
+        <w:t xml:space="preserve">Le impostazioni di questo capitolo si fanno nel progetto TIA Portal e valgono sia per il </w:t>
+      </w:r>
+      <w:r>
+        <w:rPr>
+          <w:b/>
+        </w:rPr>
+        <w:t>pannello</w:t>
+      </w:r>
+      <w:r>
+        <w:t xml:space="preserve"> sia per il </w:t>
+      </w:r>
+      <w:r>
+        <w:rPr>
+          <w:b/>
+        </w:rPr>
+        <w:t>Panel PC</w:t>
+      </w:r>
+      <w:r>
+        <w:t>; le differenze sono riassunte al punto 5.5.</w:t>
+      </w:r>
+    </w:p>
+    <w:p>
+      <w:pPr>
+        <w:pStyle w:val="Titolo2"/>
+      </w:pPr>
+      <w:r>
+        <w:t>5.1 Attivazione di SIMATIC Logon</w:t>
+      </w:r>
+    </w:p>
+    <w:p>
+      <w:r>
+        <w:t xml:space="preserve">Aprire </w:t>
+      </w:r>
+      <w:r>
+        <w:rPr>
+          <w:b/>
+        </w:rPr>
+        <w:t>[Pannello] → Impostazioni Runtime → Gestione utenti</w:t>
+      </w:r>
+      <w:r>
+        <w:t xml:space="preserve"> e compilare la sezione </w:t>
+      </w:r>
+      <w:r>
+        <w:rPr>
+          <w:b/>
+        </w:rPr>
+        <w:t>SIMATIC Logon</w:t>
+      </w:r>
+      <w:r>
+        <w:t>:</w:t>
+      </w:r>
+    </w:p>
+    <w:p/>
+    <w:tbl>
+      <w:tblPr>
+        <w:tblW w:w="0" w:type="auto"/>
+        <w:jc w:val="center"/>
+        <w:tblLook w:val="04A0" w:firstRow="1" w:lastRow="0" w:firstColumn="1" w:lastColumn="0" w:noHBand="0" w:noVBand="1"/>
+      </w:tblPr>
+      <w:tblGrid>
+        <w:gridCol w:w="3796"/>
+        <w:gridCol w:w="5832"/>
+      </w:tblGrid>
+      <w:tr>
+        <w:trPr>
+          <w:tblHeader/>
+          <w:jc w:val="center"/>
+        </w:trPr>
+        <w:tc>
+          <w:tcPr>
+            <w:tcW w:w="3800" w:type="dxa"/>
+            <w:tcBorders>
+              <w:top w:val="single" w:sz="4" w:space="0" w:color="A6A6A6"/>
+              <w:left w:val="single" w:sz="4" w:space="0" w:color="A6A6A6"/>
+              <w:bottom w:val="single" w:sz="4" w:space="0" w:color="A6A6A6"/>
+              <w:right w:val="single" w:sz="4" w:space="0" w:color="A6A6A6"/>
+            </w:tcBorders>
+            <w:shd w:val="clear" w:color="auto" w:fill="1F4E79"/>
+            <w:tcMar>
+              <w:top w:w="60" w:type="dxa"/>
+              <w:left w:w="100" w:type="dxa"/>
+              <w:bottom w:w="60" w:type="dxa"/>
+              <w:right w:w="100" w:type="dxa"/>
+            </w:tcMar>
+          </w:tcPr>
+          <w:p>
+            <w:r>
+              <w:rPr>
+                <w:b/>
+                <w:color w:val="FFFFFF"/>
+              </w:rPr>
+              <w:t>Campo</w:t>
+            </w:r>
+          </w:p>
+        </w:tc>
+        <w:tc>
+          <w:tcPr>
+            <w:tcW w:w="5838" w:type="dxa"/>
+            <w:tcBorders>
+              <w:top w:val="single" w:sz="4" w:space="0" w:color="A6A6A6"/>
+              <w:left w:val="single" w:sz="4" w:space="0" w:color="A6A6A6"/>
+              <w:bottom w:val="single" w:sz="4" w:space="0" w:color="A6A6A6"/>
+              <w:right w:val="single" w:sz="4" w:space="0" w:color="A6A6A6"/>
+            </w:tcBorders>
+            <w:shd w:val="clear" w:color="auto" w:fill="1F4E79"/>
+            <w:tcMar>
+              <w:top w:w="60" w:type="dxa"/>
+              <w:left w:w="100" w:type="dxa"/>
+              <w:bottom w:w="60" w:type="dxa"/>
+              <w:right w:w="100" w:type="dxa"/>
+            </w:tcMar>
+          </w:tcPr>
+          <w:p>
+            <w:r>
+              <w:rPr>
+                <w:b/>
+                <w:color w:val="FFFFFF"/>
+              </w:rPr>
+              <w:t>Impostazione</w:t>
+            </w:r>
+          </w:p>
+        </w:tc>
+      </w:tr>
+      <w:tr>
+        <w:trPr>
+          <w:jc w:val="center"/>
+        </w:trPr>
+        <w:tc>
+          <w:tcPr>
+            <w:tcW w:w="3800" w:type="dxa"/>
+            <w:tcBorders>
+              <w:top w:val="single" w:sz="4" w:space="0" w:color="A6A6A6"/>
+              <w:left w:val="single" w:sz="4" w:space="0" w:color="A6A6A6"/>
+              <w:bottom w:val="single" w:sz="4" w:space="0" w:color="A6A6A6"/>
+              <w:right w:val="single" w:sz="4" w:space="0" w:color="A6A6A6"/>
+            </w:tcBorders>
+            <w:tcMar>
+              <w:top w:w="60" w:type="dxa"/>
+              <w:left w:w="100" w:type="dxa"/>
+              <w:bottom w:w="60" w:type="dxa"/>
+              <w:right w:w="100" w:type="dxa"/>
+            </w:tcMar>
+          </w:tcPr>
+          <w:p>
+            <w:r>
+              <w:t>Attiva SIMATIC Logon</w:t>
+            </w:r>
+          </w:p>
+        </w:tc>
+        <w:tc>
+          <w:tcPr>
+            <w:tcW w:w="5838" w:type="dxa"/>
+            <w:tcBorders>
+              <w:top w:val="single" w:sz="4" w:space="0" w:color="A6A6A6"/>
+              <w:left w:val="single" w:sz="4" w:space="0" w:color="A6A6A6"/>
+              <w:bottom w:val="single" w:sz="4" w:space="0" w:color="A6A6A6"/>
+              <w:right w:val="single" w:sz="4" w:space="0" w:color="A6A6A6"/>
+            </w:tcBorders>
+            <w:tcMar>
+              <w:top w:w="60" w:type="dxa"/>
+              <w:left w:w="100" w:type="dxa"/>
+              <w:bottom w:w="60" w:type="dxa"/>
+              <w:right w:w="100" w:type="dxa"/>
+            </w:tcMar>
+          </w:tcPr>
+          <w:p>
+            <w:r>
+              <w:rPr>
+                <w:b/>
+              </w:rPr>
+              <w:t>Spuntato</w:t>
+            </w:r>
+          </w:p>
+        </w:tc>
+      </w:tr>
+      <w:tr>
+        <w:trPr>
+          <w:jc w:val="center"/>
+        </w:trPr>
+        <w:tc>
+          <w:tcPr>
+            <w:tcW w:w="3800" w:type="dxa"/>
+            <w:tcBorders>
+              <w:top w:val="single" w:sz="4" w:space="0" w:color="A6A6A6"/>
+              <w:left w:val="single" w:sz="4" w:space="0" w:color="A6A6A6"/>
+              <w:bottom w:val="single" w:sz="4" w:space="0" w:color="A6A6A6"/>
+              <w:right w:val="single" w:sz="4" w:space="0" w:color="A6A6A6"/>
+            </w:tcBorders>
+            <w:shd w:val="clear" w:color="auto" w:fill="F2F6FA"/>
+            <w:tcMar>
+              <w:top w:w="60" w:type="dxa"/>
+              <w:left w:w="100" w:type="dxa"/>
+              <w:bottom w:w="60" w:type="dxa"/>
+              <w:right w:w="100" w:type="dxa"/>
+            </w:tcMar>
+          </w:tcPr>
+          <w:p>
+            <w:r>
+              <w:t>Utilizza gestione utenti di</w:t>
+            </w:r>
+          </w:p>
+        </w:tc>
+        <w:tc>
+          <w:tcPr>
+            <w:tcW w:w="5838" w:type="dxa"/>
+            <w:tcBorders>
+              <w:top w:val="single" w:sz="4" w:space="0" w:color="A6A6A6"/>
+              <w:left w:val="single" w:sz="4" w:space="0" w:color="A6A6A6"/>
+              <w:bottom w:val="single" w:sz="4" w:space="0" w:color="A6A6A6"/>
+              <w:right w:val="single" w:sz="4" w:space="0" w:color="A6A6A6"/>
+            </w:tcBorders>
+            <w:shd w:val="clear" w:color="auto" w:fill="F2F6FA"/>
+            <w:tcMar>
+              <w:top w:w="60" w:type="dxa"/>
+              <w:left w:w="100" w:type="dxa"/>
+              <w:bottom w:w="60" w:type="dxa"/>
+              <w:right w:w="100" w:type="dxa"/>
+            </w:tcMar>
+          </w:tcPr>
+          <w:p>
+            <w:r>
+              <w:rPr>
+                <w:b/>
+              </w:rPr>
+              <w:t>Windows Computer</w:t>
+            </w:r>
+            <w:r>
+              <w:t xml:space="preserve">; </w:t>
+            </w:r>
+            <w:r>
+              <w:rPr>
+                <w:b/>
+              </w:rPr>
+              <w:t>Windows Dominio</w:t>
+            </w:r>
+            <w:r>
+              <w:t xml:space="preserve"> solo se il cliente fornisce un dominio</w:t>
+            </w:r>
+          </w:p>
+        </w:tc>
+      </w:tr>
+      <w:tr>
+        <w:trPr>
+          <w:jc w:val="center"/>
+        </w:trPr>
+        <w:tc>
+          <w:tcPr>
+            <w:tcW w:w="3800" w:type="dxa"/>
+            <w:tcBorders>
+              <w:top w:val="single" w:sz="4" w:space="0" w:color="A6A6A6"/>
+              <w:left w:val="single" w:sz="4" w:space="0" w:color="A6A6A6"/>
+              <w:bottom w:val="single" w:sz="4" w:space="0" w:color="A6A6A6"/>
+              <w:right w:val="single" w:sz="4" w:space="0" w:color="A6A6A6"/>
+            </w:tcBorders>
+            <w:tcMar>
+              <w:top w:w="60" w:type="dxa"/>
+              <w:left w:w="100" w:type="dxa"/>
+              <w:bottom w:w="60" w:type="dxa"/>
+              <w:right w:w="100" w:type="dxa"/>
+            </w:tcMar>
+          </w:tcPr>
+          <w:p>
+            <w:r>
+              <w:t>Nome server</w:t>
+            </w:r>
+          </w:p>
+        </w:tc>
+        <w:tc>
+          <w:tcPr>
+            <w:tcW w:w="5838" w:type="dxa"/>
+            <w:tcBorders>
+              <w:top w:val="single" w:sz="4" w:space="0" w:color="A6A6A6"/>
+              <w:left w:val="single" w:sz="4" w:space="0" w:color="A6A6A6"/>
+              <w:bottom w:val="single" w:sz="4" w:space="0" w:color="A6A6A6"/>
+              <w:right w:val="single" w:sz="4" w:space="0" w:color="A6A6A6"/>
+            </w:tcBorders>
+            <w:tcMar>
+              <w:top w:w="60" w:type="dxa"/>
+              <w:left w:w="100" w:type="dxa"/>
+              <w:bottom w:w="60" w:type="dxa"/>
+              <w:right w:w="100" w:type="dxa"/>
+            </w:tcMar>
+          </w:tcPr>
+          <w:p>
+            <w:r>
+              <w:t>IP del server SIMATIC Logon (in prova: IP statico della VM)</w:t>
+            </w:r>
+          </w:p>
+        </w:tc>
+      </w:tr>
+      <w:tr>
+        <w:trPr>
+          <w:jc w:val="center"/>
+        </w:trPr>
+        <w:tc>
+          <w:tcPr>
+            <w:tcW w:w="3800" w:type="dxa"/>
+            <w:tcBorders>
+              <w:top w:val="single" w:sz="4" w:space="0" w:color="A6A6A6"/>
+              <w:left w:val="single" w:sz="4" w:space="0" w:color="A6A6A6"/>
+              <w:bottom w:val="single" w:sz="4" w:space="0" w:color="A6A6A6"/>
+              <w:right w:val="single" w:sz="4" w:space="0" w:color="A6A6A6"/>
+            </w:tcBorders>
+            <w:shd w:val="clear" w:color="auto" w:fill="F2F6FA"/>
+            <w:tcMar>
+              <w:top w:w="60" w:type="dxa"/>
+              <w:left w:w="100" w:type="dxa"/>
+              <w:bottom w:w="60" w:type="dxa"/>
+              <w:right w:w="100" w:type="dxa"/>
+            </w:tcMar>
+          </w:tcPr>
+          <w:p>
+            <w:r>
+              <w:t>Numero porta</w:t>
+            </w:r>
+          </w:p>
+        </w:tc>
+        <w:tc>
+          <w:tcPr>
+            <w:tcW w:w="5838" w:type="dxa"/>
+            <w:tcBorders>
+              <w:top w:val="single" w:sz="4" w:space="0" w:color="A6A6A6"/>
+              <w:left w:val="single" w:sz="4" w:space="0" w:color="A6A6A6"/>
+              <w:bottom w:val="single" w:sz="4" w:space="0" w:color="A6A6A6"/>
+              <w:right w:val="single" w:sz="4" w:space="0" w:color="A6A6A6"/>
+            </w:tcBorders>
+            <w:shd w:val="clear" w:color="auto" w:fill="F2F6FA"/>
+            <w:tcMar>
+              <w:top w:w="60" w:type="dxa"/>
+              <w:left w:w="100" w:type="dxa"/>
+              <w:bottom w:w="60" w:type="dxa"/>
+              <w:right w:w="100" w:type="dxa"/>
+            </w:tcMar>
+          </w:tcPr>
+          <w:p>
+            <w:r>
+              <w:rPr>
+                <w:b/>
+              </w:rPr>
+              <w:t>16389</w:t>
+            </w:r>
+            <w:r>
+              <w:t xml:space="preserve"> (predefinito)</w:t>
+            </w:r>
+          </w:p>
+        </w:tc>
+      </w:tr>
+      <w:tr>
+        <w:trPr>
+          <w:jc w:val="center"/>
+        </w:trPr>
+        <w:tc>
+          <w:tcPr>
+            <w:tcW w:w="3800" w:type="dxa"/>
+            <w:tcBorders>
+              <w:top w:val="single" w:sz="4" w:space="0" w:color="A6A6A6"/>
+              <w:left w:val="single" w:sz="4" w:space="0" w:color="A6A6A6"/>
+              <w:bottom w:val="single" w:sz="4" w:space="0" w:color="A6A6A6"/>
+              <w:right w:val="single" w:sz="4" w:space="0" w:color="A6A6A6"/>
+            </w:tcBorders>
+            <w:tcMar>
+              <w:top w:w="60" w:type="dxa"/>
+              <w:left w:w="100" w:type="dxa"/>
+              <w:bottom w:w="60" w:type="dxa"/>
+              <w:right w:w="100" w:type="dxa"/>
+            </w:tcMar>
+          </w:tcPr>
+          <w:p>
+            <w:r>
+              <w:t>Dominio Windows</w:t>
+            </w:r>
+          </w:p>
+        </w:tc>
+        <w:tc>
+          <w:tcPr>
+            <w:tcW w:w="5838" w:type="dxa"/>
+            <w:tcBorders>
+              <w:top w:val="single" w:sz="4" w:space="0" w:color="A6A6A6"/>
+              <w:left w:val="single" w:sz="4" w:space="0" w:color="A6A6A6"/>
+              <w:bottom w:val="single" w:sz="4" w:space="0" w:color="A6A6A6"/>
+              <w:right w:val="single" w:sz="4" w:space="0" w:color="A6A6A6"/>
+            </w:tcBorders>
+            <w:tcMar>
+              <w:top w:w="60" w:type="dxa"/>
+              <w:left w:w="100" w:type="dxa"/>
+              <w:bottom w:w="60" w:type="dxa"/>
+              <w:right w:w="100" w:type="dxa"/>
+            </w:tcMar>
+          </w:tcPr>
+          <w:p>
+            <w:r>
+              <w:t>Solo con "Windows Dominio": nome del dominio del cliente</w:t>
+            </w:r>
+          </w:p>
+        </w:tc>
+      </w:tr>
+      <w:tr>
+        <w:trPr>
+          <w:jc w:val="center"/>
+        </w:trPr>
+        <w:tc>
+          <w:tcPr>
+            <w:tcW w:w="3800" w:type="dxa"/>
+            <w:tcBorders>
+              <w:top w:val="single" w:sz="4" w:space="0" w:color="A6A6A6"/>
+              <w:left w:val="single" w:sz="4" w:space="0" w:color="A6A6A6"/>
+              <w:bottom w:val="single" w:sz="4" w:space="0" w:color="A6A6A6"/>
+              <w:right w:val="single" w:sz="4" w:space="0" w:color="A6A6A6"/>
+            </w:tcBorders>
+            <w:shd w:val="clear" w:color="auto" w:fill="F2F6FA"/>
+            <w:tcMar>
+              <w:top w:w="60" w:type="dxa"/>
+              <w:left w:w="100" w:type="dxa"/>
+              <w:bottom w:w="60" w:type="dxa"/>
+              <w:right w:w="100" w:type="dxa"/>
+            </w:tcMar>
+          </w:tcPr>
+          <w:p>
+            <w:r>
+              <w:t>Diritti specifici per i gruppi della gestione utenti</w:t>
+            </w:r>
+          </w:p>
+        </w:tc>
+        <w:tc>
+          <w:tcPr>
+            <w:tcW w:w="5838" w:type="dxa"/>
+            <w:tcBorders>
+              <w:top w:val="single" w:sz="4" w:space="0" w:color="A6A6A6"/>
+              <w:left w:val="single" w:sz="4" w:space="0" w:color="A6A6A6"/>
+              <w:bottom w:val="single" w:sz="4" w:space="0" w:color="A6A6A6"/>
+              <w:right w:val="single" w:sz="4" w:space="0" w:color="A6A6A6"/>
+            </w:tcBorders>
+            <w:shd w:val="clear" w:color="auto" w:fill="F2F6FA"/>
+            <w:tcMar>
+              <w:top w:w="60" w:type="dxa"/>
+              <w:left w:w="100" w:type="dxa"/>
+              <w:bottom w:w="60" w:type="dxa"/>
+              <w:right w:w="100" w:type="dxa"/>
+            </w:tcMar>
+          </w:tcPr>
+          <w:p>
+            <w:r>
+              <w:t>Spuntato</w:t>
+            </w:r>
+          </w:p>
+        </w:tc>
+      </w:tr>
+    </w:tbl>
+    <w:p/>
+    <w:p>
+      <w:pPr>
+        <w:keepNext/>
+        <w:jc w:val="center"/>
+      </w:pPr>
+      <w:r>
+        <w:rPr>
+          <w:noProof/>
+        </w:rPr>
+        <w:drawing>
+          <wp:inline distT="0" distB="0" distL="0" distR="0" wp14:anchorId="719A2343" wp14:editId="4147C344">
+            <wp:extent cx="5580000" cy="3354065"/>
+            <wp:effectExtent l="0" t="0" r="0" b="0"/>
+            <wp:docPr id="14" name="Picture 14"/>
+            <wp:cNvGraphicFramePr>
+              <a:graphicFrameLocks xmlns:a="http://schemas.openxmlformats.org/drawingml/2006/main" noChangeAspect="1"/>
+            </wp:cNvGraphicFramePr>
+            <a:graphic xmlns:a="http://schemas.openxmlformats.org/drawingml/2006/main">
+              <a:graphicData uri="http://schemas.openxmlformats.org/drawingml/2006/picture">
+                <pic:pic xmlns:pic="http://schemas.openxmlformats.org/drawingml/2006/picture">
+                  <pic:nvPicPr>
+                    <pic:cNvPr id="0" name="u-013-031.png"/>
+                    <pic:cNvPicPr/>
+                  </pic:nvPicPr>
+                  <pic:blipFill>
+                    <a:blip r:embed="rId20"/>
+                    <a:stretch>
+                      <a:fillRect/>
+                    </a:stretch>
+                  </pic:blipFill>
+                  <pic:spPr>
+                    <a:xfrm>
+                      <a:off x="0" y="0"/>
+                      <a:ext cx="5580000" cy="3354065"/>
+                    </a:xfrm>
+                    <a:prstGeom prst="rect">
+                      <a:avLst/>
+                    </a:prstGeom>
+                  </pic:spPr>
+                </pic:pic>
+              </a:graphicData>
+            </a:graphic>
+          </wp:inline>
+        </w:drawing>
+      </w:r>
+    </w:p>
+    <w:p>
+      <w:pPr>
+        <w:spacing w:after="200"/>
+        <w:jc w:val="center"/>
+      </w:pPr>
+      <w:r>
+        <w:rPr>
+          <w:i/>
+          <w:color w:val="595959"/>
+          <w:sz w:val="18"/>
+        </w:rPr>
+        <w:t xml:space="preserve">Figura 14 – Impostazioni di </w:t>
+      </w:r>
+      <w:proofErr w:type="spellStart"/>
+      <w:r>
+        <w:rPr>
+          <w:i/>
+          <w:color w:val="595959"/>
+          <w:sz w:val="18"/>
+        </w:rPr>
+        <w:t>runtime</w:t>
+      </w:r>
+      <w:proofErr w:type="spellEnd"/>
+      <w:r>
+        <w:rPr>
+          <w:i/>
+          <w:color w:val="595959"/>
+          <w:sz w:val="18"/>
+        </w:rPr>
+        <w:t xml:space="preserve"> → Gestione utenti → SIMATIC Logon</w:t>
+      </w:r>
+    </w:p>
+    <w:p>
+      <w:pPr>
+        <w:pStyle w:val="Titolo2"/>
+      </w:pPr>
+      <w:r>
+        <w:t>5.2 Gruppi e autorizzazioni</w:t>
+      </w:r>
+    </w:p>
+    <w:p>
+      <w:r>
+        <w:t xml:space="preserve">In </w:t>
+      </w:r>
+      <w:r>
+        <w:rPr>
+          <w:b/>
+        </w:rPr>
+        <w:t>Gestione utenti → Gruppi</w:t>
+      </w:r>
+      <w:r>
+        <w:t xml:space="preserve"> creare i gruppi richiesti; per ogni gruppo spuntare nella tabella </w:t>
+      </w:r>
+      <w:r>
+        <w:rPr>
+          <w:b/>
+        </w:rPr>
+        <w:t>Autorizzazioni</w:t>
+      </w:r>
+      <w:r>
+        <w:t xml:space="preserve"> i diritti che i suoi membri devono avere. Tutti gli utenti del server associati a un gruppo ricevono automaticamente quelle autorizzazioni.</w:t>
+      </w:r>
+    </w:p>
+    <w:p>
+      <w:pPr>
+        <w:keepNext/>
+        <w:jc w:val="center"/>
+      </w:pPr>
+      <w:r>
+        <w:rPr>
+          <w:noProof/>
+        </w:rPr>
+        <w:lastRenderedPageBreak/>
+        <w:drawing>
+          <wp:inline distT="0" distB="0" distL="0" distR="0" wp14:anchorId="791AE057" wp14:editId="171D653D">
+            <wp:extent cx="5580000" cy="3062978"/>
+            <wp:effectExtent l="0" t="0" r="0" b="0"/>
+            <wp:docPr id="15" name="Picture 15"/>
+            <wp:cNvGraphicFramePr>
+              <a:graphicFrameLocks xmlns:a="http://schemas.openxmlformats.org/drawingml/2006/main" noChangeAspect="1"/>
+            </wp:cNvGraphicFramePr>
+            <a:graphic xmlns:a="http://schemas.openxmlformats.org/drawingml/2006/main">
+              <a:graphicData uri="http://schemas.openxmlformats.org/drawingml/2006/picture">
+                <pic:pic xmlns:pic="http://schemas.openxmlformats.org/drawingml/2006/picture">
+                  <pic:nvPicPr>
+                    <pic:cNvPr id="0" name="image.png"/>
+                    <pic:cNvPicPr/>
+                  </pic:nvPicPr>
+                  <pic:blipFill>
+                    <a:blip r:embed="rId21"/>
+                    <a:stretch>
+                      <a:fillRect/>
+                    </a:stretch>
+                  </pic:blipFill>
+                  <pic:spPr>
+                    <a:xfrm>
+                      <a:off x="0" y="0"/>
+                      <a:ext cx="5580000" cy="3062978"/>
+                    </a:xfrm>
+                    <a:prstGeom prst="rect">
+                      <a:avLst/>
+                    </a:prstGeom>
+                  </pic:spPr>
+                </pic:pic>
+              </a:graphicData>
+            </a:graphic>
+          </wp:inline>
+        </w:drawing>
+      </w:r>
+    </w:p>
+    <w:p>
+      <w:pPr>
+        <w:spacing w:after="200"/>
+        <w:jc w:val="center"/>
+      </w:pPr>
+      <w:r>
+        <w:rPr>
+          <w:i/>
+          <w:color w:val="595959"/>
+          <w:sz w:val="18"/>
+        </w:rPr>
+        <w:t xml:space="preserve">Figura 15 – Esempio: gruppo </w:t>
+      </w:r>
+      <w:proofErr w:type="spellStart"/>
+      <w:r>
+        <w:rPr>
+          <w:i/>
+          <w:color w:val="595959"/>
+          <w:sz w:val="18"/>
+        </w:rPr>
+        <w:t>TecnicoIMA</w:t>
+      </w:r>
+      <w:proofErr w:type="spellEnd"/>
+      <w:r>
+        <w:rPr>
+          <w:i/>
+          <w:color w:val="595959"/>
+          <w:sz w:val="18"/>
+        </w:rPr>
+        <w:t xml:space="preserve"> e relative autorizzazioni</w:t>
+      </w:r>
+    </w:p>
+    <w:p>
+      <w:pPr>
+        <w:pStyle w:val="Titolo2"/>
+      </w:pPr>
+      <w:r>
+        <w:t>5.3 Tempo di disconnessione automatica</w:t>
+      </w:r>
+    </w:p>
+    <w:p>
+      <w:pPr>
+        <w:spacing w:after="120"/>
+      </w:pPr>
+      <w:r>
+        <w:t>Il tempo di disconnessione automatica degli utenti autenticati tramite SIMATIC Logon è quello impostato nel progetto HMI sull’</w:t>
+      </w:r>
+      <w:r>
+        <w:rPr>
+          <w:b/>
+          <w:bCs/>
+        </w:rPr>
+        <w:t>utente locale con Numero 1</w:t>
+      </w:r>
+      <w:r>
+        <w:t xml:space="preserve"> (l’utente amministratore locale), in </w:t>
+      </w:r>
+      <w:r>
+        <w:rPr>
+          <w:b/>
+          <w:bCs/>
+        </w:rPr>
+        <w:t>Gestione utenti → Utenti → Tempo di scollegamento</w:t>
+      </w:r>
+      <w:r>
+        <w:t>.</w:t>
+      </w:r>
+    </w:p>
+    <w:p>
+      <w:pPr>
+        <w:keepNext/>
+        <w:jc w:val="center"/>
+      </w:pPr>
+      <w:r>
+        <w:rPr>
+          <w:noProof/>
+        </w:rPr>
+        <w:drawing>
+          <wp:inline distT="0" distB="0" distL="0" distR="0" wp14:anchorId="5DC1A3E9" wp14:editId="68B9F7CF">
+            <wp:extent cx="4320000" cy="1564959"/>
+            <wp:effectExtent l="0" t="0" r="0" b="0"/>
+            <wp:docPr id="16" name="Picture 16"/>
+            <wp:cNvGraphicFramePr>
+              <a:graphicFrameLocks xmlns:a="http://schemas.openxmlformats.org/drawingml/2006/main" noChangeAspect="1"/>
+            </wp:cNvGraphicFramePr>
+            <a:graphic xmlns:a="http://schemas.openxmlformats.org/drawingml/2006/main">
+              <a:graphicData uri="http://schemas.openxmlformats.org/drawingml/2006/picture">
+                <pic:pic xmlns:pic="http://schemas.openxmlformats.org/drawingml/2006/picture">
+                  <pic:nvPicPr>
+                    <pic:cNvPr id="0" name="image.png"/>
+                    <pic:cNvPicPr/>
+                  </pic:nvPicPr>
+                  <pic:blipFill>
+                    <a:blip r:embed="rId22"/>
+                    <a:stretch>
+                      <a:fillRect/>
+                    </a:stretch>
+                  </pic:blipFill>
+                  <pic:spPr>
+                    <a:xfrm>
+                      <a:off x="0" y="0"/>
+                      <a:ext cx="4320000" cy="1564959"/>
+                    </a:xfrm>
+                    <a:prstGeom prst="rect">
+                      <a:avLst/>
+                    </a:prstGeom>
+                  </pic:spPr>
+                </pic:pic>
+              </a:graphicData>
+            </a:graphic>
+          </wp:inline>
+        </w:drawing>
+      </w:r>
+    </w:p>
+    <w:p>
+      <w:pPr>
+        <w:spacing w:after="200"/>
+        <w:jc w:val="center"/>
+      </w:pPr>
+      <w:r>
+        <w:rPr>
+          <w:i/>
+          <w:color w:val="595959"/>
+          <w:sz w:val="18"/>
+        </w:rPr>
         <w:t>Figura 16 – L'utente n. 1 determina il tempo di disconnessione degli utenti del server</w:t>
       </w:r>
     </w:p>
@@ -4506,6 +4627,7 @@
         <w:spacing w:before="120" w:after="200"/>
         <w:ind w:left="200" w:right="200"/>
       </w:pPr>
+      <w:proofErr w:type="gramStart"/>
       <w:r>
         <w:rPr>
           <w:b/>
@@ -4514,7 +4636,11 @@
         <w:t xml:space="preserve">NOTA  </w:t>
       </w:r>
       <w:r>
-        <w:t>Impostare sull'utente n. 1 lo stesso tempo di SIMATIC Logon (</w:t>
+        <w:t>Impostare</w:t>
+      </w:r>
+      <w:proofErr w:type="gramEnd"/>
+      <w:r>
+        <w:t xml:space="preserve"> sull'utente n. 1 lo stesso tempo di SIMATIC Logon (</w:t>
       </w:r>
       <w:r>
         <w:rPr>
@@ -4536,23 +4662,21 @@
     </w:p>
     <w:tbl>
       <w:tblPr>
+        <w:tblW w:w="0" w:type="auto"/>
         <w:jc w:val="center"/>
-        <w:tblLook w:firstColumn="1" w:firstRow="1" w:lastColumn="0" w:lastRow="0" w:noHBand="0" w:noVBand="1" w:val="04A0"/>
-        <w:tblW w:w="9638" w:type="dxa"/>
-        <w:tblLayout w:type="fixed"/>
+        <w:tblLook w:val="04A0" w:firstRow="1" w:lastRow="0" w:firstColumn="1" w:lastColumn="0" w:noHBand="0" w:noVBand="1"/>
       </w:tblPr>
       <w:tblGrid>
-        <w:gridCol w:w="2800"/>
-        <w:gridCol w:w="6838"/>
+        <w:gridCol w:w="2798"/>
+        <w:gridCol w:w="6830"/>
       </w:tblGrid>
       <w:tr>
         <w:trPr>
-          <w:cantSplit/>
           <w:tblHeader/>
+          <w:jc w:val="center"/>
         </w:trPr>
         <w:tc>
           <w:tcPr>
-            <w:tcW w:type="dxa" w:w="4819"/>
             <w:tcW w:w="2800" w:type="dxa"/>
             <w:tcBorders>
               <w:top w:val="single" w:sz="4" w:space="0" w:color="A6A6A6"/>
@@ -4569,9 +4693,6 @@
             </w:tcMar>
           </w:tcPr>
           <w:p>
-            <w:pPr>
-              <w:spacing w:after="0"/>
-            </w:pPr>
             <w:r>
               <w:rPr>
                 <w:b/>
@@ -4583,7 +4704,6 @@
         </w:tc>
         <w:tc>
           <w:tcPr>
-            <w:tcW w:type="dxa" w:w="4819"/>
             <w:tcW w:w="6838" w:type="dxa"/>
             <w:tcBorders>
               <w:top w:val="single" w:sz="4" w:space="0" w:color="A6A6A6"/>
@@ -4600,9 +4720,6 @@
             </w:tcMar>
           </w:tcPr>
           <w:p>
-            <w:pPr>
-              <w:spacing w:after="0"/>
-            </w:pPr>
             <w:r>
               <w:rPr>
                 <w:b/>
@@ -4615,11 +4732,10 @@
       </w:tr>
       <w:tr>
         <w:trPr>
-          <w:cantSplit/>
+          <w:jc w:val="center"/>
         </w:trPr>
         <w:tc>
           <w:tcPr>
-            <w:tcW w:type="dxa" w:w="4819"/>
             <w:tcW w:w="2800" w:type="dxa"/>
             <w:tcBorders>
               <w:top w:val="single" w:sz="4" w:space="0" w:color="A6A6A6"/>
@@ -4635,9 +4751,6 @@
             </w:tcMar>
           </w:tcPr>
           <w:p>
-            <w:pPr>
-              <w:spacing w:after="0"/>
-            </w:pPr>
             <w:r>
               <w:t>Server collegato</w:t>
             </w:r>
@@ -4645,7 +4758,6 @@
         </w:tc>
         <w:tc>
           <w:tcPr>
-            <w:tcW w:type="dxa" w:w="4819"/>
             <w:tcW w:w="6838" w:type="dxa"/>
             <w:tcBorders>
               <w:top w:val="single" w:sz="4" w:space="0" w:color="A6A6A6"/>
@@ -4661,9 +4773,6 @@
             </w:tcMar>
           </w:tcPr>
           <w:p>
-            <w:pPr>
-              <w:spacing w:after="0"/>
-            </w:pPr>
             <w:r>
               <w:t xml:space="preserve">Valgono gli utenti del server; le password locali (L1-L2-L5-L9) sono </w:t>
             </w:r>
@@ -4681,11 +4790,10 @@
       </w:tr>
       <w:tr>
         <w:trPr>
-          <w:cantSplit/>
+          <w:jc w:val="center"/>
         </w:trPr>
         <w:tc>
           <w:tcPr>
-            <w:tcW w:type="dxa" w:w="4819"/>
             <w:tcW w:w="2800" w:type="dxa"/>
             <w:tcBorders>
               <w:top w:val="single" w:sz="4" w:space="0" w:color="A6A6A6"/>
@@ -4702,9 +4810,6 @@
             </w:tcMar>
           </w:tcPr>
           <w:p>
-            <w:pPr>
-              <w:spacing w:after="0"/>
-            </w:pPr>
             <w:r>
               <w:t>Server scollegato</w:t>
             </w:r>
@@ -4712,7 +4817,6 @@
         </w:tc>
         <w:tc>
           <w:tcPr>
-            <w:tcW w:type="dxa" w:w="4819"/>
             <w:tcW w:w="6838" w:type="dxa"/>
             <w:tcBorders>
               <w:top w:val="single" w:sz="4" w:space="0" w:color="A6A6A6"/>
@@ -4729,9 +4833,6 @@
             </w:tcMar>
           </w:tcPr>
           <w:p>
-            <w:pPr>
-              <w:spacing w:after="0"/>
-            </w:pPr>
             <w:r>
               <w:t xml:space="preserve">Le password locali L1-L2-L5-L9 tornano </w:t>
             </w:r>
@@ -4749,11 +4850,10 @@
       </w:tr>
       <w:tr>
         <w:trPr>
-          <w:cantSplit/>
+          <w:jc w:val="center"/>
         </w:trPr>
         <w:tc>
           <w:tcPr>
-            <w:tcW w:type="dxa" w:w="4819"/>
             <w:tcW w:w="2800" w:type="dxa"/>
             <w:tcBorders>
               <w:top w:val="single" w:sz="4" w:space="0" w:color="A6A6A6"/>
@@ -4769,9 +4869,6 @@
             </w:tcMar>
           </w:tcPr>
           <w:p>
-            <w:pPr>
-              <w:spacing w:after="0"/>
-            </w:pPr>
             <w:r>
               <w:t>SIMATIC Logon attivo</w:t>
             </w:r>
@@ -4779,7 +4876,6 @@
         </w:tc>
         <w:tc>
           <w:tcPr>
-            <w:tcW w:type="dxa" w:w="4819"/>
             <w:tcW w:w="6838" w:type="dxa"/>
             <w:tcBorders>
               <w:top w:val="single" w:sz="4" w:space="0" w:color="A6A6A6"/>
@@ -4795,9 +4891,6 @@
             </w:tcMar>
           </w:tcPr>
           <w:p>
-            <w:pPr>
-              <w:spacing w:after="0"/>
-            </w:pPr>
             <w:r>
               <w:t xml:space="preserve">Al login il pannello attende alcuni secondi (anche &gt;15 s senza server) e mostra un messaggio, es. </w:t>
             </w:r>
@@ -4805,7 +4898,21 @@
               <w:rPr>
                 <w:b/>
               </w:rPr>
-              <w:t>260002 L'utente "L9" si è connesso con il gruppo "TecnicoIMA"</w:t>
+              <w:t>260002 L'utente "L9" si è connesso con il gruppo "</w:t>
+            </w:r>
+            <w:proofErr w:type="spellStart"/>
+            <w:r>
+              <w:rPr>
+                <w:b/>
+              </w:rPr>
+              <w:t>TecnicoIMA</w:t>
+            </w:r>
+            <w:proofErr w:type="spellEnd"/>
+            <w:r>
+              <w:rPr>
+                <w:b/>
+              </w:rPr>
+              <w:t>"</w:t>
             </w:r>
             <w:r>
               <w:t>.</w:t>
@@ -4815,11 +4922,10 @@
       </w:tr>
       <w:tr>
         <w:trPr>
-          <w:cantSplit/>
+          <w:jc w:val="center"/>
         </w:trPr>
         <w:tc>
           <w:tcPr>
-            <w:tcW w:type="dxa" w:w="4819"/>
             <w:tcW w:w="2800" w:type="dxa"/>
             <w:tcBorders>
               <w:top w:val="single" w:sz="4" w:space="0" w:color="A6A6A6"/>
@@ -4836,9 +4942,6 @@
             </w:tcMar>
           </w:tcPr>
           <w:p>
-            <w:pPr>
-              <w:spacing w:after="0"/>
-            </w:pPr>
             <w:r>
               <w:t>SIMATIC Logon non attivo</w:t>
             </w:r>
@@ -4846,7 +4949,6 @@
         </w:tc>
         <w:tc>
           <w:tcPr>
-            <w:tcW w:type="dxa" w:w="4819"/>
             <w:tcW w:w="6838" w:type="dxa"/>
             <w:tcBorders>
               <w:top w:val="single" w:sz="4" w:space="0" w:color="A6A6A6"/>
@@ -4863,9 +4965,6 @@
             </w:tcMar>
           </w:tcPr>
           <w:p>
-            <w:pPr>
-              <w:spacing w:after="0"/>
-            </w:pPr>
             <w:r>
               <w:t>Login immediato, senza messaggio (condizione standard).</w:t>
             </w:r>
@@ -4879,29 +4978,28 @@
         <w:pStyle w:val="Titolo2"/>
       </w:pPr>
       <w:r>
+        <w:lastRenderedPageBreak/>
         <w:t>5.5 Differenze tra pannello e Panel PC</w:t>
       </w:r>
     </w:p>
     <w:tbl>
       <w:tblPr>
+        <w:tblW w:w="0" w:type="auto"/>
         <w:jc w:val="center"/>
-        <w:tblLook w:firstColumn="1" w:firstRow="1" w:lastColumn="0" w:lastRow="0" w:noHBand="0" w:noVBand="1" w:val="04A0"/>
-        <w:tblW w:w="9638" w:type="dxa"/>
-        <w:tblLayout w:type="fixed"/>
+        <w:tblLook w:val="04A0" w:firstRow="1" w:lastRow="0" w:firstColumn="1" w:lastColumn="0" w:noHBand="0" w:noVBand="1"/>
       </w:tblPr>
       <w:tblGrid>
-        <w:gridCol w:w="2600"/>
-        <w:gridCol w:w="3400"/>
-        <w:gridCol w:w="3638"/>
+        <w:gridCol w:w="2598"/>
+        <w:gridCol w:w="3396"/>
+        <w:gridCol w:w="3634"/>
       </w:tblGrid>
       <w:tr>
         <w:trPr>
-          <w:cantSplit/>
           <w:tblHeader/>
+          <w:jc w:val="center"/>
         </w:trPr>
         <w:tc>
           <w:tcPr>
-            <w:tcW w:type="dxa" w:w="3213"/>
             <w:tcW w:w="2600" w:type="dxa"/>
             <w:tcBorders>
               <w:top w:val="single" w:sz="4" w:space="0" w:color="A6A6A6"/>
@@ -4918,9 +5016,6 @@
             </w:tcMar>
           </w:tcPr>
           <w:p>
-            <w:pPr>
-              <w:spacing w:after="0"/>
-            </w:pPr>
             <w:r>
               <w:rPr>
                 <w:b/>
@@ -4932,7 +5027,6 @@
         </w:tc>
         <w:tc>
           <w:tcPr>
-            <w:tcW w:type="dxa" w:w="3213"/>
             <w:tcW w:w="3400" w:type="dxa"/>
             <w:tcBorders>
               <w:top w:val="single" w:sz="4" w:space="0" w:color="A6A6A6"/>
@@ -4949,9 +5043,6 @@
             </w:tcMar>
           </w:tcPr>
           <w:p>
-            <w:pPr>
-              <w:spacing w:after="0"/>
-            </w:pPr>
             <w:r>
               <w:rPr>
                 <w:b/>
@@ -4963,7 +5054,6 @@
         </w:tc>
         <w:tc>
           <w:tcPr>
-            <w:tcW w:type="dxa" w:w="3213"/>
             <w:tcW w:w="3638" w:type="dxa"/>
             <w:tcBorders>
               <w:top w:val="single" w:sz="4" w:space="0" w:color="A6A6A6"/>
@@ -4980,26 +5070,38 @@
             </w:tcMar>
           </w:tcPr>
           <w:p>
-            <w:pPr>
-              <w:spacing w:after="0"/>
-            </w:pPr>
             <w:r>
               <w:rPr>
                 <w:b/>
                 <w:color w:val="FFFFFF"/>
               </w:rPr>
-              <w:t>Panel PC (WinCC RT Advanced)</w:t>
+              <w:t>Panel PC (</w:t>
+            </w:r>
+            <w:proofErr w:type="spellStart"/>
+            <w:r>
+              <w:rPr>
+                <w:b/>
+                <w:color w:val="FFFFFF"/>
+              </w:rPr>
+              <w:t>WinCC</w:t>
+            </w:r>
+            <w:proofErr w:type="spellEnd"/>
+            <w:r>
+              <w:rPr>
+                <w:b/>
+                <w:color w:val="FFFFFF"/>
+              </w:rPr>
+              <w:t xml:space="preserve"> RT Advanced)</w:t>
             </w:r>
           </w:p>
         </w:tc>
       </w:tr>
       <w:tr>
         <w:trPr>
-          <w:cantSplit/>
+          <w:jc w:val="center"/>
         </w:trPr>
         <w:tc>
           <w:tcPr>
-            <w:tcW w:type="dxa" w:w="3213"/>
             <w:tcW w:w="2600" w:type="dxa"/>
             <w:tcBorders>
               <w:top w:val="single" w:sz="4" w:space="0" w:color="A6A6A6"/>
@@ -5015,9 +5117,6 @@
             </w:tcMar>
           </w:tcPr>
           <w:p>
-            <w:pPr>
-              <w:spacing w:after="0"/>
-            </w:pPr>
             <w:r>
               <w:t>Configurazione SIMATIC Logon</w:t>
             </w:r>
@@ -5025,7 +5124,6 @@
         </w:tc>
         <w:tc>
           <w:tcPr>
-            <w:tcW w:type="dxa" w:w="3213"/>
             <w:tcW w:w="3400" w:type="dxa"/>
             <w:tcBorders>
               <w:top w:val="single" w:sz="4" w:space="0" w:color="A6A6A6"/>
@@ -5041,9 +5139,6 @@
             </w:tcMar>
           </w:tcPr>
           <w:p>
-            <w:pPr>
-              <w:spacing w:after="0"/>
-            </w:pPr>
             <w:r>
               <w:t>Nel progetto TIA (5.1-5.3)</w:t>
             </w:r>
@@ -5051,7 +5146,6 @@
         </w:tc>
         <w:tc>
           <w:tcPr>
-            <w:tcW w:type="dxa" w:w="3213"/>
             <w:tcW w:w="3638" w:type="dxa"/>
             <w:tcBorders>
               <w:top w:val="single" w:sz="4" w:space="0" w:color="A6A6A6"/>
@@ -5067,9 +5161,6 @@
             </w:tcMar>
           </w:tcPr>
           <w:p>
-            <w:pPr>
-              <w:spacing w:after="0"/>
-            </w:pPr>
             <w:r>
               <w:t>Nel progetto TIA (5.1-5.3), identica</w:t>
             </w:r>
@@ -5078,11 +5169,10 @@
       </w:tr>
       <w:tr>
         <w:trPr>
-          <w:cantSplit/>
+          <w:jc w:val="center"/>
         </w:trPr>
         <w:tc>
           <w:tcPr>
-            <w:tcW w:type="dxa" w:w="3213"/>
             <w:tcW w:w="2600" w:type="dxa"/>
             <w:tcBorders>
               <w:top w:val="single" w:sz="4" w:space="0" w:color="A6A6A6"/>
@@ -5099,9 +5189,6 @@
             </w:tcMar>
           </w:tcPr>
           <w:p>
-            <w:pPr>
-              <w:spacing w:after="0"/>
-            </w:pPr>
             <w:r>
               <w:t>Licenza Logon sull'HMI</w:t>
             </w:r>
@@ -5109,7 +5196,6 @@
         </w:tc>
         <w:tc>
           <w:tcPr>
-            <w:tcW w:type="dxa" w:w="3213"/>
             <w:tcW w:w="3400" w:type="dxa"/>
             <w:tcBorders>
               <w:top w:val="single" w:sz="4" w:space="0" w:color="A6A6A6"/>
@@ -5126,9 +5212,6 @@
             </w:tcMar>
           </w:tcPr>
           <w:p>
-            <w:pPr>
-              <w:spacing w:after="0"/>
-            </w:pPr>
             <w:r>
               <w:t>Nessuna</w:t>
             </w:r>
@@ -5136,7 +5219,6 @@
         </w:tc>
         <w:tc>
           <w:tcPr>
-            <w:tcW w:type="dxa" w:w="3213"/>
             <w:tcW w:w="3638" w:type="dxa"/>
             <w:tcBorders>
               <w:top w:val="single" w:sz="4" w:space="0" w:color="A6A6A6"/>
@@ -5153,9 +5235,6 @@
             </w:tcMar>
           </w:tcPr>
           <w:p>
-            <w:pPr>
-              <w:spacing w:after="0"/>
-            </w:pPr>
             <w:r>
               <w:t>Nessuna</w:t>
             </w:r>
@@ -5164,11 +5243,10 @@
       </w:tr>
       <w:tr>
         <w:trPr>
-          <w:cantSplit/>
+          <w:jc w:val="center"/>
         </w:trPr>
         <w:tc>
           <w:tcPr>
-            <w:tcW w:type="dxa" w:w="3213"/>
             <w:tcW w:w="2600" w:type="dxa"/>
             <w:tcBorders>
               <w:top w:val="single" w:sz="4" w:space="0" w:color="A6A6A6"/>
@@ -5184,9 +5262,6 @@
             </w:tcMar>
           </w:tcPr>
           <w:p>
-            <w:pPr>
-              <w:spacing w:after="0"/>
-            </w:pPr>
             <w:r>
               <w:t>Scheda di rete</w:t>
             </w:r>
@@ -5194,7 +5269,6 @@
         </w:tc>
         <w:tc>
           <w:tcPr>
-            <w:tcW w:type="dxa" w:w="3213"/>
             <w:tcW w:w="3400" w:type="dxa"/>
             <w:tcBorders>
               <w:top w:val="single" w:sz="4" w:space="0" w:color="A6A6A6"/>
@@ -5210,9 +5284,6 @@
             </w:tcMar>
           </w:tcPr>
           <w:p>
-            <w:pPr>
-              <w:spacing w:after="0"/>
-            </w:pPr>
             <w:r>
               <w:t>Unica porta Ethernet: deve stare sulla rete del cliente</w:t>
             </w:r>
@@ -5220,7 +5291,6 @@
         </w:tc>
         <w:tc>
           <w:tcPr>
-            <w:tcW w:type="dxa" w:w="3213"/>
             <w:tcW w:w="3638" w:type="dxa"/>
             <w:tcBorders>
               <w:top w:val="single" w:sz="4" w:space="0" w:color="A6A6A6"/>
@@ -5236,9 +5306,6 @@
             </w:tcMar>
           </w:tcPr>
           <w:p>
-            <w:pPr>
-              <w:spacing w:after="0"/>
-            </w:pPr>
             <w:r>
               <w:t xml:space="preserve">Selezionare la scheda corretta in </w:t>
             </w:r>
@@ -5256,11 +5323,10 @@
       </w:tr>
       <w:tr>
         <w:trPr>
-          <w:cantSplit/>
+          <w:jc w:val="center"/>
         </w:trPr>
         <w:tc>
           <w:tcPr>
-            <w:tcW w:type="dxa" w:w="3213"/>
             <w:tcW w:w="2600" w:type="dxa"/>
             <w:tcBorders>
               <w:top w:val="single" w:sz="4" w:space="0" w:color="A6A6A6"/>
@@ -5277,9 +5343,6 @@
             </w:tcMar>
           </w:tcPr>
           <w:p>
-            <w:pPr>
-              <w:spacing w:after="0"/>
-            </w:pPr>
             <w:r>
               <w:t>Indirizzo IP</w:t>
             </w:r>
@@ -5287,7 +5350,6 @@
         </w:tc>
         <w:tc>
           <w:tcPr>
-            <w:tcW w:type="dxa" w:w="3213"/>
             <w:tcW w:w="3400" w:type="dxa"/>
             <w:tcBorders>
               <w:top w:val="single" w:sz="4" w:space="0" w:color="A6A6A6"/>
@@ -5304,9 +5366,6 @@
             </w:tcMar>
           </w:tcPr>
           <w:p>
-            <w:pPr>
-              <w:spacing w:after="0"/>
-            </w:pPr>
             <w:r>
               <w:t>Impostato da Control Panel del pannello</w:t>
             </w:r>
@@ -5314,7 +5373,6 @@
         </w:tc>
         <w:tc>
           <w:tcPr>
-            <w:tcW w:type="dxa" w:w="3213"/>
             <w:tcW w:w="3638" w:type="dxa"/>
             <w:tcBorders>
               <w:top w:val="single" w:sz="4" w:space="0" w:color="A6A6A6"/>
@@ -5331,9 +5389,6 @@
             </w:tcMar>
           </w:tcPr>
           <w:p>
-            <w:pPr>
-              <w:spacing w:after="0"/>
-            </w:pPr>
             <w:r>
               <w:t>Impostato in Windows, uguale a quello del progetto</w:t>
             </w:r>
@@ -5342,11 +5397,10 @@
       </w:tr>
       <w:tr>
         <w:trPr>
-          <w:cantSplit/>
+          <w:jc w:val="center"/>
         </w:trPr>
         <w:tc>
           <w:tcPr>
-            <w:tcW w:type="dxa" w:w="3213"/>
             <w:tcW w:w="2600" w:type="dxa"/>
             <w:tcBorders>
               <w:top w:val="single" w:sz="4" w:space="0" w:color="A6A6A6"/>
@@ -5362,9 +5416,6 @@
             </w:tcMar>
           </w:tcPr>
           <w:p>
-            <w:pPr>
-              <w:spacing w:after="0"/>
-            </w:pPr>
             <w:r>
               <w:t>Firewall</w:t>
             </w:r>
@@ -5372,7 +5423,6 @@
         </w:tc>
         <w:tc>
           <w:tcPr>
-            <w:tcW w:type="dxa" w:w="3213"/>
             <w:tcW w:w="3400" w:type="dxa"/>
             <w:tcBorders>
               <w:top w:val="single" w:sz="4" w:space="0" w:color="A6A6A6"/>
@@ -5388,9 +5438,6 @@
             </w:tcMar>
           </w:tcPr>
           <w:p>
-            <w:pPr>
-              <w:spacing w:after="0"/>
-            </w:pPr>
             <w:r>
               <w:t>—</w:t>
             </w:r>
@@ -5398,7 +5445,6 @@
         </w:tc>
         <w:tc>
           <w:tcPr>
-            <w:tcW w:type="dxa" w:w="3213"/>
             <w:tcW w:w="3638" w:type="dxa"/>
             <w:tcBorders>
               <w:top w:val="single" w:sz="4" w:space="0" w:color="A6A6A6"/>
@@ -5414,9 +5460,6 @@
             </w:tcMar>
           </w:tcPr>
           <w:p>
-            <w:pPr>
-              <w:spacing w:after="0"/>
-            </w:pPr>
             <w:r>
               <w:t xml:space="preserve">Consentire la comunicazione sulla porta </w:t>
             </w:r>
@@ -5434,11 +5477,10 @@
       </w:tr>
       <w:tr>
         <w:trPr>
-          <w:cantSplit/>
+          <w:jc w:val="center"/>
         </w:trPr>
         <w:tc>
           <w:tcPr>
-            <w:tcW w:type="dxa" w:w="3213"/>
             <w:tcW w:w="2600" w:type="dxa"/>
             <w:tcBorders>
               <w:top w:val="single" w:sz="4" w:space="0" w:color="A6A6A6"/>
@@ -5455,9 +5497,6 @@
             </w:tcMar>
           </w:tcPr>
           <w:p>
-            <w:pPr>
-              <w:spacing w:after="0"/>
-            </w:pPr>
             <w:r>
               <w:t>Caricamento progetto</w:t>
             </w:r>
@@ -5465,7 +5504,6 @@
         </w:tc>
         <w:tc>
           <w:tcPr>
-            <w:tcW w:type="dxa" w:w="3213"/>
             <w:tcW w:w="3400" w:type="dxa"/>
             <w:tcBorders>
               <w:top w:val="single" w:sz="4" w:space="0" w:color="A6A6A6"/>
@@ -5482,9 +5520,6 @@
             </w:tcMar>
           </w:tcPr>
           <w:p>
-            <w:pPr>
-              <w:spacing w:after="0"/>
-            </w:pPr>
             <w:r>
               <w:t>Download da TIA</w:t>
             </w:r>
@@ -5492,7 +5527,6 @@
         </w:tc>
         <w:tc>
           <w:tcPr>
-            <w:tcW w:type="dxa" w:w="3213"/>
             <w:tcW w:w="3638" w:type="dxa"/>
             <w:tcBorders>
               <w:top w:val="single" w:sz="4" w:space="0" w:color="A6A6A6"/>
@@ -5509,18 +5543,28 @@
             </w:tcMar>
           </w:tcPr>
           <w:p>
-            <w:pPr>
-              <w:spacing w:after="0"/>
-            </w:pPr>
-            <w:r>
-              <w:t xml:space="preserve">Download da TIA oppure copia del file </w:t>
+            <w:r>
+              <w:t xml:space="preserve">Download da TIA oppure copia del </w:t>
+            </w:r>
+            <w:proofErr w:type="gramStart"/>
+            <w:r>
+              <w:t xml:space="preserve">file </w:t>
             </w:r>
             <w:r>
               <w:rPr>
                 <w:b/>
               </w:rPr>
-              <w:t>.fwc</w:t>
-            </w:r>
+              <w:t>.</w:t>
+            </w:r>
+            <w:proofErr w:type="spellStart"/>
+            <w:r>
+              <w:rPr>
+                <w:b/>
+              </w:rPr>
+              <w:t>fwc</w:t>
+            </w:r>
+            <w:proofErr w:type="spellEnd"/>
+            <w:proofErr w:type="gramEnd"/>
             <w:r>
               <w:t xml:space="preserve"> compilato</w:t>
             </w:r>
@@ -5591,11 +5635,19 @@
       <w:r>
         <w:t xml:space="preserve">Lasciare il pannello inattivo: dopo </w:t>
       </w:r>
+      <w:proofErr w:type="gramStart"/>
       <w:r>
         <w:rPr>
           <w:b/>
         </w:rPr>
-        <w:t>5 minuti</w:t>
+        <w:t>5</w:t>
+      </w:r>
+      <w:proofErr w:type="gramEnd"/>
+      <w:r>
+        <w:rPr>
+          <w:b/>
+        </w:rPr>
+        <w:t xml:space="preserve"> minuti</w:t>
       </w:r>
       <w:r>
         <w:t xml:space="preserve"> l'utente deve essere disconnesso.</w:t>
@@ -5631,7 +5683,15 @@
         </w:numPr>
       </w:pPr>
       <w:r>
-        <w:t>Provare una password più corta di 8 caratteri in fase di cambio password: deve essere rifiutata.</w:t>
+        <w:t xml:space="preserve">Provare una password più corta di </w:t>
+      </w:r>
+      <w:proofErr w:type="gramStart"/>
+      <w:r>
+        <w:t>8</w:t>
+      </w:r>
+      <w:proofErr w:type="gramEnd"/>
+      <w:r>
+        <w:t xml:space="preserve"> caratteri in fase di cambio password: deve essere rifiutata.</w:t>
       </w:r>
     </w:p>
     <w:p>
@@ -5655,7 +5715,15 @@
         </w:numPr>
       </w:pPr>
       <w:r>
-        <w:t>Ripetere le prove per ogni gruppo e controllare gli eventi in Eventlog Viewer.</w:t>
+        <w:t xml:space="preserve">Ripetere le prove per ogni gruppo e controllare gli eventi in </w:t>
+      </w:r>
+      <w:proofErr w:type="spellStart"/>
+      <w:r>
+        <w:t>Eventlog</w:t>
+      </w:r>
+      <w:proofErr w:type="spellEnd"/>
+      <w:r>
+        <w:t xml:space="preserve"> Viewer.</w:t>
       </w:r>
     </w:p>
     <w:p>
@@ -5668,23 +5736,21 @@
     </w:p>
     <w:tbl>
       <w:tblPr>
+        <w:tblW w:w="0" w:type="auto"/>
         <w:jc w:val="center"/>
-        <w:tblLook w:firstColumn="1" w:firstRow="1" w:lastColumn="0" w:lastRow="0" w:noHBand="0" w:noVBand="1" w:val="04A0"/>
-        <w:tblW w:w="9638" w:type="dxa"/>
-        <w:tblLayout w:type="fixed"/>
+        <w:tblLook w:val="04A0" w:firstRow="1" w:lastRow="0" w:firstColumn="1" w:lastColumn="0" w:noHBand="0" w:noVBand="1"/>
       </w:tblPr>
       <w:tblGrid>
-        <w:gridCol w:w="3400"/>
-        <w:gridCol w:w="6238"/>
+        <w:gridCol w:w="3397"/>
+        <w:gridCol w:w="6231"/>
       </w:tblGrid>
       <w:tr>
         <w:trPr>
-          <w:cantSplit/>
           <w:tblHeader/>
+          <w:jc w:val="center"/>
         </w:trPr>
         <w:tc>
           <w:tcPr>
-            <w:tcW w:type="dxa" w:w="4819"/>
             <w:tcW w:w="3400" w:type="dxa"/>
             <w:tcBorders>
               <w:top w:val="single" w:sz="4" w:space="0" w:color="A6A6A6"/>
@@ -5701,9 +5767,6 @@
             </w:tcMar>
           </w:tcPr>
           <w:p>
-            <w:pPr>
-              <w:spacing w:after="0"/>
-            </w:pPr>
             <w:r>
               <w:rPr>
                 <w:b/>
@@ -5715,7 +5778,6 @@
         </w:tc>
         <w:tc>
           <w:tcPr>
-            <w:tcW w:type="dxa" w:w="4819"/>
             <w:tcW w:w="6238" w:type="dxa"/>
             <w:tcBorders>
               <w:top w:val="single" w:sz="4" w:space="0" w:color="A6A6A6"/>
@@ -5732,9 +5794,6 @@
             </w:tcMar>
           </w:tcPr>
           <w:p>
-            <w:pPr>
-              <w:spacing w:after="0"/>
-            </w:pPr>
             <w:r>
               <w:rPr>
                 <w:b/>
@@ -5747,11 +5806,10 @@
       </w:tr>
       <w:tr>
         <w:trPr>
-          <w:cantSplit/>
+          <w:jc w:val="center"/>
         </w:trPr>
         <w:tc>
           <w:tcPr>
-            <w:tcW w:type="dxa" w:w="4819"/>
             <w:tcW w:w="3400" w:type="dxa"/>
             <w:tcBorders>
               <w:top w:val="single" w:sz="4" w:space="0" w:color="A6A6A6"/>
@@ -5767,9 +5825,6 @@
             </w:tcMar>
           </w:tcPr>
           <w:p>
-            <w:pPr>
-              <w:spacing w:after="0"/>
-            </w:pPr>
             <w:r>
               <w:t>Login rifiutato / server non raggiungibile</w:t>
             </w:r>
@@ -5777,7 +5832,6 @@
         </w:tc>
         <w:tc>
           <w:tcPr>
-            <w:tcW w:type="dxa" w:w="4819"/>
             <w:tcW w:w="6238" w:type="dxa"/>
             <w:tcBorders>
               <w:top w:val="single" w:sz="4" w:space="0" w:color="A6A6A6"/>
@@ -5793,9 +5847,6 @@
             </w:tcMar>
           </w:tcPr>
           <w:p>
-            <w:pPr>
-              <w:spacing w:after="0"/>
-            </w:pPr>
             <w:r>
               <w:t>Ping dal server al pannello; IP in "Nome server"; VM in bridge sulla scheda giusta; porta 16389 non bloccata dal firewall.</w:t>
             </w:r>
@@ -5804,11 +5855,10 @@
       </w:tr>
       <w:tr>
         <w:trPr>
-          <w:cantSplit/>
+          <w:jc w:val="center"/>
         </w:trPr>
         <w:tc>
           <w:tcPr>
-            <w:tcW w:type="dxa" w:w="4819"/>
             <w:tcW w:w="3400" w:type="dxa"/>
             <w:tcBorders>
               <w:top w:val="single" w:sz="4" w:space="0" w:color="A6A6A6"/>
@@ -5825,9 +5875,6 @@
             </w:tcMar>
           </w:tcPr>
           <w:p>
-            <w:pPr>
-              <w:spacing w:after="0"/>
-            </w:pPr>
             <w:r>
               <w:t>Login riuscito ma senza diritti</w:t>
             </w:r>
@@ -5835,7 +5882,6 @@
         </w:tc>
         <w:tc>
           <w:tcPr>
-            <w:tcW w:type="dxa" w:w="4819"/>
             <w:tcW w:w="6238" w:type="dxa"/>
             <w:tcBorders>
               <w:top w:val="single" w:sz="4" w:space="0" w:color="A6A6A6"/>
@@ -5852,9 +5898,6 @@
             </w:tcMar>
           </w:tcPr>
           <w:p>
-            <w:pPr>
-              <w:spacing w:after="0"/>
-            </w:pPr>
             <w:r>
               <w:t>Nome del gruppo Windows identico al progetto HMI; utente membro del gruppo.</w:t>
             </w:r>
@@ -5863,11 +5906,10 @@
       </w:tr>
       <w:tr>
         <w:trPr>
-          <w:cantSplit/>
+          <w:jc w:val="center"/>
         </w:trPr>
         <w:tc>
           <w:tcPr>
-            <w:tcW w:type="dxa" w:w="4819"/>
             <w:tcW w:w="3400" w:type="dxa"/>
             <w:tcBorders>
               <w:top w:val="single" w:sz="4" w:space="0" w:color="A6A6A6"/>
@@ -5883,9 +5925,6 @@
             </w:tcMar>
           </w:tcPr>
           <w:p>
-            <w:pPr>
-              <w:spacing w:after="0"/>
-            </w:pPr>
             <w:r>
               <w:t>Impossibile aprire "Configura SIMATIC Logon"</w:t>
             </w:r>
@@ -5893,7 +5932,6 @@
         </w:tc>
         <w:tc>
           <w:tcPr>
-            <w:tcW w:type="dxa" w:w="4819"/>
             <w:tcW w:w="6238" w:type="dxa"/>
             <w:tcBorders>
               <w:top w:val="single" w:sz="4" w:space="0" w:color="A6A6A6"/>
@@ -5909,11 +5947,16 @@
             </w:tcMar>
           </w:tcPr>
           <w:p>
-            <w:pPr>
-              <w:spacing w:after="0"/>
-            </w:pPr>
-            <w:r>
-              <w:t xml:space="preserve">L'utente deve essere membro di Administrators </w:t>
+            <w:r>
+              <w:t xml:space="preserve">L'utente deve essere membro di </w:t>
+            </w:r>
+            <w:proofErr w:type="spellStart"/>
+            <w:r>
+              <w:t>Administrators</w:t>
+            </w:r>
+            <w:proofErr w:type="spellEnd"/>
+            <w:r>
+              <w:t xml:space="preserve"> </w:t>
             </w:r>
             <w:r>
               <w:rPr>
@@ -5922,18 +5965,25 @@
               <w:t>e</w:t>
             </w:r>
             <w:r>
-              <w:t xml:space="preserve"> Logon_Administrator.</w:t>
+              <w:t xml:space="preserve"> </w:t>
+            </w:r>
+            <w:proofErr w:type="spellStart"/>
+            <w:r>
+              <w:t>Logon_Administrator</w:t>
+            </w:r>
+            <w:proofErr w:type="spellEnd"/>
+            <w:r>
+              <w:t>.</w:t>
             </w:r>
           </w:p>
         </w:tc>
       </w:tr>
       <w:tr>
         <w:trPr>
-          <w:cantSplit/>
+          <w:jc w:val="center"/>
         </w:trPr>
         <w:tc>
           <w:tcPr>
-            <w:tcW w:type="dxa" w:w="4819"/>
             <w:tcW w:w="3400" w:type="dxa"/>
             <w:tcBorders>
               <w:top w:val="single" w:sz="4" w:space="0" w:color="A6A6A6"/>
@@ -5950,9 +6000,6 @@
             </w:tcMar>
           </w:tcPr>
           <w:p>
-            <w:pPr>
-              <w:spacing w:after="0"/>
-            </w:pPr>
             <w:r>
               <w:t>Utente non visibile in SIMATIC Logon</w:t>
             </w:r>
@@ -5960,7 +6007,6 @@
         </w:tc>
         <w:tc>
           <w:tcPr>
-            <w:tcW w:type="dxa" w:w="4819"/>
             <w:tcW w:w="6238" w:type="dxa"/>
             <w:tcBorders>
               <w:top w:val="single" w:sz="4" w:space="0" w:color="A6A6A6"/>
@@ -5977,22 +6023,26 @@
             </w:tcMar>
           </w:tcPr>
           <w:p>
-            <w:pPr>
-              <w:spacing w:after="0"/>
-            </w:pPr>
-            <w:r>
-              <w:t>Aggiungere l'utente anche a Logon_Administrator.</w:t>
+            <w:r>
+              <w:t xml:space="preserve">Aggiungere l'utente anche a </w:t>
+            </w:r>
+            <w:proofErr w:type="spellStart"/>
+            <w:r>
+              <w:t>Logon_Administrator</w:t>
+            </w:r>
+            <w:proofErr w:type="spellEnd"/>
+            <w:r>
+              <w:t>.</w:t>
             </w:r>
           </w:p>
         </w:tc>
       </w:tr>
       <w:tr>
         <w:trPr>
-          <w:cantSplit/>
+          <w:jc w:val="center"/>
         </w:trPr>
         <w:tc>
           <w:tcPr>
-            <w:tcW w:type="dxa" w:w="4819"/>
             <w:tcW w:w="3400" w:type="dxa"/>
             <w:tcBorders>
               <w:top w:val="single" w:sz="4" w:space="0" w:color="A6A6A6"/>
@@ -6008,9 +6058,6 @@
             </w:tcMar>
           </w:tcPr>
           <w:p>
-            <w:pPr>
-              <w:spacing w:after="0"/>
-            </w:pPr>
             <w:r>
               <w:t>Tempo di disconnessione diverso dal previsto</w:t>
             </w:r>
@@ -6018,7 +6065,6 @@
         </w:tc>
         <w:tc>
           <w:tcPr>
-            <w:tcW w:type="dxa" w:w="4819"/>
             <w:tcW w:w="6238" w:type="dxa"/>
             <w:tcBorders>
               <w:top w:val="single" w:sz="4" w:space="0" w:color="A6A6A6"/>
@@ -6034,9 +6080,6 @@
             </w:tcMar>
           </w:tcPr>
           <w:p>
-            <w:pPr>
-              <w:spacing w:after="0"/>
-            </w:pPr>
             <w:r>
               <w:t>Controllare il tempo di scollegamento dell'utente locale n. 1 nel progetto HMI.</w:t>
             </w:r>
@@ -6045,11 +6088,10 @@
       </w:tr>
       <w:tr>
         <w:trPr>
-          <w:cantSplit/>
+          <w:jc w:val="center"/>
         </w:trPr>
         <w:tc>
           <w:tcPr>
-            <w:tcW w:type="dxa" w:w="4819"/>
             <w:tcW w:w="3400" w:type="dxa"/>
             <w:tcBorders>
               <w:top w:val="single" w:sz="4" w:space="0" w:color="A6A6A6"/>
@@ -6066,9 +6108,6 @@
             </w:tcMar>
           </w:tcPr>
           <w:p>
-            <w:pPr>
-              <w:spacing w:after="0"/>
-            </w:pPr>
             <w:r>
               <w:t>Errori di comunicazione / certificato</w:t>
             </w:r>
@@ -6076,7 +6115,6 @@
         </w:tc>
         <w:tc>
           <w:tcPr>
-            <w:tcW w:type="dxa" w:w="4819"/>
             <w:tcW w:w="6238" w:type="dxa"/>
             <w:tcBorders>
               <w:top w:val="single" w:sz="4" w:space="0" w:color="A6A6A6"/>
@@ -6093,9 +6131,6 @@
             </w:tcMar>
           </w:tcPr>
           <w:p>
-            <w:pPr>
-              <w:spacing w:after="0"/>
-            </w:pPr>
             <w:r>
               <w:t>Spuntare "Collegamento non protetto" e riavviare il PC.</w:t>
             </w:r>
@@ -6109,6 +6144,7 @@
         <w:pStyle w:val="Titolo1"/>
       </w:pPr>
       <w:r>
+        <w:lastRenderedPageBreak/>
         <w:t>7. Messa in servizio presso il cliente</w:t>
       </w:r>
     </w:p>
@@ -6209,12 +6245,12 @@
       </w:r>
     </w:p>
     <w:sectPr>
-      <w:headerReference w:type="even" r:id="rId14"/>
-      <w:headerReference w:type="default" r:id="rId15"/>
-      <w:footerReference w:type="even" r:id="rId16"/>
-      <w:footerReference w:type="default" r:id="rId17"/>
-      <w:headerReference w:type="first" r:id="rId18"/>
-      <w:footerReference w:type="first" r:id="rId19"/>
+      <w:headerReference w:type="even" r:id="rId23"/>
+      <w:headerReference w:type="default" r:id="rId24"/>
+      <w:footerReference w:type="even" r:id="rId25"/>
+      <w:footerReference w:type="default" r:id="rId26"/>
+      <w:headerReference w:type="first" r:id="rId27"/>
+      <w:footerReference w:type="first" r:id="rId28"/>
       <w:pgSz w:w="11906" w:h="16838"/>
       <w:pgMar w:top="1134" w:right="1134" w:bottom="1134" w:left="1134" w:header="708" w:footer="708" w:gutter="0"/>
       <w:cols w:space="720"/>
@@ -7828,49 +7864,49 @@
       <w:startOverride w:val="1"/>
     </w:lvlOverride>
   </w:num>
-  <w:num w:numId="9">
+  <w:num w:numId="9" w16cid:durableId="659045656">
     <w:abstractNumId w:val="7"/>
     <w:lvlOverride w:ilvl="0">
       <w:startOverride w:val="1"/>
     </w:lvlOverride>
   </w:num>
-  <w:num w:numId="10">
+  <w:num w:numId="10" w16cid:durableId="1655833575">
     <w:abstractNumId w:val="7"/>
     <w:lvlOverride w:ilvl="0">
       <w:startOverride w:val="1"/>
     </w:lvlOverride>
   </w:num>
-  <w:num w:numId="11">
+  <w:num w:numId="11" w16cid:durableId="258804843">
     <w:abstractNumId w:val="7"/>
     <w:lvlOverride w:ilvl="0">
       <w:startOverride w:val="1"/>
     </w:lvlOverride>
   </w:num>
-  <w:num w:numId="12">
+  <w:num w:numId="12" w16cid:durableId="1476871163">
     <w:abstractNumId w:val="7"/>
     <w:lvlOverride w:ilvl="0">
       <w:startOverride w:val="1"/>
     </w:lvlOverride>
   </w:num>
-  <w:num w:numId="13">
+  <w:num w:numId="13" w16cid:durableId="608659892">
     <w:abstractNumId w:val="7"/>
     <w:lvlOverride w:ilvl="0">
       <w:startOverride w:val="1"/>
     </w:lvlOverride>
   </w:num>
-  <w:num w:numId="14">
+  <w:num w:numId="14" w16cid:durableId="23481535">
     <w:abstractNumId w:val="7"/>
     <w:lvlOverride w:ilvl="0">
       <w:startOverride w:val="1"/>
     </w:lvlOverride>
   </w:num>
-  <w:num w:numId="15">
+  <w:num w:numId="15" w16cid:durableId="1734808698">
     <w:abstractNumId w:val="7"/>
     <w:lvlOverride w:ilvl="0">
       <w:startOverride w:val="1"/>
     </w:lvlOverride>
   </w:num>
-  <w:num w:numId="16">
+  <w:num w:numId="16" w16cid:durableId="534540918">
     <w:abstractNumId w:val="7"/>
     <w:lvlOverride w:ilvl="0">
       <w:startOverride w:val="1"/>

--- a/Procedure/Procedura_SIMATIC_Logon.docx
+++ b/Procedure/Procedura_SIMATIC_Logon.docx
@@ -322,11 +322,893 @@
     <w:p/>
     <w:p>
       <w:pPr>
+        <w:pageBreakBefore/>
+        <w:spacing w:after="200"/>
+      </w:pPr>
+      <w:r>
+        <w:rPr>
+          <w:b/>
+          <w:color w:val="1F4E79"/>
+          <w:sz w:val="36"/>
+        </w:rPr>
+        <w:t>Sommario</w:t>
+      </w:r>
+    </w:p>
+    <w:p>
+      <w:pPr>
+        <w:tabs>
+          <w:tab w:val="right" w:leader="dot" w:pos="9638"/>
+        </w:tabs>
+        <w:spacing w:before="100" w:after="30"/>
+        <w:ind w:left="0"/>
+      </w:pPr>
+      <w:hyperlink w:anchor="_Toc001" w:history="1">
+        <w:r>
+          <w:rPr>
+            <w:b/>
+            <w:color w:val="1F4E79"/>
+            <w:sz w:val="21"/>
+          </w:rPr>
+          <w:t xml:space="preserve">1. Scopo</w:t>
+        </w:r>
+        <w:r>
+          <w:tab/>
+        </w:r>
+        <w:r>
+          <w:fldChar w:fldCharType="begin"/>
+        </w:r>
+        <w:r>
+          <w:instrText xml:space="preserve"> PAGEREF _Toc001 \h </w:instrText>
+        </w:r>
+        <w:r>
+          <w:fldChar w:fldCharType="separate"/>
+        </w:r>
+        <w:r>
+          <w:rPr>
+            <w:sz w:val="20"/>
+          </w:rPr>
+          <w:t>3</w:t>
+        </w:r>
+        <w:r>
+          <w:fldChar w:fldCharType="end"/>
+        </w:r>
+      </w:hyperlink>
+    </w:p>
+    <w:p>
+      <w:pPr>
+        <w:tabs>
+          <w:tab w:val="right" w:leader="dot" w:pos="9638"/>
+        </w:tabs>
+        <w:spacing w:before="100" w:after="30"/>
+        <w:ind w:left="0"/>
+      </w:pPr>
+      <w:hyperlink w:anchor="_Toc002" w:history="1">
+        <w:r>
+          <w:rPr>
+            <w:b/>
+            <w:color w:val="1F4E79"/>
+            <w:sz w:val="21"/>
+          </w:rPr>
+          <w:t xml:space="preserve">2. Principio di funzionamento</w:t>
+        </w:r>
+        <w:r>
+          <w:tab/>
+        </w:r>
+        <w:r>
+          <w:fldChar w:fldCharType="begin"/>
+        </w:r>
+        <w:r>
+          <w:instrText xml:space="preserve"> PAGEREF _Toc002 \h </w:instrText>
+        </w:r>
+        <w:r>
+          <w:fldChar w:fldCharType="separate"/>
+        </w:r>
+        <w:r>
+          <w:rPr>
+            <w:sz w:val="20"/>
+          </w:rPr>
+          <w:t>3</w:t>
+        </w:r>
+        <w:r>
+          <w:fldChar w:fldCharType="end"/>
+        </w:r>
+      </w:hyperlink>
+    </w:p>
+    <w:p>
+      <w:pPr>
+        <w:tabs>
+          <w:tab w:val="right" w:leader="dot" w:pos="9638"/>
+        </w:tabs>
+        <w:spacing w:before="100" w:after="30"/>
+        <w:ind w:left="0"/>
+      </w:pPr>
+      <w:hyperlink w:anchor="_Toc003" w:history="1">
+        <w:r>
+          <w:rPr>
+            <w:b/>
+            <w:color w:val="1F4E79"/>
+            <w:sz w:val="21"/>
+          </w:rPr>
+          <w:t xml:space="preserve">3. Licenze e software</w:t>
+        </w:r>
+        <w:r>
+          <w:tab/>
+        </w:r>
+        <w:r>
+          <w:fldChar w:fldCharType="begin"/>
+        </w:r>
+        <w:r>
+          <w:instrText xml:space="preserve"> PAGEREF _Toc003 \h </w:instrText>
+        </w:r>
+        <w:r>
+          <w:fldChar w:fldCharType="separate"/>
+        </w:r>
+        <w:r>
+          <w:rPr>
+            <w:sz w:val="20"/>
+          </w:rPr>
+          <w:t>4</w:t>
+        </w:r>
+        <w:r>
+          <w:fldChar w:fldCharType="end"/>
+        </w:r>
+      </w:hyperlink>
+    </w:p>
+    <w:p>
+      <w:pPr>
+        <w:tabs>
+          <w:tab w:val="right" w:leader="dot" w:pos="9638"/>
+        </w:tabs>
+        <w:spacing w:before="100" w:after="30"/>
+        <w:ind w:left="0"/>
+      </w:pPr>
+      <w:hyperlink w:anchor="_Toc004" w:history="1">
+        <w:r>
+          <w:rPr>
+            <w:b/>
+            <w:color w:val="1F4E79"/>
+            <w:sz w:val="21"/>
+          </w:rPr>
+          <w:t xml:space="preserve">4. Parte A – Lato PC / Server</w:t>
+        </w:r>
+        <w:r>
+          <w:tab/>
+        </w:r>
+        <w:r>
+          <w:fldChar w:fldCharType="begin"/>
+        </w:r>
+        <w:r>
+          <w:instrText xml:space="preserve"> PAGEREF _Toc004 \h </w:instrText>
+        </w:r>
+        <w:r>
+          <w:fldChar w:fldCharType="separate"/>
+        </w:r>
+        <w:r>
+          <w:rPr>
+            <w:sz w:val="20"/>
+          </w:rPr>
+          <w:t>5</w:t>
+        </w:r>
+        <w:r>
+          <w:fldChar w:fldCharType="end"/>
+        </w:r>
+      </w:hyperlink>
+    </w:p>
+    <w:p>
+      <w:pPr>
+        <w:tabs>
+          <w:tab w:val="right" w:leader="dot" w:pos="9638"/>
+        </w:tabs>
+        <w:spacing w:before="0" w:after="10"/>
+        <w:ind w:left="400"/>
+      </w:pPr>
+      <w:hyperlink w:anchor="_Toc005" w:history="1">
+        <w:r>
+          <w:rPr>
+            <w:color w:val="262626"/>
+            <w:sz w:val="20"/>
+          </w:rPr>
+          <w:t xml:space="preserve">4.1 Installazione di SIMATIC Logon su PC nuovo</w:t>
+        </w:r>
+        <w:r>
+          <w:tab/>
+        </w:r>
+        <w:r>
+          <w:fldChar w:fldCharType="begin"/>
+        </w:r>
+        <w:r>
+          <w:instrText xml:space="preserve"> PAGEREF _Toc005 \h </w:instrText>
+        </w:r>
+        <w:r>
+          <w:fldChar w:fldCharType="separate"/>
+        </w:r>
+        <w:r>
+          <w:rPr>
+            <w:sz w:val="20"/>
+          </w:rPr>
+          <w:t>5</w:t>
+        </w:r>
+        <w:r>
+          <w:fldChar w:fldCharType="end"/>
+        </w:r>
+      </w:hyperlink>
+    </w:p>
+    <w:p>
+      <w:pPr>
+        <w:tabs>
+          <w:tab w:val="right" w:leader="dot" w:pos="9638"/>
+        </w:tabs>
+        <w:spacing w:before="0" w:after="10"/>
+        <w:ind w:left="400"/>
+      </w:pPr>
+      <w:hyperlink w:anchor="_Toc006" w:history="1">
+        <w:r>
+          <w:rPr>
+            <w:color w:val="262626"/>
+            <w:sz w:val="20"/>
+          </w:rPr>
+          <w:t xml:space="preserve">4.2 Criteri di sicurezza locali</w:t>
+        </w:r>
+        <w:r>
+          <w:tab/>
+        </w:r>
+        <w:r>
+          <w:fldChar w:fldCharType="begin"/>
+        </w:r>
+        <w:r>
+          <w:instrText xml:space="preserve"> PAGEREF _Toc006 \h </w:instrText>
+        </w:r>
+        <w:r>
+          <w:fldChar w:fldCharType="separate"/>
+        </w:r>
+        <w:r>
+          <w:rPr>
+            <w:sz w:val="20"/>
+          </w:rPr>
+          <w:t>5</w:t>
+        </w:r>
+        <w:r>
+          <w:fldChar w:fldCharType="end"/>
+        </w:r>
+      </w:hyperlink>
+    </w:p>
+    <w:p>
+      <w:pPr>
+        <w:tabs>
+          <w:tab w:val="right" w:leader="dot" w:pos="9638"/>
+        </w:tabs>
+        <w:spacing w:before="0" w:after="10"/>
+        <w:ind w:left="400"/>
+      </w:pPr>
+      <w:hyperlink w:anchor="_Toc007" w:history="1">
+        <w:r>
+          <w:rPr>
+            <w:color w:val="262626"/>
+            <w:sz w:val="20"/>
+          </w:rPr>
+          <w:t xml:space="preserve">4.3 Utente amministratore di SIMATIC Logon</w:t>
+        </w:r>
+        <w:r>
+          <w:tab/>
+        </w:r>
+        <w:r>
+          <w:fldChar w:fldCharType="begin"/>
+        </w:r>
+        <w:r>
+          <w:instrText xml:space="preserve"> PAGEREF _Toc007 \h </w:instrText>
+        </w:r>
+        <w:r>
+          <w:fldChar w:fldCharType="separate"/>
+        </w:r>
+        <w:r>
+          <w:rPr>
+            <w:sz w:val="20"/>
+          </w:rPr>
+          <w:t>5</w:t>
+        </w:r>
+        <w:r>
+          <w:fldChar w:fldCharType="end"/>
+        </w:r>
+      </w:hyperlink>
+    </w:p>
+    <w:p>
+      <w:pPr>
+        <w:tabs>
+          <w:tab w:val="right" w:leader="dot" w:pos="9638"/>
+        </w:tabs>
+        <w:spacing w:before="0" w:after="10"/>
+        <w:ind w:left="400"/>
+      </w:pPr>
+      <w:hyperlink w:anchor="_Toc008" w:history="1">
+        <w:r>
+          <w:rPr>
+            <w:color w:val="262626"/>
+            <w:sz w:val="20"/>
+          </w:rPr>
+          <w:t xml:space="preserve">4.4 Configurazione di SIMATIC Logon</w:t>
+        </w:r>
+        <w:r>
+          <w:tab/>
+        </w:r>
+        <w:r>
+          <w:fldChar w:fldCharType="begin"/>
+        </w:r>
+        <w:r>
+          <w:instrText xml:space="preserve"> PAGEREF _Toc008 \h </w:instrText>
+        </w:r>
+        <w:r>
+          <w:fldChar w:fldCharType="separate"/>
+        </w:r>
+        <w:r>
+          <w:rPr>
+            <w:sz w:val="20"/>
+          </w:rPr>
+          <w:t>6</w:t>
+        </w:r>
+        <w:r>
+          <w:fldChar w:fldCharType="end"/>
+        </w:r>
+      </w:hyperlink>
+    </w:p>
+    <w:p>
+      <w:pPr>
+        <w:tabs>
+          <w:tab w:val="right" w:leader="dot" w:pos="9638"/>
+        </w:tabs>
+        <w:spacing w:before="0" w:after="10"/>
+        <w:ind w:left="400"/>
+      </w:pPr>
+      <w:hyperlink w:anchor="_Toc009" w:history="1">
+        <w:r>
+          <w:rPr>
+            <w:color w:val="262626"/>
+            <w:sz w:val="20"/>
+          </w:rPr>
+          <w:t xml:space="preserve">4.5 Creazione dei gruppi</w:t>
+        </w:r>
+        <w:r>
+          <w:tab/>
+        </w:r>
+        <w:r>
+          <w:fldChar w:fldCharType="begin"/>
+        </w:r>
+        <w:r>
+          <w:instrText xml:space="preserve"> PAGEREF _Toc009 \h </w:instrText>
+        </w:r>
+        <w:r>
+          <w:fldChar w:fldCharType="separate"/>
+        </w:r>
+        <w:r>
+          <w:rPr>
+            <w:sz w:val="20"/>
+          </w:rPr>
+          <w:t>7</w:t>
+        </w:r>
+        <w:r>
+          <w:fldChar w:fldCharType="end"/>
+        </w:r>
+      </w:hyperlink>
+    </w:p>
+    <w:p>
+      <w:pPr>
+        <w:tabs>
+          <w:tab w:val="right" w:leader="dot" w:pos="9638"/>
+        </w:tabs>
+        <w:spacing w:before="0" w:after="10"/>
+        <w:ind w:left="400"/>
+      </w:pPr>
+      <w:hyperlink w:anchor="_Toc010" w:history="1">
+        <w:r>
+          <w:rPr>
+            <w:color w:val="262626"/>
+            <w:sz w:val="20"/>
+          </w:rPr>
+          <w:t xml:space="preserve">4.6 Creazione degli utenti</w:t>
+        </w:r>
+        <w:r>
+          <w:tab/>
+        </w:r>
+        <w:r>
+          <w:fldChar w:fldCharType="begin"/>
+        </w:r>
+        <w:r>
+          <w:instrText xml:space="preserve"> PAGEREF _Toc010 \h </w:instrText>
+        </w:r>
+        <w:r>
+          <w:fldChar w:fldCharType="separate"/>
+        </w:r>
+        <w:r>
+          <w:rPr>
+            <w:sz w:val="20"/>
+          </w:rPr>
+          <w:t>8</w:t>
+        </w:r>
+        <w:r>
+          <w:fldChar w:fldCharType="end"/>
+        </w:r>
+      </w:hyperlink>
+    </w:p>
+    <w:p>
+      <w:pPr>
+        <w:tabs>
+          <w:tab w:val="right" w:leader="dot" w:pos="9638"/>
+        </w:tabs>
+        <w:spacing w:before="0" w:after="10"/>
+        <w:ind w:left="400"/>
+      </w:pPr>
+      <w:hyperlink w:anchor="_Toc011" w:history="1">
+        <w:r>
+          <w:rPr>
+            <w:color w:val="262626"/>
+            <w:sz w:val="20"/>
+          </w:rPr>
+          <w:t xml:space="preserve">4.7 Trasferimento delle licenze</w:t>
+        </w:r>
+        <w:r>
+          <w:tab/>
+        </w:r>
+        <w:r>
+          <w:fldChar w:fldCharType="begin"/>
+        </w:r>
+        <w:r>
+          <w:instrText xml:space="preserve"> PAGEREF _Toc011 \h </w:instrText>
+        </w:r>
+        <w:r>
+          <w:fldChar w:fldCharType="separate"/>
+        </w:r>
+        <w:r>
+          <w:rPr>
+            <w:sz w:val="20"/>
+          </w:rPr>
+          <w:t>8</w:t>
+        </w:r>
+        <w:r>
+          <w:fldChar w:fldCharType="end"/>
+        </w:r>
+      </w:hyperlink>
+    </w:p>
+    <w:p>
+      <w:pPr>
+        <w:tabs>
+          <w:tab w:val="right" w:leader="dot" w:pos="9638"/>
+        </w:tabs>
+        <w:spacing w:before="0" w:after="10"/>
+        <w:ind w:left="400"/>
+      </w:pPr>
+      <w:hyperlink w:anchor="_Toc012" w:history="1">
+        <w:r>
+          <w:rPr>
+            <w:color w:val="262626"/>
+            <w:sz w:val="20"/>
+          </w:rPr>
+          <w:t xml:space="preserve">4.8 Server di prova su macchina virtuale</w:t>
+        </w:r>
+        <w:r>
+          <w:tab/>
+        </w:r>
+        <w:r>
+          <w:fldChar w:fldCharType="begin"/>
+        </w:r>
+        <w:r>
+          <w:instrText xml:space="preserve"> PAGEREF _Toc012 \h </w:instrText>
+        </w:r>
+        <w:r>
+          <w:fldChar w:fldCharType="separate"/>
+        </w:r>
+        <w:r>
+          <w:rPr>
+            <w:sz w:val="20"/>
+          </w:rPr>
+          <w:t>9</w:t>
+        </w:r>
+        <w:r>
+          <w:fldChar w:fldCharType="end"/>
+        </w:r>
+      </w:hyperlink>
+    </w:p>
+    <w:p>
+      <w:pPr>
+        <w:tabs>
+          <w:tab w:val="right" w:leader="dot" w:pos="9638"/>
+        </w:tabs>
+        <w:spacing w:before="0" w:after="10"/>
+        <w:ind w:left="400"/>
+      </w:pPr>
+      <w:hyperlink w:anchor="_Toc013" w:history="1">
+        <w:r>
+          <w:rPr>
+            <w:color w:val="262626"/>
+            <w:sz w:val="20"/>
+          </w:rPr>
+          <w:t xml:space="preserve">4.9 Monitoraggio degli accessi</w:t>
+        </w:r>
+        <w:r>
+          <w:tab/>
+        </w:r>
+        <w:r>
+          <w:fldChar w:fldCharType="begin"/>
+        </w:r>
+        <w:r>
+          <w:instrText xml:space="preserve"> PAGEREF _Toc013 \h </w:instrText>
+        </w:r>
+        <w:r>
+          <w:fldChar w:fldCharType="separate"/>
+        </w:r>
+        <w:r>
+          <w:rPr>
+            <w:sz w:val="20"/>
+          </w:rPr>
+          <w:t>11</w:t>
+        </w:r>
+        <w:r>
+          <w:fldChar w:fldCharType="end"/>
+        </w:r>
+      </w:hyperlink>
+    </w:p>
+    <w:p>
+      <w:pPr>
+        <w:tabs>
+          <w:tab w:val="right" w:leader="dot" w:pos="9638"/>
+        </w:tabs>
+        <w:spacing w:before="100" w:after="30"/>
+        <w:ind w:left="0"/>
+      </w:pPr>
+      <w:hyperlink w:anchor="_Toc014" w:history="1">
+        <w:r>
+          <w:rPr>
+            <w:b/>
+            <w:color w:val="1F4E79"/>
+            <w:sz w:val="21"/>
+          </w:rPr>
+          <w:t xml:space="preserve">5. Parte B – Lato Pannello (progetto HMI)</w:t>
+        </w:r>
+        <w:r>
+          <w:tab/>
+        </w:r>
+        <w:r>
+          <w:fldChar w:fldCharType="begin"/>
+        </w:r>
+        <w:r>
+          <w:instrText xml:space="preserve"> PAGEREF _Toc014 \h </w:instrText>
+        </w:r>
+        <w:r>
+          <w:fldChar w:fldCharType="separate"/>
+        </w:r>
+        <w:r>
+          <w:rPr>
+            <w:sz w:val="20"/>
+          </w:rPr>
+          <w:t>12</w:t>
+        </w:r>
+        <w:r>
+          <w:fldChar w:fldCharType="end"/>
+        </w:r>
+      </w:hyperlink>
+    </w:p>
+    <w:p>
+      <w:pPr>
+        <w:tabs>
+          <w:tab w:val="right" w:leader="dot" w:pos="9638"/>
+        </w:tabs>
+        <w:spacing w:before="0" w:after="10"/>
+        <w:ind w:left="400"/>
+      </w:pPr>
+      <w:hyperlink w:anchor="_Toc015" w:history="1">
+        <w:r>
+          <w:rPr>
+            <w:color w:val="262626"/>
+            <w:sz w:val="20"/>
+          </w:rPr>
+          <w:t xml:space="preserve">5.1 Attivazione di SIMATIC Logon</w:t>
+        </w:r>
+        <w:r>
+          <w:tab/>
+        </w:r>
+        <w:r>
+          <w:fldChar w:fldCharType="begin"/>
+        </w:r>
+        <w:r>
+          <w:instrText xml:space="preserve"> PAGEREF _Toc015 \h </w:instrText>
+        </w:r>
+        <w:r>
+          <w:fldChar w:fldCharType="separate"/>
+        </w:r>
+        <w:r>
+          <w:rPr>
+            <w:sz w:val="20"/>
+          </w:rPr>
+          <w:t>12</w:t>
+        </w:r>
+        <w:r>
+          <w:fldChar w:fldCharType="end"/>
+        </w:r>
+      </w:hyperlink>
+    </w:p>
+    <w:p>
+      <w:pPr>
+        <w:tabs>
+          <w:tab w:val="right" w:leader="dot" w:pos="9638"/>
+        </w:tabs>
+        <w:spacing w:before="0" w:after="10"/>
+        <w:ind w:left="400"/>
+      </w:pPr>
+      <w:hyperlink w:anchor="_Toc016" w:history="1">
+        <w:r>
+          <w:rPr>
+            <w:color w:val="262626"/>
+            <w:sz w:val="20"/>
+          </w:rPr>
+          <w:t xml:space="preserve">5.2 Gruppi e autorizzazioni</w:t>
+        </w:r>
+        <w:r>
+          <w:tab/>
+        </w:r>
+        <w:r>
+          <w:fldChar w:fldCharType="begin"/>
+        </w:r>
+        <w:r>
+          <w:instrText xml:space="preserve"> PAGEREF _Toc016 \h </w:instrText>
+        </w:r>
+        <w:r>
+          <w:fldChar w:fldCharType="separate"/>
+        </w:r>
+        <w:r>
+          <w:rPr>
+            <w:sz w:val="20"/>
+          </w:rPr>
+          <w:t>13</w:t>
+        </w:r>
+        <w:r>
+          <w:fldChar w:fldCharType="end"/>
+        </w:r>
+      </w:hyperlink>
+    </w:p>
+    <w:p>
+      <w:pPr>
+        <w:tabs>
+          <w:tab w:val="right" w:leader="dot" w:pos="9638"/>
+        </w:tabs>
+        <w:spacing w:before="0" w:after="10"/>
+        <w:ind w:left="400"/>
+      </w:pPr>
+      <w:hyperlink w:anchor="_Toc017" w:history="1">
+        <w:r>
+          <w:rPr>
+            <w:color w:val="262626"/>
+            <w:sz w:val="20"/>
+          </w:rPr>
+          <w:t xml:space="preserve">5.3 Tempo di disconnessione automatica</w:t>
+        </w:r>
+        <w:r>
+          <w:tab/>
+        </w:r>
+        <w:r>
+          <w:fldChar w:fldCharType="begin"/>
+        </w:r>
+        <w:r>
+          <w:instrText xml:space="preserve"> PAGEREF _Toc017 \h </w:instrText>
+        </w:r>
+        <w:r>
+          <w:fldChar w:fldCharType="separate"/>
+        </w:r>
+        <w:r>
+          <w:rPr>
+            <w:sz w:val="20"/>
+          </w:rPr>
+          <w:t>13</w:t>
+        </w:r>
+        <w:r>
+          <w:fldChar w:fldCharType="end"/>
+        </w:r>
+      </w:hyperlink>
+    </w:p>
+    <w:p>
+      <w:pPr>
+        <w:tabs>
+          <w:tab w:val="right" w:leader="dot" w:pos="9638"/>
+        </w:tabs>
+        <w:spacing w:before="0" w:after="10"/>
+        <w:ind w:left="400"/>
+      </w:pPr>
+      <w:hyperlink w:anchor="_Toc018" w:history="1">
+        <w:r>
+          <w:rPr>
+            <w:color w:val="262626"/>
+            <w:sz w:val="20"/>
+          </w:rPr>
+          <w:t xml:space="preserve">5.4 Comportamento con server collegato / scollegato</w:t>
+        </w:r>
+        <w:r>
+          <w:tab/>
+        </w:r>
+        <w:r>
+          <w:fldChar w:fldCharType="begin"/>
+        </w:r>
+        <w:r>
+          <w:instrText xml:space="preserve"> PAGEREF _Toc018 \h </w:instrText>
+        </w:r>
+        <w:r>
+          <w:fldChar w:fldCharType="separate"/>
+        </w:r>
+        <w:r>
+          <w:rPr>
+            <w:sz w:val="20"/>
+          </w:rPr>
+          <w:t>13</w:t>
+        </w:r>
+        <w:r>
+          <w:fldChar w:fldCharType="end"/>
+        </w:r>
+      </w:hyperlink>
+    </w:p>
+    <w:p>
+      <w:pPr>
+        <w:tabs>
+          <w:tab w:val="right" w:leader="dot" w:pos="9638"/>
+        </w:tabs>
+        <w:spacing w:before="0" w:after="10"/>
+        <w:ind w:left="400"/>
+      </w:pPr>
+      <w:hyperlink w:anchor="_Toc019" w:history="1">
+        <w:r>
+          <w:rPr>
+            <w:color w:val="262626"/>
+            <w:sz w:val="20"/>
+          </w:rPr>
+          <w:t xml:space="preserve">5.5 Differenze tra pannello e Panel PC</w:t>
+        </w:r>
+        <w:r>
+          <w:tab/>
+        </w:r>
+        <w:r>
+          <w:fldChar w:fldCharType="begin"/>
+        </w:r>
+        <w:r>
+          <w:instrText xml:space="preserve"> PAGEREF _Toc019 \h </w:instrText>
+        </w:r>
+        <w:r>
+          <w:fldChar w:fldCharType="separate"/>
+        </w:r>
+        <w:r>
+          <w:rPr>
+            <w:sz w:val="20"/>
+          </w:rPr>
+          <w:t>14</w:t>
+        </w:r>
+        <w:r>
+          <w:fldChar w:fldCharType="end"/>
+        </w:r>
+      </w:hyperlink>
+    </w:p>
+    <w:p>
+      <w:pPr>
+        <w:tabs>
+          <w:tab w:val="right" w:leader="dot" w:pos="9638"/>
+        </w:tabs>
+        <w:spacing w:before="100" w:after="30"/>
+        <w:ind w:left="0"/>
+      </w:pPr>
+      <w:hyperlink w:anchor="_Toc020" w:history="1">
+        <w:r>
+          <w:rPr>
+            <w:b/>
+            <w:color w:val="1F4E79"/>
+            <w:sz w:val="21"/>
+          </w:rPr>
+          <w:t xml:space="preserve">6. Verifica del funzionamento</w:t>
+        </w:r>
+        <w:r>
+          <w:tab/>
+        </w:r>
+        <w:r>
+          <w:fldChar w:fldCharType="begin"/>
+        </w:r>
+        <w:r>
+          <w:instrText xml:space="preserve"> PAGEREF _Toc020 \h </w:instrText>
+        </w:r>
+        <w:r>
+          <w:fldChar w:fldCharType="separate"/>
+        </w:r>
+        <w:r>
+          <w:rPr>
+            <w:sz w:val="20"/>
+          </w:rPr>
+          <w:t>14</w:t>
+        </w:r>
+        <w:r>
+          <w:fldChar w:fldCharType="end"/>
+        </w:r>
+      </w:hyperlink>
+    </w:p>
+    <w:p>
+      <w:pPr>
+        <w:tabs>
+          <w:tab w:val="right" w:leader="dot" w:pos="9638"/>
+        </w:tabs>
+        <w:spacing w:before="0" w:after="10"/>
+        <w:ind w:left="400"/>
+      </w:pPr>
+      <w:hyperlink w:anchor="_Toc021" w:history="1">
+        <w:r>
+          <w:rPr>
+            <w:color w:val="262626"/>
+            <w:sz w:val="20"/>
+          </w:rPr>
+          <w:t xml:space="preserve">6.1 Problemi frequenti</w:t>
+        </w:r>
+        <w:r>
+          <w:tab/>
+        </w:r>
+        <w:r>
+          <w:fldChar w:fldCharType="begin"/>
+        </w:r>
+        <w:r>
+          <w:instrText xml:space="preserve"> PAGEREF _Toc021 \h </w:instrText>
+        </w:r>
+        <w:r>
+          <w:fldChar w:fldCharType="separate"/>
+        </w:r>
+        <w:r>
+          <w:rPr>
+            <w:sz w:val="20"/>
+          </w:rPr>
+          <w:t>14</w:t>
+        </w:r>
+        <w:r>
+          <w:fldChar w:fldCharType="end"/>
+        </w:r>
+      </w:hyperlink>
+    </w:p>
+    <w:p>
+      <w:pPr>
+        <w:tabs>
+          <w:tab w:val="right" w:leader="dot" w:pos="9638"/>
+        </w:tabs>
+        <w:spacing w:before="100" w:after="30"/>
+        <w:ind w:left="0"/>
+      </w:pPr>
+      <w:hyperlink w:anchor="_Toc022" w:history="1">
+        <w:r>
+          <w:rPr>
+            <w:b/>
+            <w:color w:val="1F4E79"/>
+            <w:sz w:val="21"/>
+          </w:rPr>
+          <w:t xml:space="preserve">7. Messa in servizio presso il cliente</w:t>
+        </w:r>
+        <w:r>
+          <w:tab/>
+        </w:r>
+        <w:r>
+          <w:fldChar w:fldCharType="begin"/>
+        </w:r>
+        <w:r>
+          <w:instrText xml:space="preserve"> PAGEREF _Toc022 \h </w:instrText>
+        </w:r>
+        <w:r>
+          <w:fldChar w:fldCharType="separate"/>
+        </w:r>
+        <w:r>
+          <w:rPr>
+            <w:sz w:val="20"/>
+          </w:rPr>
+          <w:t>15</w:t>
+        </w:r>
+        <w:r>
+          <w:fldChar w:fldCharType="end"/>
+        </w:r>
+      </w:hyperlink>
+    </w:p>
+    <w:p>
+      <w:pPr>
         <w:pStyle w:val="Titolo1"/>
-      </w:pPr>
+        <w:pageBreakBefore/>
+      </w:pPr>
+      <w:bookmarkStart w:id="9000" w:name="_Toc001"/>
       <w:r>
         <w:t>1. Scopo</w:t>
       </w:r>
+      <w:bookmarkEnd w:id="9000"/>
     </w:p>
     <w:p>
       <w:r>
@@ -413,9 +1295,11 @@
       <w:pPr>
         <w:pStyle w:val="Titolo1"/>
       </w:pPr>
+      <w:bookmarkStart w:id="9001" w:name="_Toc002"/>
       <w:r>
         <w:t>2. Principio di funzionamento</w:t>
       </w:r>
+      <w:bookmarkEnd w:id="9001"/>
     </w:p>
     <w:p>
       <w:pPr>
@@ -638,6 +1522,7 @@
     <w:p>
       <w:pPr>
         <w:keepNext/>
+        <w:spacing w:before="240"/>
         <w:jc w:val="center"/>
       </w:pPr>
       <w:r>
@@ -647,7 +1532,7 @@
         <w:lastRenderedPageBreak/>
         <w:drawing>
           <wp:inline distT="0" distB="0" distL="0" distR="0" wp14:anchorId="02A3B4D7" wp14:editId="5D5D423E">
-            <wp:extent cx="5580000" cy="3959406"/>
+            <wp:extent cx="4058790" cy="2880000"/>
             <wp:effectExtent l="0" t="0" r="0" b="0"/>
             <wp:docPr id="1" name="Picture 1"/>
             <wp:cNvGraphicFramePr>
@@ -669,7 +1554,7 @@
                   <pic:spPr>
                     <a:xfrm>
                       <a:off x="0" y="0"/>
-                      <a:ext cx="5580000" cy="3959406"/>
+                      <a:ext cx="4058790" cy="2880000"/>
                     </a:xfrm>
                     <a:prstGeom prst="rect">
                       <a:avLst/>
@@ -734,9 +1619,11 @@
       <w:pPr>
         <w:pStyle w:val="Titolo1"/>
       </w:pPr>
+      <w:bookmarkStart w:id="9002" w:name="_Toc003"/>
       <w:r>
         <w:t>3. Licenze e software</w:t>
       </w:r>
+      <w:bookmarkEnd w:id="9002"/>
     </w:p>
     <w:tbl>
       <w:tblPr>
@@ -1149,10 +2036,12 @@
       <w:pPr>
         <w:pStyle w:val="Titolo1"/>
       </w:pPr>
+      <w:bookmarkStart w:id="9003" w:name="_Toc004"/>
       <w:r>
         <w:lastRenderedPageBreak/>
         <w:t>4. Parte A – Lato PC / Server</w:t>
       </w:r>
+      <w:bookmarkEnd w:id="9003"/>
     </w:p>
     <w:p>
       <w:r>
@@ -1172,9 +2061,11 @@
       <w:pPr>
         <w:pStyle w:val="Titolo2"/>
       </w:pPr>
+      <w:bookmarkStart w:id="9004" w:name="_Toc005"/>
       <w:r>
         <w:t>4.1 Installazione di SIMATIC Logon su PC nuovo</w:t>
       </w:r>
+      <w:bookmarkEnd w:id="9004"/>
     </w:p>
     <w:p>
       <w:pPr>
@@ -1250,25 +2141,111 @@
       <w:pPr>
         <w:pStyle w:val="Titolo2"/>
       </w:pPr>
+      <w:bookmarkStart w:id="9005" w:name="_Toc006"/>
       <w:r>
         <w:t>4.2 Criteri di sicurezza locali</w:t>
       </w:r>
-    </w:p>
-    <w:p>
-      <w:r>
+      <w:bookmarkEnd w:id="9005"/>
+    </w:p>
+    <w:p>
+      <w:r>
+        <w:rPr/>
         <w:t xml:space="preserve">Aprire </w:t>
       </w:r>
       <w:r>
         <w:rPr>
           <w:b/>
-        </w:rPr>
-        <w:t>Pannello di controllo → Strumenti di amministrazione → Criteri di sicurezza locali → Criteri account</w:t>
-      </w:r>
-      <w:r>
+          <w:color w:val="1F4E79"/>
+          <w:shd w:val="clear" w:color="auto" w:fill="E3EDF7"/>
+        </w:rPr>
+        <w:t>Pannello di controllo</w:t>
+      </w:r>
+      <w:r>
+        <w:rPr>
+          <w:b/>
+        </w:rPr>
+        <w:t xml:space="preserve"> </w:t>
+      </w:r>
+      <w:r>
+        <w:rPr>
+          <w:b/>
+          <w:color w:val="1F4E79"/>
+        </w:rPr>
+        <w:t>→</w:t>
+      </w:r>
+      <w:r>
+        <w:rPr>
+          <w:b/>
+        </w:rPr>
+        <w:t xml:space="preserve"> </w:t>
+      </w:r>
+      <w:r>
+        <w:rPr>
+          <w:b/>
+          <w:color w:val="1F4E79"/>
+          <w:shd w:val="clear" w:color="auto" w:fill="E3EDF7"/>
+        </w:rPr>
+        <w:t>Strumenti di amministrazione</w:t>
+      </w:r>
+      <w:r>
+        <w:rPr>
+          <w:b/>
+        </w:rPr>
+        <w:t xml:space="preserve"> </w:t>
+      </w:r>
+      <w:r>
+        <w:rPr>
+          <w:b/>
+          <w:color w:val="1F4E79"/>
+        </w:rPr>
+        <w:t>→</w:t>
+      </w:r>
+      <w:r>
+        <w:rPr>
+          <w:b/>
+        </w:rPr>
+        <w:t xml:space="preserve"> </w:t>
+      </w:r>
+      <w:r>
+        <w:rPr>
+          <w:b/>
+          <w:color w:val="1F4E79"/>
+          <w:shd w:val="clear" w:color="auto" w:fill="E3EDF7"/>
+        </w:rPr>
+        <w:t>Criteri di sicurezza locali</w:t>
+      </w:r>
+      <w:r>
+        <w:rPr>
+          <w:b/>
+        </w:rPr>
+        <w:t xml:space="preserve"> </w:t>
+      </w:r>
+      <w:r>
+        <w:rPr>
+          <w:b/>
+          <w:color w:val="1F4E79"/>
+        </w:rPr>
+        <w:t>→</w:t>
+      </w:r>
+      <w:r>
+        <w:rPr>
+          <w:b/>
+        </w:rPr>
+        <w:t xml:space="preserve"> </w:t>
+      </w:r>
+      <w:r>
+        <w:rPr>
+          <w:b/>
+          <w:color w:val="1F4E79"/>
+          <w:shd w:val="clear" w:color="auto" w:fill="E3EDF7"/>
+        </w:rPr>
+        <w:t>Criteri account</w:t>
+      </w:r>
+      <w:r>
+        <w:rPr/>
         <w:t xml:space="preserve"> e impostare:</w:t>
       </w:r>
     </w:p>
-    <w:p/>
     <w:tbl>
       <w:tblPr>
         <w:tblW w:w="0" w:type="auto"/>
@@ -1539,6 +2516,7 @@
     <w:p>
       <w:pPr>
         <w:keepNext/>
+        <w:spacing w:before="240"/>
         <w:jc w:val="center"/>
       </w:pPr>
       <w:r>
@@ -1547,7 +2525,7 @@
         </w:rPr>
         <w:drawing>
           <wp:inline distT="0" distB="0" distL="0" distR="0" wp14:anchorId="1E5CA111" wp14:editId="4200542B">
-            <wp:extent cx="6120130" cy="3244215"/>
+            <wp:extent cx="5040000" cy="2671649"/>
             <wp:effectExtent l="0" t="0" r="0" b="0"/>
             <wp:docPr id="1058110143" name="Immagine 1"/>
             <wp:cNvGraphicFramePr>
@@ -1569,7 +2547,7 @@
                   <pic:spPr>
                     <a:xfrm>
                       <a:off x="0" y="0"/>
-                      <a:ext cx="6120130" cy="3244215"/>
+                      <a:ext cx="5040000" cy="2671649"/>
                     </a:xfrm>
                     <a:prstGeom prst="rect">
                       <a:avLst/>
@@ -1625,21 +2603,81 @@
       <w:pPr>
         <w:pStyle w:val="Titolo2"/>
       </w:pPr>
+      <w:bookmarkStart w:id="9006" w:name="_Toc007"/>
       <w:r>
         <w:t>4.3 Utente amministratore di SIMATIC Logon</w:t>
       </w:r>
-    </w:p>
-    <w:p>
-      <w:r>
+      <w:bookmarkEnd w:id="9006"/>
+    </w:p>
+    <w:p>
+      <w:r>
+        <w:rPr/>
         <w:t xml:space="preserve">Serve un utente che possa aprire la configurazione di SIMATIC Logon. Aprire </w:t>
       </w:r>
       <w:r>
         <w:rPr>
           <w:b/>
-        </w:rPr>
-        <w:t>tasto destro su Computer → Gestione → Utenti e gruppi locali</w:t>
-      </w:r>
-      <w:r>
+          <w:color w:val="1F4E79"/>
+          <w:shd w:val="clear" w:color="auto" w:fill="E3EDF7"/>
+        </w:rPr>
+        <w:t>tasto destro su Computer</w:t>
+      </w:r>
+      <w:r>
+        <w:rPr>
+          <w:b/>
+        </w:rPr>
+        <w:t xml:space="preserve"> </w:t>
+      </w:r>
+      <w:r>
+        <w:rPr>
+          <w:b/>
+          <w:color w:val="1F4E79"/>
+        </w:rPr>
+        <w:t>→</w:t>
+      </w:r>
+      <w:r>
+        <w:rPr>
+          <w:b/>
+        </w:rPr>
+        <w:t xml:space="preserve"> </w:t>
+      </w:r>
+      <w:r>
+        <w:rPr>
+          <w:b/>
+          <w:color w:val="1F4E79"/>
+          <w:shd w:val="clear" w:color="auto" w:fill="E3EDF7"/>
+        </w:rPr>
+        <w:t>Gestione</w:t>
+      </w:r>
+      <w:r>
+        <w:rPr>
+          <w:b/>
+        </w:rPr>
+        <w:t xml:space="preserve"> </w:t>
+      </w:r>
+      <w:r>
+        <w:rPr>
+          <w:b/>
+          <w:color w:val="1F4E79"/>
+        </w:rPr>
+        <w:t>→</w:t>
+      </w:r>
+      <w:r>
+        <w:rPr>
+          <w:b/>
+        </w:rPr>
+        <w:t xml:space="preserve"> </w:t>
+      </w:r>
+      <w:r>
+        <w:rPr>
+          <w:b/>
+          <w:color w:val="1F4E79"/>
+          <w:shd w:val="clear" w:color="auto" w:fill="E3EDF7"/>
+        </w:rPr>
+        <w:t>Utenti e gruppi locali</w:t>
+      </w:r>
+      <w:r>
+        <w:rPr/>
         <w:t>.</w:t>
       </w:r>
     </w:p>
@@ -1719,6 +2757,7 @@
     <w:p>
       <w:pPr>
         <w:pStyle w:val="Paragrafoelenco"/>
+        <w:keepNext/>
         <w:numPr>
           <w:ilvl w:val="0"/>
           <w:numId w:val="10"/>
@@ -1769,171 +2808,190 @@
         <w:t xml:space="preserve"> (Siemens), più il gruppo HMI che deve avere (es. Operator).</w:t>
       </w:r>
     </w:p>
-    <w:p>
-      <w:pPr>
-        <w:pStyle w:val="Paragrafoelenco"/>
-        <w:ind w:left="540"/>
-      </w:pPr>
-    </w:p>
-    <w:p>
-      <w:pPr>
-        <w:keepNext/>
+    <w:tbl>
+      <w:tblPr>
+        <w:tblW w:type="auto" w:w="0"/>
+        <w:tblLook w:firstColumn="1" w:firstRow="1" w:lastColumn="0" w:lastRow="0" w:noHBand="0" w:noVBand="1" w:val="04A0"/>
         <w:jc w:val="center"/>
-      </w:pPr>
-      <w:r>
-        <w:rPr>
-          <w:noProof/>
-        </w:rPr>
-        <w:drawing>
-          <wp:inline distT="0" distB="0" distL="0" distR="0" wp14:anchorId="5B5DE5B7" wp14:editId="3C427718">
-            <wp:extent cx="3060000" cy="3442500"/>
-            <wp:effectExtent l="0" t="0" r="0" b="0"/>
-            <wp:docPr id="3" name="Picture 3"/>
-            <wp:cNvGraphicFramePr>
-              <a:graphicFrameLocks xmlns:a="http://schemas.openxmlformats.org/drawingml/2006/main" noChangeAspect="1"/>
-            </wp:cNvGraphicFramePr>
-            <a:graphic xmlns:a="http://schemas.openxmlformats.org/drawingml/2006/main">
-              <a:graphicData uri="http://schemas.openxmlformats.org/drawingml/2006/picture">
-                <pic:pic xmlns:pic="http://schemas.openxmlformats.org/drawingml/2006/picture">
-                  <pic:nvPicPr>
-                    <pic:cNvPr id="0" name="image.png"/>
-                    <pic:cNvPicPr/>
-                  </pic:nvPicPr>
-                  <pic:blipFill>
-                    <a:blip r:embed="rId9"/>
-                    <a:stretch>
-                      <a:fillRect/>
-                    </a:stretch>
-                  </pic:blipFill>
-                  <pic:spPr>
-                    <a:xfrm>
-                      <a:off x="0" y="0"/>
-                      <a:ext cx="3060000" cy="3442500"/>
-                    </a:xfrm>
-                    <a:prstGeom prst="rect">
-                      <a:avLst/>
-                    </a:prstGeom>
-                  </pic:spPr>
-                </pic:pic>
-              </a:graphicData>
-            </a:graphic>
-          </wp:inline>
-        </w:drawing>
-      </w:r>
-    </w:p>
-    <w:p>
-      <w:pPr>
-        <w:spacing w:after="200"/>
-        <w:jc w:val="center"/>
-        <w:rPr>
-          <w:i/>
-          <w:color w:val="595959"/>
-          <w:sz w:val="18"/>
-        </w:rPr>
-      </w:pPr>
-      <w:r>
-        <w:rPr>
-          <w:i/>
-          <w:color w:val="595959"/>
-          <w:sz w:val="18"/>
-        </w:rPr>
-        <w:t>Figura 3 – Creazione dell'utente di servizio con password senza scadenza</w:t>
-      </w:r>
-    </w:p>
-    <w:p>
-      <w:pPr>
-        <w:spacing w:after="200"/>
-        <w:jc w:val="center"/>
-      </w:pPr>
-    </w:p>
-    <w:p>
-      <w:pPr>
-        <w:keepNext/>
-        <w:jc w:val="center"/>
-      </w:pPr>
-      <w:r>
-        <w:rPr>
-          <w:noProof/>
-        </w:rPr>
-        <w:drawing>
-          <wp:inline distT="0" distB="0" distL="0" distR="0" wp14:anchorId="5CDFB6D9" wp14:editId="0D768897">
-            <wp:extent cx="3060000" cy="3679359"/>
-            <wp:effectExtent l="0" t="0" r="0" b="0"/>
-            <wp:docPr id="4" name="Picture 4"/>
-            <wp:cNvGraphicFramePr>
-              <a:graphicFrameLocks xmlns:a="http://schemas.openxmlformats.org/drawingml/2006/main" noChangeAspect="1"/>
-            </wp:cNvGraphicFramePr>
-            <a:graphic xmlns:a="http://schemas.openxmlformats.org/drawingml/2006/main">
-              <a:graphicData uri="http://schemas.openxmlformats.org/drawingml/2006/picture">
-                <pic:pic xmlns:pic="http://schemas.openxmlformats.org/drawingml/2006/picture">
-                  <pic:nvPicPr>
-                    <pic:cNvPr id="0" name="image.png"/>
-                    <pic:cNvPicPr/>
-                  </pic:nvPicPr>
-                  <pic:blipFill>
-                    <a:blip r:embed="rId10"/>
-                    <a:stretch>
-                      <a:fillRect/>
-                    </a:stretch>
-                  </pic:blipFill>
-                  <pic:spPr>
-                    <a:xfrm>
-                      <a:off x="0" y="0"/>
-                      <a:ext cx="3060000" cy="3679359"/>
-                    </a:xfrm>
-                    <a:prstGeom prst="rect">
-                      <a:avLst/>
-                    </a:prstGeom>
-                  </pic:spPr>
-                </pic:pic>
-              </a:graphicData>
-            </a:graphic>
-          </wp:inline>
-        </w:drawing>
-      </w:r>
-    </w:p>
-    <w:p>
-      <w:pPr>
-        <w:spacing w:after="200"/>
-        <w:jc w:val="center"/>
-      </w:pPr>
-      <w:r>
-        <w:rPr>
-          <w:i/>
-          <w:color w:val="595959"/>
-          <w:sz w:val="18"/>
-        </w:rPr>
-        <w:t xml:space="preserve">Figura 4 – Appartenenza ai gruppi </w:t>
-      </w:r>
-      <w:proofErr w:type="spellStart"/>
-      <w:r>
-        <w:rPr>
-          <w:i/>
-          <w:color w:val="595959"/>
-          <w:sz w:val="18"/>
-        </w:rPr>
-        <w:t>Administrators</w:t>
-      </w:r>
-      <w:proofErr w:type="spellEnd"/>
-      <w:r>
-        <w:rPr>
-          <w:i/>
-          <w:color w:val="595959"/>
-          <w:sz w:val="18"/>
-        </w:rPr>
-        <w:t xml:space="preserve"> e </w:t>
-      </w:r>
-      <w:proofErr w:type="spellStart"/>
-      <w:r>
-        <w:rPr>
-          <w:i/>
-          <w:color w:val="595959"/>
-          <w:sz w:val="18"/>
-        </w:rPr>
-        <w:t>Logon_Administrator</w:t>
-      </w:r>
-      <w:proofErr w:type="spellEnd"/>
-    </w:p>
+        <w:tblLayout w:type="fixed"/>
+      </w:tblPr>
+      <w:tblGrid>
+        <w:gridCol w:w="4819"/>
+        <w:gridCol w:w="4819"/>
+      </w:tblGrid>
+      <w:tr>
+        <w:trPr>
+          <w:cantSplit/>
+        </w:trPr>
+        <w:tc>
+          <w:tcPr>
+            <w:tcW w:type="dxa" w:w="4819"/>
+            <w:tcW w:w="4819" w:type="dxa"/>
+          </w:tcPr>
+          <w:p>
+            <w:pPr>
+              <w:keepNext/>
+              <w:spacing w:before="240"/>
+              <w:jc w:val="center"/>
+            </w:pPr>
+            <w:r>
+              <w:rPr>
+                <w:noProof/>
+              </w:rPr>
+              <w:drawing>
+                <wp:inline distT="0" distB="0" distL="0" distR="0" wp14:anchorId="5B5DE5B7" wp14:editId="3C427718">
+                  <wp:extent cx="2560000" cy="2880000"/>
+                  <wp:effectExtent l="0" t="0" r="0" b="0"/>
+                  <wp:docPr id="3" name="Picture 3"/>
+                  <wp:cNvGraphicFramePr>
+                    <a:graphicFrameLocks xmlns:a="http://schemas.openxmlformats.org/drawingml/2006/main" noChangeAspect="1"/>
+                  </wp:cNvGraphicFramePr>
+                  <a:graphic xmlns:a="http://schemas.openxmlformats.org/drawingml/2006/main">
+                    <a:graphicData uri="http://schemas.openxmlformats.org/drawingml/2006/picture">
+                      <pic:pic xmlns:pic="http://schemas.openxmlformats.org/drawingml/2006/picture">
+                        <pic:nvPicPr>
+                          <pic:cNvPr id="0" name="image.png"/>
+                          <pic:cNvPicPr/>
+                        </pic:nvPicPr>
+                        <pic:blipFill>
+                          <a:blip r:embed="rId9"/>
+                          <a:stretch>
+                            <a:fillRect/>
+                          </a:stretch>
+                        </pic:blipFill>
+                        <pic:spPr>
+                          <a:xfrm>
+                            <a:off x="0" y="0"/>
+                            <a:ext cx="2560000" cy="2880000"/>
+                          </a:xfrm>
+                          <a:prstGeom prst="rect">
+                            <a:avLst/>
+                          </a:prstGeom>
+                        </pic:spPr>
+                      </pic:pic>
+                    </a:graphicData>
+                  </a:graphic>
+                </wp:inline>
+              </w:drawing>
+            </w:r>
+          </w:p>
+          <w:p>
+            <w:pPr>
+              <w:spacing w:after="200"/>
+              <w:jc w:val="center"/>
+              <w:rPr>
+                <w:i/>
+                <w:color w:val="595959"/>
+                <w:sz w:val="18"/>
+              </w:rPr>
+            </w:pPr>
+            <w:r>
+              <w:rPr>
+                <w:i/>
+                <w:color w:val="595959"/>
+                <w:sz w:val="18"/>
+              </w:rPr>
+              <w:t>Figura 3 – Creazione dell'utente di servizio con password senza scadenza</w:t>
+            </w:r>
+          </w:p>
+        </w:tc>
+        <w:tc>
+          <w:tcPr>
+            <w:tcW w:type="dxa" w:w="4819"/>
+            <w:tcW w:w="4819" w:type="dxa"/>
+          </w:tcPr>
+          <w:p>
+            <w:pPr>
+              <w:keepNext/>
+              <w:spacing w:before="240"/>
+              <w:jc w:val="center"/>
+            </w:pPr>
+            <w:r>
+              <w:rPr>
+                <w:noProof/>
+              </w:rPr>
+              <w:drawing>
+                <wp:inline distT="0" distB="0" distL="0" distR="0" wp14:anchorId="5CDFB6D9" wp14:editId="0D768897">
+                  <wp:extent cx="2395199" cy="2880000"/>
+                  <wp:effectExtent l="0" t="0" r="0" b="0"/>
+                  <wp:docPr id="4" name="Picture 4"/>
+                  <wp:cNvGraphicFramePr>
+                    <a:graphicFrameLocks xmlns:a="http://schemas.openxmlformats.org/drawingml/2006/main" noChangeAspect="1"/>
+                  </wp:cNvGraphicFramePr>
+                  <a:graphic xmlns:a="http://schemas.openxmlformats.org/drawingml/2006/main">
+                    <a:graphicData uri="http://schemas.openxmlformats.org/drawingml/2006/picture">
+                      <pic:pic xmlns:pic="http://schemas.openxmlformats.org/drawingml/2006/picture">
+                        <pic:nvPicPr>
+                          <pic:cNvPr id="0" name="image.png"/>
+                          <pic:cNvPicPr/>
+                        </pic:nvPicPr>
+                        <pic:blipFill>
+                          <a:blip r:embed="rId10"/>
+                          <a:stretch>
+                            <a:fillRect/>
+                          </a:stretch>
+                        </pic:blipFill>
+                        <pic:spPr>
+                          <a:xfrm>
+                            <a:off x="0" y="0"/>
+                            <a:ext cx="2395199" cy="2880000"/>
+                          </a:xfrm>
+                          <a:prstGeom prst="rect">
+                            <a:avLst/>
+                          </a:prstGeom>
+                        </pic:spPr>
+                      </pic:pic>
+                    </a:graphicData>
+                  </a:graphic>
+                </wp:inline>
+              </w:drawing>
+            </w:r>
+          </w:p>
+          <w:p>
+            <w:pPr>
+              <w:spacing w:after="200"/>
+              <w:jc w:val="center"/>
+            </w:pPr>
+            <w:r>
+              <w:rPr>
+                <w:i/>
+                <w:color w:val="595959"/>
+                <w:sz w:val="18"/>
+              </w:rPr>
+              <w:t xml:space="preserve">Figura 4 – Appartenenza ai gruppi </w:t>
+            </w:r>
+            <w:proofErr w:type="spellStart"/>
+            <w:r>
+              <w:rPr>
+                <w:i/>
+                <w:color w:val="595959"/>
+                <w:sz w:val="18"/>
+              </w:rPr>
+              <w:t>Administrators</w:t>
+            </w:r>
+            <w:proofErr w:type="spellEnd"/>
+            <w:r>
+              <w:rPr>
+                <w:i/>
+                <w:color w:val="595959"/>
+                <w:sz w:val="18"/>
+              </w:rPr>
+              <w:t xml:space="preserve"> e </w:t>
+            </w:r>
+            <w:proofErr w:type="spellStart"/>
+            <w:r>
+              <w:rPr>
+                <w:i/>
+                <w:color w:val="595959"/>
+                <w:sz w:val="18"/>
+              </w:rPr>
+              <w:t>Logon_Administrator</w:t>
+            </w:r>
+            <w:proofErr w:type="spellEnd"/>
+          </w:p>
+        </w:tc>
+      </w:tr>
+    </w:tbl>
     <w:p>
       <w:pPr>
         <w:pBdr>
@@ -1974,10 +3032,12 @@
       <w:pPr>
         <w:pStyle w:val="Titolo2"/>
       </w:pPr>
+      <w:bookmarkStart w:id="9007" w:name="_Toc008"/>
       <w:r>
         <w:lastRenderedPageBreak/>
         <w:t>4.4 Configurazione di SIMATIC Logon</w:t>
       </w:r>
+      <w:bookmarkEnd w:id="9007"/>
     </w:p>
     <w:p>
       <w:pPr>
@@ -1988,15 +3048,127 @@
         </w:numPr>
       </w:pPr>
       <w:r>
+        <w:rPr/>
         <w:t xml:space="preserve">Aprire </w:t>
       </w:r>
       <w:r>
         <w:rPr>
           <w:b/>
-        </w:rPr>
-        <w:t>Start → Siemens Automation → SIMATIC → SIMATIC Logon → Configura SIMATIC Logon</w:t>
-      </w:r>
-      <w:r>
+          <w:color w:val="1F4E79"/>
+          <w:shd w:val="clear" w:color="auto" w:fill="E3EDF7"/>
+        </w:rPr>
+        <w:t>Start</w:t>
+      </w:r>
+      <w:r>
+        <w:rPr>
+          <w:b/>
+        </w:rPr>
+        <w:t xml:space="preserve"> </w:t>
+      </w:r>
+      <w:r>
+        <w:rPr>
+          <w:b/>
+          <w:color w:val="1F4E79"/>
+        </w:rPr>
+        <w:t>→</w:t>
+      </w:r>
+      <w:r>
+        <w:rPr>
+          <w:b/>
+        </w:rPr>
+        <w:t xml:space="preserve"> </w:t>
+      </w:r>
+      <w:r>
+        <w:rPr>
+          <w:b/>
+          <w:color w:val="1F4E79"/>
+          <w:shd w:val="clear" w:color="auto" w:fill="E3EDF7"/>
+        </w:rPr>
+        <w:t>Siemens Automation</w:t>
+      </w:r>
+      <w:r>
+        <w:rPr>
+          <w:b/>
+        </w:rPr>
+        <w:t xml:space="preserve"> </w:t>
+      </w:r>
+      <w:r>
+        <w:rPr>
+          <w:b/>
+          <w:color w:val="1F4E79"/>
+        </w:rPr>
+        <w:t>→</w:t>
+      </w:r>
+      <w:r>
+        <w:rPr>
+          <w:b/>
+        </w:rPr>
+        <w:t xml:space="preserve"> </w:t>
+      </w:r>
+      <w:r>
+        <w:rPr>
+          <w:b/>
+          <w:color w:val="1F4E79"/>
+          <w:shd w:val="clear" w:color="auto" w:fill="E3EDF7"/>
+        </w:rPr>
+        <w:t>SIMATIC</w:t>
+      </w:r>
+      <w:r>
+        <w:rPr>
+          <w:b/>
+        </w:rPr>
+        <w:t xml:space="preserve"> </w:t>
+      </w:r>
+      <w:r>
+        <w:rPr>
+          <w:b/>
+          <w:color w:val="1F4E79"/>
+        </w:rPr>
+        <w:t>→</w:t>
+      </w:r>
+      <w:r>
+        <w:rPr>
+          <w:b/>
+        </w:rPr>
+        <w:t xml:space="preserve"> </w:t>
+      </w:r>
+      <w:r>
+        <w:rPr>
+          <w:b/>
+          <w:color w:val="1F4E79"/>
+          <w:shd w:val="clear" w:color="auto" w:fill="E3EDF7"/>
+        </w:rPr>
+        <w:t>SIMATIC Logon</w:t>
+      </w:r>
+      <w:r>
+        <w:rPr>
+          <w:b/>
+        </w:rPr>
+        <w:t xml:space="preserve"> </w:t>
+      </w:r>
+      <w:r>
+        <w:rPr>
+          <w:b/>
+          <w:color w:val="1F4E79"/>
+        </w:rPr>
+        <w:t>→</w:t>
+      </w:r>
+      <w:r>
+        <w:rPr>
+          <w:b/>
+        </w:rPr>
+        <w:t xml:space="preserve"> </w:t>
+      </w:r>
+      <w:r>
+        <w:rPr>
+          <w:b/>
+          <w:color w:val="1F4E79"/>
+          <w:shd w:val="clear" w:color="auto" w:fill="E3EDF7"/>
+        </w:rPr>
+        <w:t>Configura SIMATIC Logon</w:t>
+      </w:r>
+      <w:r>
+        <w:rPr/>
         <w:t>.</w:t>
       </w:r>
     </w:p>
@@ -2054,6 +3226,7 @@
     <w:p>
       <w:pPr>
         <w:pStyle w:val="Paragrafoelenco"/>
+        <w:keepNext/>
         <w:numPr>
           <w:ilvl w:val="0"/>
           <w:numId w:val="11"/>
@@ -2074,13 +3247,8 @@
     </w:p>
     <w:p>
       <w:pPr>
-        <w:pStyle w:val="Paragrafoelenco"/>
-        <w:ind w:left="540"/>
-      </w:pPr>
-    </w:p>
-    <w:p>
-      <w:pPr>
         <w:keepNext/>
+        <w:spacing w:before="240"/>
         <w:jc w:val="center"/>
       </w:pPr>
       <w:r>
@@ -2089,7 +3257,7 @@
         </w:rPr>
         <w:drawing>
           <wp:inline distT="0" distB="0" distL="0" distR="0" wp14:anchorId="1762AF99" wp14:editId="3FF73089">
-            <wp:extent cx="5580000" cy="3132632"/>
+            <wp:extent cx="5040000" cy="2829474"/>
             <wp:effectExtent l="0" t="0" r="0" b="0"/>
             <wp:docPr id="5" name="Picture 5"/>
             <wp:cNvGraphicFramePr>
@@ -2111,7 +3279,7 @@
                   <pic:spPr>
                     <a:xfrm>
                       <a:off x="0" y="0"/>
-                      <a:ext cx="5580000" cy="3132632"/>
+                      <a:ext cx="5040000" cy="2829474"/>
                     </a:xfrm>
                     <a:prstGeom prst="rect">
                       <a:avLst/>
@@ -2379,6 +3547,7 @@
     <w:p>
       <w:pPr>
         <w:keepNext/>
+        <w:spacing w:before="240"/>
         <w:jc w:val="center"/>
       </w:pPr>
       <w:r>
@@ -2440,10 +3609,12 @@
       <w:pPr>
         <w:pStyle w:val="Titolo2"/>
       </w:pPr>
+      <w:bookmarkStart w:id="9008" w:name="_Toc009"/>
       <w:r>
         <w:lastRenderedPageBreak/>
         <w:t>4.5 Creazione dei gruppi</w:t>
       </w:r>
+      <w:bookmarkEnd w:id="9008"/>
     </w:p>
     <w:p>
       <w:r>
@@ -2487,36 +3658,126 @@
         </w:numPr>
       </w:pPr>
       <w:r>
+        <w:rPr/>
         <w:t xml:space="preserve">Sul server aprire </w:t>
       </w:r>
       <w:r>
         <w:rPr>
           <w:b/>
-        </w:rPr>
-        <w:t>Gestione computer → Utenti e gruppi locali → Gruppi</w:t>
-      </w:r>
-      <w:r>
+          <w:color w:val="1F4E79"/>
+          <w:shd w:val="clear" w:color="auto" w:fill="E3EDF7"/>
+        </w:rPr>
+        <w:t>Gestione computer</w:t>
+      </w:r>
+      <w:r>
+        <w:rPr>
+          <w:b/>
+        </w:rPr>
+        <w:t xml:space="preserve"> </w:t>
+      </w:r>
+      <w:r>
+        <w:rPr>
+          <w:b/>
+          <w:color w:val="1F4E79"/>
+        </w:rPr>
+        <w:t>→</w:t>
+      </w:r>
+      <w:r>
+        <w:rPr>
+          <w:b/>
+        </w:rPr>
+        <w:t xml:space="preserve"> </w:t>
+      </w:r>
+      <w:r>
+        <w:rPr>
+          <w:b/>
+          <w:color w:val="1F4E79"/>
+          <w:shd w:val="clear" w:color="auto" w:fill="E3EDF7"/>
+        </w:rPr>
+        <w:t>Utenti e gruppi locali</w:t>
+      </w:r>
+      <w:r>
+        <w:rPr>
+          <w:b/>
+        </w:rPr>
+        <w:t xml:space="preserve"> </w:t>
+      </w:r>
+      <w:r>
+        <w:rPr>
+          <w:b/>
+          <w:color w:val="1F4E79"/>
+        </w:rPr>
+        <w:t>→</w:t>
+      </w:r>
+      <w:r>
+        <w:rPr>
+          <w:b/>
+        </w:rPr>
+        <w:t xml:space="preserve"> </w:t>
+      </w:r>
+      <w:r>
+        <w:rPr>
+          <w:b/>
+          <w:color w:val="1F4E79"/>
+          <w:shd w:val="clear" w:color="auto" w:fill="E3EDF7"/>
+        </w:rPr>
+        <w:t>Gruppi</w:t>
+      </w:r>
+      <w:r>
+        <w:rPr/>
         <w:t>.</w:t>
       </w:r>
     </w:p>
     <w:p>
       <w:pPr>
         <w:pStyle w:val="Paragrafoelenco"/>
+        <w:keepNext/>
         <w:numPr>
           <w:ilvl w:val="0"/>
           <w:numId w:val="12"/>
         </w:numPr>
       </w:pPr>
       <w:r>
+        <w:rPr/>
         <w:t xml:space="preserve">Con </w:t>
       </w:r>
       <w:r>
         <w:rPr>
           <w:b/>
-        </w:rPr>
-        <w:t>tasto destro → Nuovo gruppo</w:t>
-      </w:r>
-      <w:r>
+          <w:color w:val="1F4E79"/>
+          <w:shd w:val="clear" w:color="auto" w:fill="E3EDF7"/>
+        </w:rPr>
+        <w:t>tasto destro</w:t>
+      </w:r>
+      <w:r>
+        <w:rPr>
+          <w:b/>
+        </w:rPr>
+        <w:t xml:space="preserve"> </w:t>
+      </w:r>
+      <w:r>
+        <w:rPr>
+          <w:b/>
+          <w:color w:val="1F4E79"/>
+        </w:rPr>
+        <w:t>→</w:t>
+      </w:r>
+      <w:r>
+        <w:rPr>
+          <w:b/>
+        </w:rPr>
+        <w:t xml:space="preserve"> </w:t>
+      </w:r>
+      <w:r>
+        <w:rPr>
+          <w:b/>
+          <w:color w:val="1F4E79"/>
+          <w:shd w:val="clear" w:color="auto" w:fill="E3EDF7"/>
+        </w:rPr>
+        <w:t>Nuovo gruppo</w:t>
+      </w:r>
+      <w:r>
+        <w:rPr/>
         <w:t xml:space="preserve"> creare un gruppo per ciascun gruppo del progetto, con </w:t>
       </w:r>
       <w:r>
@@ -2526,21 +3787,14 @@
         <w:t>nome identico</w:t>
       </w:r>
       <w:r>
-        <w:t xml:space="preserve"> (maiuscole/minuscole comprese)</w:t>
-      </w:r>
-      <w:r>
-        <w:t>.</w:t>
-      </w:r>
-    </w:p>
-    <w:p>
-      <w:pPr>
-        <w:pStyle w:val="Paragrafoelenco"/>
-        <w:ind w:left="540"/>
-      </w:pPr>
+        <w:rPr/>
+        <w:t xml:space="preserve"> (maiuscole/minuscole comprese).</w:t>
+      </w:r>
     </w:p>
     <w:p>
       <w:pPr>
         <w:keepNext/>
+        <w:spacing w:before="240"/>
         <w:jc w:val="center"/>
       </w:pPr>
       <w:r>
@@ -2636,9 +3890,11 @@
       <w:pPr>
         <w:pStyle w:val="Titolo2"/>
       </w:pPr>
+      <w:bookmarkStart w:id="9009" w:name="_Toc010"/>
       <w:r>
         <w:t>4.6 Creazione degli utenti</w:t>
       </w:r>
+      <w:bookmarkEnd w:id="9009"/>
     </w:p>
     <w:p>
       <w:pPr>
@@ -2725,7 +3981,6 @@
         <w:t>Utenti di prova consigliati, uno per livello:</w:t>
       </w:r>
     </w:p>
-    <w:p/>
     <w:tbl>
       <w:tblPr>
         <w:tblW w:w="0" w:type="auto"/>
@@ -3127,6 +4382,7 @@
     <w:p>
       <w:pPr>
         <w:keepNext/>
+        <w:spacing w:before="240"/>
         <w:jc w:val="center"/>
       </w:pPr>
       <w:r>
@@ -3136,7 +4392,7 @@
         <w:lastRenderedPageBreak/>
         <w:drawing>
           <wp:inline distT="0" distB="0" distL="0" distR="0" wp14:anchorId="05E0C22A" wp14:editId="1A857058">
-            <wp:extent cx="5580000" cy="3137223"/>
+            <wp:extent cx="5040000" cy="2833620"/>
             <wp:effectExtent l="0" t="0" r="0" b="0"/>
             <wp:docPr id="8" name="Picture 8"/>
             <wp:cNvGraphicFramePr>
@@ -3158,7 +4414,7 @@
                   <pic:spPr>
                     <a:xfrm>
                       <a:off x="0" y="0"/>
-                      <a:ext cx="5580000" cy="3137223"/>
+                      <a:ext cx="5040000" cy="2833620"/>
                     </a:xfrm>
                     <a:prstGeom prst="rect">
                       <a:avLst/>
@@ -3189,9 +4445,11 @@
       <w:pPr>
         <w:pStyle w:val="Titolo2"/>
       </w:pPr>
+      <w:bookmarkStart w:id="9010" w:name="_Toc011"/>
       <w:r>
         <w:t>4.7 Trasferimento delle licenze</w:t>
       </w:r>
+      <w:bookmarkEnd w:id="9010"/>
     </w:p>
     <w:p>
       <w:pPr>
@@ -3252,15 +4510,46 @@
         </w:numPr>
       </w:pPr>
       <w:r>
+        <w:rPr/>
         <w:t xml:space="preserve">Selezionare la licenza, </w:t>
       </w:r>
       <w:r>
         <w:rPr>
           <w:b/>
-        </w:rPr>
-        <w:t>tasto destro → Trasferisci</w:t>
-      </w:r>
-      <w:r>
+          <w:color w:val="1F4E79"/>
+          <w:shd w:val="clear" w:color="auto" w:fill="E3EDF7"/>
+        </w:rPr>
+        <w:t>tasto destro</w:t>
+      </w:r>
+      <w:r>
+        <w:rPr>
+          <w:b/>
+        </w:rPr>
+        <w:t xml:space="preserve"> </w:t>
+      </w:r>
+      <w:r>
+        <w:rPr>
+          <w:b/>
+          <w:color w:val="1F4E79"/>
+        </w:rPr>
+        <w:t>→</w:t>
+      </w:r>
+      <w:r>
+        <w:rPr>
+          <w:b/>
+        </w:rPr>
+        <w:t xml:space="preserve"> </w:t>
+      </w:r>
+      <w:r>
+        <w:rPr>
+          <w:b/>
+          <w:color w:val="1F4E79"/>
+          <w:shd w:val="clear" w:color="auto" w:fill="E3EDF7"/>
+        </w:rPr>
+        <w:t>Trasferisci</w:t>
+      </w:r>
+      <w:r>
+        <w:rPr/>
         <w:t xml:space="preserve"> e scegliere il </w:t>
       </w:r>
       <w:r>
@@ -3270,6 +4559,7 @@
         <w:t>Disco locale (C:)</w:t>
       </w:r>
       <w:r>
+        <w:rPr/>
         <w:t xml:space="preserve"> del server.</w:t>
       </w:r>
     </w:p>
@@ -3297,6 +4587,7 @@
     <w:p>
       <w:pPr>
         <w:pStyle w:val="Paragrafoelenco"/>
+        <w:keepNext/>
         <w:numPr>
           <w:ilvl w:val="0"/>
           <w:numId w:val="14"/>
@@ -3317,13 +4608,8 @@
     </w:p>
     <w:p>
       <w:pPr>
-        <w:pStyle w:val="Paragrafoelenco"/>
-        <w:ind w:left="540"/>
-      </w:pPr>
-    </w:p>
-    <w:p>
-      <w:pPr>
         <w:keepNext/>
+        <w:spacing w:before="240"/>
         <w:jc w:val="center"/>
       </w:pPr>
       <w:r>
@@ -3332,7 +4618,7 @@
         </w:rPr>
         <w:drawing>
           <wp:inline distT="0" distB="0" distL="0" distR="0" wp14:anchorId="0C33A475" wp14:editId="3438D0BB">
-            <wp:extent cx="5580000" cy="3128711"/>
+            <wp:extent cx="5040000" cy="2825932"/>
             <wp:effectExtent l="0" t="0" r="0" b="0"/>
             <wp:docPr id="9" name="Picture 9"/>
             <wp:cNvGraphicFramePr>
@@ -3354,7 +4640,7 @@
                   <pic:spPr>
                     <a:xfrm>
                       <a:off x="0" y="0"/>
-                      <a:ext cx="5580000" cy="3128711"/>
+                      <a:ext cx="5040000" cy="2825932"/>
                     </a:xfrm>
                     <a:prstGeom prst="rect">
                       <a:avLst/>
@@ -3369,6 +4655,7 @@
     </w:p>
     <w:p>
       <w:pPr>
+        <w:keepNext/>
         <w:spacing w:after="200"/>
         <w:jc w:val="center"/>
       </w:pPr>
@@ -3384,6 +4671,7 @@
     <w:p>
       <w:pPr>
         <w:keepNext/>
+        <w:spacing w:before="240"/>
         <w:jc w:val="center"/>
       </w:pPr>
       <w:r>
@@ -3393,7 +4681,7 @@
         <w:lastRenderedPageBreak/>
         <w:drawing>
           <wp:inline distT="0" distB="0" distL="0" distR="0" wp14:anchorId="02AC6091" wp14:editId="2A014ADB">
-            <wp:extent cx="5580000" cy="3137223"/>
+            <wp:extent cx="5040000" cy="2833620"/>
             <wp:effectExtent l="0" t="0" r="0" b="0"/>
             <wp:docPr id="10" name="Picture 10"/>
             <wp:cNvGraphicFramePr>
@@ -3415,7 +4703,7 @@
                   <pic:spPr>
                     <a:xfrm>
                       <a:off x="0" y="0"/>
-                      <a:ext cx="5580000" cy="3137223"/>
+                      <a:ext cx="5040000" cy="2833620"/>
                     </a:xfrm>
                     <a:prstGeom prst="rect">
                       <a:avLst/>
@@ -3446,9 +4734,11 @@
       <w:pPr>
         <w:pStyle w:val="Titolo2"/>
       </w:pPr>
+      <w:bookmarkStart w:id="9011" w:name="_Toc012"/>
       <w:r>
         <w:t>4.8 Server di prova su macchina virtuale</w:t>
       </w:r>
+      <w:bookmarkEnd w:id="9011"/>
     </w:p>
     <w:p>
       <w:r>
@@ -3583,6 +4873,7 @@
     <w:p>
       <w:pPr>
         <w:pStyle w:val="Paragrafoelenco"/>
+        <w:keepNext/>
         <w:numPr>
           <w:ilvl w:val="0"/>
           <w:numId w:val="15"/>
@@ -3611,13 +4902,8 @@
     </w:p>
     <w:p>
       <w:pPr>
-        <w:pStyle w:val="Paragrafoelenco"/>
-        <w:ind w:left="540"/>
-      </w:pPr>
-    </w:p>
-    <w:p>
-      <w:pPr>
         <w:keepNext/>
+        <w:spacing w:before="240"/>
         <w:jc w:val="center"/>
       </w:pPr>
       <w:r>
@@ -3626,7 +4912,7 @@
         </w:rPr>
         <w:drawing>
           <wp:inline distT="0" distB="0" distL="0" distR="0" wp14:anchorId="0EA18589" wp14:editId="658C984F">
-            <wp:extent cx="5580000" cy="2369136"/>
+            <wp:extent cx="5040000" cy="2139864"/>
             <wp:effectExtent l="0" t="0" r="0" b="0"/>
             <wp:docPr id="11" name="Picture 11"/>
             <wp:cNvGraphicFramePr>
@@ -3648,7 +4934,7 @@
                   <pic:spPr>
                     <a:xfrm>
                       <a:off x="0" y="0"/>
-                      <a:ext cx="5580000" cy="2369136"/>
+                      <a:ext cx="5040000" cy="2139864"/>
                     </a:xfrm>
                     <a:prstGeom prst="rect">
                       <a:avLst/>
@@ -3663,6 +4949,7 @@
     </w:p>
     <w:p>
       <w:pPr>
+        <w:keepNext/>
         <w:spacing w:after="200"/>
         <w:jc w:val="center"/>
       </w:pPr>
@@ -3696,6 +4983,7 @@
     <w:p>
       <w:pPr>
         <w:keepNext/>
+        <w:spacing w:before="240"/>
         <w:jc w:val="center"/>
       </w:pPr>
       <w:r>
@@ -3758,42 +5046,95 @@
       <w:pPr>
         <w:pStyle w:val="Titolo2"/>
       </w:pPr>
+      <w:bookmarkStart w:id="9012" w:name="_Toc013"/>
       <w:r>
         <w:t>4.9 Monitoraggio degli accessi</w:t>
       </w:r>
-    </w:p>
-    <w:p>
-      <w:r>
+      <w:bookmarkEnd w:id="9012"/>
+    </w:p>
+    <w:p>
+      <w:pPr>
+        <w:keepNext/>
+      </w:pPr>
+      <w:proofErr w:type="spellStart"/>
+      <w:proofErr w:type="spellEnd"/>
+      <w:r>
+        <w:rPr/>
         <w:t xml:space="preserve">Con </w:t>
       </w:r>
       <w:r>
         <w:rPr>
           <w:b/>
         </w:rPr>
-        <w:t xml:space="preserve">SIMATIC Logon </w:t>
-      </w:r>
-      <w:proofErr w:type="spellStart"/>
-      <w:r>
-        <w:rPr>
-          <w:b/>
-        </w:rPr>
-        <w:t>Eventlog</w:t>
-      </w:r>
-      <w:proofErr w:type="spellEnd"/>
-      <w:r>
-        <w:rPr>
-          <w:b/>
-        </w:rPr>
-        <w:t xml:space="preserve"> Viewer</w:t>
-      </w:r>
-      <w:r>
-        <w:t xml:space="preserve"> (Start → SIMATIC → SIMATIC Logon) si possono consultare login, logout e tentativi falliti degli utenti: utile in collaudo per dimostrare il funzionamento.</w:t>
-      </w:r>
-    </w:p>
-    <w:p/>
+        <w:t>SIMATIC Logon Eventlog Viewer</w:t>
+      </w:r>
+      <w:r>
+        <w:rPr/>
+        <w:t xml:space="preserve"> (</w:t>
+      </w:r>
+      <w:r>
+        <w:rPr>
+          <w:b/>
+          <w:color w:val="1F4E79"/>
+          <w:shd w:val="clear" w:color="auto" w:fill="E3EDF7"/>
+        </w:rPr>
+        <w:t>Start</w:t>
+      </w:r>
+      <w:r>
+        <w:rPr/>
+        <w:t xml:space="preserve"> </w:t>
+      </w:r>
+      <w:r>
+        <w:rPr>
+          <w:b/>
+          <w:color w:val="1F4E79"/>
+        </w:rPr>
+        <w:t>→</w:t>
+      </w:r>
+      <w:r>
+        <w:rPr/>
+        <w:t xml:space="preserve"> </w:t>
+      </w:r>
+      <w:r>
+        <w:rPr>
+          <w:b/>
+          <w:color w:val="1F4E79"/>
+          <w:shd w:val="clear" w:color="auto" w:fill="E3EDF7"/>
+        </w:rPr>
+        <w:t>SIMATIC</w:t>
+      </w:r>
+      <w:r>
+        <w:rPr/>
+        <w:t xml:space="preserve"> </w:t>
+      </w:r>
+      <w:r>
+        <w:rPr>
+          <w:b/>
+          <w:color w:val="1F4E79"/>
+        </w:rPr>
+        <w:t>→</w:t>
+      </w:r>
+      <w:r>
+        <w:rPr/>
+        <w:t xml:space="preserve"> </w:t>
+      </w:r>
+      <w:r>
+        <w:rPr>
+          <w:b/>
+          <w:color w:val="1F4E79"/>
+          <w:shd w:val="clear" w:color="auto" w:fill="E3EDF7"/>
+        </w:rPr>
+        <w:t>SIMATIC Logon</w:t>
+      </w:r>
+      <w:r>
+        <w:rPr/>
+        <w:t>) si possono consultare login, logout e tentativi falliti degli utenti: utile in collaudo per dimostrare il funzionamento.</w:t>
+      </w:r>
+    </w:p>
     <w:p>
       <w:pPr>
         <w:keepNext/>
+        <w:spacing w:before="240"/>
         <w:jc w:val="center"/>
       </w:pPr>
       <w:r>
@@ -3802,7 +5143,7 @@
         </w:rPr>
         <w:drawing>
           <wp:inline distT="0" distB="0" distL="0" distR="0" wp14:anchorId="3E68A17A" wp14:editId="4F07998A">
-            <wp:extent cx="5580000" cy="3126754"/>
+            <wp:extent cx="5040000" cy="2824164"/>
             <wp:effectExtent l="0" t="0" r="0" b="0"/>
             <wp:docPr id="13" name="Picture 13"/>
             <wp:cNvGraphicFramePr>
@@ -3824,7 +5165,7 @@
                   <pic:spPr>
                     <a:xfrm>
                       <a:off x="0" y="0"/>
-                      <a:ext cx="5580000" cy="3126754"/>
+                      <a:ext cx="5040000" cy="2824164"/>
                     </a:xfrm>
                     <a:prstGeom prst="rect">
                       <a:avLst/>
@@ -3878,10 +5219,12 @@
       <w:pPr>
         <w:pStyle w:val="Titolo1"/>
       </w:pPr>
+      <w:bookmarkStart w:id="9013" w:name="_Toc014"/>
       <w:r>
         <w:lastRenderedPageBreak/>
         <w:t>5. Parte B – Lato Pannello (progetto HMI)</w:t>
       </w:r>
+      <w:bookmarkEnd w:id="9013"/>
     </w:p>
     <w:p>
       <w:r>
@@ -3910,21 +5253,81 @@
       <w:pPr>
         <w:pStyle w:val="Titolo2"/>
       </w:pPr>
+      <w:bookmarkStart w:id="9014" w:name="_Toc015"/>
       <w:r>
         <w:t>5.1 Attivazione di SIMATIC Logon</w:t>
       </w:r>
-    </w:p>
-    <w:p>
-      <w:r>
+      <w:bookmarkEnd w:id="9014"/>
+    </w:p>
+    <w:p>
+      <w:r>
+        <w:rPr/>
         <w:t xml:space="preserve">Aprire </w:t>
       </w:r>
       <w:r>
         <w:rPr>
           <w:b/>
-        </w:rPr>
-        <w:t>[Pannello] → Impostazioni Runtime → Gestione utenti</w:t>
-      </w:r>
-      <w:r>
+          <w:color w:val="1F4E79"/>
+          <w:shd w:val="clear" w:color="auto" w:fill="E3EDF7"/>
+        </w:rPr>
+        <w:t>[Pannello]</w:t>
+      </w:r>
+      <w:r>
+        <w:rPr>
+          <w:b/>
+        </w:rPr>
+        <w:t xml:space="preserve"> </w:t>
+      </w:r>
+      <w:r>
+        <w:rPr>
+          <w:b/>
+          <w:color w:val="1F4E79"/>
+        </w:rPr>
+        <w:t>→</w:t>
+      </w:r>
+      <w:r>
+        <w:rPr>
+          <w:b/>
+        </w:rPr>
+        <w:t xml:space="preserve"> </w:t>
+      </w:r>
+      <w:r>
+        <w:rPr>
+          <w:b/>
+          <w:color w:val="1F4E79"/>
+          <w:shd w:val="clear" w:color="auto" w:fill="E3EDF7"/>
+        </w:rPr>
+        <w:t>Impostazioni Runtime</w:t>
+      </w:r>
+      <w:r>
+        <w:rPr>
+          <w:b/>
+        </w:rPr>
+        <w:t xml:space="preserve"> </w:t>
+      </w:r>
+      <w:r>
+        <w:rPr>
+          <w:b/>
+          <w:color w:val="1F4E79"/>
+        </w:rPr>
+        <w:t>→</w:t>
+      </w:r>
+      <w:r>
+        <w:rPr>
+          <w:b/>
+        </w:rPr>
+        <w:t xml:space="preserve"> </w:t>
+      </w:r>
+      <w:r>
+        <w:rPr>
+          <w:b/>
+          <w:color w:val="1F4E79"/>
+          <w:shd w:val="clear" w:color="auto" w:fill="E3EDF7"/>
+        </w:rPr>
+        <w:t>Gestione utenti</w:t>
+      </w:r>
+      <w:r>
+        <w:rPr/>
         <w:t xml:space="preserve"> e compilare la sezione </w:t>
       </w:r>
       <w:r>
@@ -3934,10 +5337,10 @@
         <w:t>SIMATIC Logon</w:t>
       </w:r>
       <w:r>
+        <w:rPr/>
         <w:t>:</w:t>
       </w:r>
     </w:p>
-    <w:p/>
     <w:tbl>
       <w:tblPr>
         <w:tblW w:w="0" w:type="auto"/>
@@ -4337,6 +5740,7 @@
     <w:p>
       <w:pPr>
         <w:keepNext/>
+        <w:spacing w:before="240"/>
         <w:jc w:val="center"/>
       </w:pPr>
       <w:r>
@@ -4345,7 +5749,7 @@
         </w:rPr>
         <w:drawing>
           <wp:inline distT="0" distB="0" distL="0" distR="0" wp14:anchorId="719A2343" wp14:editId="4147C344">
-            <wp:extent cx="5580000" cy="3354065"/>
+            <wp:extent cx="4791320" cy="2880000"/>
             <wp:effectExtent l="0" t="0" r="0" b="0"/>
             <wp:docPr id="14" name="Picture 14"/>
             <wp:cNvGraphicFramePr>
@@ -4367,7 +5771,7 @@
                   <pic:spPr>
                     <a:xfrm>
                       <a:off x="0" y="0"/>
-                      <a:ext cx="5580000" cy="3354065"/>
+                      <a:ext cx="4791320" cy="2880000"/>
                     </a:xfrm>
                     <a:prstGeom prst="rect">
                       <a:avLst/>
@@ -4416,21 +5820,57 @@
       <w:pPr>
         <w:pStyle w:val="Titolo2"/>
       </w:pPr>
+      <w:bookmarkStart w:id="9015" w:name="_Toc016"/>
       <w:r>
         <w:t>5.2 Gruppi e autorizzazioni</w:t>
       </w:r>
-    </w:p>
-    <w:p>
-      <w:r>
+      <w:bookmarkEnd w:id="9015"/>
+    </w:p>
+    <w:p>
+      <w:pPr>
+        <w:keepNext/>
+      </w:pPr>
+      <w:r>
+        <w:rPr/>
         <w:t xml:space="preserve">In </w:t>
       </w:r>
       <w:r>
         <w:rPr>
           <w:b/>
-        </w:rPr>
-        <w:t>Gestione utenti → Gruppi</w:t>
-      </w:r>
-      <w:r>
+          <w:color w:val="1F4E79"/>
+          <w:shd w:val="clear" w:color="auto" w:fill="E3EDF7"/>
+        </w:rPr>
+        <w:t>Gestione utenti</w:t>
+      </w:r>
+      <w:r>
+        <w:rPr>
+          <w:b/>
+        </w:rPr>
+        <w:t xml:space="preserve"> </w:t>
+      </w:r>
+      <w:r>
+        <w:rPr>
+          <w:b/>
+          <w:color w:val="1F4E79"/>
+        </w:rPr>
+        <w:t>→</w:t>
+      </w:r>
+      <w:r>
+        <w:rPr>
+          <w:b/>
+        </w:rPr>
+        <w:t xml:space="preserve"> </w:t>
+      </w:r>
+      <w:r>
+        <w:rPr>
+          <w:b/>
+          <w:color w:val="1F4E79"/>
+          <w:shd w:val="clear" w:color="auto" w:fill="E3EDF7"/>
+        </w:rPr>
+        <w:t>Gruppi</w:t>
+      </w:r>
+      <w:r>
+        <w:rPr/>
         <w:t xml:space="preserve"> creare i gruppi richiesti; per ogni gruppo spuntare nella tabella </w:t>
       </w:r>
       <w:r>
@@ -4440,12 +5880,14 @@
         <w:t>Autorizzazioni</w:t>
       </w:r>
       <w:r>
+        <w:rPr/>
         <w:t xml:space="preserve"> i diritti che i suoi membri devono avere. Tutti gli utenti del server associati a un gruppo ricevono automaticamente quelle autorizzazioni.</w:t>
       </w:r>
     </w:p>
     <w:p>
       <w:pPr>
         <w:keepNext/>
+        <w:spacing w:before="240"/>
         <w:jc w:val="center"/>
       </w:pPr>
       <w:r>
@@ -4455,7 +5897,7 @@
         <w:lastRenderedPageBreak/>
         <w:drawing>
           <wp:inline distT="0" distB="0" distL="0" distR="0" wp14:anchorId="791AE057" wp14:editId="171D653D">
-            <wp:extent cx="5580000" cy="3062978"/>
+            <wp:extent cx="5040000" cy="2766560"/>
             <wp:effectExtent l="0" t="0" r="0" b="0"/>
             <wp:docPr id="15" name="Picture 15"/>
             <wp:cNvGraphicFramePr>
@@ -4477,7 +5919,7 @@
                   <pic:spPr>
                     <a:xfrm>
                       <a:off x="0" y="0"/>
-                      <a:ext cx="5580000" cy="3062978"/>
+                      <a:ext cx="5040000" cy="2766560"/>
                     </a:xfrm>
                     <a:prstGeom prst="rect">
                       <a:avLst/>
@@ -4526,41 +5968,102 @@
       <w:pPr>
         <w:pStyle w:val="Titolo2"/>
       </w:pPr>
+      <w:bookmarkStart w:id="9016" w:name="_Toc017"/>
       <w:r>
         <w:t>5.3 Tempo di disconnessione automatica</w:t>
       </w:r>
-    </w:p>
-    <w:p>
-      <w:pPr>
+      <w:bookmarkEnd w:id="9016"/>
+    </w:p>
+    <w:p>
+      <w:pPr>
+        <w:keepNext/>
         <w:spacing w:after="120"/>
       </w:pPr>
       <w:r>
+        <w:rPr/>
         <w:t>Il tempo di disconnessione automatica degli utenti autenticati tramite SIMATIC Logon è quello impostato nel progetto HMI sull’</w:t>
       </w:r>
       <w:r>
         <w:rPr>
           <w:b/>
-          <w:bCs/>
         </w:rPr>
         <w:t>utente locale con Numero 1</w:t>
       </w:r>
       <w:r>
+        <w:rPr/>
         <w:t xml:space="preserve"> (l’utente amministratore locale), in </w:t>
       </w:r>
       <w:r>
         <w:rPr>
           <w:b/>
-          <w:bCs/>
-        </w:rPr>
-        <w:t>Gestione utenti → Utenti → Tempo di scollegamento</w:t>
-      </w:r>
-      <w:r>
+          <w:color w:val="1F4E79"/>
+          <w:shd w:val="clear" w:color="auto" w:fill="E3EDF7"/>
+        </w:rPr>
+        <w:t>Gestione utenti</w:t>
+      </w:r>
+      <w:r>
+        <w:rPr>
+          <w:b/>
+        </w:rPr>
+        <w:t xml:space="preserve"> </w:t>
+      </w:r>
+      <w:r>
+        <w:rPr>
+          <w:b/>
+          <w:color w:val="1F4E79"/>
+        </w:rPr>
+        <w:t>→</w:t>
+      </w:r>
+      <w:r>
+        <w:rPr>
+          <w:b/>
+        </w:rPr>
+        <w:t xml:space="preserve"> </w:t>
+      </w:r>
+      <w:r>
+        <w:rPr>
+          <w:b/>
+          <w:color w:val="1F4E79"/>
+          <w:shd w:val="clear" w:color="auto" w:fill="E3EDF7"/>
+        </w:rPr>
+        <w:t>Utenti</w:t>
+      </w:r>
+      <w:r>
+        <w:rPr>
+          <w:b/>
+        </w:rPr>
+        <w:t xml:space="preserve"> </w:t>
+      </w:r>
+      <w:r>
+        <w:rPr>
+          <w:b/>
+          <w:color w:val="1F4E79"/>
+        </w:rPr>
+        <w:t>→</w:t>
+      </w:r>
+      <w:r>
+        <w:rPr>
+          <w:b/>
+        </w:rPr>
+        <w:t xml:space="preserve"> </w:t>
+      </w:r>
+      <w:r>
+        <w:rPr>
+          <w:b/>
+          <w:color w:val="1F4E79"/>
+          <w:shd w:val="clear" w:color="auto" w:fill="E3EDF7"/>
+        </w:rPr>
+        <w:t>Tempo di scollegamento</w:t>
+      </w:r>
+      <w:r>
+        <w:rPr/>
         <w:t>.</w:t>
       </w:r>
     </w:p>
     <w:p>
       <w:pPr>
         <w:keepNext/>
+        <w:spacing w:before="240"/>
         <w:jc w:val="center"/>
       </w:pPr>
       <w:r>
@@ -4656,9 +6159,11 @@
       <w:pPr>
         <w:pStyle w:val="Titolo2"/>
       </w:pPr>
+      <w:bookmarkStart w:id="9017" w:name="_Toc018"/>
       <w:r>
         <w:t>5.4 Comportamento con server collegato / scollegato</w:t>
       </w:r>
+      <w:bookmarkEnd w:id="9017"/>
     </w:p>
     <w:tbl>
       <w:tblPr>
@@ -4977,10 +6482,12 @@
       <w:pPr>
         <w:pStyle w:val="Titolo2"/>
       </w:pPr>
+      <w:bookmarkStart w:id="9018" w:name="_Toc019"/>
       <w:r>
         <w:lastRenderedPageBreak/>
         <w:t>5.5 Differenze tra pannello e Panel PC</w:t>
       </w:r>
+      <w:bookmarkEnd w:id="9018"/>
     </w:p>
     <w:tbl>
       <w:tblPr>
@@ -5582,9 +7089,11 @@
       <w:pPr>
         <w:pStyle w:val="Titolo1"/>
       </w:pPr>
+      <w:bookmarkStart w:id="9019" w:name="_Toc020"/>
       <w:r>
         <w:t>6. Verifica del funzionamento</w:t>
       </w:r>
+      <w:bookmarkEnd w:id="9019"/>
     </w:p>
     <w:p>
       <w:r>
@@ -5730,9 +7239,11 @@
       <w:pPr>
         <w:pStyle w:val="Titolo2"/>
       </w:pPr>
+      <w:bookmarkStart w:id="9020" w:name="_Toc021"/>
       <w:r>
         <w:t>6.1 Problemi frequenti</w:t>
       </w:r>
+      <w:bookmarkEnd w:id="9020"/>
     </w:p>
     <w:tbl>
       <w:tblPr>
@@ -6143,10 +7654,12 @@
       <w:pPr>
         <w:pStyle w:val="Titolo1"/>
       </w:pPr>
+      <w:bookmarkStart w:id="9021" w:name="_Toc022"/>
       <w:r>
         <w:lastRenderedPageBreak/>
         <w:t>7. Messa in servizio presso il cliente</w:t>
       </w:r>
+      <w:bookmarkEnd w:id="9021"/>
     </w:p>
     <w:p>
       <w:pPr>
